--- a/Code/backend/templates/phieu_khao_sat_template.docx
+++ b/Code/backend/templates/phieu_khao_sat_template.docx
@@ -589,7 +589,7 @@
           <w:sz w:val="24"/>
           <w:szCs w:val="24"/>
         </w:rPr>
-        <w:t>A1. Tên đơn vị chủ quản hệ thống thông tin</w:t>
+        <w:t>A1. Tên đơn vị chủ quản hệ thống thông tin (*)  {{ten_don_vi}}</w:t>
       </w:r>
       <w:r>
         <w:rPr>
@@ -599,7 +599,6 @@
           <w:sz w:val="24"/>
           <w:szCs w:val="24"/>
         </w:rPr>
-        <w:t xml:space="preserve"> (*</w:t>
       </w:r>
       <w:proofErr w:type="gramStart"/>
       <w:r>
@@ -610,7 +609,6 @@
           <w:sz w:val="24"/>
           <w:szCs w:val="24"/>
         </w:rPr>
-        <w:t>)</w:t>
       </w:r>
       <w:r>
         <w:rPr>
@@ -620,7 +618,6 @@
           <w:sz w:val="24"/>
           <w:szCs w:val="24"/>
         </w:rPr>
-        <w:t xml:space="preserve">  </w:t>
       </w:r>
       <w:proofErr w:type="spellStart"/>
       <w:r>
@@ -631,7 +628,6 @@
           <w:sz w:val="24"/>
           <w:szCs w:val="24"/>
         </w:rPr>
-        <w:t>xã</w:t>
       </w:r>
       <w:proofErr w:type="spellEnd"/>
       <w:proofErr w:type="gramEnd"/>
@@ -643,7 +639,6 @@
           <w:sz w:val="24"/>
           <w:szCs w:val="24"/>
         </w:rPr>
-        <w:t xml:space="preserve"> Lý </w:t>
       </w:r>
       <w:proofErr w:type="spellStart"/>
       <w:r>
@@ -654,7 +649,6 @@
           <w:sz w:val="24"/>
           <w:szCs w:val="24"/>
         </w:rPr>
-        <w:t>Nhân</w:t>
       </w:r>
       <w:proofErr w:type="spellEnd"/>
       <w:r>
@@ -665,7 +659,6 @@
           <w:sz w:val="24"/>
           <w:szCs w:val="24"/>
         </w:rPr>
-        <w:t xml:space="preserve">, </w:t>
       </w:r>
       <w:proofErr w:type="spellStart"/>
       <w:r>
@@ -676,7 +669,6 @@
           <w:sz w:val="24"/>
           <w:szCs w:val="24"/>
         </w:rPr>
-        <w:t>tỉnh</w:t>
       </w:r>
       <w:proofErr w:type="spellEnd"/>
       <w:r>
@@ -687,7 +679,6 @@
           <w:sz w:val="24"/>
           <w:szCs w:val="24"/>
         </w:rPr>
-        <w:t xml:space="preserve"> Ninh Bình</w:t>
       </w:r>
     </w:p>
     <w:p>
@@ -725,7 +716,7 @@
           <w:sz w:val="24"/>
           <w:szCs w:val="24"/>
         </w:rPr>
-        <w:t xml:space="preserve">A2. Tên hệ thống thông tin cần </w:t>
+        <w:t>A2. Tên hệ thống thông tin cần phân loại (*)  {{he_thong_thong_tin}}</w:t>
       </w:r>
       <w:proofErr w:type="spellStart"/>
       <w:r>
@@ -735,7 +726,6 @@
           <w:sz w:val="24"/>
           <w:szCs w:val="24"/>
         </w:rPr>
-        <w:t>phân</w:t>
       </w:r>
       <w:proofErr w:type="spellEnd"/>
       <w:r>
@@ -745,7 +735,6 @@
           <w:sz w:val="24"/>
           <w:szCs w:val="24"/>
         </w:rPr>
-        <w:t xml:space="preserve"> </w:t>
       </w:r>
       <w:proofErr w:type="spellStart"/>
       <w:r>
@@ -755,7 +744,6 @@
           <w:sz w:val="24"/>
           <w:szCs w:val="24"/>
         </w:rPr>
-        <w:t>loại</w:t>
       </w:r>
       <w:proofErr w:type="spellEnd"/>
       <w:r>
@@ -766,7 +754,6 @@
           <w:sz w:val="24"/>
           <w:szCs w:val="24"/>
         </w:rPr>
-        <w:t xml:space="preserve"> (*</w:t>
       </w:r>
       <w:proofErr w:type="gramStart"/>
       <w:r>
@@ -777,7 +764,6 @@
           <w:sz w:val="24"/>
           <w:szCs w:val="24"/>
         </w:rPr>
-        <w:t>)</w:t>
       </w:r>
       <w:r>
         <w:rPr>
@@ -787,7 +773,6 @@
           <w:sz w:val="24"/>
           <w:szCs w:val="24"/>
         </w:rPr>
-        <w:t xml:space="preserve">  </w:t>
       </w:r>
       <w:proofErr w:type="spellStart"/>
       <w:r>
@@ -798,7 +783,6 @@
           <w:sz w:val="24"/>
           <w:szCs w:val="24"/>
         </w:rPr>
-        <w:t>Hệ</w:t>
       </w:r>
       <w:proofErr w:type="spellEnd"/>
       <w:proofErr w:type="gramEnd"/>
@@ -810,7 +794,6 @@
           <w:sz w:val="24"/>
           <w:szCs w:val="24"/>
         </w:rPr>
-        <w:t xml:space="preserve"> </w:t>
       </w:r>
       <w:proofErr w:type="spellStart"/>
       <w:r>
@@ -821,7 +804,6 @@
           <w:sz w:val="24"/>
           <w:szCs w:val="24"/>
         </w:rPr>
-        <w:t>thống</w:t>
       </w:r>
       <w:proofErr w:type="spellEnd"/>
       <w:r>
@@ -832,7 +814,6 @@
           <w:sz w:val="24"/>
           <w:szCs w:val="24"/>
         </w:rPr>
-        <w:t xml:space="preserve"> </w:t>
       </w:r>
       <w:proofErr w:type="spellStart"/>
       <w:r>
@@ -843,7 +824,6 @@
           <w:sz w:val="24"/>
           <w:szCs w:val="24"/>
         </w:rPr>
-        <w:t>thông</w:t>
       </w:r>
       <w:proofErr w:type="spellEnd"/>
       <w:r>
@@ -854,7 +834,6 @@
           <w:sz w:val="24"/>
           <w:szCs w:val="24"/>
         </w:rPr>
-        <w:t xml:space="preserve"> tin </w:t>
       </w:r>
       <w:proofErr w:type="spellStart"/>
       <w:r>
@@ -865,7 +844,6 @@
           <w:sz w:val="24"/>
           <w:szCs w:val="24"/>
         </w:rPr>
-        <w:t>phục</w:t>
       </w:r>
       <w:proofErr w:type="spellEnd"/>
       <w:r>
@@ -876,7 +854,6 @@
           <w:sz w:val="24"/>
           <w:szCs w:val="24"/>
         </w:rPr>
-        <w:t xml:space="preserve"> </w:t>
       </w:r>
       <w:proofErr w:type="spellStart"/>
       <w:r>
@@ -887,7 +864,6 @@
           <w:sz w:val="24"/>
           <w:szCs w:val="24"/>
         </w:rPr>
-        <w:t>vụ</w:t>
       </w:r>
       <w:proofErr w:type="spellEnd"/>
       <w:r>
@@ -898,7 +874,6 @@
           <w:sz w:val="24"/>
           <w:szCs w:val="24"/>
         </w:rPr>
-        <w:t xml:space="preserve"> </w:t>
       </w:r>
       <w:proofErr w:type="spellStart"/>
       <w:r>
@@ -909,7 +884,6 @@
           <w:sz w:val="24"/>
           <w:szCs w:val="24"/>
         </w:rPr>
-        <w:t>hoạt</w:t>
       </w:r>
       <w:proofErr w:type="spellEnd"/>
       <w:r>
@@ -920,7 +894,6 @@
           <w:sz w:val="24"/>
           <w:szCs w:val="24"/>
         </w:rPr>
-        <w:t xml:space="preserve"> </w:t>
       </w:r>
       <w:proofErr w:type="spellStart"/>
       <w:r>
@@ -931,7 +904,6 @@
           <w:sz w:val="24"/>
           <w:szCs w:val="24"/>
         </w:rPr>
-        <w:t>động</w:t>
       </w:r>
       <w:proofErr w:type="spellEnd"/>
       <w:r>
@@ -942,7 +914,6 @@
           <w:sz w:val="24"/>
           <w:szCs w:val="24"/>
         </w:rPr>
-        <w:t xml:space="preserve"> </w:t>
       </w:r>
       <w:proofErr w:type="spellStart"/>
       <w:r>
@@ -953,7 +924,6 @@
           <w:sz w:val="24"/>
           <w:szCs w:val="24"/>
         </w:rPr>
-        <w:t>của</w:t>
       </w:r>
       <w:proofErr w:type="spellEnd"/>
       <w:r>
@@ -964,7 +934,6 @@
           <w:sz w:val="24"/>
           <w:szCs w:val="24"/>
         </w:rPr>
-        <w:t xml:space="preserve"> UBND </w:t>
       </w:r>
       <w:proofErr w:type="spellStart"/>
       <w:r>
@@ -975,7 +944,6 @@
           <w:sz w:val="24"/>
           <w:szCs w:val="24"/>
         </w:rPr>
-        <w:t>xã</w:t>
       </w:r>
       <w:proofErr w:type="spellEnd"/>
       <w:r>
@@ -986,7 +954,6 @@
           <w:sz w:val="24"/>
           <w:szCs w:val="24"/>
         </w:rPr>
-        <w:t xml:space="preserve"> </w:t>
       </w:r>
       <w:r>
         <w:rPr>
@@ -996,7 +963,6 @@
           <w:sz w:val="24"/>
           <w:szCs w:val="24"/>
         </w:rPr>
-        <w:t xml:space="preserve">Lý </w:t>
       </w:r>
       <w:proofErr w:type="spellStart"/>
       <w:r>
@@ -1007,7 +973,6 @@
           <w:sz w:val="24"/>
           <w:szCs w:val="24"/>
         </w:rPr>
-        <w:t>Nhân</w:t>
       </w:r>
       <w:proofErr w:type="spellEnd"/>
     </w:p>
@@ -1027,7 +992,7 @@
           <w:sz w:val="24"/>
           <w:szCs w:val="24"/>
         </w:rPr>
-        <w:t xml:space="preserve">A3. Địa chỉ trụ </w:t>
+        <w:t xml:space="preserve">A3. Địa chỉ trụ sở chính (*)  {{dia_chi}} </w:t>
       </w:r>
       <w:proofErr w:type="spellStart"/>
       <w:r>
@@ -1037,7 +1002,6 @@
           <w:sz w:val="24"/>
           <w:szCs w:val="24"/>
         </w:rPr>
-        <w:t>sở</w:t>
       </w:r>
       <w:proofErr w:type="spellEnd"/>
       <w:r>
@@ -1047,7 +1011,6 @@
           <w:sz w:val="24"/>
           <w:szCs w:val="24"/>
         </w:rPr>
-        <w:t xml:space="preserve"> </w:t>
       </w:r>
       <w:proofErr w:type="spellStart"/>
       <w:r>
@@ -1057,7 +1020,6 @@
           <w:sz w:val="24"/>
           <w:szCs w:val="24"/>
         </w:rPr>
-        <w:t>chính</w:t>
       </w:r>
       <w:proofErr w:type="spellEnd"/>
       <w:r>
@@ -1068,7 +1030,6 @@
           <w:sz w:val="24"/>
           <w:szCs w:val="24"/>
         </w:rPr>
-        <w:t xml:space="preserve"> (*</w:t>
       </w:r>
       <w:proofErr w:type="gramStart"/>
       <w:r>
@@ -1079,7 +1040,6 @@
           <w:sz w:val="24"/>
           <w:szCs w:val="24"/>
         </w:rPr>
-        <w:t>)</w:t>
       </w:r>
       <w:r>
         <w:rPr>
@@ -1089,7 +1049,6 @@
           <w:sz w:val="24"/>
           <w:szCs w:val="24"/>
         </w:rPr>
-        <w:t xml:space="preserve">  </w:t>
       </w:r>
       <w:proofErr w:type="spellStart"/>
       <w:r>
@@ -1100,7 +1059,6 @@
           <w:sz w:val="24"/>
           <w:szCs w:val="24"/>
         </w:rPr>
-        <w:t>thôn</w:t>
       </w:r>
       <w:proofErr w:type="spellEnd"/>
       <w:proofErr w:type="gramEnd"/>
@@ -1112,7 +1070,6 @@
           <w:sz w:val="24"/>
           <w:szCs w:val="24"/>
         </w:rPr>
-        <w:t xml:space="preserve"> 5, </w:t>
       </w:r>
       <w:proofErr w:type="spellStart"/>
       <w:r>
@@ -1123,7 +1080,6 @@
           <w:sz w:val="24"/>
           <w:szCs w:val="24"/>
         </w:rPr>
-        <w:t>xã</w:t>
       </w:r>
       <w:proofErr w:type="spellEnd"/>
       <w:r>
@@ -1134,7 +1090,6 @@
           <w:sz w:val="24"/>
           <w:szCs w:val="24"/>
         </w:rPr>
-        <w:t xml:space="preserve"> Lý </w:t>
       </w:r>
       <w:proofErr w:type="spellStart"/>
       <w:r>
@@ -1145,7 +1100,6 @@
           <w:sz w:val="24"/>
           <w:szCs w:val="24"/>
         </w:rPr>
-        <w:t>Nhân</w:t>
       </w:r>
       <w:proofErr w:type="spellEnd"/>
       <w:r>
@@ -1156,7 +1110,6 @@
           <w:sz w:val="24"/>
           <w:szCs w:val="24"/>
         </w:rPr>
-        <w:t xml:space="preserve">, </w:t>
       </w:r>
       <w:proofErr w:type="spellStart"/>
       <w:r>
@@ -1167,7 +1120,6 @@
           <w:sz w:val="24"/>
           <w:szCs w:val="24"/>
         </w:rPr>
-        <w:t>tỉnh</w:t>
       </w:r>
       <w:proofErr w:type="spellEnd"/>
       <w:r>
@@ -1178,7 +1130,6 @@
           <w:sz w:val="24"/>
           <w:szCs w:val="24"/>
         </w:rPr>
-        <w:t xml:space="preserve"> Ninh Bình </w:t>
       </w:r>
     </w:p>
     <w:p>
@@ -1276,7 +1227,7 @@
           <w:sz w:val="24"/>
           <w:szCs w:val="24"/>
         </w:rPr>
-        <w:t xml:space="preserve">A5. Email </w:t>
+        <w:t>A5. Email cơ quan: {{email}}</w:t>
       </w:r>
       <w:proofErr w:type="spellStart"/>
       <w:r>
@@ -1286,7 +1237,6 @@
           <w:sz w:val="24"/>
           <w:szCs w:val="24"/>
         </w:rPr>
-        <w:t>cơ</w:t>
       </w:r>
       <w:proofErr w:type="spellEnd"/>
       <w:r>
@@ -1296,7 +1246,6 @@
           <w:sz w:val="24"/>
           <w:szCs w:val="24"/>
         </w:rPr>
-        <w:t xml:space="preserve"> </w:t>
       </w:r>
       <w:proofErr w:type="spellStart"/>
       <w:r>
@@ -1306,7 +1255,6 @@
           <w:sz w:val="24"/>
           <w:szCs w:val="24"/>
         </w:rPr>
-        <w:t>quan</w:t>
       </w:r>
       <w:proofErr w:type="spellEnd"/>
       <w:r>
@@ -1316,7 +1264,6 @@
           <w:sz w:val="24"/>
           <w:szCs w:val="24"/>
         </w:rPr>
-        <w:t xml:space="preserve">: </w:t>
       </w:r>
       <w:r>
         <w:rPr>
@@ -1325,7 +1272,6 @@
           <w:sz w:val="24"/>
           <w:szCs w:val="24"/>
         </w:rPr>
-        <w:t>vanthu.lynhan.gov.ninhbinh.vn</w:t>
       </w:r>
     </w:p>
     <w:p>
@@ -1375,7 +1321,7 @@
           <w:sz w:val="24"/>
           <w:szCs w:val="24"/>
         </w:rPr>
-        <w:t>Ông</w:t>
+        <w:t>{{A6_ho_ten_thu_truong}} – {{A6_chuc_vu_thu_truong}}</w:t>
       </w:r>
       <w:proofErr w:type="spellEnd"/>
       <w:r>
@@ -1386,7 +1332,6 @@
           <w:sz w:val="24"/>
           <w:szCs w:val="24"/>
         </w:rPr>
-        <w:t xml:space="preserve"> </w:t>
       </w:r>
       <w:proofErr w:type="spellStart"/>
       <w:r>
@@ -1397,7 +1342,6 @@
           <w:sz w:val="24"/>
           <w:szCs w:val="24"/>
         </w:rPr>
-        <w:t>Trương</w:t>
       </w:r>
       <w:proofErr w:type="spellEnd"/>
       <w:r>
@@ -1408,7 +1352,6 @@
           <w:sz w:val="24"/>
           <w:szCs w:val="24"/>
         </w:rPr>
-        <w:t xml:space="preserve"> </w:t>
       </w:r>
       <w:proofErr w:type="spellStart"/>
       <w:r>
@@ -1419,7 +1362,6 @@
           <w:sz w:val="24"/>
           <w:szCs w:val="24"/>
         </w:rPr>
-        <w:t>Tuấn</w:t>
       </w:r>
       <w:proofErr w:type="spellEnd"/>
       <w:r>
@@ -1430,7 +1372,6 @@
           <w:sz w:val="24"/>
           <w:szCs w:val="24"/>
         </w:rPr>
-        <w:t xml:space="preserve"> </w:t>
       </w:r>
       <w:proofErr w:type="spellStart"/>
       <w:r>
@@ -1441,7 +1382,6 @@
           <w:sz w:val="24"/>
           <w:szCs w:val="24"/>
         </w:rPr>
-        <w:t>Lực</w:t>
       </w:r>
       <w:proofErr w:type="spellEnd"/>
       <w:r>
@@ -1452,7 +1392,6 @@
           <w:sz w:val="24"/>
           <w:szCs w:val="24"/>
         </w:rPr>
-        <w:t xml:space="preserve"> – </w:t>
       </w:r>
       <w:proofErr w:type="spellStart"/>
       <w:r>
@@ -1463,7 +1402,6 @@
           <w:sz w:val="24"/>
           <w:szCs w:val="24"/>
         </w:rPr>
-        <w:t>Chủ</w:t>
       </w:r>
       <w:proofErr w:type="spellEnd"/>
       <w:r>
@@ -1474,7 +1412,6 @@
           <w:sz w:val="24"/>
           <w:szCs w:val="24"/>
         </w:rPr>
-        <w:t xml:space="preserve"> </w:t>
       </w:r>
       <w:proofErr w:type="spellStart"/>
       <w:r>
@@ -1485,7 +1422,6 @@
           <w:sz w:val="24"/>
           <w:szCs w:val="24"/>
         </w:rPr>
-        <w:t>tịch</w:t>
       </w:r>
       <w:proofErr w:type="spellEnd"/>
       <w:r>
@@ -1496,7 +1432,6 @@
           <w:sz w:val="24"/>
           <w:szCs w:val="24"/>
         </w:rPr>
-        <w:t xml:space="preserve"> </w:t>
       </w:r>
       <w:proofErr w:type="spellStart"/>
       <w:r>
@@ -1507,7 +1442,6 @@
           <w:sz w:val="24"/>
           <w:szCs w:val="24"/>
         </w:rPr>
-        <w:t>Ủy</w:t>
       </w:r>
       <w:proofErr w:type="spellEnd"/>
       <w:r>
@@ -1518,7 +1452,6 @@
           <w:sz w:val="24"/>
           <w:szCs w:val="24"/>
         </w:rPr>
-        <w:t xml:space="preserve"> Ban </w:t>
       </w:r>
       <w:proofErr w:type="spellStart"/>
       <w:r>
@@ -1529,7 +1462,6 @@
           <w:sz w:val="24"/>
           <w:szCs w:val="24"/>
         </w:rPr>
-        <w:t>Nhân</w:t>
       </w:r>
       <w:proofErr w:type="spellEnd"/>
       <w:r>
@@ -1540,7 +1472,6 @@
           <w:sz w:val="24"/>
           <w:szCs w:val="24"/>
         </w:rPr>
-        <w:t xml:space="preserve"> </w:t>
       </w:r>
       <w:proofErr w:type="spellStart"/>
       <w:r>
@@ -1551,7 +1482,6 @@
           <w:sz w:val="24"/>
           <w:szCs w:val="24"/>
         </w:rPr>
-        <w:t>dân</w:t>
       </w:r>
       <w:proofErr w:type="spellEnd"/>
       <w:r>
@@ -1562,7 +1492,6 @@
           <w:sz w:val="24"/>
           <w:szCs w:val="24"/>
         </w:rPr>
-        <w:t xml:space="preserve"> </w:t>
       </w:r>
       <w:proofErr w:type="spellStart"/>
       <w:r>
@@ -1573,7 +1502,6 @@
           <w:sz w:val="24"/>
           <w:szCs w:val="24"/>
         </w:rPr>
-        <w:t>xã</w:t>
       </w:r>
       <w:proofErr w:type="spellEnd"/>
       <w:r>
@@ -1584,7 +1512,6 @@
           <w:sz w:val="24"/>
           <w:szCs w:val="24"/>
         </w:rPr>
-        <w:t xml:space="preserve"> Lý </w:t>
       </w:r>
       <w:proofErr w:type="spellStart"/>
       <w:r>
@@ -1595,7 +1522,6 @@
           <w:sz w:val="24"/>
           <w:szCs w:val="24"/>
         </w:rPr>
-        <w:t>Nhân</w:t>
       </w:r>
       <w:proofErr w:type="spellEnd"/>
     </w:p>
@@ -2356,7 +2282,7 @@
                 <w:sz w:val="24"/>
                 <w:szCs w:val="24"/>
               </w:rPr>
-              <w:t>Đỗ</w:t>
+              <w:t>{{nguoi_khao_sat}}</w:t>
             </w:r>
             <w:proofErr w:type="spellEnd"/>
             <w:r>
@@ -2365,7 +2291,6 @@
                 <w:sz w:val="24"/>
                 <w:szCs w:val="24"/>
               </w:rPr>
-              <w:t xml:space="preserve"> Văn </w:t>
             </w:r>
             <w:proofErr w:type="spellStart"/>
             <w:r>
@@ -2374,7 +2299,6 @@
                 <w:sz w:val="24"/>
                 <w:szCs w:val="24"/>
               </w:rPr>
-              <w:t>Hân</w:t>
             </w:r>
             <w:proofErr w:type="spellEnd"/>
           </w:p>
@@ -2453,7 +2377,7 @@
                 <w:sz w:val="24"/>
                 <w:szCs w:val="24"/>
               </w:rPr>
-              <w:t>0395469659</w:t>
+              <w:t>{{so_dien_thoai}}</w:t>
             </w:r>
           </w:p>
         </w:tc>
@@ -2482,7 +2406,7 @@
                 <w:sz w:val="26"/>
                 <w:szCs w:val="26"/>
               </w:rPr>
-              <w:t>handv.xalynhan@ninhbinh.gov.vn</w:t>
+              <w:t>{{email}}</w:t>
             </w:r>
           </w:p>
           <w:p>
@@ -3353,7 +3277,7 @@
           <w:sz w:val="24"/>
           <w:szCs w:val="24"/>
         </w:rPr>
-        <w:t>Hệ</w:t>
+        <w:t>{{C1_mo_ta_chuc_nang}}</w:t>
       </w:r>
       <w:proofErr w:type="spellEnd"/>
       <w:r>
@@ -3364,7 +3288,6 @@
           <w:sz w:val="24"/>
           <w:szCs w:val="24"/>
         </w:rPr>
-        <w:t xml:space="preserve"> </w:t>
       </w:r>
       <w:proofErr w:type="spellStart"/>
       <w:r>
@@ -3375,7 +3298,6 @@
           <w:sz w:val="24"/>
           <w:szCs w:val="24"/>
         </w:rPr>
-        <w:t>thống</w:t>
       </w:r>
       <w:proofErr w:type="spellEnd"/>
       <w:r>
@@ -3386,7 +3308,6 @@
           <w:sz w:val="24"/>
           <w:szCs w:val="24"/>
         </w:rPr>
-        <w:t xml:space="preserve"> </w:t>
       </w:r>
       <w:proofErr w:type="spellStart"/>
       <w:r>
@@ -3397,7 +3318,6 @@
           <w:sz w:val="24"/>
           <w:szCs w:val="24"/>
         </w:rPr>
-        <w:t>phục</w:t>
       </w:r>
       <w:proofErr w:type="spellEnd"/>
       <w:r>
@@ -3408,7 +3328,6 @@
           <w:sz w:val="24"/>
           <w:szCs w:val="24"/>
         </w:rPr>
-        <w:t xml:space="preserve"> </w:t>
       </w:r>
       <w:proofErr w:type="spellStart"/>
       <w:r>
@@ -3419,7 +3338,6 @@
           <w:sz w:val="24"/>
           <w:szCs w:val="24"/>
         </w:rPr>
-        <w:t>vụ</w:t>
       </w:r>
       <w:proofErr w:type="spellEnd"/>
       <w:r>
@@ -3430,7 +3348,6 @@
           <w:sz w:val="24"/>
           <w:szCs w:val="24"/>
         </w:rPr>
-        <w:t xml:space="preserve"> </w:t>
       </w:r>
       <w:proofErr w:type="spellStart"/>
       <w:r>
@@ -3441,7 +3358,6 @@
           <w:sz w:val="24"/>
           <w:szCs w:val="24"/>
         </w:rPr>
-        <w:t>hoạt</w:t>
       </w:r>
       <w:proofErr w:type="spellEnd"/>
       <w:r>
@@ -3452,7 +3368,6 @@
           <w:sz w:val="24"/>
           <w:szCs w:val="24"/>
         </w:rPr>
-        <w:t xml:space="preserve"> </w:t>
       </w:r>
       <w:proofErr w:type="spellStart"/>
       <w:r>
@@ -3463,7 +3378,6 @@
           <w:sz w:val="24"/>
           <w:szCs w:val="24"/>
         </w:rPr>
-        <w:t>động</w:t>
       </w:r>
       <w:proofErr w:type="spellEnd"/>
       <w:r>
@@ -3474,7 +3388,6 @@
           <w:sz w:val="24"/>
           <w:szCs w:val="24"/>
         </w:rPr>
-        <w:t xml:space="preserve"> </w:t>
       </w:r>
       <w:proofErr w:type="spellStart"/>
       <w:r>
@@ -3485,7 +3398,6 @@
           <w:sz w:val="24"/>
           <w:szCs w:val="24"/>
         </w:rPr>
-        <w:t>hành</w:t>
       </w:r>
       <w:proofErr w:type="spellEnd"/>
       <w:r>
@@ -3496,7 +3408,6 @@
           <w:sz w:val="24"/>
           <w:szCs w:val="24"/>
         </w:rPr>
-        <w:t xml:space="preserve"> </w:t>
       </w:r>
       <w:proofErr w:type="spellStart"/>
       <w:r>
@@ -3507,7 +3418,6 @@
           <w:sz w:val="24"/>
           <w:szCs w:val="24"/>
         </w:rPr>
-        <w:t>chính</w:t>
       </w:r>
       <w:proofErr w:type="spellEnd"/>
       <w:r>
@@ -3518,7 +3428,6 @@
           <w:sz w:val="24"/>
           <w:szCs w:val="24"/>
         </w:rPr>
-        <w:t xml:space="preserve"> </w:t>
       </w:r>
       <w:proofErr w:type="spellStart"/>
       <w:r>
@@ -3529,7 +3438,6 @@
           <w:sz w:val="24"/>
           <w:szCs w:val="24"/>
         </w:rPr>
-        <w:t>của</w:t>
       </w:r>
       <w:proofErr w:type="spellEnd"/>
       <w:r>
@@ -3540,7 +3448,6 @@
           <w:sz w:val="24"/>
           <w:szCs w:val="24"/>
         </w:rPr>
-        <w:t xml:space="preserve"> UBND </w:t>
       </w:r>
       <w:proofErr w:type="spellStart"/>
       <w:r>
@@ -3551,7 +3458,6 @@
           <w:sz w:val="24"/>
           <w:szCs w:val="24"/>
         </w:rPr>
-        <w:t>xã</w:t>
       </w:r>
       <w:proofErr w:type="spellEnd"/>
       <w:r>
@@ -3562,7 +3468,6 @@
           <w:sz w:val="24"/>
           <w:szCs w:val="24"/>
         </w:rPr>
-        <w:t xml:space="preserve">: </w:t>
       </w:r>
       <w:proofErr w:type="spellStart"/>
       <w:r>
@@ -3573,7 +3478,6 @@
           <w:sz w:val="24"/>
           <w:szCs w:val="24"/>
         </w:rPr>
-        <w:t>xử</w:t>
       </w:r>
       <w:proofErr w:type="spellEnd"/>
       <w:r>
@@ -3584,7 +3488,6 @@
           <w:sz w:val="24"/>
           <w:szCs w:val="24"/>
         </w:rPr>
-        <w:t xml:space="preserve"> </w:t>
       </w:r>
       <w:proofErr w:type="spellStart"/>
       <w:r>
@@ -3595,7 +3498,6 @@
           <w:sz w:val="24"/>
           <w:szCs w:val="24"/>
         </w:rPr>
-        <w:t>lý</w:t>
       </w:r>
       <w:proofErr w:type="spellEnd"/>
       <w:r>
@@ -3606,7 +3508,6 @@
           <w:sz w:val="24"/>
           <w:szCs w:val="24"/>
         </w:rPr>
-        <w:t xml:space="preserve"> </w:t>
       </w:r>
       <w:proofErr w:type="spellStart"/>
       <w:r>
@@ -3617,7 +3518,6 @@
           <w:sz w:val="24"/>
           <w:szCs w:val="24"/>
         </w:rPr>
-        <w:t>hồ</w:t>
       </w:r>
       <w:proofErr w:type="spellEnd"/>
       <w:r>
@@ -3628,7 +3528,6 @@
           <w:sz w:val="24"/>
           <w:szCs w:val="24"/>
         </w:rPr>
-        <w:t xml:space="preserve"> </w:t>
       </w:r>
       <w:proofErr w:type="spellStart"/>
       <w:r>
@@ -3639,7 +3538,6 @@
           <w:sz w:val="24"/>
           <w:szCs w:val="24"/>
         </w:rPr>
-        <w:t>sơ</w:t>
       </w:r>
       <w:proofErr w:type="spellEnd"/>
       <w:r>
@@ -3650,7 +3548,6 @@
           <w:sz w:val="24"/>
           <w:szCs w:val="24"/>
         </w:rPr>
-        <w:t xml:space="preserve"> </w:t>
       </w:r>
       <w:proofErr w:type="spellStart"/>
       <w:r>
@@ -3661,7 +3558,6 @@
           <w:sz w:val="24"/>
           <w:szCs w:val="24"/>
         </w:rPr>
-        <w:t>một</w:t>
       </w:r>
       <w:proofErr w:type="spellEnd"/>
       <w:r>
@@ -3672,7 +3568,6 @@
           <w:sz w:val="24"/>
           <w:szCs w:val="24"/>
         </w:rPr>
-        <w:t xml:space="preserve"> </w:t>
       </w:r>
       <w:proofErr w:type="spellStart"/>
       <w:r>
@@ -3683,7 +3578,6 @@
           <w:sz w:val="24"/>
           <w:szCs w:val="24"/>
         </w:rPr>
-        <w:t>cửa</w:t>
       </w:r>
       <w:proofErr w:type="spellEnd"/>
       <w:r>
@@ -3694,7 +3588,6 @@
           <w:sz w:val="24"/>
           <w:szCs w:val="24"/>
         </w:rPr>
-        <w:t xml:space="preserve"> (DVCTT), </w:t>
       </w:r>
       <w:proofErr w:type="spellStart"/>
       <w:r>
@@ -3705,7 +3598,6 @@
           <w:sz w:val="24"/>
           <w:szCs w:val="24"/>
         </w:rPr>
-        <w:t>quản</w:t>
       </w:r>
       <w:proofErr w:type="spellEnd"/>
       <w:r>
@@ -3716,7 +3608,6 @@
           <w:sz w:val="24"/>
           <w:szCs w:val="24"/>
         </w:rPr>
-        <w:t xml:space="preserve"> </w:t>
       </w:r>
       <w:proofErr w:type="spellStart"/>
       <w:r>
@@ -3727,7 +3618,6 @@
           <w:sz w:val="24"/>
           <w:szCs w:val="24"/>
         </w:rPr>
-        <w:t>lý</w:t>
       </w:r>
       <w:proofErr w:type="spellEnd"/>
       <w:r>
@@ -3738,7 +3628,6 @@
           <w:sz w:val="24"/>
           <w:szCs w:val="24"/>
         </w:rPr>
-        <w:t xml:space="preserve"> </w:t>
       </w:r>
       <w:proofErr w:type="spellStart"/>
       <w:r>
@@ -3749,7 +3638,6 @@
           <w:sz w:val="24"/>
           <w:szCs w:val="24"/>
         </w:rPr>
-        <w:t>văn</w:t>
       </w:r>
       <w:proofErr w:type="spellEnd"/>
       <w:r>
@@ -3760,7 +3648,6 @@
           <w:sz w:val="24"/>
           <w:szCs w:val="24"/>
         </w:rPr>
-        <w:t xml:space="preserve"> </w:t>
       </w:r>
       <w:proofErr w:type="spellStart"/>
       <w:r>
@@ -3771,7 +3658,6 @@
           <w:sz w:val="24"/>
           <w:szCs w:val="24"/>
         </w:rPr>
-        <w:t>bản</w:t>
       </w:r>
       <w:proofErr w:type="spellEnd"/>
       <w:r>
@@ -3782,7 +3668,6 @@
           <w:sz w:val="24"/>
           <w:szCs w:val="24"/>
         </w:rPr>
-        <w:t xml:space="preserve"> </w:t>
       </w:r>
       <w:proofErr w:type="spellStart"/>
       <w:r>
@@ -3793,7 +3678,6 @@
           <w:sz w:val="24"/>
           <w:szCs w:val="24"/>
         </w:rPr>
-        <w:t>điều</w:t>
       </w:r>
       <w:proofErr w:type="spellEnd"/>
       <w:r>
@@ -3804,7 +3688,6 @@
           <w:sz w:val="24"/>
           <w:szCs w:val="24"/>
         </w:rPr>
-        <w:t xml:space="preserve"> </w:t>
       </w:r>
       <w:proofErr w:type="spellStart"/>
       <w:r>
@@ -3815,7 +3698,6 @@
           <w:sz w:val="24"/>
           <w:szCs w:val="24"/>
         </w:rPr>
-        <w:t>hành</w:t>
       </w:r>
       <w:proofErr w:type="spellEnd"/>
       <w:r>
@@ -3826,7 +3708,6 @@
           <w:sz w:val="24"/>
           <w:szCs w:val="24"/>
         </w:rPr>
-        <w:t xml:space="preserve">, </w:t>
       </w:r>
       <w:proofErr w:type="spellStart"/>
       <w:r>
@@ -3837,7 +3718,6 @@
           <w:sz w:val="24"/>
           <w:szCs w:val="24"/>
         </w:rPr>
-        <w:t>lưu</w:t>
       </w:r>
       <w:proofErr w:type="spellEnd"/>
       <w:r>
@@ -3848,7 +3728,6 @@
           <w:sz w:val="24"/>
           <w:szCs w:val="24"/>
         </w:rPr>
-        <w:t xml:space="preserve"> </w:t>
       </w:r>
       <w:proofErr w:type="spellStart"/>
       <w:r>
@@ -3859,7 +3738,6 @@
           <w:sz w:val="24"/>
           <w:szCs w:val="24"/>
         </w:rPr>
-        <w:t>trữ</w:t>
       </w:r>
       <w:proofErr w:type="spellEnd"/>
       <w:r>
@@ -3870,7 +3748,6 @@
           <w:sz w:val="24"/>
           <w:szCs w:val="24"/>
         </w:rPr>
-        <w:t xml:space="preserve"> </w:t>
       </w:r>
       <w:proofErr w:type="spellStart"/>
       <w:r>
@@ -3881,7 +3758,6 @@
           <w:sz w:val="24"/>
           <w:szCs w:val="24"/>
         </w:rPr>
-        <w:t>dữ</w:t>
       </w:r>
       <w:proofErr w:type="spellEnd"/>
       <w:r>
@@ -3892,7 +3768,6 @@
           <w:sz w:val="24"/>
           <w:szCs w:val="24"/>
         </w:rPr>
-        <w:t xml:space="preserve"> </w:t>
       </w:r>
       <w:proofErr w:type="spellStart"/>
       <w:r>
@@ -3903,7 +3778,6 @@
           <w:sz w:val="24"/>
           <w:szCs w:val="24"/>
         </w:rPr>
-        <w:t>liệu</w:t>
       </w:r>
       <w:proofErr w:type="spellEnd"/>
       <w:r>
@@ -3914,7 +3788,6 @@
           <w:sz w:val="24"/>
           <w:szCs w:val="24"/>
         </w:rPr>
-        <w:t xml:space="preserve"> </w:t>
       </w:r>
       <w:proofErr w:type="spellStart"/>
       <w:r>
@@ -3925,7 +3798,6 @@
           <w:sz w:val="24"/>
           <w:szCs w:val="24"/>
         </w:rPr>
-        <w:t>dân</w:t>
       </w:r>
       <w:proofErr w:type="spellEnd"/>
       <w:r>
@@ -3936,7 +3808,6 @@
           <w:sz w:val="24"/>
           <w:szCs w:val="24"/>
         </w:rPr>
-        <w:t xml:space="preserve"> </w:t>
       </w:r>
       <w:proofErr w:type="spellStart"/>
       <w:r>
@@ -3947,7 +3818,6 @@
           <w:sz w:val="24"/>
           <w:szCs w:val="24"/>
         </w:rPr>
-        <w:t>cư</w:t>
       </w:r>
       <w:proofErr w:type="spellEnd"/>
       <w:r>
@@ -3958,7 +3828,6 @@
           <w:sz w:val="24"/>
           <w:szCs w:val="24"/>
         </w:rPr>
-        <w:t xml:space="preserve">, </w:t>
       </w:r>
       <w:proofErr w:type="spellStart"/>
       <w:r>
@@ -3969,7 +3838,6 @@
           <w:sz w:val="24"/>
           <w:szCs w:val="24"/>
         </w:rPr>
-        <w:t>trao</w:t>
       </w:r>
       <w:proofErr w:type="spellEnd"/>
       <w:r>
@@ -3980,7 +3848,6 @@
           <w:sz w:val="24"/>
           <w:szCs w:val="24"/>
         </w:rPr>
-        <w:t xml:space="preserve"> </w:t>
       </w:r>
       <w:proofErr w:type="spellStart"/>
       <w:r>
@@ -3991,7 +3858,6 @@
           <w:sz w:val="24"/>
           <w:szCs w:val="24"/>
         </w:rPr>
-        <w:t>đổi</w:t>
       </w:r>
       <w:proofErr w:type="spellEnd"/>
       <w:r>
@@ -4002,7 +3868,6 @@
           <w:sz w:val="24"/>
           <w:szCs w:val="24"/>
         </w:rPr>
-        <w:t xml:space="preserve"> email </w:t>
       </w:r>
       <w:proofErr w:type="spellStart"/>
       <w:r>
@@ -4013,7 +3878,6 @@
           <w:sz w:val="24"/>
           <w:szCs w:val="24"/>
         </w:rPr>
-        <w:t>nội</w:t>
       </w:r>
       <w:proofErr w:type="spellEnd"/>
       <w:r>
@@ -4024,7 +3888,6 @@
           <w:sz w:val="24"/>
           <w:szCs w:val="24"/>
         </w:rPr>
-        <w:t xml:space="preserve"> </w:t>
       </w:r>
       <w:proofErr w:type="spellStart"/>
       <w:r>
@@ -4035,7 +3898,6 @@
           <w:sz w:val="24"/>
           <w:szCs w:val="24"/>
         </w:rPr>
-        <w:t>bộ</w:t>
       </w:r>
       <w:proofErr w:type="spellEnd"/>
       <w:r>
@@ -4047,7 +3909,6 @@
           <w:sz w:val="24"/>
           <w:szCs w:val="24"/>
         </w:rPr>
-        <w:t xml:space="preserve"> </w:t>
       </w:r>
     </w:p>
     <w:p>
@@ -4130,7 +3991,7 @@
           <w:sz w:val="24"/>
           <w:szCs w:val="24"/>
         </w:rPr>
-        <w:t>Cán</w:t>
+        <w:t>Cán bộ công chức ({{C5_noi_bo}} người), người dân đến giao dịch một cửa, UBND xã.</w:t>
       </w:r>
       <w:proofErr w:type="spellEnd"/>
       <w:r>
@@ -4141,7 +4002,6 @@
           <w:sz w:val="24"/>
           <w:szCs w:val="24"/>
         </w:rPr>
-        <w:t xml:space="preserve"> </w:t>
       </w:r>
       <w:proofErr w:type="spellStart"/>
       <w:r>
@@ -4152,7 +4012,6 @@
           <w:sz w:val="24"/>
           <w:szCs w:val="24"/>
         </w:rPr>
-        <w:t>bộ</w:t>
       </w:r>
       <w:proofErr w:type="spellEnd"/>
       <w:r>
@@ -4163,7 +4022,6 @@
           <w:sz w:val="24"/>
           <w:szCs w:val="24"/>
         </w:rPr>
-        <w:t xml:space="preserve"> </w:t>
       </w:r>
       <w:proofErr w:type="spellStart"/>
       <w:r>
@@ -4174,7 +4032,6 @@
           <w:sz w:val="24"/>
           <w:szCs w:val="24"/>
         </w:rPr>
-        <w:t>công</w:t>
       </w:r>
       <w:proofErr w:type="spellEnd"/>
       <w:r>
@@ -4185,7 +4042,6 @@
           <w:sz w:val="24"/>
           <w:szCs w:val="24"/>
         </w:rPr>
-        <w:t xml:space="preserve"> </w:t>
       </w:r>
       <w:proofErr w:type="spellStart"/>
       <w:r>
@@ -4196,7 +4052,6 @@
           <w:sz w:val="24"/>
           <w:szCs w:val="24"/>
         </w:rPr>
-        <w:t>chức</w:t>
       </w:r>
       <w:proofErr w:type="spellEnd"/>
       <w:r>
@@ -4207,7 +4062,6 @@
           <w:sz w:val="24"/>
           <w:szCs w:val="24"/>
         </w:rPr>
-        <w:t xml:space="preserve"> </w:t>
       </w:r>
       <w:proofErr w:type="spellStart"/>
       <w:r>
@@ -4218,7 +4072,6 @@
           <w:sz w:val="24"/>
           <w:szCs w:val="24"/>
         </w:rPr>
-        <w:t>xã</w:t>
       </w:r>
       <w:proofErr w:type="spellEnd"/>
       <w:r>
@@ -4229,7 +4082,6 @@
           <w:sz w:val="24"/>
           <w:szCs w:val="24"/>
         </w:rPr>
-        <w:t xml:space="preserve"> (</w:t>
       </w:r>
       <w:r>
         <w:rPr>
@@ -4239,7 +4091,6 @@
           <w:sz w:val="24"/>
           <w:szCs w:val="24"/>
         </w:rPr>
-        <w:t>33</w:t>
       </w:r>
       <w:r>
         <w:rPr>
@@ -4249,7 +4100,6 @@
           <w:sz w:val="24"/>
           <w:szCs w:val="24"/>
         </w:rPr>
-        <w:t xml:space="preserve"> </w:t>
       </w:r>
       <w:proofErr w:type="spellStart"/>
       <w:r>
@@ -4260,7 +4110,6 @@
           <w:sz w:val="24"/>
           <w:szCs w:val="24"/>
         </w:rPr>
-        <w:t>người</w:t>
       </w:r>
       <w:proofErr w:type="spellEnd"/>
       <w:r>
@@ -4271,7 +4120,6 @@
           <w:sz w:val="24"/>
           <w:szCs w:val="24"/>
         </w:rPr>
-        <w:t xml:space="preserve">), </w:t>
       </w:r>
       <w:proofErr w:type="spellStart"/>
       <w:r>
@@ -4282,7 +4130,6 @@
           <w:sz w:val="24"/>
           <w:szCs w:val="24"/>
         </w:rPr>
-        <w:t>người</w:t>
       </w:r>
       <w:proofErr w:type="spellEnd"/>
       <w:r>
@@ -4293,7 +4140,6 @@
           <w:sz w:val="24"/>
           <w:szCs w:val="24"/>
         </w:rPr>
-        <w:t xml:space="preserve"> </w:t>
       </w:r>
       <w:proofErr w:type="spellStart"/>
       <w:r>
@@ -4304,7 +4150,6 @@
           <w:sz w:val="24"/>
           <w:szCs w:val="24"/>
         </w:rPr>
-        <w:t>dân</w:t>
       </w:r>
       <w:proofErr w:type="spellEnd"/>
       <w:r>
@@ -4315,7 +4160,6 @@
           <w:sz w:val="24"/>
           <w:szCs w:val="24"/>
         </w:rPr>
-        <w:t xml:space="preserve"> </w:t>
       </w:r>
       <w:proofErr w:type="spellStart"/>
       <w:r>
@@ -4326,7 +4170,6 @@
           <w:sz w:val="24"/>
           <w:szCs w:val="24"/>
         </w:rPr>
-        <w:t>đến</w:t>
       </w:r>
       <w:proofErr w:type="spellEnd"/>
       <w:r>
@@ -4337,7 +4180,6 @@
           <w:sz w:val="24"/>
           <w:szCs w:val="24"/>
         </w:rPr>
-        <w:t xml:space="preserve"> </w:t>
       </w:r>
       <w:proofErr w:type="spellStart"/>
       <w:r>
@@ -4348,7 +4190,6 @@
           <w:sz w:val="24"/>
           <w:szCs w:val="24"/>
         </w:rPr>
-        <w:t>giao</w:t>
       </w:r>
       <w:proofErr w:type="spellEnd"/>
       <w:r>
@@ -4359,7 +4200,6 @@
           <w:sz w:val="24"/>
           <w:szCs w:val="24"/>
         </w:rPr>
-        <w:t xml:space="preserve"> </w:t>
       </w:r>
       <w:proofErr w:type="spellStart"/>
       <w:r>
@@ -4370,7 +4210,6 @@
           <w:sz w:val="24"/>
           <w:szCs w:val="24"/>
         </w:rPr>
-        <w:t>dịch</w:t>
       </w:r>
       <w:proofErr w:type="spellEnd"/>
       <w:r>
@@ -4381,7 +4220,6 @@
           <w:sz w:val="24"/>
           <w:szCs w:val="24"/>
         </w:rPr>
-        <w:t xml:space="preserve"> </w:t>
       </w:r>
       <w:proofErr w:type="spellStart"/>
       <w:r>
@@ -4392,7 +4230,6 @@
           <w:sz w:val="24"/>
           <w:szCs w:val="24"/>
         </w:rPr>
-        <w:t>một</w:t>
       </w:r>
       <w:proofErr w:type="spellEnd"/>
       <w:r>
@@ -4403,7 +4240,6 @@
           <w:sz w:val="24"/>
           <w:szCs w:val="24"/>
         </w:rPr>
-        <w:t xml:space="preserve"> </w:t>
       </w:r>
       <w:proofErr w:type="spellStart"/>
       <w:r>
@@ -4414,7 +4250,6 @@
           <w:sz w:val="24"/>
           <w:szCs w:val="24"/>
         </w:rPr>
-        <w:t>cửa</w:t>
       </w:r>
       <w:proofErr w:type="spellEnd"/>
       <w:r>
@@ -4425,7 +4260,6 @@
           <w:sz w:val="24"/>
           <w:szCs w:val="24"/>
         </w:rPr>
-        <w:t xml:space="preserve">, UBND </w:t>
       </w:r>
       <w:proofErr w:type="spellStart"/>
       <w:r>
@@ -4436,7 +4270,6 @@
           <w:sz w:val="24"/>
           <w:szCs w:val="24"/>
         </w:rPr>
-        <w:t>xã</w:t>
       </w:r>
       <w:proofErr w:type="spellEnd"/>
       <w:r>
@@ -4447,7 +4280,6 @@
           <w:sz w:val="24"/>
           <w:szCs w:val="24"/>
         </w:rPr>
-        <w:t>.</w:t>
       </w:r>
     </w:p>
     <w:p>
@@ -4597,8 +4429,7 @@
           <w:sz w:val="24"/>
           <w:szCs w:val="24"/>
         </w:rPr>
-        <w:lastRenderedPageBreak/>
-        <w:t>Dữ</w:t>
+        <w:t>{{C3_loai_du_lieu}}</w:t>
       </w:r>
       <w:proofErr w:type="spellEnd"/>
       <w:r>
@@ -4609,7 +4440,6 @@
           <w:sz w:val="24"/>
           <w:szCs w:val="24"/>
         </w:rPr>
-        <w:t xml:space="preserve"> </w:t>
       </w:r>
       <w:proofErr w:type="spellStart"/>
       <w:r>
@@ -4620,7 +4450,6 @@
           <w:sz w:val="24"/>
           <w:szCs w:val="24"/>
         </w:rPr>
-        <w:t>liệu</w:t>
       </w:r>
       <w:proofErr w:type="spellEnd"/>
       <w:r>
@@ -4631,7 +4460,6 @@
           <w:sz w:val="24"/>
           <w:szCs w:val="24"/>
         </w:rPr>
-        <w:t xml:space="preserve"> </w:t>
       </w:r>
       <w:proofErr w:type="spellStart"/>
       <w:r>
@@ -4642,7 +4470,6 @@
           <w:sz w:val="24"/>
           <w:szCs w:val="24"/>
         </w:rPr>
-        <w:t>cá</w:t>
       </w:r>
       <w:proofErr w:type="spellEnd"/>
       <w:r>
@@ -4653,7 +4480,6 @@
           <w:sz w:val="24"/>
           <w:szCs w:val="24"/>
         </w:rPr>
-        <w:t xml:space="preserve"> </w:t>
       </w:r>
       <w:proofErr w:type="spellStart"/>
       <w:r>
@@ -4664,7 +4490,6 @@
           <w:sz w:val="24"/>
           <w:szCs w:val="24"/>
         </w:rPr>
-        <w:t>nhân</w:t>
       </w:r>
       <w:proofErr w:type="spellEnd"/>
       <w:r>
@@ -4675,7 +4500,6 @@
           <w:sz w:val="24"/>
           <w:szCs w:val="24"/>
         </w:rPr>
-        <w:t xml:space="preserve"> (CMND, địa chỉ, số điện thoại); hồ sơ hộ tịch; hồ sơ đất đai; văn bản hành chính (không mật).</w:t>
       </w:r>
     </w:p>
     <w:p>
@@ -4718,7 +4542,140 @@
         </w:rPr>
       </w:pPr>
       <w:r>
-        <w:t>☒ Dữ liệu cá nhân thông thường     ☐ Dữ liệu cá nhân nhạy cảm (sức khỏe, tôn giáo, tư pháp…)     ☐ Dữ liệu công (không bao gồm cá nhân)     {{ l3_av_no }} Không xác định / Cần tư vấn</w:t>
+        <w:rPr>
+          <w:rFonts w:ascii="Segoe UI Symbol" w:hAnsi="Segoe UI Symbol" w:cs="Segoe UI Symbol"/>
+          <w:sz w:val="24"/>
+          <w:szCs w:val="24"/>
+        </w:rPr>
+        <w:t>☒</w:t>
+      </w:r>
+      <w:r>
+        <w:rPr>
+          <w:rFonts w:ascii="Times New Roman" w:hAnsi="Times New Roman" w:cs="Times New Roman"/>
+          <w:sz w:val="24"/>
+          <w:szCs w:val="24"/>
+        </w:rPr>
+        <w:t xml:space="preserve"> </w:t>
+      </w:r>
+      <w:proofErr w:type="spellStart"/>
+      <w:r>
+        <w:rPr>
+          <w:rFonts w:ascii="Times New Roman" w:hAnsi="Times New Roman" w:cs="Times New Roman"/>
+          <w:sz w:val="24"/>
+          <w:szCs w:val="24"/>
+        </w:rPr>
+        <w:t>Dữ</w:t>
+      </w:r>
+      <w:proofErr w:type="spellEnd"/>
+      <w:r>
+        <w:rPr>
+          <w:rFonts w:ascii="Times New Roman" w:hAnsi="Times New Roman" w:cs="Times New Roman"/>
+          <w:sz w:val="24"/>
+          <w:szCs w:val="24"/>
+        </w:rPr>
+        <w:t xml:space="preserve"> </w:t>
+      </w:r>
+      <w:proofErr w:type="spellStart"/>
+      <w:r>
+        <w:rPr>
+          <w:rFonts w:ascii="Times New Roman" w:hAnsi="Times New Roman" w:cs="Times New Roman"/>
+          <w:sz w:val="24"/>
+          <w:szCs w:val="24"/>
+        </w:rPr>
+        <w:t>liệu</w:t>
+      </w:r>
+      <w:proofErr w:type="spellEnd"/>
+      <w:r>
+        <w:rPr>
+          <w:rFonts w:ascii="Times New Roman" w:hAnsi="Times New Roman" w:cs="Times New Roman"/>
+          <w:sz w:val="24"/>
+          <w:szCs w:val="24"/>
+        </w:rPr>
+        <w:t xml:space="preserve"> </w:t>
+      </w:r>
+      <w:proofErr w:type="spellStart"/>
+      <w:r>
+        <w:rPr>
+          <w:rFonts w:ascii="Times New Roman" w:hAnsi="Times New Roman" w:cs="Times New Roman"/>
+          <w:sz w:val="24"/>
+          <w:szCs w:val="24"/>
+        </w:rPr>
+        <w:t>cá</w:t>
+      </w:r>
+      <w:proofErr w:type="spellEnd"/>
+      <w:r>
+        <w:rPr>
+          <w:rFonts w:ascii="Times New Roman" w:hAnsi="Times New Roman" w:cs="Times New Roman"/>
+          <w:sz w:val="24"/>
+          <w:szCs w:val="24"/>
+        </w:rPr>
+        <w:t xml:space="preserve"> nhân thông thường     </w:t>
+      </w:r>
+      <w:r>
+        <w:rPr>
+          <w:rFonts w:ascii="Segoe UI Symbol" w:hAnsi="Segoe UI Symbol" w:cs="Segoe UI Symbol"/>
+          <w:sz w:val="24"/>
+          <w:szCs w:val="24"/>
+        </w:rPr>
+        <w:t>☐</w:t>
+      </w:r>
+      <w:r>
+        <w:rPr>
+          <w:rFonts w:ascii="Times New Roman" w:hAnsi="Times New Roman" w:cs="Times New Roman"/>
+          <w:sz w:val="24"/>
+          <w:szCs w:val="24"/>
+        </w:rPr>
+        <w:t xml:space="preserve"> Dữ liệu cá nhân nhạy cảm (sức khỏe, tôn giáo, tư pháp…)     </w:t>
+      </w:r>
+      <w:r>
+        <w:rPr>
+          <w:rFonts w:ascii="Segoe UI Symbol" w:hAnsi="Segoe UI Symbol" w:cs="Segoe UI Symbol"/>
+          <w:sz w:val="24"/>
+          <w:szCs w:val="24"/>
+        </w:rPr>
+        <w:t>☐</w:t>
+      </w:r>
+      <w:r>
+        <w:rPr>
+          <w:rFonts w:ascii="Times New Roman" w:hAnsi="Times New Roman" w:cs="Times New Roman"/>
+          <w:sz w:val="24"/>
+          <w:szCs w:val="24"/>
+        </w:rPr>
+        <w:t xml:space="preserve"> Dữ liệu công (không bao gồm cá </w:t>
+      </w:r>
+      <w:proofErr w:type="gramStart"/>
+      <w:r>
+        <w:rPr>
+          <w:rFonts w:ascii="Times New Roman" w:hAnsi="Times New Roman" w:cs="Times New Roman"/>
+          <w:sz w:val="24"/>
+          <w:szCs w:val="24"/>
+        </w:rPr>
+        <w:t xml:space="preserve">nhân)   </w:t>
+      </w:r>
+      <w:proofErr w:type="gramEnd"/>
+      <w:r>
+        <w:rPr>
+          <w:rFonts w:ascii="Times New Roman" w:hAnsi="Times New Roman" w:cs="Times New Roman"/>
+          <w:sz w:val="24"/>
+          <w:szCs w:val="24"/>
+        </w:rPr>
+        <w:t xml:space="preserve">  </w:t>
+      </w:r>
+      <w:r>
+        <w:rPr>
+          <w:rFonts w:ascii="Segoe UI Symbol" w:hAnsi="Segoe UI Symbol" w:cs="Segoe UI Symbol"/>
+          <w:sz w:val="24"/>
+          <w:szCs w:val="24"/>
+        </w:rPr>
+        <w:t>☐</w:t>
+      </w:r>
+      <w:r>
+        <w:rPr>
+          <w:rFonts w:ascii="Times New Roman" w:hAnsi="Times New Roman" w:cs="Times New Roman"/>
+          <w:sz w:val="24"/>
+          <w:szCs w:val="24"/>
+        </w:rPr>
+        <w:t xml:space="preserve"> Không xác định / Cần tư vấn</w:t>
       </w:r>
     </w:p>
     <w:p>
@@ -4800,7 +4757,7 @@
           <w:sz w:val="24"/>
           <w:szCs w:val="24"/>
         </w:rPr>
-        <w:t>Nội</w:t>
+        <w:t>Nội bộ: {{C5_noi_bo}} cán bộ; Bên ngoài: ~200 lượt/tháng (người dân qua cổng DVCTT)</w:t>
       </w:r>
       <w:proofErr w:type="spellEnd"/>
       <w:r>
@@ -4811,7 +4768,6 @@
           <w:sz w:val="24"/>
           <w:szCs w:val="24"/>
         </w:rPr>
-        <w:t xml:space="preserve"> </w:t>
       </w:r>
       <w:proofErr w:type="spellStart"/>
       <w:r>
@@ -4822,7 +4778,6 @@
           <w:sz w:val="24"/>
           <w:szCs w:val="24"/>
         </w:rPr>
-        <w:t>bộ</w:t>
       </w:r>
       <w:proofErr w:type="spellEnd"/>
       <w:r>
@@ -4833,7 +4788,6 @@
           <w:sz w:val="24"/>
           <w:szCs w:val="24"/>
         </w:rPr>
-        <w:t xml:space="preserve">: </w:t>
       </w:r>
       <w:r>
         <w:rPr>
@@ -4843,7 +4797,6 @@
           <w:sz w:val="24"/>
           <w:szCs w:val="24"/>
         </w:rPr>
-        <w:t>33</w:t>
       </w:r>
       <w:r>
         <w:rPr>
@@ -4853,7 +4806,6 @@
           <w:sz w:val="24"/>
           <w:szCs w:val="24"/>
         </w:rPr>
-        <w:t xml:space="preserve"> </w:t>
       </w:r>
       <w:proofErr w:type="spellStart"/>
       <w:r>
@@ -4864,7 +4816,6 @@
           <w:sz w:val="24"/>
           <w:szCs w:val="24"/>
         </w:rPr>
-        <w:t>cán</w:t>
       </w:r>
       <w:proofErr w:type="spellEnd"/>
       <w:r>
@@ -4875,7 +4826,6 @@
           <w:sz w:val="24"/>
           <w:szCs w:val="24"/>
         </w:rPr>
-        <w:t xml:space="preserve"> </w:t>
       </w:r>
       <w:proofErr w:type="spellStart"/>
       <w:r>
@@ -4886,7 +4836,6 @@
           <w:sz w:val="24"/>
           <w:szCs w:val="24"/>
         </w:rPr>
-        <w:t>bộ</w:t>
       </w:r>
       <w:proofErr w:type="spellEnd"/>
       <w:r>
@@ -4897,7 +4846,6 @@
           <w:sz w:val="24"/>
           <w:szCs w:val="24"/>
         </w:rPr>
-        <w:t xml:space="preserve">; </w:t>
       </w:r>
       <w:proofErr w:type="spellStart"/>
       <w:r>
@@ -4908,7 +4856,6 @@
           <w:sz w:val="24"/>
           <w:szCs w:val="24"/>
         </w:rPr>
-        <w:t>Bên</w:t>
       </w:r>
       <w:proofErr w:type="spellEnd"/>
       <w:r>
@@ -4919,7 +4866,6 @@
           <w:sz w:val="24"/>
           <w:szCs w:val="24"/>
         </w:rPr>
-        <w:t xml:space="preserve"> ngoài: ~200 lượt/tháng (người dân qua cổng DVCTT)</w:t>
       </w:r>
     </w:p>
     <w:p>
@@ -4959,7 +4905,7 @@
           <w:sz w:val="24"/>
           <w:szCs w:val="24"/>
         </w:rPr>
-        <w:t xml:space="preserve"> </w:t>
+        <w:t xml:space="preserve"> {{C6_nam_hoat_dong}}</w:t>
       </w:r>
       <w:proofErr w:type="spellStart"/>
       <w:r>
@@ -4970,7 +4916,6 @@
           <w:sz w:val="24"/>
           <w:szCs w:val="24"/>
         </w:rPr>
-        <w:t>Năm</w:t>
       </w:r>
       <w:proofErr w:type="spellEnd"/>
       <w:r>
@@ -4981,7 +4926,6 @@
           <w:sz w:val="24"/>
           <w:szCs w:val="24"/>
         </w:rPr>
-        <w:t xml:space="preserve"> 202</w:t>
       </w:r>
       <w:r>
         <w:rPr>
@@ -4991,7 +4935,6 @@
           <w:sz w:val="24"/>
           <w:szCs w:val="24"/>
         </w:rPr>
-        <w:t>5</w:t>
       </w:r>
     </w:p>
     <w:p>
@@ -5010,7 +4953,7 @@
           <w:sz w:val="24"/>
           <w:szCs w:val="24"/>
         </w:rPr>
-        <w:t>C7. Hệ thống có kết nối với hệ thống của cơ quan cấp trên không?</w:t>
+        <w:t>C7. Hệ thống có kết nối với hệ thống của cơ quan cấp trên không? (*) : {{C7_ten_he_thong_cap_tren}}</w:t>
       </w:r>
       <w:r>
         <w:rPr>
@@ -5020,7 +4963,6 @@
           <w:sz w:val="24"/>
           <w:szCs w:val="24"/>
         </w:rPr>
-        <w:t xml:space="preserve"> (*</w:t>
       </w:r>
       <w:proofErr w:type="gramStart"/>
       <w:r>
@@ -5031,7 +4973,6 @@
           <w:sz w:val="24"/>
           <w:szCs w:val="24"/>
         </w:rPr>
-        <w:t>)</w:t>
       </w:r>
       <w:r>
         <w:rPr>
@@ -5041,7 +4982,6 @@
           <w:sz w:val="24"/>
           <w:szCs w:val="24"/>
         </w:rPr>
-        <w:t xml:space="preserve"> :</w:t>
       </w:r>
       <w:proofErr w:type="gramEnd"/>
       <w:r>
@@ -5052,7 +4992,6 @@
           <w:sz w:val="24"/>
           <w:szCs w:val="24"/>
         </w:rPr>
-        <w:t xml:space="preserve"> Hệ thống DVCTT </w:t>
       </w:r>
       <w:proofErr w:type="spellStart"/>
       <w:r>
@@ -5063,7 +5002,6 @@
           <w:sz w:val="24"/>
           <w:szCs w:val="24"/>
         </w:rPr>
-        <w:t>tỉnh</w:t>
       </w:r>
       <w:proofErr w:type="spellEnd"/>
     </w:p>
@@ -5078,7 +5016,72 @@
         </w:rPr>
       </w:pPr>
       <w:r>
-        <w:t>{{ l5_log_yes }} Có – Tên hệ thống: ___________________________     {{ l3_av_no }} Không</w:t>
+        <w:rPr>
+          <w:rFonts w:ascii="Segoe UI Symbol" w:hAnsi="Segoe UI Symbol" w:cs="Segoe UI Symbol"/>
+          <w:sz w:val="24"/>
+          <w:szCs w:val="24"/>
+        </w:rPr>
+        <w:t>☒</w:t>
+      </w:r>
+      <w:r>
+        <w:rPr>
+          <w:rFonts w:ascii="Times New Roman" w:hAnsi="Times New Roman" w:cs="Times New Roman"/>
+          <w:sz w:val="24"/>
+          <w:szCs w:val="24"/>
+        </w:rPr>
+        <w:t xml:space="preserve"> </w:t>
+      </w:r>
+      <w:proofErr w:type="spellStart"/>
+      <w:r>
+        <w:rPr>
+          <w:rFonts w:ascii="Times New Roman" w:hAnsi="Times New Roman" w:cs="Times New Roman"/>
+          <w:sz w:val="24"/>
+          <w:szCs w:val="24"/>
+        </w:rPr>
+        <w:t>Có</w:t>
+      </w:r>
+      <w:proofErr w:type="spellEnd"/>
+      <w:r>
+        <w:rPr>
+          <w:rFonts w:ascii="Times New Roman" w:hAnsi="Times New Roman" w:cs="Times New Roman"/>
+          <w:sz w:val="24"/>
+          <w:szCs w:val="24"/>
+        </w:rPr>
+        <w:t xml:space="preserve"> – </w:t>
+      </w:r>
+      <w:proofErr w:type="spellStart"/>
+      <w:r>
+        <w:rPr>
+          <w:rFonts w:ascii="Times New Roman" w:hAnsi="Times New Roman" w:cs="Times New Roman"/>
+          <w:sz w:val="24"/>
+          <w:szCs w:val="24"/>
+        </w:rPr>
+        <w:t>Tên</w:t>
+      </w:r>
+      <w:proofErr w:type="spellEnd"/>
+      <w:r>
+        <w:rPr>
+          <w:rFonts w:ascii="Times New Roman" w:hAnsi="Times New Roman" w:cs="Times New Roman"/>
+          <w:sz w:val="24"/>
+          <w:szCs w:val="24"/>
+        </w:rPr>
+        <w:t xml:space="preserve"> hệ thống: ___________________________     </w:t>
+      </w:r>
+      <w:r>
+        <w:rPr>
+          <w:rFonts w:ascii="Segoe UI Symbol" w:hAnsi="Segoe UI Symbol" w:cs="Segoe UI Symbol"/>
+          <w:sz w:val="24"/>
+          <w:szCs w:val="24"/>
+        </w:rPr>
+        <w:t>☐</w:t>
+      </w:r>
+      <w:r>
+        <w:rPr>
+          <w:rFonts w:ascii="Times New Roman" w:hAnsi="Times New Roman" w:cs="Times New Roman"/>
+          <w:sz w:val="24"/>
+          <w:szCs w:val="24"/>
+        </w:rPr>
+        <w:t xml:space="preserve"> Không</w:t>
       </w:r>
     </w:p>
     <w:p>
@@ -5121,7 +5124,108 @@
         </w:rPr>
       </w:pPr>
       <w:r>
-        <w:t>{{ l3_av_no }} Không     {{ l5_log_yes }} Có – Độ mật: ___________  (Cần xin ý kiến riêng)</w:t>
+        <w:rPr>
+          <w:rFonts w:ascii="Segoe UI Symbol" w:hAnsi="Segoe UI Symbol" w:cs="Segoe UI Symbol"/>
+          <w:sz w:val="24"/>
+          <w:szCs w:val="24"/>
+        </w:rPr>
+        <w:t>☐</w:t>
+      </w:r>
+      <w:r>
+        <w:rPr>
+          <w:rFonts w:ascii="Times New Roman" w:hAnsi="Times New Roman" w:cs="Times New Roman"/>
+          <w:sz w:val="24"/>
+          <w:szCs w:val="24"/>
+        </w:rPr>
+        <w:t xml:space="preserve"> </w:t>
+      </w:r>
+      <w:proofErr w:type="spellStart"/>
+      <w:r>
+        <w:rPr>
+          <w:rFonts w:ascii="Times New Roman" w:hAnsi="Times New Roman" w:cs="Times New Roman"/>
+          <w:sz w:val="24"/>
+          <w:szCs w:val="24"/>
+        </w:rPr>
+        <w:t>Không</w:t>
+      </w:r>
+      <w:proofErr w:type="spellEnd"/>
+      <w:r>
+        <w:rPr>
+          <w:rFonts w:ascii="Times New Roman" w:hAnsi="Times New Roman" w:cs="Times New Roman"/>
+          <w:sz w:val="24"/>
+          <w:szCs w:val="24"/>
+        </w:rPr>
+        <w:t xml:space="preserve">     </w:t>
+      </w:r>
+      <w:r>
+        <w:rPr>
+          <w:rFonts w:ascii="Segoe UI Symbol" w:hAnsi="Segoe UI Symbol" w:cs="Segoe UI Symbol"/>
+          <w:sz w:val="24"/>
+          <w:szCs w:val="24"/>
+        </w:rPr>
+        <w:t>☒</w:t>
+      </w:r>
+      <w:r>
+        <w:rPr>
+          <w:rFonts w:ascii="Times New Roman" w:hAnsi="Times New Roman" w:cs="Times New Roman"/>
+          <w:sz w:val="24"/>
+          <w:szCs w:val="24"/>
+        </w:rPr>
+        <w:t xml:space="preserve"> </w:t>
+      </w:r>
+      <w:proofErr w:type="spellStart"/>
+      <w:r>
+        <w:rPr>
+          <w:rFonts w:ascii="Times New Roman" w:hAnsi="Times New Roman" w:cs="Times New Roman"/>
+          <w:sz w:val="24"/>
+          <w:szCs w:val="24"/>
+        </w:rPr>
+        <w:t>Có</w:t>
+      </w:r>
+      <w:proofErr w:type="spellEnd"/>
+      <w:r>
+        <w:rPr>
+          <w:rFonts w:ascii="Times New Roman" w:hAnsi="Times New Roman" w:cs="Times New Roman"/>
+          <w:sz w:val="24"/>
+          <w:szCs w:val="24"/>
+        </w:rPr>
+        <w:t xml:space="preserve"> – </w:t>
+      </w:r>
+      <w:proofErr w:type="spellStart"/>
+      <w:r>
+        <w:rPr>
+          <w:rFonts w:ascii="Times New Roman" w:hAnsi="Times New Roman" w:cs="Times New Roman"/>
+          <w:sz w:val="24"/>
+          <w:szCs w:val="24"/>
+        </w:rPr>
+        <w:t>Độ</w:t>
+      </w:r>
+      <w:proofErr w:type="spellEnd"/>
+      <w:r>
+        <w:rPr>
+          <w:rFonts w:ascii="Times New Roman" w:hAnsi="Times New Roman" w:cs="Times New Roman"/>
+          <w:sz w:val="24"/>
+          <w:szCs w:val="24"/>
+        </w:rPr>
+        <w:t xml:space="preserve"> mật: __________</w:t>
+      </w:r>
+      <w:proofErr w:type="gramStart"/>
+      <w:r>
+        <w:rPr>
+          <w:rFonts w:ascii="Times New Roman" w:hAnsi="Times New Roman" w:cs="Times New Roman"/>
+          <w:sz w:val="24"/>
+          <w:szCs w:val="24"/>
+        </w:rPr>
+        <w:t>_  (</w:t>
+      </w:r>
+      <w:proofErr w:type="gramEnd"/>
+      <w:r>
+        <w:rPr>
+          <w:rFonts w:ascii="Times New Roman" w:hAnsi="Times New Roman" w:cs="Times New Roman"/>
+          <w:sz w:val="24"/>
+          <w:szCs w:val="24"/>
+        </w:rPr>
+        <w:t>Cần xin ý kiến riêng)</w:t>
       </w:r>
     </w:p>
     <w:p>
@@ -6179,7 +6283,7 @@
           <w:sz w:val="24"/>
           <w:szCs w:val="24"/>
         </w:rPr>
-        <w:t>D2. Thiết bị định tuyến/modem tại điểm kết nối Internet (Router/Modem Gateway)</w:t>
+        <w:t>D2. Thiết bị định tuyến/modem tại điểm kết nối Internet (Router/Modem Gateway) (*)  [Hãng, model, số serial]: {{D2_router_modem}}</w:t>
       </w:r>
       <w:r>
         <w:rPr>
@@ -6189,7 +6293,6 @@
           <w:sz w:val="24"/>
           <w:szCs w:val="24"/>
         </w:rPr>
-        <w:t xml:space="preserve"> (*</w:t>
       </w:r>
       <w:proofErr w:type="gramStart"/>
       <w:r>
@@ -6200,7 +6303,6 @@
           <w:sz w:val="24"/>
           <w:szCs w:val="24"/>
         </w:rPr>
-        <w:t>)</w:t>
       </w:r>
       <w:r>
         <w:rPr>
@@ -6210,7 +6312,6 @@
           <w:sz w:val="24"/>
           <w:szCs w:val="24"/>
         </w:rPr>
-        <w:t xml:space="preserve">  [</w:t>
       </w:r>
       <w:proofErr w:type="gramEnd"/>
       <w:r>
@@ -6221,7 +6322,6 @@
           <w:sz w:val="24"/>
           <w:szCs w:val="24"/>
         </w:rPr>
-        <w:t xml:space="preserve">Hãng, model, </w:t>
       </w:r>
       <w:proofErr w:type="spellStart"/>
       <w:r>
@@ -6232,7 +6332,6 @@
           <w:sz w:val="24"/>
           <w:szCs w:val="24"/>
         </w:rPr>
-        <w:t>số</w:t>
       </w:r>
       <w:proofErr w:type="spellEnd"/>
       <w:r>
@@ -6243,7 +6342,6 @@
           <w:sz w:val="24"/>
           <w:szCs w:val="24"/>
         </w:rPr>
-        <w:t xml:space="preserve"> serial]</w:t>
       </w:r>
       <w:r>
         <w:rPr>
@@ -6253,7 +6351,6 @@
           <w:sz w:val="24"/>
           <w:szCs w:val="24"/>
         </w:rPr>
-        <w:t xml:space="preserve">: </w:t>
       </w:r>
       <w:proofErr w:type="spellStart"/>
       <w:r>
@@ -6264,7 +6361,6 @@
           <w:sz w:val="24"/>
           <w:szCs w:val="24"/>
         </w:rPr>
-        <w:t>iGate</w:t>
       </w:r>
       <w:proofErr w:type="spellEnd"/>
       <w:r>
@@ -6275,7 +6371,6 @@
           <w:sz w:val="24"/>
           <w:szCs w:val="24"/>
         </w:rPr>
-        <w:t xml:space="preserve"> 10.66.138.209</w:t>
       </w:r>
     </w:p>
     <w:p>
@@ -6294,7 +6389,7 @@
           <w:sz w:val="24"/>
           <w:szCs w:val="24"/>
         </w:rPr>
-        <w:t xml:space="preserve">D3. Địa chỉ IP LAN của Router/Gateway </w:t>
+        <w:t>D3. Địa chỉ IP LAN của Router/Gateway chính (*)  [{{D3_ip_lan_gateway}}]</w:t>
       </w:r>
       <w:proofErr w:type="spellStart"/>
       <w:r>
@@ -6304,7 +6399,6 @@
           <w:sz w:val="24"/>
           <w:szCs w:val="24"/>
         </w:rPr>
-        <w:t>chính</w:t>
       </w:r>
       <w:proofErr w:type="spellEnd"/>
       <w:r>
@@ -6315,7 +6409,6 @@
           <w:sz w:val="24"/>
           <w:szCs w:val="24"/>
         </w:rPr>
-        <w:t xml:space="preserve"> (*</w:t>
       </w:r>
       <w:proofErr w:type="gramStart"/>
       <w:r>
@@ -6326,7 +6419,6 @@
           <w:sz w:val="24"/>
           <w:szCs w:val="24"/>
         </w:rPr>
-        <w:t>)</w:t>
       </w:r>
       <w:r>
         <w:rPr>
@@ -6336,7 +6428,6 @@
           <w:sz w:val="24"/>
           <w:szCs w:val="24"/>
         </w:rPr>
-        <w:t xml:space="preserve">  [</w:t>
       </w:r>
       <w:proofErr w:type="gramEnd"/>
       <w:r>
@@ -6347,7 +6438,6 @@
           <w:sz w:val="24"/>
           <w:szCs w:val="24"/>
         </w:rPr>
-        <w:t>10.</w:t>
       </w:r>
       <w:r>
         <w:rPr>
@@ -6357,7 +6447,6 @@
           <w:sz w:val="24"/>
           <w:szCs w:val="24"/>
         </w:rPr>
-        <w:t>66.138.210</w:t>
       </w:r>
       <w:r>
         <w:rPr>
@@ -6367,7 +6456,6 @@
           <w:sz w:val="24"/>
           <w:szCs w:val="24"/>
         </w:rPr>
-        <w:t>]</w:t>
       </w:r>
     </w:p>
     <w:p>
@@ -8243,7 +8331,70 @@
         </w:rPr>
       </w:pPr>
       <w:r>
-        <w:t>☐ Có (đã liệt kê ở bảng trên)     {{ l3_av_no }} Không – Sử dụng tính năng firewall tích hợp trên Router/Switch     {{ l3_av_no }} Không – Sử dụng phần mềm firewall trên máy chủ</w:t>
+        <w:rPr>
+          <w:rFonts w:ascii="Segoe UI Symbol" w:hAnsi="Segoe UI Symbol" w:cs="Segoe UI Symbol"/>
+          <w:sz w:val="24"/>
+          <w:szCs w:val="24"/>
+        </w:rPr>
+        <w:t>☐</w:t>
+      </w:r>
+      <w:r>
+        <w:rPr>
+          <w:rFonts w:ascii="Times New Roman" w:hAnsi="Times New Roman" w:cs="Times New Roman"/>
+          <w:sz w:val="24"/>
+          <w:szCs w:val="24"/>
+        </w:rPr>
+        <w:t xml:space="preserve"> Có (đã liệt kê ở bảng </w:t>
+      </w:r>
+      <w:proofErr w:type="gramStart"/>
+      <w:r>
+        <w:rPr>
+          <w:rFonts w:ascii="Times New Roman" w:hAnsi="Times New Roman" w:cs="Times New Roman"/>
+          <w:sz w:val="24"/>
+          <w:szCs w:val="24"/>
+        </w:rPr>
+        <w:t xml:space="preserve">trên)   </w:t>
+      </w:r>
+      <w:proofErr w:type="gramEnd"/>
+      <w:r>
+        <w:rPr>
+          <w:rFonts w:ascii="Times New Roman" w:hAnsi="Times New Roman" w:cs="Times New Roman"/>
+          <w:sz w:val="24"/>
+          <w:szCs w:val="24"/>
+        </w:rPr>
+        <w:t xml:space="preserve">  </w:t>
+      </w:r>
+      <w:r>
+        <w:rPr>
+          <w:rFonts w:ascii="Segoe UI Symbol" w:hAnsi="Segoe UI Symbol" w:cs="Segoe UI Symbol"/>
+          <w:sz w:val="24"/>
+          <w:szCs w:val="24"/>
+        </w:rPr>
+        <w:t>☐</w:t>
+      </w:r>
+      <w:r>
+        <w:rPr>
+          <w:rFonts w:ascii="Times New Roman" w:hAnsi="Times New Roman" w:cs="Times New Roman"/>
+          <w:sz w:val="24"/>
+          <w:szCs w:val="24"/>
+        </w:rPr>
+        <w:t xml:space="preserve"> Không – Sử dụng tính năng firewall tích hợp trên Router/Switch     </w:t>
+      </w:r>
+      <w:r>
+        <w:rPr>
+          <w:rFonts w:ascii="Segoe UI Symbol" w:hAnsi="Segoe UI Symbol" w:cs="Segoe UI Symbol"/>
+          <w:sz w:val="24"/>
+          <w:szCs w:val="24"/>
+        </w:rPr>
+        <w:t>☐</w:t>
+      </w:r>
+      <w:r>
+        <w:rPr>
+          <w:rFonts w:ascii="Times New Roman" w:hAnsi="Times New Roman" w:cs="Times New Roman"/>
+          <w:sz w:val="24"/>
+          <w:szCs w:val="24"/>
+        </w:rPr>
+        <w:t xml:space="preserve"> Không – Sử dụng phần mềm firewall trên máy chủ</w:t>
       </w:r>
     </w:p>
     <w:p>
@@ -10393,7 +10544,36 @@
         </w:rPr>
       </w:pPr>
       <w:r>
-        <w:t>{{ l3_av_no }} Không     ☐ Có – Tên dịch vụ / nhà cung cấp: _________________________</w:t>
+        <w:rPr>
+          <w:rFonts w:ascii="Segoe UI Symbol" w:hAnsi="Segoe UI Symbol" w:cs="Segoe UI Symbol"/>
+          <w:sz w:val="24"/>
+          <w:szCs w:val="24"/>
+        </w:rPr>
+        <w:t>☐</w:t>
+      </w:r>
+      <w:r>
+        <w:rPr>
+          <w:rFonts w:ascii="Times New Roman" w:hAnsi="Times New Roman" w:cs="Times New Roman"/>
+          <w:sz w:val="24"/>
+          <w:szCs w:val="24"/>
+        </w:rPr>
+        <w:t xml:space="preserve"> Không     </w:t>
+      </w:r>
+      <w:r>
+        <w:rPr>
+          <w:rFonts w:ascii="Segoe UI Symbol" w:hAnsi="Segoe UI Symbol" w:cs="Segoe UI Symbol"/>
+          <w:sz w:val="24"/>
+          <w:szCs w:val="24"/>
+        </w:rPr>
+        <w:t>☐</w:t>
+      </w:r>
+      <w:r>
+        <w:rPr>
+          <w:rFonts w:ascii="Times New Roman" w:hAnsi="Times New Roman" w:cs="Times New Roman"/>
+          <w:sz w:val="24"/>
+          <w:szCs w:val="24"/>
+        </w:rPr>
+        <w:t xml:space="preserve"> Có – Tên dịch vụ / nhà cung cấp: _________________________</w:t>
       </w:r>
     </w:p>
     <w:p>
@@ -12240,7 +12420,54 @@
         </w:rPr>
       </w:pPr>
       <w:r>
-        <w:t>{{ l3_av_no }} Không có VLAN (toàn bộ thiết bị cùng một mạng phẳng)     ☐ Có VLAN – Số lượng VLAN: ___   Mô tả: ___________________________</w:t>
+        <w:rPr>
+          <w:rFonts w:ascii="Segoe UI Symbol" w:hAnsi="Segoe UI Symbol" w:cs="Segoe UI Symbol"/>
+          <w:sz w:val="24"/>
+          <w:szCs w:val="24"/>
+        </w:rPr>
+        <w:t>☐</w:t>
+      </w:r>
+      <w:r>
+        <w:rPr>
+          <w:rFonts w:ascii="Times New Roman" w:hAnsi="Times New Roman" w:cs="Times New Roman"/>
+          <w:sz w:val="24"/>
+          <w:szCs w:val="24"/>
+        </w:rPr>
+        <w:t xml:space="preserve"> Không có VLAN (toàn bộ thiết bị cùng một mạng </w:t>
+      </w:r>
+      <w:proofErr w:type="gramStart"/>
+      <w:r>
+        <w:rPr>
+          <w:rFonts w:ascii="Times New Roman" w:hAnsi="Times New Roman" w:cs="Times New Roman"/>
+          <w:sz w:val="24"/>
+          <w:szCs w:val="24"/>
+        </w:rPr>
+        <w:t xml:space="preserve">phẳng)   </w:t>
+      </w:r>
+      <w:proofErr w:type="gramEnd"/>
+      <w:r>
+        <w:rPr>
+          <w:rFonts w:ascii="Times New Roman" w:hAnsi="Times New Roman" w:cs="Times New Roman"/>
+          <w:sz w:val="24"/>
+          <w:szCs w:val="24"/>
+        </w:rPr>
+        <w:t xml:space="preserve">  </w:t>
+      </w:r>
+      <w:r>
+        <w:rPr>
+          <w:rFonts w:ascii="Segoe UI Symbol" w:hAnsi="Segoe UI Symbol" w:cs="Segoe UI Symbol"/>
+          <w:sz w:val="24"/>
+          <w:szCs w:val="24"/>
+        </w:rPr>
+        <w:t>☐</w:t>
+      </w:r>
+      <w:r>
+        <w:rPr>
+          <w:rFonts w:ascii="Times New Roman" w:hAnsi="Times New Roman" w:cs="Times New Roman"/>
+          <w:sz w:val="24"/>
+          <w:szCs w:val="24"/>
+        </w:rPr>
+        <w:t xml:space="preserve"> Có VLAN – Số lượng VLAN: ___   Mô tả: ___________________________</w:t>
       </w:r>
     </w:p>
     <w:p>
@@ -15829,7 +16056,86 @@
         </w:rPr>
       </w:pPr>
       <w:r>
-        <w:t>{{ l1_phys_key }} Có khóa cửa     {{ l1_phys_cam }} Có khóa + camera     {{ l1_phys_card }} Có thẻ từ     {{ l1_phys_none }} Không có kiểm soát</w:t>
+        <w:rPr>
+          <w:rFonts w:ascii="Segoe UI Symbol" w:hAnsi="Segoe UI Symbol" w:cs="Segoe UI Symbol"/>
+          <w:sz w:val="24"/>
+          <w:szCs w:val="24"/>
+        </w:rPr>
+        <w:t>☐</w:t>
+      </w:r>
+      <w:r>
+        <w:rPr>
+          <w:rFonts w:ascii="Times New Roman" w:hAnsi="Times New Roman" w:cs="Times New Roman"/>
+          <w:sz w:val="24"/>
+          <w:szCs w:val="24"/>
+        </w:rPr>
+        <w:t xml:space="preserve"> Có khóa cửa (chìa khóa </w:t>
+      </w:r>
+      <w:proofErr w:type="gramStart"/>
+      <w:r>
+        <w:rPr>
+          <w:rFonts w:ascii="Times New Roman" w:hAnsi="Times New Roman" w:cs="Times New Roman"/>
+          <w:sz w:val="24"/>
+          <w:szCs w:val="24"/>
+        </w:rPr>
+        <w:t xml:space="preserve">thường)   </w:t>
+      </w:r>
+      <w:proofErr w:type="gramEnd"/>
+      <w:r>
+        <w:rPr>
+          <w:rFonts w:ascii="Times New Roman" w:hAnsi="Times New Roman" w:cs="Times New Roman"/>
+          <w:sz w:val="24"/>
+          <w:szCs w:val="24"/>
+        </w:rPr>
+        <w:t xml:space="preserve">  </w:t>
+      </w:r>
+      <w:r>
+        <w:rPr>
+          <w:rFonts w:ascii="Segoe UI Symbol" w:hAnsi="Segoe UI Symbol" w:cs="Segoe UI Symbol"/>
+          <w:sz w:val="24"/>
+          <w:szCs w:val="24"/>
+        </w:rPr>
+        <w:t>☐</w:t>
+      </w:r>
+      <w:r>
+        <w:rPr>
+          <w:rFonts w:ascii="Times New Roman" w:hAnsi="Times New Roman" w:cs="Times New Roman"/>
+          <w:sz w:val="24"/>
+          <w:szCs w:val="24"/>
+        </w:rPr>
+        <w:t xml:space="preserve"> Có khóa cửa + camera giám sát     </w:t>
+      </w:r>
+      <w:r>
+        <w:rPr>
+          <w:rFonts w:ascii="Segoe UI Symbol" w:hAnsi="Segoe UI Symbol" w:cs="Segoe UI Symbol"/>
+          <w:sz w:val="24"/>
+          <w:szCs w:val="24"/>
+        </w:rPr>
+        <w:t>☐</w:t>
+      </w:r>
+      <w:r>
+        <w:rPr>
+          <w:rFonts w:ascii="Times New Roman" w:hAnsi="Times New Roman" w:cs="Times New Roman"/>
+          <w:sz w:val="24"/>
+          <w:szCs w:val="24"/>
+        </w:rPr>
+        <w:t xml:space="preserve"> Có thẻ từ / kiểm soát điện tử     </w:t>
+      </w:r>
+      <w:r>
+        <w:rPr>
+          <w:rFonts w:ascii="Segoe UI Symbol" w:hAnsi="Segoe UI Symbol" w:cs="Segoe UI Symbol"/>
+          <w:sz w:val="24"/>
+          <w:szCs w:val="24"/>
+        </w:rPr>
+        <w:t>☐</w:t>
+      </w:r>
+      <w:r>
+        <w:rPr>
+          <w:rFonts w:ascii="Times New Roman" w:hAnsi="Times New Roman" w:cs="Times New Roman"/>
+          <w:sz w:val="24"/>
+          <w:szCs w:val="24"/>
+        </w:rPr>
+        <w:t xml:space="preserve"> Không có kiểm soát riêng</w:t>
       </w:r>
     </w:p>
     <w:p>
@@ -15862,7 +16168,36 @@
         </w:rPr>
       </w:pPr>
       <w:r>
-        <w:t>☐ Có     {{ l3_av_no }} Không</w:t>
+        <w:rPr>
+          <w:rFonts w:ascii="Segoe UI Symbol" w:hAnsi="Segoe UI Symbol" w:cs="Segoe UI Symbol"/>
+          <w:sz w:val="24"/>
+          <w:szCs w:val="24"/>
+        </w:rPr>
+        <w:t>☐</w:t>
+      </w:r>
+      <w:r>
+        <w:rPr>
+          <w:rFonts w:ascii="Times New Roman" w:hAnsi="Times New Roman" w:cs="Times New Roman"/>
+          <w:sz w:val="24"/>
+          <w:szCs w:val="24"/>
+        </w:rPr>
+        <w:t xml:space="preserve"> Có     </w:t>
+      </w:r>
+      <w:r>
+        <w:rPr>
+          <w:rFonts w:ascii="Segoe UI Symbol" w:hAnsi="Segoe UI Symbol" w:cs="Segoe UI Symbol"/>
+          <w:sz w:val="24"/>
+          <w:szCs w:val="24"/>
+        </w:rPr>
+        <w:t>☐</w:t>
+      </w:r>
+      <w:r>
+        <w:rPr>
+          <w:rFonts w:ascii="Times New Roman" w:hAnsi="Times New Roman" w:cs="Times New Roman"/>
+          <w:sz w:val="24"/>
+          <w:szCs w:val="24"/>
+        </w:rPr>
+        <w:t xml:space="preserve"> Không</w:t>
       </w:r>
     </w:p>
     <w:p>
@@ -15928,7 +16263,36 @@
         </w:rPr>
       </w:pPr>
       <w:r>
-        <w:t>{{ l2_pass_yes }} Có – Yêu cầu: độ dài {{ l2_pass_len }} ký tự, đổi định kỳ {{ l2_pass_time }} tháng     {{ l2_pass_no }} Không có chính sách (mỗi người tự đặt)</w:t>
+        <w:rPr>
+          <w:rFonts w:ascii="Segoe UI Symbol" w:hAnsi="Segoe UI Symbol" w:cs="Segoe UI Symbol"/>
+          <w:sz w:val="24"/>
+          <w:szCs w:val="24"/>
+        </w:rPr>
+        <w:t>☐</w:t>
+      </w:r>
+      <w:r>
+        <w:rPr>
+          <w:rFonts w:ascii="Times New Roman" w:hAnsi="Times New Roman" w:cs="Times New Roman"/>
+          <w:sz w:val="24"/>
+          <w:szCs w:val="24"/>
+        </w:rPr>
+        <w:t xml:space="preserve"> Có – Yêu cầu: độ dài tối thiểu _____ ký tự, đổi định kỳ _____ tháng     </w:t>
+      </w:r>
+      <w:r>
+        <w:rPr>
+          <w:rFonts w:ascii="Segoe UI Symbol" w:hAnsi="Segoe UI Symbol" w:cs="Segoe UI Symbol"/>
+          <w:sz w:val="24"/>
+          <w:szCs w:val="24"/>
+        </w:rPr>
+        <w:t>☐</w:t>
+      </w:r>
+      <w:r>
+        <w:rPr>
+          <w:rFonts w:ascii="Times New Roman" w:hAnsi="Times New Roman" w:cs="Times New Roman"/>
+          <w:sz w:val="24"/>
+          <w:szCs w:val="24"/>
+        </w:rPr>
+        <w:t xml:space="preserve"> Không có chính sách thống nhất (mỗi người tự đặt)</w:t>
       </w:r>
     </w:p>
     <w:p>
@@ -15971,7 +16335,52 @@
         </w:rPr>
       </w:pPr>
       <w:r>
-        <w:t>☐ Mỗi cán bộ có tài khoản riêng     ☐ Dùng chung một tài khoản admin     {{ p1_both }} Cả hai hình thức</w:t>
+        <w:rPr>
+          <w:rFonts w:ascii="Segoe UI Symbol" w:hAnsi="Segoe UI Symbol" w:cs="Segoe UI Symbol"/>
+          <w:sz w:val="24"/>
+          <w:szCs w:val="24"/>
+        </w:rPr>
+        <w:t>☐</w:t>
+      </w:r>
+      <w:r>
+        <w:rPr>
+          <w:rFonts w:ascii="Times New Roman" w:hAnsi="Times New Roman" w:cs="Times New Roman"/>
+          <w:sz w:val="24"/>
+          <w:szCs w:val="24"/>
+        </w:rPr>
+        <w:t xml:space="preserve"> Mỗi cán bộ có tài khoản riêng     </w:t>
+      </w:r>
+      <w:r>
+        <w:rPr>
+          <w:rFonts w:ascii="Segoe UI Symbol" w:hAnsi="Segoe UI Symbol" w:cs="Segoe UI Symbol"/>
+          <w:sz w:val="24"/>
+          <w:szCs w:val="24"/>
+        </w:rPr>
+        <w:t>☐</w:t>
+      </w:r>
+      <w:r>
+        <w:rPr>
+          <w:rFonts w:ascii="Times New Roman" w:hAnsi="Times New Roman" w:cs="Times New Roman"/>
+          <w:sz w:val="24"/>
+          <w:szCs w:val="24"/>
+        </w:rPr>
+        <w:t xml:space="preserve"> Dùng chung một tài khoản admin     </w:t>
+      </w:r>
+      <w:r>
+        <w:rPr>
+          <w:rFonts w:ascii="Segoe UI Symbol" w:hAnsi="Segoe UI Symbol" w:cs="Segoe UI Symbol"/>
+          <w:sz w:val="24"/>
+          <w:szCs w:val="24"/>
+        </w:rPr>
+        <w:t>☐</w:t>
+      </w:r>
+      <w:r>
+        <w:rPr>
+          <w:rFonts w:ascii="Times New Roman" w:hAnsi="Times New Roman" w:cs="Times New Roman"/>
+          <w:sz w:val="24"/>
+          <w:szCs w:val="24"/>
+        </w:rPr>
+        <w:t xml:space="preserve"> Cả hai hình thức</w:t>
       </w:r>
     </w:p>
     <w:p>
@@ -16014,7 +16423,36 @@
         </w:rPr>
       </w:pPr>
       <w:r>
-        <w:t>☐ Có – Áp dụng cho: ___________________________     {{ l3_av_no }} Không</w:t>
+        <w:rPr>
+          <w:rFonts w:ascii="Segoe UI Symbol" w:hAnsi="Segoe UI Symbol" w:cs="Segoe UI Symbol"/>
+          <w:sz w:val="24"/>
+          <w:szCs w:val="24"/>
+        </w:rPr>
+        <w:t>☐</w:t>
+      </w:r>
+      <w:r>
+        <w:rPr>
+          <w:rFonts w:ascii="Times New Roman" w:hAnsi="Times New Roman" w:cs="Times New Roman"/>
+          <w:sz w:val="24"/>
+          <w:szCs w:val="24"/>
+        </w:rPr>
+        <w:t xml:space="preserve"> Có – Áp dụng cho: ___________________________     </w:t>
+      </w:r>
+      <w:r>
+        <w:rPr>
+          <w:rFonts w:ascii="Segoe UI Symbol" w:hAnsi="Segoe UI Symbol" w:cs="Segoe UI Symbol"/>
+          <w:sz w:val="24"/>
+          <w:szCs w:val="24"/>
+        </w:rPr>
+        <w:t>☐</w:t>
+      </w:r>
+      <w:r>
+        <w:rPr>
+          <w:rFonts w:ascii="Times New Roman" w:hAnsi="Times New Roman" w:cs="Times New Roman"/>
+          <w:sz w:val="24"/>
+          <w:szCs w:val="24"/>
+        </w:rPr>
+        <w:t xml:space="preserve"> Không</w:t>
       </w:r>
     </w:p>
     <w:p>
@@ -16080,7 +16518,55 @@
         </w:rPr>
       </w:pPr>
       <w:r>
-        <w:t>{{ l3_av_yes }} Có – Tên: {{ l3_av_name }}  Bản quyền: Có / Không / Miễn phí     {{ l3_av_no }} Không</w:t>
+        <w:rPr>
+          <w:rFonts w:ascii="Segoe UI Symbol" w:hAnsi="Segoe UI Symbol" w:cs="Segoe UI Symbol"/>
+          <w:sz w:val="24"/>
+          <w:szCs w:val="24"/>
+        </w:rPr>
+        <w:lastRenderedPageBreak/>
+        <w:t>☐</w:t>
+      </w:r>
+      <w:r>
+        <w:rPr>
+          <w:rFonts w:ascii="Times New Roman" w:hAnsi="Times New Roman" w:cs="Times New Roman"/>
+          <w:sz w:val="24"/>
+          <w:szCs w:val="24"/>
+        </w:rPr>
+        <w:t xml:space="preserve"> Có – Tên phần mềm: ______________</w:t>
+      </w:r>
+      <w:proofErr w:type="gramStart"/>
+      <w:r>
+        <w:rPr>
+          <w:rFonts w:ascii="Times New Roman" w:hAnsi="Times New Roman" w:cs="Times New Roman"/>
+          <w:sz w:val="24"/>
+          <w:szCs w:val="24"/>
+        </w:rPr>
+        <w:t>_  Bản</w:t>
+      </w:r>
+      <w:proofErr w:type="gramEnd"/>
+      <w:r>
+        <w:rPr>
+          <w:rFonts w:ascii="Times New Roman" w:hAnsi="Times New Roman" w:cs="Times New Roman"/>
+          <w:sz w:val="24"/>
+          <w:szCs w:val="24"/>
+        </w:rPr>
+        <w:t xml:space="preserve"> quyền: Có / Không / Miễn phí     </w:t>
+      </w:r>
+      <w:r>
+        <w:rPr>
+          <w:rFonts w:ascii="Segoe UI Symbol" w:hAnsi="Segoe UI Symbol" w:cs="Segoe UI Symbol"/>
+          <w:sz w:val="24"/>
+          <w:szCs w:val="24"/>
+        </w:rPr>
+        <w:t>☐</w:t>
+      </w:r>
+      <w:r>
+        <w:rPr>
+          <w:rFonts w:ascii="Times New Roman" w:hAnsi="Times New Roman" w:cs="Times New Roman"/>
+          <w:sz w:val="24"/>
+          <w:szCs w:val="24"/>
+        </w:rPr>
+        <w:t xml:space="preserve"> Không</w:t>
       </w:r>
     </w:p>
     <w:p>
@@ -16194,7 +16680,52 @@
         </w:rPr>
       </w:pPr>
       <w:r>
-        <w:t>{{ l4_bak_yes }} Có - {{ l4_bak_freq }}     {{ l4_bak_manual }} Thủ công     {{ l3_av_no }} Không sao lưu</w:t>
+        <w:rPr>
+          <w:rFonts w:ascii="Segoe UI Symbol" w:hAnsi="Segoe UI Symbol" w:cs="Segoe UI Symbol"/>
+          <w:sz w:val="24"/>
+          <w:szCs w:val="24"/>
+        </w:rPr>
+        <w:t>☐</w:t>
+      </w:r>
+      <w:r>
+        <w:rPr>
+          <w:rFonts w:ascii="Times New Roman" w:hAnsi="Times New Roman" w:cs="Times New Roman"/>
+          <w:sz w:val="24"/>
+          <w:szCs w:val="24"/>
+        </w:rPr>
+        <w:t xml:space="preserve"> Có – Tần suất: Hàng ngày / Hàng tuần / Hàng tháng     </w:t>
+      </w:r>
+      <w:r>
+        <w:rPr>
+          <w:rFonts w:ascii="Segoe UI Symbol" w:hAnsi="Segoe UI Symbol" w:cs="Segoe UI Symbol"/>
+          <w:sz w:val="24"/>
+          <w:szCs w:val="24"/>
+        </w:rPr>
+        <w:t>☐</w:t>
+      </w:r>
+      <w:r>
+        <w:rPr>
+          <w:rFonts w:ascii="Times New Roman" w:hAnsi="Times New Roman" w:cs="Times New Roman"/>
+          <w:sz w:val="24"/>
+          <w:szCs w:val="24"/>
+        </w:rPr>
+        <w:t xml:space="preserve"> Thực hiện thủ công khi nhớ     </w:t>
+      </w:r>
+      <w:r>
+        <w:rPr>
+          <w:rFonts w:ascii="Segoe UI Symbol" w:hAnsi="Segoe UI Symbol" w:cs="Segoe UI Symbol"/>
+          <w:sz w:val="24"/>
+          <w:szCs w:val="24"/>
+        </w:rPr>
+        <w:t>☐</w:t>
+      </w:r>
+      <w:r>
+        <w:rPr>
+          <w:rFonts w:ascii="Times New Roman" w:hAnsi="Times New Roman" w:cs="Times New Roman"/>
+          <w:sz w:val="24"/>
+          <w:szCs w:val="24"/>
+        </w:rPr>
+        <w:t xml:space="preserve"> Không sao lưu</w:t>
       </w:r>
     </w:p>
     <w:p>
@@ -16349,7 +16880,36 @@
         </w:rPr>
       </w:pPr>
       <w:r>
-        <w:t>☐ Có – Địa điểm: ___________________________     {{ l3_av_no }} Không – Cùng vị trí với máy chủ</w:t>
+        <w:rPr>
+          <w:rFonts w:ascii="Segoe UI Symbol" w:hAnsi="Segoe UI Symbol" w:cs="Segoe UI Symbol"/>
+          <w:sz w:val="24"/>
+          <w:szCs w:val="24"/>
+        </w:rPr>
+        <w:t>☐</w:t>
+      </w:r>
+      <w:r>
+        <w:rPr>
+          <w:rFonts w:ascii="Times New Roman" w:hAnsi="Times New Roman" w:cs="Times New Roman"/>
+          <w:sz w:val="24"/>
+          <w:szCs w:val="24"/>
+        </w:rPr>
+        <w:t xml:space="preserve"> Có – Địa điểm: ___________________________     </w:t>
+      </w:r>
+      <w:r>
+        <w:rPr>
+          <w:rFonts w:ascii="Segoe UI Symbol" w:hAnsi="Segoe UI Symbol" w:cs="Segoe UI Symbol"/>
+          <w:sz w:val="24"/>
+          <w:szCs w:val="24"/>
+        </w:rPr>
+        <w:t>☐</w:t>
+      </w:r>
+      <w:r>
+        <w:rPr>
+          <w:rFonts w:ascii="Times New Roman" w:hAnsi="Times New Roman" w:cs="Times New Roman"/>
+          <w:sz w:val="24"/>
+          <w:szCs w:val="24"/>
+        </w:rPr>
+        <w:t xml:space="preserve"> Không – Cùng vị trí với máy chủ</w:t>
       </w:r>
     </w:p>
     <w:p>
@@ -16415,7 +16975,52 @@
         </w:rPr>
       </w:pPr>
       <w:r>
-        <w:t>☐ Có     {{ l3_av_no }} Không biết / Chưa kiểm tra     {{ l3_av_no }} Không</w:t>
+        <w:rPr>
+          <w:rFonts w:ascii="Segoe UI Symbol" w:hAnsi="Segoe UI Symbol" w:cs="Segoe UI Symbol"/>
+          <w:sz w:val="24"/>
+          <w:szCs w:val="24"/>
+        </w:rPr>
+        <w:t>☐</w:t>
+      </w:r>
+      <w:r>
+        <w:rPr>
+          <w:rFonts w:ascii="Times New Roman" w:hAnsi="Times New Roman" w:cs="Times New Roman"/>
+          <w:sz w:val="24"/>
+          <w:szCs w:val="24"/>
+        </w:rPr>
+        <w:t xml:space="preserve"> Có     </w:t>
+      </w:r>
+      <w:r>
+        <w:rPr>
+          <w:rFonts w:ascii="Segoe UI Symbol" w:hAnsi="Segoe UI Symbol" w:cs="Segoe UI Symbol"/>
+          <w:sz w:val="24"/>
+          <w:szCs w:val="24"/>
+        </w:rPr>
+        <w:t>☐</w:t>
+      </w:r>
+      <w:r>
+        <w:rPr>
+          <w:rFonts w:ascii="Times New Roman" w:hAnsi="Times New Roman" w:cs="Times New Roman"/>
+          <w:sz w:val="24"/>
+          <w:szCs w:val="24"/>
+        </w:rPr>
+        <w:t xml:space="preserve"> Không biết / Chưa kiểm tra     </w:t>
+      </w:r>
+      <w:r>
+        <w:rPr>
+          <w:rFonts w:ascii="Segoe UI Symbol" w:hAnsi="Segoe UI Symbol" w:cs="Segoe UI Symbol"/>
+          <w:sz w:val="24"/>
+          <w:szCs w:val="24"/>
+        </w:rPr>
+        <w:t>☐</w:t>
+      </w:r>
+      <w:r>
+        <w:rPr>
+          <w:rFonts w:ascii="Times New Roman" w:hAnsi="Times New Roman" w:cs="Times New Roman"/>
+          <w:sz w:val="24"/>
+          <w:szCs w:val="24"/>
+        </w:rPr>
+        <w:t xml:space="preserve"> Không</w:t>
       </w:r>
     </w:p>
     <w:p>
@@ -16448,7 +17053,68 @@
         </w:rPr>
       </w:pPr>
       <w:r>
-        <w:t>{{ l5_retention_3m }} &lt; 3 tháng     {{ l5_retention_6m }} 3-6 tháng     {{ l5_retention_gt6m }} &gt; 6 tháng     {{ l3_av_no }} Không lưu</w:t>
+        <w:rPr>
+          <w:rFonts w:ascii="Segoe UI Symbol" w:hAnsi="Segoe UI Symbol" w:cs="Segoe UI Symbol"/>
+          <w:sz w:val="24"/>
+          <w:szCs w:val="24"/>
+        </w:rPr>
+        <w:t>☐</w:t>
+      </w:r>
+      <w:r>
+        <w:rPr>
+          <w:rFonts w:ascii="Times New Roman" w:hAnsi="Times New Roman" w:cs="Times New Roman"/>
+          <w:sz w:val="24"/>
+          <w:szCs w:val="24"/>
+        </w:rPr>
+        <w:t xml:space="preserve"> &lt; 3 tháng     </w:t>
+      </w:r>
+      <w:r>
+        <w:rPr>
+          <w:rFonts w:ascii="Segoe UI Symbol" w:hAnsi="Segoe UI Symbol" w:cs="Segoe UI Symbol"/>
+          <w:sz w:val="24"/>
+          <w:szCs w:val="24"/>
+        </w:rPr>
+        <w:t>☐</w:t>
+      </w:r>
+      <w:r>
+        <w:rPr>
+          <w:rFonts w:ascii="Times New Roman" w:hAnsi="Times New Roman" w:cs="Times New Roman"/>
+          <w:sz w:val="24"/>
+          <w:szCs w:val="24"/>
+        </w:rPr>
+        <w:t xml:space="preserve"> 3 – 6 tháng     </w:t>
+      </w:r>
+      <w:r>
+        <w:rPr>
+          <w:rFonts w:ascii="Segoe UI Symbol" w:hAnsi="Segoe UI Symbol" w:cs="Segoe UI Symbol"/>
+          <w:sz w:val="24"/>
+          <w:szCs w:val="24"/>
+        </w:rPr>
+        <w:t>☐</w:t>
+      </w:r>
+      <w:r>
+        <w:rPr>
+          <w:rFonts w:ascii="Times New Roman" w:hAnsi="Times New Roman" w:cs="Times New Roman"/>
+          <w:sz w:val="24"/>
+          <w:szCs w:val="24"/>
+        </w:rPr>
+        <w:t xml:space="preserve"> &gt; 6 tháng     </w:t>
+      </w:r>
+      <w:r>
+        <w:rPr>
+          <w:rFonts w:ascii="Segoe UI Symbol" w:hAnsi="Segoe UI Symbol" w:cs="Segoe UI Symbol"/>
+          <w:sz w:val="24"/>
+          <w:szCs w:val="24"/>
+        </w:rPr>
+        <w:t>☐</w:t>
+      </w:r>
+      <w:r>
+        <w:rPr>
+          <w:rFonts w:ascii="Times New Roman" w:hAnsi="Times New Roman" w:cs="Times New Roman"/>
+          <w:sz w:val="24"/>
+          <w:szCs w:val="24"/>
+        </w:rPr>
+        <w:t xml:space="preserve"> Không lưu</w:t>
       </w:r>
     </w:p>
     <w:p>
@@ -16491,7 +17157,36 @@
         </w:rPr>
       </w:pPr>
       <w:r>
-        <w:t>☐ Có – Tên/loại: ___________________________     {{ l3_av_no }} Không</w:t>
+        <w:rPr>
+          <w:rFonts w:ascii="Segoe UI Symbol" w:hAnsi="Segoe UI Symbol" w:cs="Segoe UI Symbol"/>
+          <w:sz w:val="24"/>
+          <w:szCs w:val="24"/>
+        </w:rPr>
+        <w:t>☐</w:t>
+      </w:r>
+      <w:r>
+        <w:rPr>
+          <w:rFonts w:ascii="Times New Roman" w:hAnsi="Times New Roman" w:cs="Times New Roman"/>
+          <w:sz w:val="24"/>
+          <w:szCs w:val="24"/>
+        </w:rPr>
+        <w:t xml:space="preserve"> Có – Tên/loại: ___________________________     </w:t>
+      </w:r>
+      <w:r>
+        <w:rPr>
+          <w:rFonts w:ascii="Segoe UI Symbol" w:hAnsi="Segoe UI Symbol" w:cs="Segoe UI Symbol"/>
+          <w:sz w:val="24"/>
+          <w:szCs w:val="24"/>
+        </w:rPr>
+        <w:t>☐</w:t>
+      </w:r>
+      <w:r>
+        <w:rPr>
+          <w:rFonts w:ascii="Times New Roman" w:hAnsi="Times New Roman" w:cs="Times New Roman"/>
+          <w:sz w:val="24"/>
+          <w:szCs w:val="24"/>
+        </w:rPr>
+        <w:t xml:space="preserve"> Không</w:t>
       </w:r>
     </w:p>
     <w:p>
@@ -16557,7 +17252,52 @@
         </w:rPr>
       </w:pPr>
       <w:r>
-        <w:t>{{ l3_av_no }} Không có sự cố nào     ☐ Có – Mô tả ngắn: ___________________________     {{ l3_av_no }} Không biết / Không ghi nhận</w:t>
+        <w:rPr>
+          <w:rFonts w:ascii="Segoe UI Symbol" w:hAnsi="Segoe UI Symbol" w:cs="Segoe UI Symbol"/>
+          <w:sz w:val="24"/>
+          <w:szCs w:val="24"/>
+        </w:rPr>
+        <w:t>☐</w:t>
+      </w:r>
+      <w:r>
+        <w:rPr>
+          <w:rFonts w:ascii="Times New Roman" w:hAnsi="Times New Roman" w:cs="Times New Roman"/>
+          <w:sz w:val="24"/>
+          <w:szCs w:val="24"/>
+        </w:rPr>
+        <w:t xml:space="preserve"> Không có sự cố nào     </w:t>
+      </w:r>
+      <w:r>
+        <w:rPr>
+          <w:rFonts w:ascii="Segoe UI Symbol" w:hAnsi="Segoe UI Symbol" w:cs="Segoe UI Symbol"/>
+          <w:sz w:val="24"/>
+          <w:szCs w:val="24"/>
+        </w:rPr>
+        <w:t>☐</w:t>
+      </w:r>
+      <w:r>
+        <w:rPr>
+          <w:rFonts w:ascii="Times New Roman" w:hAnsi="Times New Roman" w:cs="Times New Roman"/>
+          <w:sz w:val="24"/>
+          <w:szCs w:val="24"/>
+        </w:rPr>
+        <w:t xml:space="preserve"> Có – Mô tả ngắn: ___________________________     </w:t>
+      </w:r>
+      <w:r>
+        <w:rPr>
+          <w:rFonts w:ascii="Segoe UI Symbol" w:hAnsi="Segoe UI Symbol" w:cs="Segoe UI Symbol"/>
+          <w:sz w:val="24"/>
+          <w:szCs w:val="24"/>
+        </w:rPr>
+        <w:t>☐</w:t>
+      </w:r>
+      <w:r>
+        <w:rPr>
+          <w:rFonts w:ascii="Times New Roman" w:hAnsi="Times New Roman" w:cs="Times New Roman"/>
+          <w:sz w:val="24"/>
+          <w:szCs w:val="24"/>
+        </w:rPr>
+        <w:t xml:space="preserve"> Không biết / Không ghi nhận</w:t>
       </w:r>
     </w:p>
     <w:p>
@@ -16755,7 +17495,71 @@
         </w:rPr>
       </w:pPr>
       <w:r>
-        <w:t>{{ l7_type_spi }} Tường lửa tích hợp (SPI – Stateful Packet Inspection)     {{ l7_type_hardware }} Tường lửa phần cứng (Firewall appliance)     {{ l7_type_software }} Tường lửa phần mềm (iptables, Windows Firewall…)</w:t>
+        <w:rPr>
+          <w:rFonts w:ascii="Segoe UI Symbol" w:hAnsi="Segoe UI Symbol" w:cs="Segoe UI Symbol"/>
+          <w:sz w:val="24"/>
+          <w:szCs w:val="24"/>
+        </w:rPr>
+        <w:lastRenderedPageBreak/>
+        <w:t>☐</w:t>
+      </w:r>
+      <w:r>
+        <w:rPr>
+          <w:rFonts w:ascii="Times New Roman" w:hAnsi="Times New Roman" w:cs="Times New Roman"/>
+          <w:sz w:val="24"/>
+          <w:szCs w:val="24"/>
+        </w:rPr>
+        <w:t xml:space="preserve"> Tường lửa tích hợp trên Router (SPI – Stateful Packet </w:t>
+      </w:r>
+      <w:proofErr w:type="gramStart"/>
+      <w:r>
+        <w:rPr>
+          <w:rFonts w:ascii="Times New Roman" w:hAnsi="Times New Roman" w:cs="Times New Roman"/>
+          <w:sz w:val="24"/>
+          <w:szCs w:val="24"/>
+        </w:rPr>
+        <w:t xml:space="preserve">Inspection)   </w:t>
+      </w:r>
+      <w:proofErr w:type="gramEnd"/>
+      <w:r>
+        <w:rPr>
+          <w:rFonts w:ascii="Times New Roman" w:hAnsi="Times New Roman" w:cs="Times New Roman"/>
+          <w:sz w:val="24"/>
+          <w:szCs w:val="24"/>
+        </w:rPr>
+        <w:t xml:space="preserve">  </w:t>
+      </w:r>
+      <w:r>
+        <w:rPr>
+          <w:rFonts w:ascii="Segoe UI Symbol" w:hAnsi="Segoe UI Symbol" w:cs="Segoe UI Symbol"/>
+          <w:sz w:val="24"/>
+          <w:szCs w:val="24"/>
+        </w:rPr>
+        <w:t>☐</w:t>
+      </w:r>
+      <w:r>
+        <w:rPr>
+          <w:rFonts w:ascii="Times New Roman" w:hAnsi="Times New Roman" w:cs="Times New Roman"/>
+          <w:sz w:val="24"/>
+          <w:szCs w:val="24"/>
+        </w:rPr>
+        <w:t xml:space="preserve"> Tường lửa phần cứng chuyên dụng (Firewall appliance)     </w:t>
+      </w:r>
+      <w:r>
+        <w:rPr>
+          <w:rFonts w:ascii="Segoe UI Symbol" w:hAnsi="Segoe UI Symbol" w:cs="Segoe UI Symbol"/>
+          <w:sz w:val="24"/>
+          <w:szCs w:val="24"/>
+        </w:rPr>
+        <w:t>☐</w:t>
+      </w:r>
+      <w:r>
+        <w:rPr>
+          <w:rFonts w:ascii="Times New Roman" w:hAnsi="Times New Roman" w:cs="Times New Roman"/>
+          <w:sz w:val="24"/>
+          <w:szCs w:val="24"/>
+        </w:rPr>
+        <w:t xml:space="preserve"> Tường lửa phần mềm trên máy chủ (iptables, Windows Firewall…)</w:t>
       </w:r>
     </w:p>
     <w:p>
@@ -16798,7 +17602,70 @@
         </w:rPr>
       </w:pPr>
       <w:r>
-        <w:t>☐ Chặn tất cả, chỉ cho phép những gì được khai báo (Default Deny – Khuyến nghị)     ☐ Cho phép tất cả, chỉ chặn những gì bị cấm (Default Allow)     {{ l3_av_no }} Không biết / Chưa cấu hình</w:t>
+        <w:rPr>
+          <w:rFonts w:ascii="Segoe UI Symbol" w:hAnsi="Segoe UI Symbol" w:cs="Segoe UI Symbol"/>
+          <w:sz w:val="24"/>
+          <w:szCs w:val="24"/>
+        </w:rPr>
+        <w:t>☐</w:t>
+      </w:r>
+      <w:r>
+        <w:rPr>
+          <w:rFonts w:ascii="Times New Roman" w:hAnsi="Times New Roman" w:cs="Times New Roman"/>
+          <w:sz w:val="24"/>
+          <w:szCs w:val="24"/>
+        </w:rPr>
+        <w:t xml:space="preserve"> Chặn tất cả, chỉ cho phép những gì được khai báo (Default Deny – Khuyến </w:t>
+      </w:r>
+      <w:proofErr w:type="gramStart"/>
+      <w:r>
+        <w:rPr>
+          <w:rFonts w:ascii="Times New Roman" w:hAnsi="Times New Roman" w:cs="Times New Roman"/>
+          <w:sz w:val="24"/>
+          <w:szCs w:val="24"/>
+        </w:rPr>
+        <w:t xml:space="preserve">nghị)   </w:t>
+      </w:r>
+      <w:proofErr w:type="gramEnd"/>
+      <w:r>
+        <w:rPr>
+          <w:rFonts w:ascii="Times New Roman" w:hAnsi="Times New Roman" w:cs="Times New Roman"/>
+          <w:sz w:val="24"/>
+          <w:szCs w:val="24"/>
+        </w:rPr>
+        <w:t xml:space="preserve">  </w:t>
+      </w:r>
+      <w:r>
+        <w:rPr>
+          <w:rFonts w:ascii="Segoe UI Symbol" w:hAnsi="Segoe UI Symbol" w:cs="Segoe UI Symbol"/>
+          <w:sz w:val="24"/>
+          <w:szCs w:val="24"/>
+        </w:rPr>
+        <w:t>☐</w:t>
+      </w:r>
+      <w:r>
+        <w:rPr>
+          <w:rFonts w:ascii="Times New Roman" w:hAnsi="Times New Roman" w:cs="Times New Roman"/>
+          <w:sz w:val="24"/>
+          <w:szCs w:val="24"/>
+        </w:rPr>
+        <w:t xml:space="preserve"> Cho phép tất cả, chỉ chặn những gì bị cấm (Default Allow)     </w:t>
+      </w:r>
+      <w:r>
+        <w:rPr>
+          <w:rFonts w:ascii="Segoe UI Symbol" w:hAnsi="Segoe UI Symbol" w:cs="Segoe UI Symbol"/>
+          <w:sz w:val="24"/>
+          <w:szCs w:val="24"/>
+        </w:rPr>
+        <w:t>☐</w:t>
+      </w:r>
+      <w:r>
+        <w:rPr>
+          <w:rFonts w:ascii="Times New Roman" w:hAnsi="Times New Roman" w:cs="Times New Roman"/>
+          <w:sz w:val="24"/>
+          <w:szCs w:val="24"/>
+        </w:rPr>
+        <w:t xml:space="preserve"> Không biết / Chưa cấu hình</w:t>
       </w:r>
     </w:p>
     <w:p>
@@ -16841,7 +17708,70 @@
         </w:rPr>
       </w:pPr>
       <w:r>
-        <w:t>☐ Có – qua VPN (SSL VPN / IPSec)     ☐ Có – qua Remote Desktop / TeamViewer / AnyDesk     {{ l3_av_no }} Không</w:t>
+        <w:rPr>
+          <w:rFonts w:ascii="Segoe UI Symbol" w:hAnsi="Segoe UI Symbol" w:cs="Segoe UI Symbol"/>
+          <w:sz w:val="24"/>
+          <w:szCs w:val="24"/>
+        </w:rPr>
+        <w:t>☐</w:t>
+      </w:r>
+      <w:r>
+        <w:rPr>
+          <w:rFonts w:ascii="Times New Roman" w:hAnsi="Times New Roman" w:cs="Times New Roman"/>
+          <w:sz w:val="24"/>
+          <w:szCs w:val="24"/>
+        </w:rPr>
+        <w:t xml:space="preserve"> Có – qua VPN (SSL VPN / </w:t>
+      </w:r>
+      <w:proofErr w:type="gramStart"/>
+      <w:r>
+        <w:rPr>
+          <w:rFonts w:ascii="Times New Roman" w:hAnsi="Times New Roman" w:cs="Times New Roman"/>
+          <w:sz w:val="24"/>
+          <w:szCs w:val="24"/>
+        </w:rPr>
+        <w:t xml:space="preserve">IPSec)   </w:t>
+      </w:r>
+      <w:proofErr w:type="gramEnd"/>
+      <w:r>
+        <w:rPr>
+          <w:rFonts w:ascii="Times New Roman" w:hAnsi="Times New Roman" w:cs="Times New Roman"/>
+          <w:sz w:val="24"/>
+          <w:szCs w:val="24"/>
+        </w:rPr>
+        <w:t xml:space="preserve">  </w:t>
+      </w:r>
+      <w:r>
+        <w:rPr>
+          <w:rFonts w:ascii="Segoe UI Symbol" w:hAnsi="Segoe UI Symbol" w:cs="Segoe UI Symbol"/>
+          <w:sz w:val="24"/>
+          <w:szCs w:val="24"/>
+        </w:rPr>
+        <w:t>☐</w:t>
+      </w:r>
+      <w:r>
+        <w:rPr>
+          <w:rFonts w:ascii="Times New Roman" w:hAnsi="Times New Roman" w:cs="Times New Roman"/>
+          <w:sz w:val="24"/>
+          <w:szCs w:val="24"/>
+        </w:rPr>
+        <w:t xml:space="preserve"> Có – qua Remote Desktop / TeamViewer / AnyDesk     </w:t>
+      </w:r>
+      <w:r>
+        <w:rPr>
+          <w:rFonts w:ascii="Segoe UI Symbol" w:hAnsi="Segoe UI Symbol" w:cs="Segoe UI Symbol"/>
+          <w:sz w:val="24"/>
+          <w:szCs w:val="24"/>
+        </w:rPr>
+        <w:t>☐</w:t>
+      </w:r>
+      <w:r>
+        <w:rPr>
+          <w:rFonts w:ascii="Times New Roman" w:hAnsi="Times New Roman" w:cs="Times New Roman"/>
+          <w:sz w:val="24"/>
+          <w:szCs w:val="24"/>
+        </w:rPr>
+        <w:t xml:space="preserve"> Không</w:t>
       </w:r>
     </w:p>
     <w:p>
@@ -17030,7 +17960,54 @@
         </w:rPr>
       </w:pPr>
       <w:r>
-        <w:t>☐ Có – Hãng/Model: _______________  Công suất: _______VA  Thời gian dự phòng: ~_____phút     {{ l3_av_no }} Không có UPS</w:t>
+        <w:rPr>
+          <w:rFonts w:ascii="Segoe UI Symbol" w:hAnsi="Segoe UI Symbol" w:cs="Segoe UI Symbol"/>
+          <w:sz w:val="24"/>
+          <w:szCs w:val="24"/>
+        </w:rPr>
+        <w:t>☐</w:t>
+      </w:r>
+      <w:r>
+        <w:rPr>
+          <w:rFonts w:ascii="Times New Roman" w:hAnsi="Times New Roman" w:cs="Times New Roman"/>
+          <w:sz w:val="24"/>
+          <w:szCs w:val="24"/>
+        </w:rPr>
+        <w:t xml:space="preserve"> Có – Hãng/Model: ______________</w:t>
+      </w:r>
+      <w:proofErr w:type="gramStart"/>
+      <w:r>
+        <w:rPr>
+          <w:rFonts w:ascii="Times New Roman" w:hAnsi="Times New Roman" w:cs="Times New Roman"/>
+          <w:sz w:val="24"/>
+          <w:szCs w:val="24"/>
+        </w:rPr>
+        <w:t>_  Công</w:t>
+      </w:r>
+      <w:proofErr w:type="gramEnd"/>
+      <w:r>
+        <w:rPr>
+          <w:rFonts w:ascii="Times New Roman" w:hAnsi="Times New Roman" w:cs="Times New Roman"/>
+          <w:sz w:val="24"/>
+          <w:szCs w:val="24"/>
+        </w:rPr>
+        <w:t xml:space="preserve"> suất: _______VA  Thời gian dự phòng: ~_____phút     </w:t>
+      </w:r>
+      <w:r>
+        <w:rPr>
+          <w:rFonts w:ascii="Segoe UI Symbol" w:hAnsi="Segoe UI Symbol" w:cs="Segoe UI Symbol"/>
+          <w:sz w:val="24"/>
+          <w:szCs w:val="24"/>
+        </w:rPr>
+        <w:t>☐</w:t>
+      </w:r>
+      <w:r>
+        <w:rPr>
+          <w:rFonts w:ascii="Times New Roman" w:hAnsi="Times New Roman" w:cs="Times New Roman"/>
+          <w:sz w:val="24"/>
+          <w:szCs w:val="24"/>
+        </w:rPr>
+        <w:t xml:space="preserve"> Không có UPS</w:t>
       </w:r>
     </w:p>
     <w:p>
@@ -17073,7 +18050,52 @@
         </w:rPr>
       </w:pPr>
       <w:r>
-        <w:t>☐ Có – Điều hòa hoạt động 24/7     ☐ Có – Chỉ bật giờ hành chính     {{ l3_av_no }} Không</w:t>
+        <w:rPr>
+          <w:rFonts w:ascii="Segoe UI Symbol" w:hAnsi="Segoe UI Symbol" w:cs="Segoe UI Symbol"/>
+          <w:sz w:val="24"/>
+          <w:szCs w:val="24"/>
+        </w:rPr>
+        <w:t>☐</w:t>
+      </w:r>
+      <w:r>
+        <w:rPr>
+          <w:rFonts w:ascii="Times New Roman" w:hAnsi="Times New Roman" w:cs="Times New Roman"/>
+          <w:sz w:val="24"/>
+          <w:szCs w:val="24"/>
+        </w:rPr>
+        <w:t xml:space="preserve"> Có – Điều hòa hoạt động 24/7     </w:t>
+      </w:r>
+      <w:r>
+        <w:rPr>
+          <w:rFonts w:ascii="Segoe UI Symbol" w:hAnsi="Segoe UI Symbol" w:cs="Segoe UI Symbol"/>
+          <w:sz w:val="24"/>
+          <w:szCs w:val="24"/>
+        </w:rPr>
+        <w:t>☐</w:t>
+      </w:r>
+      <w:r>
+        <w:rPr>
+          <w:rFonts w:ascii="Times New Roman" w:hAnsi="Times New Roman" w:cs="Times New Roman"/>
+          <w:sz w:val="24"/>
+          <w:szCs w:val="24"/>
+        </w:rPr>
+        <w:t xml:space="preserve"> Có – Chỉ bật giờ hành chính     </w:t>
+      </w:r>
+      <w:r>
+        <w:rPr>
+          <w:rFonts w:ascii="Segoe UI Symbol" w:hAnsi="Segoe UI Symbol" w:cs="Segoe UI Symbol"/>
+          <w:sz w:val="24"/>
+          <w:szCs w:val="24"/>
+        </w:rPr>
+        <w:t>☐</w:t>
+      </w:r>
+      <w:r>
+        <w:rPr>
+          <w:rFonts w:ascii="Times New Roman" w:hAnsi="Times New Roman" w:cs="Times New Roman"/>
+          <w:sz w:val="24"/>
+          <w:szCs w:val="24"/>
+        </w:rPr>
+        <w:t xml:space="preserve"> Không</w:t>
       </w:r>
     </w:p>
     <w:p>
@@ -17116,7 +18138,94 @@
         </w:rPr>
       </w:pPr>
       <w:r>
-        <w:t>☐ Có – Loại: ☐ CO₂  ☐ Bột khô  ☐ Khác: ___________     {{ l3_av_no }} Không</w:t>
+        <w:rPr>
+          <w:rFonts w:ascii="Segoe UI Symbol" w:hAnsi="Segoe UI Symbol" w:cs="Segoe UI Symbol"/>
+          <w:sz w:val="24"/>
+          <w:szCs w:val="24"/>
+        </w:rPr>
+        <w:t>☐</w:t>
+      </w:r>
+      <w:r>
+        <w:rPr>
+          <w:rFonts w:ascii="Times New Roman" w:hAnsi="Times New Roman" w:cs="Times New Roman"/>
+          <w:sz w:val="24"/>
+          <w:szCs w:val="24"/>
+        </w:rPr>
+        <w:t xml:space="preserve"> Có – Loại: </w:t>
+      </w:r>
+      <w:r>
+        <w:rPr>
+          <w:rFonts w:ascii="Segoe UI Symbol" w:hAnsi="Segoe UI Symbol" w:cs="Segoe UI Symbol"/>
+          <w:sz w:val="24"/>
+          <w:szCs w:val="24"/>
+        </w:rPr>
+        <w:t>☐</w:t>
+      </w:r>
+      <w:r>
+        <w:rPr>
+          <w:rFonts w:ascii="Times New Roman" w:hAnsi="Times New Roman" w:cs="Times New Roman"/>
+          <w:sz w:val="24"/>
+          <w:szCs w:val="24"/>
+        </w:rPr>
+        <w:t xml:space="preserve"> CO</w:t>
+      </w:r>
+      <w:proofErr w:type="gramStart"/>
+      <w:r>
+        <w:rPr>
+          <w:rFonts w:ascii="Times New Roman" w:hAnsi="Times New Roman" w:cs="Times New Roman"/>
+          <w:sz w:val="24"/>
+          <w:szCs w:val="24"/>
+        </w:rPr>
+        <w:t xml:space="preserve">₂  </w:t>
+      </w:r>
+      <w:r>
+        <w:rPr>
+          <w:rFonts w:ascii="Segoe UI Symbol" w:hAnsi="Segoe UI Symbol" w:cs="Segoe UI Symbol"/>
+          <w:sz w:val="24"/>
+          <w:szCs w:val="24"/>
+        </w:rPr>
+        <w:t>☐</w:t>
+      </w:r>
+      <w:proofErr w:type="gramEnd"/>
+      <w:r>
+        <w:rPr>
+          <w:rFonts w:ascii="Times New Roman" w:hAnsi="Times New Roman" w:cs="Times New Roman"/>
+          <w:sz w:val="24"/>
+          <w:szCs w:val="24"/>
+        </w:rPr>
+        <w:t xml:space="preserve"> Bột khô  </w:t>
+      </w:r>
+      <w:r>
+        <w:rPr>
+          <w:rFonts w:ascii="Segoe UI Symbol" w:hAnsi="Segoe UI Symbol" w:cs="Segoe UI Symbol"/>
+          <w:sz w:val="24"/>
+          <w:szCs w:val="24"/>
+        </w:rPr>
+        <w:t>☐</w:t>
+      </w:r>
+      <w:r>
+        <w:rPr>
+          <w:rFonts w:ascii="Times New Roman" w:hAnsi="Times New Roman" w:cs="Times New Roman"/>
+          <w:sz w:val="24"/>
+          <w:szCs w:val="24"/>
+        </w:rPr>
+        <w:t xml:space="preserve"> Khác: ___________     </w:t>
+      </w:r>
+      <w:r>
+        <w:rPr>
+          <w:rFonts w:ascii="Segoe UI Symbol" w:hAnsi="Segoe UI Symbol" w:cs="Segoe UI Symbol"/>
+          <w:sz w:val="24"/>
+          <w:szCs w:val="24"/>
+        </w:rPr>
+        <w:t>☐</w:t>
+      </w:r>
+      <w:r>
+        <w:rPr>
+          <w:rFonts w:ascii="Times New Roman" w:hAnsi="Times New Roman" w:cs="Times New Roman"/>
+          <w:sz w:val="24"/>
+          <w:szCs w:val="24"/>
+        </w:rPr>
+        <w:t xml:space="preserve"> Không</w:t>
       </w:r>
     </w:p>
     <w:p>
@@ -17362,7 +18471,70 @@
         </w:rPr>
       </w:pPr>
       <w:r>
-        <w:t>{{ p1_https }} HTTPS – Khuyến nghị     {{ p1_http }} HTTP     {{ p1_both }} Cả hai (một số dùng HTTPS, một số dùng HTTP)</w:t>
+        <w:rPr>
+          <w:rFonts w:ascii="Segoe UI Symbol" w:hAnsi="Segoe UI Symbol" w:cs="Segoe UI Symbol"/>
+          <w:sz w:val="24"/>
+          <w:szCs w:val="24"/>
+        </w:rPr>
+        <w:t>☐</w:t>
+      </w:r>
+      <w:r>
+        <w:rPr>
+          <w:rFonts w:ascii="Times New Roman" w:hAnsi="Times New Roman" w:cs="Times New Roman"/>
+          <w:sz w:val="24"/>
+          <w:szCs w:val="24"/>
+        </w:rPr>
+        <w:t xml:space="preserve"> HTTPS (có chứng chỉ SSL/TLS) – Khuyến nghị     </w:t>
+      </w:r>
+      <w:r>
+        <w:rPr>
+          <w:rFonts w:ascii="Segoe UI Symbol" w:hAnsi="Segoe UI Symbol" w:cs="Segoe UI Symbol"/>
+          <w:sz w:val="24"/>
+          <w:szCs w:val="24"/>
+        </w:rPr>
+        <w:t>☐</w:t>
+      </w:r>
+      <w:r>
+        <w:rPr>
+          <w:rFonts w:ascii="Times New Roman" w:hAnsi="Times New Roman" w:cs="Times New Roman"/>
+          <w:sz w:val="24"/>
+          <w:szCs w:val="24"/>
+        </w:rPr>
+        <w:t xml:space="preserve"> HTTP (không mã </w:t>
+      </w:r>
+      <w:proofErr w:type="gramStart"/>
+      <w:r>
+        <w:rPr>
+          <w:rFonts w:ascii="Times New Roman" w:hAnsi="Times New Roman" w:cs="Times New Roman"/>
+          <w:sz w:val="24"/>
+          <w:szCs w:val="24"/>
+        </w:rPr>
+        <w:t xml:space="preserve">hóa)   </w:t>
+      </w:r>
+      <w:proofErr w:type="gramEnd"/>
+      <w:r>
+        <w:rPr>
+          <w:rFonts w:ascii="Times New Roman" w:hAnsi="Times New Roman" w:cs="Times New Roman"/>
+          <w:sz w:val="24"/>
+          <w:szCs w:val="24"/>
+        </w:rPr>
+        <w:t xml:space="preserve">  </w:t>
+      </w:r>
+      <w:r>
+        <w:rPr>
+          <w:rFonts w:ascii="Segoe UI Symbol" w:hAnsi="Segoe UI Symbol" w:cs="Segoe UI Symbol"/>
+          <w:sz w:val="24"/>
+          <w:szCs w:val="24"/>
+        </w:rPr>
+        <w:t>☐</w:t>
+      </w:r>
+      <w:r>
+        <w:rPr>
+          <w:rFonts w:ascii="Times New Roman" w:hAnsi="Times New Roman" w:cs="Times New Roman"/>
+          <w:sz w:val="24"/>
+          <w:szCs w:val="24"/>
+        </w:rPr>
+        <w:t xml:space="preserve"> Cả hai (một số dùng HTTPS, một số dùng HTTP)</w:t>
       </w:r>
     </w:p>
     <w:p>
@@ -17405,7 +18577,95 @@
         </w:rPr>
       </w:pPr>
       <w:r>
-        <w:t>{{ p2_vpn_yes }} Có - {{ p2_vpn_type }}  ☐ Khác: _____________     {{ l3_av_no }} Không có VPN</w:t>
+        <w:rPr>
+          <w:rFonts w:ascii="Segoe UI Symbol" w:hAnsi="Segoe UI Symbol" w:cs="Segoe UI Symbol"/>
+          <w:sz w:val="24"/>
+          <w:szCs w:val="24"/>
+        </w:rPr>
+        <w:lastRenderedPageBreak/>
+        <w:t>☐</w:t>
+      </w:r>
+      <w:r>
+        <w:rPr>
+          <w:rFonts w:ascii="Times New Roman" w:hAnsi="Times New Roman" w:cs="Times New Roman"/>
+          <w:sz w:val="24"/>
+          <w:szCs w:val="24"/>
+        </w:rPr>
+        <w:t xml:space="preserve"> Có – Loại VPN: </w:t>
+      </w:r>
+      <w:r>
+        <w:rPr>
+          <w:rFonts w:ascii="Segoe UI Symbol" w:hAnsi="Segoe UI Symbol" w:cs="Segoe UI Symbol"/>
+          <w:sz w:val="24"/>
+          <w:szCs w:val="24"/>
+        </w:rPr>
+        <w:t>☐</w:t>
+      </w:r>
+      <w:r>
+        <w:rPr>
+          <w:rFonts w:ascii="Times New Roman" w:hAnsi="Times New Roman" w:cs="Times New Roman"/>
+          <w:sz w:val="24"/>
+          <w:szCs w:val="24"/>
+        </w:rPr>
+        <w:t xml:space="preserve"> SSL </w:t>
+      </w:r>
+      <w:proofErr w:type="gramStart"/>
+      <w:r>
+        <w:rPr>
+          <w:rFonts w:ascii="Times New Roman" w:hAnsi="Times New Roman" w:cs="Times New Roman"/>
+          <w:sz w:val="24"/>
+          <w:szCs w:val="24"/>
+        </w:rPr>
+        <w:t xml:space="preserve">VPN  </w:t>
+      </w:r>
+      <w:r>
+        <w:rPr>
+          <w:rFonts w:ascii="Segoe UI Symbol" w:hAnsi="Segoe UI Symbol" w:cs="Segoe UI Symbol"/>
+          <w:sz w:val="24"/>
+          <w:szCs w:val="24"/>
+        </w:rPr>
+        <w:t>☐</w:t>
+      </w:r>
+      <w:proofErr w:type="gramEnd"/>
+      <w:r>
+        <w:rPr>
+          <w:rFonts w:ascii="Times New Roman" w:hAnsi="Times New Roman" w:cs="Times New Roman"/>
+          <w:sz w:val="24"/>
+          <w:szCs w:val="24"/>
+        </w:rPr>
+        <w:t xml:space="preserve"> IPSec  </w:t>
+      </w:r>
+      <w:r>
+        <w:rPr>
+          <w:rFonts w:ascii="Segoe UI Symbol" w:hAnsi="Segoe UI Symbol" w:cs="Segoe UI Symbol"/>
+          <w:sz w:val="24"/>
+          <w:szCs w:val="24"/>
+        </w:rPr>
+        <w:t>☐</w:t>
+      </w:r>
+      <w:r>
+        <w:rPr>
+          <w:rFonts w:ascii="Times New Roman" w:hAnsi="Times New Roman" w:cs="Times New Roman"/>
+          <w:sz w:val="24"/>
+          <w:szCs w:val="24"/>
+        </w:rPr>
+        <w:t xml:space="preserve"> Khác: _____________     </w:t>
+      </w:r>
+      <w:r>
+        <w:rPr>
+          <w:rFonts w:ascii="Segoe UI Symbol" w:hAnsi="Segoe UI Symbol" w:cs="Segoe UI Symbol"/>
+          <w:sz w:val="24"/>
+          <w:szCs w:val="24"/>
+        </w:rPr>
+        <w:t>☐</w:t>
+      </w:r>
+      <w:r>
+        <w:rPr>
+          <w:rFonts w:ascii="Times New Roman" w:hAnsi="Times New Roman" w:cs="Times New Roman"/>
+          <w:sz w:val="24"/>
+          <w:szCs w:val="24"/>
+        </w:rPr>
+        <w:t xml:space="preserve"> Không có VPN</w:t>
       </w:r>
     </w:p>
     <w:p>
@@ -17448,7 +18708,86 @@
         </w:rPr>
       </w:pPr>
       <w:r>
-        <w:t>☐ VPN chuyên dụng (do Sở TTTT/tỉnh cấp)     ☐ Internet thường (HTTPS)     ☐ Đường truyền số liệu chuyên dụng (MPLS/Leased Line)     {{ l3_av_no }} Không kết nối trực tiếp</w:t>
+        <w:rPr>
+          <w:rFonts w:ascii="Segoe UI Symbol" w:hAnsi="Segoe UI Symbol" w:cs="Segoe UI Symbol"/>
+          <w:sz w:val="24"/>
+          <w:szCs w:val="24"/>
+        </w:rPr>
+        <w:t>☐</w:t>
+      </w:r>
+      <w:r>
+        <w:rPr>
+          <w:rFonts w:ascii="Times New Roman" w:hAnsi="Times New Roman" w:cs="Times New Roman"/>
+          <w:sz w:val="24"/>
+          <w:szCs w:val="24"/>
+        </w:rPr>
+        <w:t xml:space="preserve"> VPN chuyên dụng (do Sở TTTT/tỉnh </w:t>
+      </w:r>
+      <w:proofErr w:type="gramStart"/>
+      <w:r>
+        <w:rPr>
+          <w:rFonts w:ascii="Times New Roman" w:hAnsi="Times New Roman" w:cs="Times New Roman"/>
+          <w:sz w:val="24"/>
+          <w:szCs w:val="24"/>
+        </w:rPr>
+        <w:t xml:space="preserve">cấp)   </w:t>
+      </w:r>
+      <w:proofErr w:type="gramEnd"/>
+      <w:r>
+        <w:rPr>
+          <w:rFonts w:ascii="Times New Roman" w:hAnsi="Times New Roman" w:cs="Times New Roman"/>
+          <w:sz w:val="24"/>
+          <w:szCs w:val="24"/>
+        </w:rPr>
+        <w:t xml:space="preserve">  </w:t>
+      </w:r>
+      <w:r>
+        <w:rPr>
+          <w:rFonts w:ascii="Segoe UI Symbol" w:hAnsi="Segoe UI Symbol" w:cs="Segoe UI Symbol"/>
+          <w:sz w:val="24"/>
+          <w:szCs w:val="24"/>
+        </w:rPr>
+        <w:t>☐</w:t>
+      </w:r>
+      <w:r>
+        <w:rPr>
+          <w:rFonts w:ascii="Times New Roman" w:hAnsi="Times New Roman" w:cs="Times New Roman"/>
+          <w:sz w:val="24"/>
+          <w:szCs w:val="24"/>
+        </w:rPr>
+        <w:t xml:space="preserve"> Internet thường (HTTPS)     </w:t>
+      </w:r>
+      <w:r>
+        <w:rPr>
+          <w:rFonts w:ascii="Segoe UI Symbol" w:hAnsi="Segoe UI Symbol" w:cs="Segoe UI Symbol"/>
+          <w:sz w:val="24"/>
+          <w:szCs w:val="24"/>
+        </w:rPr>
+        <w:t>☐</w:t>
+      </w:r>
+      <w:r>
+        <w:rPr>
+          <w:rFonts w:ascii="Times New Roman" w:hAnsi="Times New Roman" w:cs="Times New Roman"/>
+          <w:sz w:val="24"/>
+          <w:szCs w:val="24"/>
+        </w:rPr>
+        <w:t xml:space="preserve"> Đường truyền số liệu chuyên dụng (MPLS/Leased Line)     </w:t>
+      </w:r>
+      <w:r>
+        <w:rPr>
+          <w:rFonts w:ascii="Segoe UI Symbol" w:hAnsi="Segoe UI Symbol" w:cs="Segoe UI Symbol"/>
+          <w:sz w:val="24"/>
+          <w:szCs w:val="24"/>
+        </w:rPr>
+        <w:t>☐</w:t>
+      </w:r>
+      <w:r>
+        <w:rPr>
+          <w:rFonts w:ascii="Times New Roman" w:hAnsi="Times New Roman" w:cs="Times New Roman"/>
+          <w:sz w:val="24"/>
+          <w:szCs w:val="24"/>
+        </w:rPr>
+        <w:t xml:space="preserve"> Không kết nối trực tiếp</w:t>
       </w:r>
     </w:p>
     <w:p>
@@ -17561,7 +18900,36 @@
         </w:rPr>
       </w:pPr>
       <w:r>
-        <w:t>☐ Có – Phần mềm/phương pháp: ___________________________     {{ l3_av_no }} Không mã hóa dữ liệu lưu trữ</w:t>
+        <w:rPr>
+          <w:rFonts w:ascii="Segoe UI Symbol" w:hAnsi="Segoe UI Symbol" w:cs="Segoe UI Symbol"/>
+          <w:sz w:val="24"/>
+          <w:szCs w:val="24"/>
+        </w:rPr>
+        <w:t>☐</w:t>
+      </w:r>
+      <w:r>
+        <w:rPr>
+          <w:rFonts w:ascii="Times New Roman" w:hAnsi="Times New Roman" w:cs="Times New Roman"/>
+          <w:sz w:val="24"/>
+          <w:szCs w:val="24"/>
+        </w:rPr>
+        <w:t xml:space="preserve"> Có – Phần mềm/phương pháp: ___________________________     </w:t>
+      </w:r>
+      <w:r>
+        <w:rPr>
+          <w:rFonts w:ascii="Segoe UI Symbol" w:hAnsi="Segoe UI Symbol" w:cs="Segoe UI Symbol"/>
+          <w:sz w:val="24"/>
+          <w:szCs w:val="24"/>
+        </w:rPr>
+        <w:t>☐</w:t>
+      </w:r>
+      <w:r>
+        <w:rPr>
+          <w:rFonts w:ascii="Times New Roman" w:hAnsi="Times New Roman" w:cs="Times New Roman"/>
+          <w:sz w:val="24"/>
+          <w:szCs w:val="24"/>
+        </w:rPr>
+        <w:t xml:space="preserve"> Không mã hóa dữ liệu lưu trữ</w:t>
       </w:r>
     </w:p>
     <w:p>
@@ -17594,7 +18962,70 @@
         </w:rPr>
       </w:pPr>
       <w:r>
-        <w:t>☐ Có – TLS/SMTPS (qua email.gov.vn hoặc tương đương)     {{ l3_av_no }} Không biết     {{ l3_av_no }} Không</w:t>
+        <w:rPr>
+          <w:rFonts w:ascii="Segoe UI Symbol" w:hAnsi="Segoe UI Symbol" w:cs="Segoe UI Symbol"/>
+          <w:sz w:val="24"/>
+          <w:szCs w:val="24"/>
+        </w:rPr>
+        <w:t>☐</w:t>
+      </w:r>
+      <w:r>
+        <w:rPr>
+          <w:rFonts w:ascii="Times New Roman" w:hAnsi="Times New Roman" w:cs="Times New Roman"/>
+          <w:sz w:val="24"/>
+          <w:szCs w:val="24"/>
+        </w:rPr>
+        <w:t xml:space="preserve"> Có – TLS/SMTPS (qua email.gov.vn hoặc tương </w:t>
+      </w:r>
+      <w:proofErr w:type="gramStart"/>
+      <w:r>
+        <w:rPr>
+          <w:rFonts w:ascii="Times New Roman" w:hAnsi="Times New Roman" w:cs="Times New Roman"/>
+          <w:sz w:val="24"/>
+          <w:szCs w:val="24"/>
+        </w:rPr>
+        <w:t xml:space="preserve">đương)   </w:t>
+      </w:r>
+      <w:proofErr w:type="gramEnd"/>
+      <w:r>
+        <w:rPr>
+          <w:rFonts w:ascii="Times New Roman" w:hAnsi="Times New Roman" w:cs="Times New Roman"/>
+          <w:sz w:val="24"/>
+          <w:szCs w:val="24"/>
+        </w:rPr>
+        <w:t xml:space="preserve">  </w:t>
+      </w:r>
+      <w:r>
+        <w:rPr>
+          <w:rFonts w:ascii="Segoe UI Symbol" w:hAnsi="Segoe UI Symbol" w:cs="Segoe UI Symbol"/>
+          <w:sz w:val="24"/>
+          <w:szCs w:val="24"/>
+        </w:rPr>
+        <w:t>☐</w:t>
+      </w:r>
+      <w:r>
+        <w:rPr>
+          <w:rFonts w:ascii="Times New Roman" w:hAnsi="Times New Roman" w:cs="Times New Roman"/>
+          <w:sz w:val="24"/>
+          <w:szCs w:val="24"/>
+        </w:rPr>
+        <w:t xml:space="preserve"> Không biết     </w:t>
+      </w:r>
+      <w:r>
+        <w:rPr>
+          <w:rFonts w:ascii="Segoe UI Symbol" w:hAnsi="Segoe UI Symbol" w:cs="Segoe UI Symbol"/>
+          <w:sz w:val="24"/>
+          <w:szCs w:val="24"/>
+        </w:rPr>
+        <w:t>☐</w:t>
+      </w:r>
+      <w:r>
+        <w:rPr>
+          <w:rFonts w:ascii="Times New Roman" w:hAnsi="Times New Roman" w:cs="Times New Roman"/>
+          <w:sz w:val="24"/>
+          <w:szCs w:val="24"/>
+        </w:rPr>
+        <w:t xml:space="preserve"> Không</w:t>
       </w:r>
     </w:p>
     <w:p>
@@ -17733,7 +19164,126 @@
         </w:rPr>
       </w:pPr>
       <w:r>
-        <w:t>☐ Có – Tần suất: ☐ Hàng tháng  ☐ Hàng quý  ☐ Khi có cảnh báo  ☐ Khác     {{ l3_av_no }} Không có quy trình – Cập nhật tùy lúc     {{ l3_av_no }} Không cập nhật</w:t>
+        <w:rPr>
+          <w:rFonts w:ascii="Segoe UI Symbol" w:hAnsi="Segoe UI Symbol" w:cs="Segoe UI Symbol"/>
+          <w:sz w:val="24"/>
+          <w:szCs w:val="24"/>
+        </w:rPr>
+        <w:t>☐</w:t>
+      </w:r>
+      <w:r>
+        <w:rPr>
+          <w:rFonts w:ascii="Times New Roman" w:hAnsi="Times New Roman" w:cs="Times New Roman"/>
+          <w:sz w:val="24"/>
+          <w:szCs w:val="24"/>
+        </w:rPr>
+        <w:t xml:space="preserve"> Có – Tần suất: </w:t>
+      </w:r>
+      <w:r>
+        <w:rPr>
+          <w:rFonts w:ascii="Segoe UI Symbol" w:hAnsi="Segoe UI Symbol" w:cs="Segoe UI Symbol"/>
+          <w:sz w:val="24"/>
+          <w:szCs w:val="24"/>
+        </w:rPr>
+        <w:t>☐</w:t>
+      </w:r>
+      <w:r>
+        <w:rPr>
+          <w:rFonts w:ascii="Times New Roman" w:hAnsi="Times New Roman" w:cs="Times New Roman"/>
+          <w:sz w:val="24"/>
+          <w:szCs w:val="24"/>
+        </w:rPr>
+        <w:t xml:space="preserve"> Hàng </w:t>
+      </w:r>
+      <w:proofErr w:type="gramStart"/>
+      <w:r>
+        <w:rPr>
+          <w:rFonts w:ascii="Times New Roman" w:hAnsi="Times New Roman" w:cs="Times New Roman"/>
+          <w:sz w:val="24"/>
+          <w:szCs w:val="24"/>
+        </w:rPr>
+        <w:t xml:space="preserve">tháng  </w:t>
+      </w:r>
+      <w:r>
+        <w:rPr>
+          <w:rFonts w:ascii="Segoe UI Symbol" w:hAnsi="Segoe UI Symbol" w:cs="Segoe UI Symbol"/>
+          <w:sz w:val="24"/>
+          <w:szCs w:val="24"/>
+        </w:rPr>
+        <w:t>☐</w:t>
+      </w:r>
+      <w:proofErr w:type="gramEnd"/>
+      <w:r>
+        <w:rPr>
+          <w:rFonts w:ascii="Times New Roman" w:hAnsi="Times New Roman" w:cs="Times New Roman"/>
+          <w:sz w:val="24"/>
+          <w:szCs w:val="24"/>
+        </w:rPr>
+        <w:t xml:space="preserve"> Hàng quý  </w:t>
+      </w:r>
+      <w:r>
+        <w:rPr>
+          <w:rFonts w:ascii="Segoe UI Symbol" w:hAnsi="Segoe UI Symbol" w:cs="Segoe UI Symbol"/>
+          <w:sz w:val="24"/>
+          <w:szCs w:val="24"/>
+        </w:rPr>
+        <w:t>☐</w:t>
+      </w:r>
+      <w:r>
+        <w:rPr>
+          <w:rFonts w:ascii="Times New Roman" w:hAnsi="Times New Roman" w:cs="Times New Roman"/>
+          <w:sz w:val="24"/>
+          <w:szCs w:val="24"/>
+        </w:rPr>
+        <w:t xml:space="preserve"> Khi có cảnh báo  </w:t>
+      </w:r>
+      <w:r>
+        <w:rPr>
+          <w:rFonts w:ascii="Segoe UI Symbol" w:hAnsi="Segoe UI Symbol" w:cs="Segoe UI Symbol"/>
+          <w:sz w:val="24"/>
+          <w:szCs w:val="24"/>
+        </w:rPr>
+        <w:t>☐</w:t>
+      </w:r>
+      <w:r>
+        <w:rPr>
+          <w:rFonts w:ascii="Times New Roman" w:hAnsi="Times New Roman" w:cs="Times New Roman"/>
+          <w:sz w:val="24"/>
+          <w:szCs w:val="24"/>
+        </w:rPr>
+        <w:t xml:space="preserve"> Khác     </w:t>
+      </w:r>
+      <w:r>
+        <w:rPr>
+          <w:rFonts w:ascii="Segoe UI Symbol" w:hAnsi="Segoe UI Symbol" w:cs="Segoe UI Symbol"/>
+          <w:sz w:val="24"/>
+          <w:szCs w:val="24"/>
+        </w:rPr>
+        <w:t>☐</w:t>
+      </w:r>
+      <w:r>
+        <w:rPr>
+          <w:rFonts w:ascii="Times New Roman" w:hAnsi="Times New Roman" w:cs="Times New Roman"/>
+          <w:sz w:val="24"/>
+          <w:szCs w:val="24"/>
+        </w:rPr>
+        <w:t xml:space="preserve"> Không có quy trình – Cập nhật tùy lúc     </w:t>
+      </w:r>
+      <w:r>
+        <w:rPr>
+          <w:rFonts w:ascii="Segoe UI Symbol" w:hAnsi="Segoe UI Symbol" w:cs="Segoe UI Symbol"/>
+          <w:sz w:val="24"/>
+          <w:szCs w:val="24"/>
+        </w:rPr>
+        <w:t>☐</w:t>
+      </w:r>
+      <w:r>
+        <w:rPr>
+          <w:rFonts w:ascii="Times New Roman" w:hAnsi="Times New Roman" w:cs="Times New Roman"/>
+          <w:sz w:val="24"/>
+          <w:szCs w:val="24"/>
+        </w:rPr>
+        <w:t xml:space="preserve"> Không cập nhật</w:t>
       </w:r>
     </w:p>
     <w:p>
@@ -17776,7 +19326,70 @@
         </w:rPr>
       </w:pPr>
       <w:r>
-        <w:t>☐ Có – Tự động     ☐ Có – Thủ công (khi nhớ)     {{ l3_av_no }} Không cập nhật</w:t>
+        <w:rPr>
+          <w:rFonts w:ascii="Segoe UI Symbol" w:hAnsi="Segoe UI Symbol" w:cs="Segoe UI Symbol"/>
+          <w:sz w:val="24"/>
+          <w:szCs w:val="24"/>
+        </w:rPr>
+        <w:t>☐</w:t>
+      </w:r>
+      <w:r>
+        <w:rPr>
+          <w:rFonts w:ascii="Times New Roman" w:hAnsi="Times New Roman" w:cs="Times New Roman"/>
+          <w:sz w:val="24"/>
+          <w:szCs w:val="24"/>
+        </w:rPr>
+        <w:t xml:space="preserve"> Có – Tự động     </w:t>
+      </w:r>
+      <w:r>
+        <w:rPr>
+          <w:rFonts w:ascii="Segoe UI Symbol" w:hAnsi="Segoe UI Symbol" w:cs="Segoe UI Symbol"/>
+          <w:sz w:val="24"/>
+          <w:szCs w:val="24"/>
+        </w:rPr>
+        <w:t>☐</w:t>
+      </w:r>
+      <w:r>
+        <w:rPr>
+          <w:rFonts w:ascii="Times New Roman" w:hAnsi="Times New Roman" w:cs="Times New Roman"/>
+          <w:sz w:val="24"/>
+          <w:szCs w:val="24"/>
+        </w:rPr>
+        <w:t xml:space="preserve"> Có – Thủ công (khi </w:t>
+      </w:r>
+      <w:proofErr w:type="gramStart"/>
+      <w:r>
+        <w:rPr>
+          <w:rFonts w:ascii="Times New Roman" w:hAnsi="Times New Roman" w:cs="Times New Roman"/>
+          <w:sz w:val="24"/>
+          <w:szCs w:val="24"/>
+        </w:rPr>
+        <w:t xml:space="preserve">nhớ)   </w:t>
+      </w:r>
+      <w:proofErr w:type="gramEnd"/>
+      <w:r>
+        <w:rPr>
+          <w:rFonts w:ascii="Times New Roman" w:hAnsi="Times New Roman" w:cs="Times New Roman"/>
+          <w:sz w:val="24"/>
+          <w:szCs w:val="24"/>
+        </w:rPr>
+        <w:t xml:space="preserve">  </w:t>
+      </w:r>
+      <w:r>
+        <w:rPr>
+          <w:rFonts w:ascii="Segoe UI Symbol" w:hAnsi="Segoe UI Symbol" w:cs="Segoe UI Symbol"/>
+          <w:sz w:val="24"/>
+          <w:szCs w:val="24"/>
+        </w:rPr>
+        <w:t>☐</w:t>
+      </w:r>
+      <w:r>
+        <w:rPr>
+          <w:rFonts w:ascii="Times New Roman" w:hAnsi="Times New Roman" w:cs="Times New Roman"/>
+          <w:sz w:val="24"/>
+          <w:szCs w:val="24"/>
+        </w:rPr>
+        <w:t xml:space="preserve"> Không cập nhật</w:t>
       </w:r>
     </w:p>
     <w:p>
@@ -18033,7 +19646,52 @@
         </w:rPr>
       </w:pPr>
       <w:r>
-        <w:t>☐ Có – Nhận cảnh báo qua email/văn bản và xử lý     {{ l3_av_no }} Không theo dõi thường xuyên     ☐ Chưa biết kênh nhận cảnh báo</w:t>
+        <w:rPr>
+          <w:rFonts w:ascii="Segoe UI Symbol" w:hAnsi="Segoe UI Symbol" w:cs="Segoe UI Symbol"/>
+          <w:sz w:val="24"/>
+          <w:szCs w:val="24"/>
+        </w:rPr>
+        <w:t>☐</w:t>
+      </w:r>
+      <w:r>
+        <w:rPr>
+          <w:rFonts w:ascii="Times New Roman" w:hAnsi="Times New Roman" w:cs="Times New Roman"/>
+          <w:sz w:val="24"/>
+          <w:szCs w:val="24"/>
+        </w:rPr>
+        <w:t xml:space="preserve"> Có – Nhận cảnh báo qua email/văn bản và xử lý     </w:t>
+      </w:r>
+      <w:r>
+        <w:rPr>
+          <w:rFonts w:ascii="Segoe UI Symbol" w:hAnsi="Segoe UI Symbol" w:cs="Segoe UI Symbol"/>
+          <w:sz w:val="24"/>
+          <w:szCs w:val="24"/>
+        </w:rPr>
+        <w:t>☐</w:t>
+      </w:r>
+      <w:r>
+        <w:rPr>
+          <w:rFonts w:ascii="Times New Roman" w:hAnsi="Times New Roman" w:cs="Times New Roman"/>
+          <w:sz w:val="24"/>
+          <w:szCs w:val="24"/>
+        </w:rPr>
+        <w:t xml:space="preserve"> Không theo dõi thường xuyên     </w:t>
+      </w:r>
+      <w:r>
+        <w:rPr>
+          <w:rFonts w:ascii="Segoe UI Symbol" w:hAnsi="Segoe UI Symbol" w:cs="Segoe UI Symbol"/>
+          <w:sz w:val="24"/>
+          <w:szCs w:val="24"/>
+        </w:rPr>
+        <w:t>☐</w:t>
+      </w:r>
+      <w:r>
+        <w:rPr>
+          <w:rFonts w:ascii="Times New Roman" w:hAnsi="Times New Roman" w:cs="Times New Roman"/>
+          <w:sz w:val="24"/>
+          <w:szCs w:val="24"/>
+        </w:rPr>
+        <w:t xml:space="preserve"> Chưa biết kênh nhận cảnh báo</w:t>
       </w:r>
     </w:p>
     <w:p>
@@ -18894,7 +20552,36 @@
         </w:rPr>
       </w:pPr>
       <w:r>
-        <w:t>☐ Có – Hình thức: ___________________________     {{ l3_av_no }} Không</w:t>
+        <w:rPr>
+          <w:rFonts w:ascii="Segoe UI Symbol" w:hAnsi="Segoe UI Symbol" w:cs="Segoe UI Symbol"/>
+          <w:sz w:val="24"/>
+          <w:szCs w:val="24"/>
+        </w:rPr>
+        <w:t>☐</w:t>
+      </w:r>
+      <w:r>
+        <w:rPr>
+          <w:rFonts w:ascii="Times New Roman" w:hAnsi="Times New Roman" w:cs="Times New Roman"/>
+          <w:sz w:val="24"/>
+          <w:szCs w:val="24"/>
+        </w:rPr>
+        <w:t xml:space="preserve"> Có – Hình thức: ___________________________     </w:t>
+      </w:r>
+      <w:r>
+        <w:rPr>
+          <w:rFonts w:ascii="Segoe UI Symbol" w:hAnsi="Segoe UI Symbol" w:cs="Segoe UI Symbol"/>
+          <w:sz w:val="24"/>
+          <w:szCs w:val="24"/>
+        </w:rPr>
+        <w:t>☐</w:t>
+      </w:r>
+      <w:r>
+        <w:rPr>
+          <w:rFonts w:ascii="Times New Roman" w:hAnsi="Times New Roman" w:cs="Times New Roman"/>
+          <w:sz w:val="24"/>
+          <w:szCs w:val="24"/>
+        </w:rPr>
+        <w:t xml:space="preserve"> Không</w:t>
       </w:r>
     </w:p>
     <w:p>
@@ -19872,7 +21559,36 @@
         </w:rPr>
       </w:pPr>
       <w:r>
-        <w:t>☐ Có – Máy chủ trong DMZ: ___________________________     {{ l3_av_no }} Không có DMZ – Tất cả thiết bị cùng 1 vùng LAN</w:t>
+        <w:rPr>
+          <w:rFonts w:ascii="Segoe UI Symbol" w:hAnsi="Segoe UI Symbol" w:cs="Segoe UI Symbol"/>
+          <w:sz w:val="24"/>
+          <w:szCs w:val="24"/>
+        </w:rPr>
+        <w:t>☐</w:t>
+      </w:r>
+      <w:r>
+        <w:rPr>
+          <w:rFonts w:ascii="Times New Roman" w:hAnsi="Times New Roman" w:cs="Times New Roman"/>
+          <w:sz w:val="24"/>
+          <w:szCs w:val="24"/>
+        </w:rPr>
+        <w:t xml:space="preserve"> Có – Máy chủ trong DMZ: ___________________________     </w:t>
+      </w:r>
+      <w:r>
+        <w:rPr>
+          <w:rFonts w:ascii="Segoe UI Symbol" w:hAnsi="Segoe UI Symbol" w:cs="Segoe UI Symbol"/>
+          <w:sz w:val="24"/>
+          <w:szCs w:val="24"/>
+        </w:rPr>
+        <w:t>☐</w:t>
+      </w:r>
+      <w:r>
+        <w:rPr>
+          <w:rFonts w:ascii="Times New Roman" w:hAnsi="Times New Roman" w:cs="Times New Roman"/>
+          <w:sz w:val="24"/>
+          <w:szCs w:val="24"/>
+        </w:rPr>
+        <w:t xml:space="preserve"> Không có DMZ – Tất cả thiết bị cùng 1 vùng LAN</w:t>
       </w:r>
     </w:p>
     <w:p>
@@ -19915,7 +21631,70 @@
         </w:rPr>
       </w:pPr>
       <w:r>
-        <w:t>☐ Có – WiFi trên VLAN riêng / Subnet riêng (không truy cập được LAN máy chủ)     {{ l3_av_no }} Không – WiFi cùng dải IP với máy tính văn phòng     {{ l3_av_no }} Không có WiFi</w:t>
+        <w:rPr>
+          <w:rFonts w:ascii="Segoe UI Symbol" w:hAnsi="Segoe UI Symbol" w:cs="Segoe UI Symbol"/>
+          <w:sz w:val="24"/>
+          <w:szCs w:val="24"/>
+        </w:rPr>
+        <w:t>☐</w:t>
+      </w:r>
+      <w:r>
+        <w:rPr>
+          <w:rFonts w:ascii="Times New Roman" w:hAnsi="Times New Roman" w:cs="Times New Roman"/>
+          <w:sz w:val="24"/>
+          <w:szCs w:val="24"/>
+        </w:rPr>
+        <w:t xml:space="preserve"> Có – WiFi trên VLAN riêng / Subnet riêng (không truy cập được LAN máy </w:t>
+      </w:r>
+      <w:proofErr w:type="gramStart"/>
+      <w:r>
+        <w:rPr>
+          <w:rFonts w:ascii="Times New Roman" w:hAnsi="Times New Roman" w:cs="Times New Roman"/>
+          <w:sz w:val="24"/>
+          <w:szCs w:val="24"/>
+        </w:rPr>
+        <w:t xml:space="preserve">chủ)   </w:t>
+      </w:r>
+      <w:proofErr w:type="gramEnd"/>
+      <w:r>
+        <w:rPr>
+          <w:rFonts w:ascii="Times New Roman" w:hAnsi="Times New Roman" w:cs="Times New Roman"/>
+          <w:sz w:val="24"/>
+          <w:szCs w:val="24"/>
+        </w:rPr>
+        <w:t xml:space="preserve">  </w:t>
+      </w:r>
+      <w:r>
+        <w:rPr>
+          <w:rFonts w:ascii="Segoe UI Symbol" w:hAnsi="Segoe UI Symbol" w:cs="Segoe UI Symbol"/>
+          <w:sz w:val="24"/>
+          <w:szCs w:val="24"/>
+        </w:rPr>
+        <w:t>☐</w:t>
+      </w:r>
+      <w:r>
+        <w:rPr>
+          <w:rFonts w:ascii="Times New Roman" w:hAnsi="Times New Roman" w:cs="Times New Roman"/>
+          <w:sz w:val="24"/>
+          <w:szCs w:val="24"/>
+        </w:rPr>
+        <w:t xml:space="preserve"> Không – WiFi cùng dải IP với máy tính văn phòng     </w:t>
+      </w:r>
+      <w:r>
+        <w:rPr>
+          <w:rFonts w:ascii="Segoe UI Symbol" w:hAnsi="Segoe UI Symbol" w:cs="Segoe UI Symbol"/>
+          <w:sz w:val="24"/>
+          <w:szCs w:val="24"/>
+        </w:rPr>
+        <w:t>☐</w:t>
+      </w:r>
+      <w:r>
+        <w:rPr>
+          <w:rFonts w:ascii="Times New Roman" w:hAnsi="Times New Roman" w:cs="Times New Roman"/>
+          <w:sz w:val="24"/>
+          <w:szCs w:val="24"/>
+        </w:rPr>
+        <w:t xml:space="preserve"> Không có WiFi</w:t>
       </w:r>
     </w:p>
     <w:p>
@@ -20028,7 +21807,52 @@
         </w:rPr>
       </w:pPr>
       <w:r>
-        <w:t>☐ Có – Camera trên VLAN/subnet tách biệt khỏi mạng máy tính     {{ l3_av_no }} Không – Camera cùng dải IP với máy tính văn phòng     {{ l3_av_no }} Không biết</w:t>
+        <w:rPr>
+          <w:rFonts w:ascii="Segoe UI Symbol" w:hAnsi="Segoe UI Symbol" w:cs="Segoe UI Symbol"/>
+          <w:sz w:val="24"/>
+          <w:szCs w:val="24"/>
+        </w:rPr>
+        <w:t>☐</w:t>
+      </w:r>
+      <w:r>
+        <w:rPr>
+          <w:rFonts w:ascii="Times New Roman" w:hAnsi="Times New Roman" w:cs="Times New Roman"/>
+          <w:sz w:val="24"/>
+          <w:szCs w:val="24"/>
+        </w:rPr>
+        <w:t xml:space="preserve"> Có – Camera trên VLAN/subnet tách biệt khỏi mạng máy tính     </w:t>
+      </w:r>
+      <w:r>
+        <w:rPr>
+          <w:rFonts w:ascii="Segoe UI Symbol" w:hAnsi="Segoe UI Symbol" w:cs="Segoe UI Symbol"/>
+          <w:sz w:val="24"/>
+          <w:szCs w:val="24"/>
+        </w:rPr>
+        <w:t>☐</w:t>
+      </w:r>
+      <w:r>
+        <w:rPr>
+          <w:rFonts w:ascii="Times New Roman" w:hAnsi="Times New Roman" w:cs="Times New Roman"/>
+          <w:sz w:val="24"/>
+          <w:szCs w:val="24"/>
+        </w:rPr>
+        <w:t xml:space="preserve"> Không – Camera cùng dải IP với máy tính văn phòng     </w:t>
+      </w:r>
+      <w:r>
+        <w:rPr>
+          <w:rFonts w:ascii="Segoe UI Symbol" w:hAnsi="Segoe UI Symbol" w:cs="Segoe UI Symbol"/>
+          <w:sz w:val="24"/>
+          <w:szCs w:val="24"/>
+        </w:rPr>
+        <w:t>☐</w:t>
+      </w:r>
+      <w:r>
+        <w:rPr>
+          <w:rFonts w:ascii="Times New Roman" w:hAnsi="Times New Roman" w:cs="Times New Roman"/>
+          <w:sz w:val="24"/>
+          <w:szCs w:val="24"/>
+        </w:rPr>
+        <w:t xml:space="preserve"> Không biết</w:t>
       </w:r>
     </w:p>
     <w:p>
@@ -21156,7 +22980,55 @@
         </w:rPr>
       </w:pPr>
       <w:r>
-        <w:t>☐ Có – Kích thước rack: ___U  Vị trí: Tầng ___ – Phòng ___     {{ l3_av_no }} Không – Thiết bị để trực tiếp trên bàn/giá đỡ</w:t>
+        <w:rPr>
+          <w:rFonts w:ascii="Segoe UI Symbol" w:hAnsi="Segoe UI Symbol" w:cs="Segoe UI Symbol"/>
+          <w:sz w:val="24"/>
+          <w:szCs w:val="24"/>
+        </w:rPr>
+        <w:lastRenderedPageBreak/>
+        <w:t>☐</w:t>
+      </w:r>
+      <w:r>
+        <w:rPr>
+          <w:rFonts w:ascii="Times New Roman" w:hAnsi="Times New Roman" w:cs="Times New Roman"/>
+          <w:sz w:val="24"/>
+          <w:szCs w:val="24"/>
+        </w:rPr>
+        <w:t xml:space="preserve"> Có – Kích thước rack: ___</w:t>
+      </w:r>
+      <w:proofErr w:type="gramStart"/>
+      <w:r>
+        <w:rPr>
+          <w:rFonts w:ascii="Times New Roman" w:hAnsi="Times New Roman" w:cs="Times New Roman"/>
+          <w:sz w:val="24"/>
+          <w:szCs w:val="24"/>
+        </w:rPr>
+        <w:t>U  Vị</w:t>
+      </w:r>
+      <w:proofErr w:type="gramEnd"/>
+      <w:r>
+        <w:rPr>
+          <w:rFonts w:ascii="Times New Roman" w:hAnsi="Times New Roman" w:cs="Times New Roman"/>
+          <w:sz w:val="24"/>
+          <w:szCs w:val="24"/>
+        </w:rPr>
+        <w:t xml:space="preserve"> trí: Tầng ___ – Phòng ___     </w:t>
+      </w:r>
+      <w:r>
+        <w:rPr>
+          <w:rFonts w:ascii="Segoe UI Symbol" w:hAnsi="Segoe UI Symbol" w:cs="Segoe UI Symbol"/>
+          <w:sz w:val="24"/>
+          <w:szCs w:val="24"/>
+        </w:rPr>
+        <w:t>☐</w:t>
+      </w:r>
+      <w:r>
+        <w:rPr>
+          <w:rFonts w:ascii="Times New Roman" w:hAnsi="Times New Roman" w:cs="Times New Roman"/>
+          <w:sz w:val="24"/>
+          <w:szCs w:val="24"/>
+        </w:rPr>
+        <w:t xml:space="preserve"> Không – Thiết bị để trực tiếp trên bàn/giá đỡ</w:t>
       </w:r>
     </w:p>
     <w:p>
@@ -21330,7 +23202,52 @@
         </w:rPr>
       </w:pPr>
       <w:r>
-        <w:t>☐ Cáp đồng (UTP/STP Cat5e hoặc Cat6) – phổ biến nhất     ☐ Cáp quang nội bộ (Fiber – nếu khoảng cách &gt; 100m)     {{ p1_both }} Cả hai (cáp đồng trong phòng, cáp quang giữa tầng/tòa nhà)</w:t>
+        <w:rPr>
+          <w:rFonts w:ascii="Segoe UI Symbol" w:hAnsi="Segoe UI Symbol" w:cs="Segoe UI Symbol"/>
+          <w:sz w:val="24"/>
+          <w:szCs w:val="24"/>
+        </w:rPr>
+        <w:t>☐</w:t>
+      </w:r>
+      <w:r>
+        <w:rPr>
+          <w:rFonts w:ascii="Times New Roman" w:hAnsi="Times New Roman" w:cs="Times New Roman"/>
+          <w:sz w:val="24"/>
+          <w:szCs w:val="24"/>
+        </w:rPr>
+        <w:t xml:space="preserve"> Cáp đồng (UTP/STP Cat5e hoặc Cat6) – phổ biến nhất     </w:t>
+      </w:r>
+      <w:r>
+        <w:rPr>
+          <w:rFonts w:ascii="Segoe UI Symbol" w:hAnsi="Segoe UI Symbol" w:cs="Segoe UI Symbol"/>
+          <w:sz w:val="24"/>
+          <w:szCs w:val="24"/>
+        </w:rPr>
+        <w:t>☐</w:t>
+      </w:r>
+      <w:r>
+        <w:rPr>
+          <w:rFonts w:ascii="Times New Roman" w:hAnsi="Times New Roman" w:cs="Times New Roman"/>
+          <w:sz w:val="24"/>
+          <w:szCs w:val="24"/>
+        </w:rPr>
+        <w:t xml:space="preserve"> Cáp quang nội bộ (Fiber – nếu khoảng cách &gt; 100m)     </w:t>
+      </w:r>
+      <w:r>
+        <w:rPr>
+          <w:rFonts w:ascii="Segoe UI Symbol" w:hAnsi="Segoe UI Symbol" w:cs="Segoe UI Symbol"/>
+          <w:sz w:val="24"/>
+          <w:szCs w:val="24"/>
+        </w:rPr>
+        <w:t>☐</w:t>
+      </w:r>
+      <w:r>
+        <w:rPr>
+          <w:rFonts w:ascii="Times New Roman" w:hAnsi="Times New Roman" w:cs="Times New Roman"/>
+          <w:sz w:val="24"/>
+          <w:szCs w:val="24"/>
+        </w:rPr>
+        <w:t xml:space="preserve"> Cả hai (cáp đồng trong phòng, cáp quang giữa tầng/tòa nhà)</w:t>
       </w:r>
     </w:p>
     <w:p>

--- a/Code/backend/templates/phieu_khao_sat_template.docx
+++ b/Code/backend/templates/phieu_khao_sat_template.docx
@@ -5637,6 +5637,11 @@
             <w:shd w:val="clear" w:color="auto" w:fill="F1F5F9"/>
           </w:tcPr>
           <w:p>
+            <w:r>
+              <w:t>{% tr for d in D1_duong_truyen %}</w:t>
+            </w:r>
+          </w:p>
+          <w:p>
             <w:pPr>
               <w:jc w:val="center"/>
               <w:rPr>
@@ -5881,6 +5886,11 @@
                 <w:szCs w:val="24"/>
               </w:rPr>
             </w:pPr>
+          </w:p>
+          <w:p>
+            <w:r>
+              <w:t>{% tr endfor %}</w:t>
+            </w:r>
           </w:p>
         </w:tc>
       </w:tr>
@@ -6937,6 +6947,11 @@
             <w:shd w:val="clear" w:color="auto" w:fill="F1F5F9"/>
           </w:tcPr>
           <w:p>
+            <w:r>
+              <w:t>{% tr for d in thiet_bi_mang %}</w:t>
+            </w:r>
+          </w:p>
+          <w:p>
             <w:pPr>
               <w:jc w:val="center"/>
               <w:rPr>
@@ -7100,6 +7115,11 @@
                 <w:szCs w:val="24"/>
               </w:rPr>
             </w:pPr>
+          </w:p>
+          <w:p>
+            <w:r>
+              <w:t>{% tr endfor %}</w:t>
+            </w:r>
           </w:p>
         </w:tc>
       </w:tr>
@@ -8704,6 +8724,11 @@
             <w:shd w:val="clear" w:color="auto" w:fill="F1F5F9"/>
           </w:tcPr>
           <w:p>
+            <w:r>
+              <w:t>{% tr for d in thiet_bi_mang %}</w:t>
+            </w:r>
+          </w:p>
+          <w:p>
             <w:pPr>
               <w:jc w:val="center"/>
               <w:rPr>
@@ -8820,6 +8845,11 @@
                 <w:szCs w:val="24"/>
               </w:rPr>
             </w:pPr>
+          </w:p>
+          <w:p>
+            <w:r>
+              <w:t>{% tr endfor %}</w:t>
+            </w:r>
           </w:p>
         </w:tc>
       </w:tr>
@@ -10963,6 +10993,11 @@
             <w:shd w:val="clear" w:color="auto" w:fill="F1F5F9"/>
           </w:tcPr>
           <w:p>
+            <w:r>
+              <w:t>{% tr for c in camera %}</w:t>
+            </w:r>
+          </w:p>
+          <w:p>
             <w:pPr>
               <w:jc w:val="center"/>
               <w:rPr>
@@ -11105,6 +11140,11 @@
                 <w:szCs w:val="24"/>
               </w:rPr>
             </w:pPr>
+          </w:p>
+          <w:p>
+            <w:r>
+              <w:t>{% tr endfor %}</w:t>
+            </w:r>
           </w:p>
         </w:tc>
       </w:tr>
@@ -12648,6 +12688,11 @@
             <w:shd w:val="clear" w:color="auto" w:fill="F1F5F9"/>
           </w:tcPr>
           <w:p>
+            <w:r>
+              <w:t>{% tr for ip in ip_tinh %}</w:t>
+            </w:r>
+          </w:p>
+          <w:p>
             <w:pPr>
               <w:jc w:val="center"/>
               <w:rPr>
@@ -12727,6 +12772,11 @@
                 <w:szCs w:val="24"/>
               </w:rPr>
             </w:pPr>
+          </w:p>
+          <w:p>
+            <w:r>
+              <w:t>{% tr endfor %}</w:t>
+            </w:r>
           </w:p>
         </w:tc>
       </w:tr>
@@ -20034,6 +20084,11 @@
             <w:shd w:val="clear" w:color="auto" w:fill="F1F5F9"/>
           </w:tcPr>
           <w:p>
+            <w:r>
+              <w:t>{% tr for d in dao_tao %}</w:t>
+            </w:r>
+          </w:p>
+          <w:p>
             <w:pPr>
               <w:jc w:val="center"/>
               <w:rPr>
@@ -20155,6 +20210,11 @@
                 <w:szCs w:val="24"/>
               </w:rPr>
             </w:pPr>
+          </w:p>
+          <w:p>
+            <w:r>
+              <w:t>{% tr endfor %}</w:t>
+            </w:r>
           </w:p>
         </w:tc>
       </w:tr>
@@ -20879,6 +20939,11 @@
             <w:shd w:val="clear" w:color="auto" w:fill="F1F5F9"/>
           </w:tcPr>
           <w:p>
+            <w:r>
+              <w:t>{% tr for k in kiem_tra %}</w:t>
+            </w:r>
+          </w:p>
+          <w:p>
             <w:pPr>
               <w:jc w:val="center"/>
               <w:rPr>
@@ -20979,6 +21044,11 @@
                 <w:szCs w:val="24"/>
               </w:rPr>
             </w:pPr>
+          </w:p>
+          <w:p>
+            <w:r>
+              <w:t>{% tr endfor %}</w:t>
+            </w:r>
           </w:p>
         </w:tc>
       </w:tr>
@@ -22130,6 +22200,11 @@
             <w:shd w:val="clear" w:color="auto" w:fill="F1F5F9"/>
           </w:tcPr>
           <w:p>
+            <w:r>
+              <w:t>{% tr for p in T2_port_mapping %}</w:t>
+            </w:r>
+          </w:p>
+          <w:p>
             <w:pPr>
               <w:rPr>
                 <w:rFonts w:ascii="Times New Roman" w:hAnsi="Times New Roman" w:cs="Times New Roman"/>
@@ -22200,6 +22275,11 @@
                 <w:szCs w:val="24"/>
               </w:rPr>
             </w:pPr>
+          </w:p>
+          <w:p>
+            <w:r>
+              <w:t>{% tr endfor %}</w:t>
+            </w:r>
           </w:p>
         </w:tc>
       </w:tr>

--- a/Code/backend/templates/phieu_khao_sat_template.docx
+++ b/Code/backend/templates/phieu_khao_sat_template.docx
@@ -5638,7 +5638,7 @@
           </w:tcPr>
           <w:p>
             <w:r>
-              <w:t>{% tr for d in D1_duong_truyen %}</w:t>
+              <w:t>{% for d in D1_duong_truyen %}</w:t>
             </w:r>
           </w:p>
           <w:p>
@@ -5889,7 +5889,7 @@
           </w:p>
           <w:p>
             <w:r>
-              <w:t>{% tr endfor %}</w:t>
+              <w:t>{% endfor %}</w:t>
             </w:r>
           </w:p>
         </w:tc>
@@ -6948,7 +6948,7 @@
           </w:tcPr>
           <w:p>
             <w:r>
-              <w:t>{% tr for d in thiet_bi_mang %}</w:t>
+              <w:t>{% for d in thiet_bi_mang %}</w:t>
             </w:r>
           </w:p>
           <w:p>
@@ -7118,7 +7118,7 @@
           </w:p>
           <w:p>
             <w:r>
-              <w:t>{% tr endfor %}</w:t>
+              <w:t>{% endfor %}</w:t>
             </w:r>
           </w:p>
         </w:tc>
@@ -8725,7 +8725,7 @@
           </w:tcPr>
           <w:p>
             <w:r>
-              <w:t>{% tr for d in thiet_bi_mang %}</w:t>
+              <w:t>{% for d in thiet_bi_mang %}</w:t>
             </w:r>
           </w:p>
           <w:p>
@@ -8848,7 +8848,7 @@
           </w:p>
           <w:p>
             <w:r>
-              <w:t>{% tr endfor %}</w:t>
+              <w:t>{% endfor %}</w:t>
             </w:r>
           </w:p>
         </w:tc>
@@ -10994,7 +10994,7 @@
           </w:tcPr>
           <w:p>
             <w:r>
-              <w:t>{% tr for c in camera %}</w:t>
+              <w:t>{% for c in camera %}</w:t>
             </w:r>
           </w:p>
           <w:p>
@@ -11143,7 +11143,7 @@
           </w:p>
           <w:p>
             <w:r>
-              <w:t>{% tr endfor %}</w:t>
+              <w:t>{% endfor %}</w:t>
             </w:r>
           </w:p>
         </w:tc>
@@ -12689,7 +12689,7 @@
           </w:tcPr>
           <w:p>
             <w:r>
-              <w:t>{% tr for ip in ip_tinh %}</w:t>
+              <w:t>{% for ip in ip_tinh %}</w:t>
             </w:r>
           </w:p>
           <w:p>
@@ -12775,7 +12775,7 @@
           </w:p>
           <w:p>
             <w:r>
-              <w:t>{% tr endfor %}</w:t>
+              <w:t>{% endfor %}</w:t>
             </w:r>
           </w:p>
         </w:tc>
@@ -20085,7 +20085,7 @@
           </w:tcPr>
           <w:p>
             <w:r>
-              <w:t>{% tr for d in dao_tao %}</w:t>
+              <w:t>{% for d in dao_tao %}</w:t>
             </w:r>
           </w:p>
           <w:p>
@@ -20213,7 +20213,7 @@
           </w:p>
           <w:p>
             <w:r>
-              <w:t>{% tr endfor %}</w:t>
+              <w:t>{% endfor %}</w:t>
             </w:r>
           </w:p>
         </w:tc>
@@ -20940,7 +20940,7 @@
           </w:tcPr>
           <w:p>
             <w:r>
-              <w:t>{% tr for k in kiem_tra %}</w:t>
+              <w:t>{% for k in kiem_tra %}</w:t>
             </w:r>
           </w:p>
           <w:p>
@@ -21047,7 +21047,7 @@
           </w:p>
           <w:p>
             <w:r>
-              <w:t>{% tr endfor %}</w:t>
+              <w:t>{% endfor %}</w:t>
             </w:r>
           </w:p>
         </w:tc>
@@ -22201,7 +22201,7 @@
           </w:tcPr>
           <w:p>
             <w:r>
-              <w:t>{% tr for p in T2_port_mapping %}</w:t>
+              <w:t>{% for p in T2_port_mapping %}</w:t>
             </w:r>
           </w:p>
           <w:p>
@@ -22278,7 +22278,7 @@
           </w:p>
           <w:p>
             <w:r>
-              <w:t>{% tr endfor %}</w:t>
+              <w:t>{% endfor %}</w:t>
             </w:r>
           </w:p>
         </w:tc>

--- a/Code/backend/templates/phieu_khao_sat_template.docx
+++ b/Code/backend/templates/phieu_khao_sat_template.docx
@@ -2321,7 +2321,7 @@
               </w:rPr>
             </w:pPr>
             <w:r>
-              <w:t>{% tr for item in can_bo_phu_trach %}{{item.idx}}</w:t>
+              <w:t>{% for item in can_bo_phu_trach %}{{item.idx}}</w:t>
             </w:r>
           </w:p>
         </w:tc>
@@ -2475,7 +2475,7 @@
               </w:rPr>
             </w:pPr>
             <w:r>
-              <w:t>{{item.chung_chi_attt}}{% tr endfor %}</w:t>
+              <w:t>{{item.chung_chi_attt}}{% endfor %}</w:t>
             </w:r>
           </w:p>
         </w:tc>
@@ -6311,7 +6311,7 @@
               </w:rPr>
             </w:pPr>
             <w:r>
-              <w:t>{% tr for item in ket_noi_internet %}{{item.idx}}</w:t>
+              <w:t>{% for item in ket_noi_internet %}{{item.idx}}</w:t>
             </w:r>
           </w:p>
         </w:tc>
@@ -6455,7 +6455,7 @@
               </w:rPr>
             </w:pPr>
             <w:r>
-              <w:t>{{item.ghi_chu}}{% tr endfor %}</w:t>
+              <w:t>{{item.ghi_chu}}{% endfor %}</w:t>
             </w:r>
           </w:p>
         </w:tc>
@@ -8044,7 +8044,7 @@
               </w:rPr>
             </w:pPr>
             <w:r>
-              <w:t>{% tr for item in thiet_bi_mang %}{{item.idx}}</w:t>
+              <w:t>{% for item in thiet_bi_mang %}{{item.idx}}</w:t>
             </w:r>
           </w:p>
         </w:tc>
@@ -8214,7 +8214,7 @@
               </w:rPr>
             </w:pPr>
             <w:r>
-              <w:t>{{item.ghi_chu}}{% tr endfor %}</w:t>
+              <w:t>{{item.ghi_chu}}{% endfor %}</w:t>
             </w:r>
           </w:p>
         </w:tc>
@@ -12033,7 +12033,7 @@
               </w:rPr>
             </w:pPr>
             <w:r>
-              <w:t>{% tr for item in may_chu %}{{item.idx}}</w:t>
+              <w:t>{% for item in may_chu %}{{item.idx}}</w:t>
             </w:r>
           </w:p>
         </w:tc>
@@ -12203,7 +12203,7 @@
               </w:rPr>
             </w:pPr>
             <w:r>
-              <w:t>{{item.vi_tri}}{% tr endfor %}</w:t>
+              <w:t>{{item.vi_tri}}{% endfor %}</w:t>
             </w:r>
           </w:p>
           <w:p>
@@ -13415,7 +13415,7 @@
               </w:rPr>
             </w:pPr>
             <w:r>
-              <w:t>{% tr for item in camera %}{{item.idx}}</w:t>
+              <w:t>{% for item in camera %}{{item.idx}}</w:t>
             </w:r>
           </w:p>
         </w:tc>
@@ -13561,7 +13561,7 @@
               </w:rPr>
             </w:pPr>
             <w:r>
-              <w:t>{{item.ghi_chu}}{% tr endfor %}</w:t>
+              <w:t>{{item.ghi_chu}}{% endfor %}</w:t>
             </w:r>
           </w:p>
         </w:tc>
@@ -15278,7 +15278,7 @@
               </w:rPr>
             </w:pPr>
             <w:r>
-              <w:t>{% tr for item in ip_tinh %}{{item.idx}}</w:t>
+              <w:t>{% for item in ip_tinh %}{{item.idx}}</w:t>
             </w:r>
           </w:p>
         </w:tc>
@@ -15352,7 +15352,7 @@
               </w:rPr>
             </w:pPr>
             <w:r>
-              <w:t>{{item.ghi_chu}}{% tr endfor %}</w:t>
+              <w:t>{{item.ghi_chu}}{% endfor %}</w:t>
             </w:r>
           </w:p>
           <w:p>
@@ -16383,7 +16383,7 @@
               </w:rPr>
             </w:pPr>
             <w:r>
-              <w:t>{% tr for item in ung_dung %}{{item.idx}}</w:t>
+              <w:t>{% for item in ung_dung %}{{item.idx}}</w:t>
             </w:r>
           </w:p>
         </w:tc>
@@ -16529,7 +16529,7 @@
               </w:rPr>
             </w:pPr>
             <w:r>
-              <w:t>{{item.ghi_chu}}{% tr endfor %}</w:t>
+              <w:t>{{item.ghi_chu}}{% endfor %}</w:t>
             </w:r>
           </w:p>
         </w:tc>
@@ -18743,7 +18743,7 @@
               </w:rPr>
             </w:pPr>
             <w:r>
-              <w:t>{% tr for item in K_van_ban %}{{item.idx}}</w:t>
+              <w:t>{% for item in K_van_ban %}{{item.idx}}</w:t>
             </w:r>
           </w:p>
         </w:tc>
@@ -18815,7 +18815,7 @@
               </w:rPr>
             </w:pPr>
             <w:r>
-              <w:t>{{item.ghi_chu}}{% tr endfor %}</w:t>
+              <w:t>{{item.ghi_chu}}{% endfor %}</w:t>
             </w:r>
           </w:p>
         </w:tc>
@@ -24778,7 +24778,7 @@
               </w:rPr>
             </w:pPr>
             <w:r>
-              <w:t>{% tr for item in dao_tao %}{{item.idx}}</w:t>
+              <w:t>{% for item in dao_tao %}{{item.idx}}</w:t>
             </w:r>
           </w:p>
         </w:tc>
@@ -24898,7 +24898,7 @@
               </w:rPr>
             </w:pPr>
             <w:r>
-              <w:t>{{item.chung_chi_so_vb}}{% tr endfor %}</w:t>
+              <w:t>{{item.chung_chi_so_vb}}{% endfor %}</w:t>
             </w:r>
           </w:p>
         </w:tc>
@@ -25709,7 +25709,7 @@
               </w:rPr>
             </w:pPr>
             <w:r>
-              <w:t>{% tr for item in kiem_tra_attt %}{{item.idx}}</w:t>
+              <w:t>{% for item in kiem_tra_attt %}{{item.idx}}</w:t>
             </w:r>
           </w:p>
         </w:tc>
@@ -25807,7 +25807,7 @@
               </w:rPr>
             </w:pPr>
             <w:r>
-              <w:t>{{item.ket_qua_so_vb}}{% tr endfor %}</w:t>
+              <w:t>{{item.ket_qua_so_vb}}{% endfor %}</w:t>
             </w:r>
           </w:p>
         </w:tc>
@@ -27176,7 +27176,7 @@
               </w:rPr>
             </w:pPr>
             <w:r>
-              <w:t>{% tr for item in port_switch %}{{item.ten_switch}}</w:t>
+              <w:t>{% for item in port_switch %}{{item.ten_switch}}</w:t>
             </w:r>
           </w:p>
         </w:tc>
@@ -27248,7 +27248,7 @@
               </w:rPr>
             </w:pPr>
             <w:r>
-              <w:t>{{item.ghi_chu}}{% tr endfor %}</w:t>
+              <w:t>{{item.ghi_chu}}{% endfor %}</w:t>
             </w:r>
           </w:p>
         </w:tc>
@@ -29062,7 +29062,7 @@
               </w:rPr>
             </w:pPr>
             <w:r>
-              <w:t>{% tr for item in T5_vi_tri %}{{item.idx}}</w:t>
+              <w:t>{% for item in T5_vi_tri %}{{item.idx}}</w:t>
             </w:r>
           </w:p>
         </w:tc>
@@ -29135,7 +29135,7 @@
               </w:rPr>
             </w:pPr>
             <w:r>
-              <w:t>{{item.phong}}{% tr endfor %}</w:t>
+              <w:t>{{item.phong}}{% endfor %}</w:t>
             </w:r>
           </w:p>
         </w:tc>

--- a/Code/backend/templates/phieu_khao_sat_template.docx
+++ b/Code/backend/templates/phieu_khao_sat_template.docx
@@ -2062,6 +2062,7 @@
       <w:tblPr>
         <w:tblStyle w:val="TableGrid"/>
         <w:tblW w:w="0" w:type="auto"/>
+        <w:tblLayout w:type="autofit"/>
         <w:tblLook w:val="04A0" w:firstRow="1" w:lastRow="0" w:firstColumn="1" w:lastColumn="0" w:noHBand="0" w:noVBand="1"/>
       </w:tblPr>
       <w:tblGrid>
@@ -2321,7 +2322,17 @@
               </w:rPr>
             </w:pPr>
             <w:r>
-              <w:t>{% for item in can_bo_phu_trach %}{{item.idx}}</w:t>
+              <w:rPr>
+                <w:rFonts w:ascii="Times New Roman" w:hAnsi="Times New Roman" w:cs="Times New Roman"/>
+                <w:sz w:val="24"/>
+                <w:szCs w:val="24"/>
+              </w:rPr>
+            </w:r>
+            <w:r>
+              <w:t>{% for item in can_bo_phu_trach %}</w:t>
+            </w:r>
+            <w:r>
+              <w:t>{{item.idx}}</w:t>
             </w:r>
           </w:p>
         </w:tc>
@@ -2344,6 +2355,31 @@
                 <w:szCs w:val="24"/>
               </w:rPr>
             </w:pPr>
+            <w:proofErr w:type="spellStart"/>
+            <w:r>
+              <w:rPr>
+                <w:rFonts w:ascii="Times New Roman" w:hAnsi="Times New Roman" w:cs="Times New Roman"/>
+                <w:sz w:val="24"/>
+                <w:szCs w:val="24"/>
+              </w:rPr>
+            </w:r>
+            <w:proofErr w:type="spellEnd"/>
+            <w:r>
+              <w:rPr>
+                <w:rFonts w:ascii="Times New Roman" w:hAnsi="Times New Roman" w:cs="Times New Roman"/>
+                <w:sz w:val="24"/>
+                <w:szCs w:val="24"/>
+              </w:rPr>
+            </w:r>
+            <w:proofErr w:type="spellStart"/>
+            <w:r>
+              <w:rPr>
+                <w:rFonts w:ascii="Times New Roman" w:hAnsi="Times New Roman" w:cs="Times New Roman"/>
+                <w:sz w:val="24"/>
+                <w:szCs w:val="24"/>
+              </w:rPr>
+            </w:r>
+            <w:proofErr w:type="spellEnd"/>
             <w:r>
               <w:t>{{item.ho_ten}}</w:t>
             </w:r>
@@ -2369,6 +2405,22 @@
               </w:rPr>
             </w:pPr>
             <w:r>
+              <w:rPr>
+                <w:rFonts w:ascii="Times New Roman" w:hAnsi="Times New Roman" w:cs="Times New Roman"/>
+                <w:sz w:val="24"/>
+                <w:szCs w:val="24"/>
+              </w:rPr>
+            </w:r>
+            <w:proofErr w:type="spellStart"/>
+            <w:r>
+              <w:rPr>
+                <w:rFonts w:ascii="Times New Roman" w:hAnsi="Times New Roman" w:cs="Times New Roman"/>
+                <w:sz w:val="24"/>
+                <w:szCs w:val="24"/>
+              </w:rPr>
+            </w:r>
+            <w:proofErr w:type="spellEnd"/>
+            <w:r>
               <w:t>{{item.chuc_vu}}</w:t>
             </w:r>
           </w:p>
@@ -2392,6 +2444,13 @@
                 <w:szCs w:val="24"/>
               </w:rPr>
             </w:pPr>
+            <w:r>
+              <w:rPr>
+                <w:rFonts w:ascii="Times New Roman" w:hAnsi="Times New Roman" w:cs="Times New Roman"/>
+                <w:sz w:val="24"/>
+                <w:szCs w:val="24"/>
+              </w:rPr>
+            </w:r>
             <w:r>
               <w:t>{{item.so_dt}}</w:t>
             </w:r>
@@ -2417,19 +2476,16 @@
               </w:rPr>
             </w:pPr>
             <w:r>
+              <w:rPr>
+                <w:color w:val="000000"/>
+                <w:sz w:val="26"/>
+                <w:szCs w:val="26"/>
+              </w:rPr>
+            </w:r>
+            <w:r>
               <w:t>{{item.email}}</w:t>
             </w:r>
           </w:p>
-          <w:p>
-            <w:pPr>
-              <w:rPr>
-                <w:rFonts w:ascii="Times New Roman" w:hAnsi="Times New Roman" w:cs="Times New Roman"/>
-                <w:sz w:val="24"/>
-                <w:szCs w:val="24"/>
-              </w:rPr>
-            </w:pPr>
-            <w:r/>
-          </w:p>
         </w:tc>
         <w:tc>
           <w:tcPr>
@@ -2451,6 +2507,22 @@
               </w:rPr>
             </w:pPr>
             <w:r>
+              <w:rPr>
+                <w:rFonts w:ascii="Times New Roman" w:hAnsi="Times New Roman" w:cs="Times New Roman"/>
+                <w:sz w:val="24"/>
+                <w:szCs w:val="24"/>
+              </w:rPr>
+            </w:r>
+            <w:proofErr w:type="spellStart"/>
+            <w:r>
+              <w:rPr>
+                <w:rFonts w:ascii="Times New Roman" w:hAnsi="Times New Roman" w:cs="Times New Roman"/>
+                <w:sz w:val="24"/>
+                <w:szCs w:val="24"/>
+              </w:rPr>
+            </w:r>
+            <w:proofErr w:type="spellEnd"/>
+            <w:r>
               <w:t>{{item.trinh_do}}</w:t>
             </w:r>
           </w:p>
@@ -2475,7 +2547,10 @@
               </w:rPr>
             </w:pPr>
             <w:r>
-              <w:t>{{item.chung_chi_attt}}{% endfor %}</w:t>
+              <w:t>{{item.chung_chi_attt}}</w:t>
+            </w:r>
+            <w:r>
+              <w:t>{% endfor %}</w:t>
             </w:r>
           </w:p>
         </w:tc>
@@ -6030,6 +6105,7 @@
       <w:tblPr>
         <w:tblStyle w:val="TableGrid"/>
         <w:tblW w:w="0" w:type="auto"/>
+        <w:tblLayout w:type="autofit"/>
         <w:tblLook w:val="04A0" w:firstRow="1" w:lastRow="0" w:firstColumn="1" w:lastColumn="0" w:noHBand="0" w:noVBand="1"/>
       </w:tblPr>
       <w:tblGrid>
@@ -6311,7 +6387,17 @@
               </w:rPr>
             </w:pPr>
             <w:r>
-              <w:t>{% for item in ket_noi_internet %}{{item.idx}}</w:t>
+              <w:rPr>
+                <w:rFonts w:ascii="Times New Roman" w:hAnsi="Times New Roman" w:cs="Times New Roman"/>
+                <w:sz w:val="24"/>
+                <w:szCs w:val="24"/>
+              </w:rPr>
+            </w:r>
+            <w:r>
+              <w:t>{% for item in ket_noi_internet %}</w:t>
+            </w:r>
+            <w:r>
+              <w:t>{{item.idx}}</w:t>
             </w:r>
           </w:p>
         </w:tc>
@@ -6335,6 +6421,13 @@
               </w:rPr>
             </w:pPr>
             <w:r>
+              <w:rPr>
+                <w:rFonts w:ascii="Times New Roman" w:hAnsi="Times New Roman" w:cs="Times New Roman"/>
+                <w:sz w:val="24"/>
+                <w:szCs w:val="24"/>
+              </w:rPr>
+            </w:r>
+            <w:r>
               <w:t>{{item.isp}}</w:t>
             </w:r>
           </w:p>
@@ -6358,6 +6451,31 @@
                 <w:szCs w:val="24"/>
               </w:rPr>
             </w:pPr>
+            <w:proofErr w:type="spellStart"/>
+            <w:r>
+              <w:rPr>
+                <w:rFonts w:ascii="Times New Roman" w:hAnsi="Times New Roman" w:cs="Times New Roman"/>
+                <w:sz w:val="24"/>
+                <w:szCs w:val="24"/>
+              </w:rPr>
+            </w:r>
+            <w:proofErr w:type="spellEnd"/>
+            <w:r>
+              <w:rPr>
+                <w:rFonts w:ascii="Times New Roman" w:hAnsi="Times New Roman" w:cs="Times New Roman"/>
+                <w:sz w:val="24"/>
+                <w:szCs w:val="24"/>
+              </w:rPr>
+            </w:r>
+            <w:proofErr w:type="spellStart"/>
+            <w:r>
+              <w:rPr>
+                <w:rFonts w:ascii="Times New Roman" w:hAnsi="Times New Roman" w:cs="Times New Roman"/>
+                <w:sz w:val="24"/>
+                <w:szCs w:val="24"/>
+              </w:rPr>
+            </w:r>
+            <w:proofErr w:type="spellEnd"/>
             <w:r>
               <w:t>{{item.loai_ket_noi}}</w:t>
             </w:r>
@@ -6382,6 +6500,47 @@
                 <w:szCs w:val="24"/>
               </w:rPr>
             </w:pPr>
+            <w:proofErr w:type="spellStart"/>
+            <w:r>
+              <w:rPr>
+                <w:rFonts w:ascii="Times New Roman" w:hAnsi="Times New Roman" w:cs="Times New Roman"/>
+                <w:sz w:val="24"/>
+                <w:szCs w:val="24"/>
+              </w:rPr>
+            </w:r>
+            <w:proofErr w:type="spellEnd"/>
+            <w:r>
+              <w:rPr>
+                <w:rFonts w:ascii="Times New Roman" w:hAnsi="Times New Roman" w:cs="Times New Roman"/>
+                <w:sz w:val="24"/>
+                <w:szCs w:val="24"/>
+              </w:rPr>
+            </w:r>
+            <w:proofErr w:type="spellStart"/>
+            <w:r>
+              <w:rPr>
+                <w:rFonts w:ascii="Times New Roman" w:hAnsi="Times New Roman" w:cs="Times New Roman"/>
+                <w:sz w:val="24"/>
+                <w:szCs w:val="24"/>
+              </w:rPr>
+            </w:r>
+            <w:proofErr w:type="spellEnd"/>
+            <w:r>
+              <w:rPr>
+                <w:rFonts w:ascii="Times New Roman" w:hAnsi="Times New Roman" w:cs="Times New Roman"/>
+                <w:sz w:val="24"/>
+                <w:szCs w:val="24"/>
+              </w:rPr>
+            </w:r>
+            <w:proofErr w:type="spellStart"/>
+            <w:r>
+              <w:rPr>
+                <w:rFonts w:ascii="Times New Roman" w:hAnsi="Times New Roman" w:cs="Times New Roman"/>
+                <w:sz w:val="24"/>
+                <w:szCs w:val="24"/>
+              </w:rPr>
+            </w:r>
+            <w:proofErr w:type="spellEnd"/>
             <w:r>
               <w:t>{{item.bang_thong}}</w:t>
             </w:r>
@@ -6406,6 +6565,15 @@
                 <w:szCs w:val="24"/>
               </w:rPr>
             </w:pPr>
+            <w:proofErr w:type="spellStart"/>
+            <w:r>
+              <w:rPr>
+                <w:rFonts w:ascii="Times New Roman" w:hAnsi="Times New Roman" w:cs="Times New Roman"/>
+                <w:sz w:val="24"/>
+                <w:szCs w:val="24"/>
+              </w:rPr>
+            </w:r>
+            <w:proofErr w:type="spellEnd"/>
             <w:r>
               <w:t>{{item.vai_tro}}</w:t>
             </w:r>
@@ -6430,6 +6598,15 @@
                 <w:szCs w:val="24"/>
               </w:rPr>
             </w:pPr>
+            <w:proofErr w:type="spellStart"/>
+            <w:r>
+              <w:rPr>
+                <w:rFonts w:ascii="Times New Roman" w:hAnsi="Times New Roman" w:cs="Times New Roman"/>
+                <w:sz w:val="24"/>
+                <w:szCs w:val="24"/>
+              </w:rPr>
+            </w:r>
+            <w:proofErr w:type="spellEnd"/>
             <w:r>
               <w:t>{{item.ip_wan}}</w:t>
             </w:r>
@@ -6455,7 +6632,10 @@
               </w:rPr>
             </w:pPr>
             <w:r>
-              <w:t>{{item.ghi_chu}}{% endfor %}</w:t>
+              <w:t>{{item.ghi_chu}}</w:t>
+            </w:r>
+            <w:r>
+              <w:t>{% endfor %}</w:t>
             </w:r>
           </w:p>
         </w:tc>
@@ -7741,6 +7921,7 @@
       <w:tblPr>
         <w:tblStyle w:val="TableGrid"/>
         <w:tblW w:w="0" w:type="auto"/>
+        <w:tblLayout w:type="autofit"/>
         <w:tblLook w:val="04A0" w:firstRow="1" w:lastRow="0" w:firstColumn="1" w:lastColumn="0" w:noHBand="0" w:noVBand="1"/>
       </w:tblPr>
       <w:tblGrid>
@@ -8044,7 +8225,17 @@
               </w:rPr>
             </w:pPr>
             <w:r>
-              <w:t>{% for item in thiet_bi_mang %}{{item.idx}}</w:t>
+              <w:rPr>
+                <w:rFonts w:ascii="Times New Roman" w:hAnsi="Times New Roman" w:cs="Times New Roman"/>
+                <w:sz w:val="24"/>
+                <w:szCs w:val="24"/>
+              </w:rPr>
+            </w:r>
+            <w:r>
+              <w:t>{% for item in thiet_bi_mang %}</w:t>
+            </w:r>
+            <w:r>
+              <w:t>{{item.idx}}</w:t>
             </w:r>
           </w:p>
         </w:tc>
@@ -8068,6 +8259,15 @@
               </w:rPr>
             </w:pPr>
             <w:r>
+              <w:rPr>
+                <w:rFonts w:ascii="Times New Roman" w:hAnsi="Times New Roman" w:cs="Times New Roman"/>
+                <w:i/>
+                <w:color w:val="065F46"/>
+                <w:sz w:val="24"/>
+                <w:szCs w:val="24"/>
+              </w:rPr>
+            </w:r>
+            <w:r>
               <w:t>{{item.loai_thiet_bi}}</w:t>
             </w:r>
           </w:p>
@@ -8092,6 +8292,15 @@
               </w:rPr>
             </w:pPr>
             <w:r>
+              <w:rPr>
+                <w:rFonts w:ascii="Times New Roman" w:hAnsi="Times New Roman" w:cs="Times New Roman"/>
+                <w:i/>
+                <w:color w:val="065F46"/>
+                <w:sz w:val="24"/>
+                <w:szCs w:val="24"/>
+              </w:rPr>
+            </w:r>
+            <w:r>
               <w:t>{{item.hang_san_xuat}}</w:t>
             </w:r>
           </w:p>
@@ -8116,6 +8325,15 @@
               </w:rPr>
             </w:pPr>
             <w:r>
+              <w:rPr>
+                <w:rFonts w:ascii="Times New Roman" w:hAnsi="Times New Roman" w:cs="Times New Roman"/>
+                <w:i/>
+                <w:color w:val="065F46"/>
+                <w:sz w:val="24"/>
+                <w:szCs w:val="24"/>
+              </w:rPr>
+            </w:r>
+            <w:r>
               <w:t>{{item.model}}</w:t>
             </w:r>
           </w:p>
@@ -8140,6 +8358,15 @@
               </w:rPr>
             </w:pPr>
             <w:r>
+              <w:rPr>
+                <w:rFonts w:ascii="Times New Roman" w:hAnsi="Times New Roman" w:cs="Times New Roman"/>
+                <w:i/>
+                <w:color w:val="065F46"/>
+                <w:sz w:val="24"/>
+                <w:szCs w:val="24"/>
+              </w:rPr>
+            </w:r>
+            <w:r>
               <w:t>{{item.so_serial}}</w:t>
             </w:r>
           </w:p>
@@ -8163,6 +8390,66 @@
                 <w:szCs w:val="24"/>
               </w:rPr>
             </w:pPr>
+            <w:proofErr w:type="spellStart"/>
+            <w:r>
+              <w:rPr>
+                <w:rFonts w:ascii="Times New Roman" w:hAnsi="Times New Roman" w:cs="Times New Roman"/>
+                <w:i/>
+                <w:color w:val="065F46"/>
+                <w:sz w:val="24"/>
+                <w:szCs w:val="24"/>
+              </w:rPr>
+            </w:r>
+            <w:proofErr w:type="spellEnd"/>
+            <w:r>
+              <w:rPr>
+                <w:rFonts w:ascii="Times New Roman" w:hAnsi="Times New Roman" w:cs="Times New Roman"/>
+                <w:i/>
+                <w:color w:val="065F46"/>
+                <w:sz w:val="24"/>
+                <w:szCs w:val="24"/>
+              </w:rPr>
+            </w:r>
+            <w:proofErr w:type="spellStart"/>
+            <w:r>
+              <w:rPr>
+                <w:rFonts w:ascii="Times New Roman" w:hAnsi="Times New Roman" w:cs="Times New Roman"/>
+                <w:i/>
+                <w:color w:val="065F46"/>
+                <w:sz w:val="24"/>
+                <w:szCs w:val="24"/>
+              </w:rPr>
+            </w:r>
+            <w:proofErr w:type="spellEnd"/>
+            <w:r>
+              <w:rPr>
+                <w:rFonts w:ascii="Times New Roman" w:hAnsi="Times New Roman" w:cs="Times New Roman"/>
+                <w:i/>
+                <w:color w:val="065F46"/>
+                <w:sz w:val="24"/>
+                <w:szCs w:val="24"/>
+              </w:rPr>
+            </w:r>
+            <w:proofErr w:type="spellStart"/>
+            <w:r>
+              <w:rPr>
+                <w:rFonts w:ascii="Times New Roman" w:hAnsi="Times New Roman" w:cs="Times New Roman"/>
+                <w:i/>
+                <w:color w:val="065F46"/>
+                <w:sz w:val="24"/>
+                <w:szCs w:val="24"/>
+              </w:rPr>
+            </w:r>
+            <w:proofErr w:type="spellEnd"/>
+            <w:r>
+              <w:rPr>
+                <w:rFonts w:ascii="Times New Roman" w:hAnsi="Times New Roman" w:cs="Times New Roman"/>
+                <w:i/>
+                <w:color w:val="065F46"/>
+                <w:sz w:val="24"/>
+                <w:szCs w:val="24"/>
+              </w:rPr>
+            </w:r>
             <w:r>
               <w:t>{{item.vi_tri}}</w:t>
             </w:r>
@@ -8187,6 +8474,15 @@
                 <w:szCs w:val="24"/>
               </w:rPr>
             </w:pPr>
+            <w:r>
+              <w:rPr>
+                <w:rFonts w:ascii="Times New Roman" w:hAnsi="Times New Roman" w:cs="Times New Roman"/>
+                <w:i/>
+                <w:color w:val="065F46"/>
+                <w:sz w:val="24"/>
+                <w:szCs w:val="24"/>
+              </w:rPr>
+            </w:r>
             <w:r>
               <w:t>{{item.nam_mua}}</w:t>
             </w:r>
@@ -8214,7 +8510,50 @@
               </w:rPr>
             </w:pPr>
             <w:r>
-              <w:t>{{item.ghi_chu}}{% endfor %}</w:t>
+              <w:rPr>
+                <w:rFonts w:ascii="Times New Roman" w:hAnsi="Times New Roman" w:cs="Times New Roman"/>
+                <w:i/>
+                <w:color w:val="065F46"/>
+                <w:sz w:val="24"/>
+                <w:szCs w:val="24"/>
+              </w:rPr>
+            </w:r>
+            <w:proofErr w:type="spellStart"/>
+            <w:r>
+              <w:rPr>
+                <w:rFonts w:ascii="Times New Roman" w:hAnsi="Times New Roman" w:cs="Times New Roman"/>
+                <w:i/>
+                <w:color w:val="065F46"/>
+                <w:sz w:val="24"/>
+                <w:szCs w:val="24"/>
+              </w:rPr>
+            </w:r>
+            <w:proofErr w:type="spellEnd"/>
+            <w:r>
+              <w:rPr>
+                <w:rFonts w:ascii="Times New Roman" w:hAnsi="Times New Roman" w:cs="Times New Roman"/>
+                <w:i/>
+                <w:color w:val="065F46"/>
+                <w:sz w:val="24"/>
+                <w:szCs w:val="24"/>
+              </w:rPr>
+            </w:r>
+            <w:proofErr w:type="spellStart"/>
+            <w:r>
+              <w:rPr>
+                <w:rFonts w:ascii="Times New Roman" w:hAnsi="Times New Roman" w:cs="Times New Roman"/>
+                <w:i/>
+                <w:color w:val="065F46"/>
+                <w:sz w:val="24"/>
+                <w:szCs w:val="24"/>
+              </w:rPr>
+            </w:r>
+            <w:proofErr w:type="spellEnd"/>
+            <w:r>
+              <w:t>{{item.ghi_chu}}</w:t>
+            </w:r>
+            <w:r>
+              <w:t>{% endfor %}</w:t>
             </w:r>
           </w:p>
         </w:tc>
@@ -11719,6 +12058,7 @@
       <w:tblPr>
         <w:tblStyle w:val="TableGrid"/>
         <w:tblW w:w="0" w:type="auto"/>
+        <w:tblLayout w:type="autofit"/>
         <w:tblLook w:val="04A0" w:firstRow="1" w:lastRow="0" w:firstColumn="1" w:lastColumn="0" w:noHBand="0" w:noVBand="1"/>
       </w:tblPr>
       <w:tblGrid>
@@ -12033,7 +12373,17 @@
               </w:rPr>
             </w:pPr>
             <w:r>
-              <w:t>{% for item in may_chu %}{{item.idx}}</w:t>
+              <w:rPr>
+                <w:rFonts w:ascii="Times New Roman" w:hAnsi="Times New Roman" w:cs="Times New Roman"/>
+                <w:sz w:val="24"/>
+                <w:szCs w:val="24"/>
+              </w:rPr>
+            </w:r>
+            <w:r>
+              <w:t>{% for item in may_chu %}</w:t>
+            </w:r>
+            <w:r>
+              <w:t>{{item.idx}}</w:t>
             </w:r>
           </w:p>
         </w:tc>
@@ -12057,6 +12407,46 @@
               </w:rPr>
             </w:pPr>
             <w:r>
+              <w:rPr>
+                <w:rFonts w:ascii="Times New Roman" w:hAnsi="Times New Roman" w:cs="Times New Roman"/>
+                <w:i/>
+                <w:color w:val="065F46"/>
+                <w:sz w:val="24"/>
+                <w:szCs w:val="24"/>
+              </w:rPr>
+            </w:r>
+            <w:proofErr w:type="spellStart"/>
+            <w:r>
+              <w:rPr>
+                <w:rFonts w:ascii="Times New Roman" w:hAnsi="Times New Roman" w:cs="Times New Roman"/>
+                <w:i/>
+                <w:color w:val="065F46"/>
+                <w:sz w:val="24"/>
+                <w:szCs w:val="24"/>
+              </w:rPr>
+            </w:r>
+            <w:proofErr w:type="spellEnd"/>
+            <w:r>
+              <w:rPr>
+                <w:rFonts w:ascii="Times New Roman" w:hAnsi="Times New Roman" w:cs="Times New Roman"/>
+                <w:i/>
+                <w:color w:val="065F46"/>
+                <w:sz w:val="24"/>
+                <w:szCs w:val="24"/>
+              </w:rPr>
+            </w:r>
+            <w:proofErr w:type="spellStart"/>
+            <w:r>
+              <w:rPr>
+                <w:rFonts w:ascii="Times New Roman" w:hAnsi="Times New Roman" w:cs="Times New Roman"/>
+                <w:i/>
+                <w:color w:val="065F46"/>
+                <w:sz w:val="24"/>
+                <w:szCs w:val="24"/>
+              </w:rPr>
+            </w:r>
+            <w:proofErr w:type="spellEnd"/>
+            <w:r>
               <w:t>{{item.vai_tro}}</w:t>
             </w:r>
           </w:p>
@@ -12081,6 +12471,15 @@
               </w:rPr>
             </w:pPr>
             <w:r>
+              <w:rPr>
+                <w:rFonts w:ascii="Times New Roman" w:hAnsi="Times New Roman" w:cs="Times New Roman"/>
+                <w:i/>
+                <w:color w:val="065F46"/>
+                <w:sz w:val="24"/>
+                <w:szCs w:val="24"/>
+              </w:rPr>
+            </w:r>
+            <w:r>
               <w:t>{{item.hang_model}}</w:t>
             </w:r>
           </w:p>
@@ -12105,6 +12504,13 @@
               </w:rPr>
             </w:pPr>
             <w:r>
+              <w:rPr>
+                <w:rFonts w:ascii="Times New Roman" w:hAnsi="Times New Roman" w:cs="Times New Roman"/>
+                <w:sz w:val="24"/>
+                <w:szCs w:val="24"/>
+              </w:rPr>
+            </w:r>
+            <w:r>
               <w:t>{{item.so_serial}}</w:t>
             </w:r>
           </w:p>
@@ -12129,6 +12535,13 @@
               </w:rPr>
             </w:pPr>
             <w:r>
+              <w:rPr>
+                <w:rFonts w:ascii="Times New Roman" w:hAnsi="Times New Roman" w:cs="Times New Roman"/>
+                <w:sz w:val="24"/>
+                <w:szCs w:val="24"/>
+              </w:rPr>
+            </w:r>
+            <w:r>
               <w:t>{{item.ram_gb}}</w:t>
             </w:r>
           </w:p>
@@ -12153,6 +12566,13 @@
               </w:rPr>
             </w:pPr>
             <w:r>
+              <w:rPr>
+                <w:rFonts w:ascii="Times New Roman" w:hAnsi="Times New Roman" w:cs="Times New Roman"/>
+                <w:sz w:val="24"/>
+                <w:szCs w:val="24"/>
+              </w:rPr>
+            </w:r>
+            <w:r>
               <w:t>{{item.o_cung_tb}}</w:t>
             </w:r>
           </w:p>
@@ -12176,6 +12596,15 @@
                 <w:szCs w:val="24"/>
               </w:rPr>
             </w:pPr>
+            <w:r>
+              <w:rPr>
+                <w:rFonts w:ascii="Times New Roman" w:hAnsi="Times New Roman" w:cs="Times New Roman"/>
+                <w:i/>
+                <w:color w:val="065F46"/>
+                <w:sz w:val="24"/>
+                <w:szCs w:val="24"/>
+              </w:rPr>
+            </w:r>
             <w:r>
               <w:t>{{item.he_dieu_hanh}}</w:t>
             </w:r>
@@ -12202,19 +12631,52 @@
                 <w:szCs w:val="24"/>
               </w:rPr>
             </w:pPr>
-            <w:r>
-              <w:t>{{item.vi_tri}}{% endfor %}</w:t>
-            </w:r>
-          </w:p>
-          <w:p>
-            <w:pPr>
-              <w:rPr>
-                <w:rFonts w:ascii="Times New Roman" w:hAnsi="Times New Roman" w:cs="Times New Roman"/>
-                <w:sz w:val="24"/>
-                <w:szCs w:val="24"/>
-              </w:rPr>
-            </w:pPr>
-            <w:r/>
+            <w:proofErr w:type="spellStart"/>
+            <w:r>
+              <w:rPr>
+                <w:rFonts w:ascii="Times New Roman" w:hAnsi="Times New Roman" w:cs="Times New Roman"/>
+                <w:i/>
+                <w:color w:val="065F46"/>
+                <w:sz w:val="24"/>
+                <w:szCs w:val="24"/>
+              </w:rPr>
+            </w:r>
+            <w:proofErr w:type="spellEnd"/>
+            <w:r>
+              <w:rPr>
+                <w:rFonts w:ascii="Times New Roman" w:hAnsi="Times New Roman" w:cs="Times New Roman"/>
+                <w:i/>
+                <w:color w:val="065F46"/>
+                <w:sz w:val="24"/>
+                <w:szCs w:val="24"/>
+              </w:rPr>
+            </w:r>
+            <w:proofErr w:type="spellStart"/>
+            <w:r>
+              <w:rPr>
+                <w:rFonts w:ascii="Times New Roman" w:hAnsi="Times New Roman" w:cs="Times New Roman"/>
+                <w:i/>
+                <w:color w:val="065F46"/>
+                <w:sz w:val="24"/>
+                <w:szCs w:val="24"/>
+              </w:rPr>
+            </w:r>
+            <w:proofErr w:type="spellEnd"/>
+            <w:r>
+              <w:rPr>
+                <w:rFonts w:ascii="Times New Roman" w:hAnsi="Times New Roman" w:cs="Times New Roman"/>
+                <w:i/>
+                <w:color w:val="065F46"/>
+                <w:sz w:val="24"/>
+                <w:szCs w:val="24"/>
+              </w:rPr>
+            </w:r>
+            <w:r>
+              <w:t>{{item.vi_tri}}</w:t>
+            </w:r>
+            <w:r>
+              <w:t>{% endfor %}</w:t>
+            </w:r>
           </w:p>
         </w:tc>
       </w:tr>
@@ -13156,6 +13618,7 @@
       <w:tblPr>
         <w:tblStyle w:val="TableGrid"/>
         <w:tblW w:w="0" w:type="auto"/>
+        <w:tblLayout w:type="autofit"/>
         <w:tblLook w:val="04A0" w:firstRow="1" w:lastRow="0" w:firstColumn="1" w:lastColumn="0" w:noHBand="0" w:noVBand="1"/>
       </w:tblPr>
       <w:tblGrid>
@@ -13415,7 +13878,17 @@
               </w:rPr>
             </w:pPr>
             <w:r>
-              <w:t>{% for item in camera %}{{item.idx}}</w:t>
+              <w:rPr>
+                <w:rFonts w:ascii="Times New Roman" w:hAnsi="Times New Roman" w:cs="Times New Roman"/>
+                <w:sz w:val="24"/>
+                <w:szCs w:val="24"/>
+              </w:rPr>
+            </w:r>
+            <w:r>
+              <w:t>{% for item in camera %}</w:t>
+            </w:r>
+            <w:r>
+              <w:t>{{item.idx}}</w:t>
             </w:r>
           </w:p>
         </w:tc>
@@ -13439,6 +13912,15 @@
               </w:rPr>
             </w:pPr>
             <w:r>
+              <w:rPr>
+                <w:rFonts w:ascii="Times New Roman" w:hAnsi="Times New Roman" w:cs="Times New Roman"/>
+                <w:i/>
+                <w:color w:val="065F46"/>
+                <w:sz w:val="24"/>
+                <w:szCs w:val="24"/>
+              </w:rPr>
+            </w:r>
+            <w:r>
               <w:t>{{item.hang_san_xuat}}</w:t>
             </w:r>
           </w:p>
@@ -13463,6 +13945,15 @@
               </w:rPr>
             </w:pPr>
             <w:r>
+              <w:rPr>
+                <w:rFonts w:ascii="Times New Roman" w:hAnsi="Times New Roman" w:cs="Times New Roman"/>
+                <w:i/>
+                <w:color w:val="065F46"/>
+                <w:sz w:val="24"/>
+                <w:szCs w:val="24"/>
+              </w:rPr>
+            </w:r>
+            <w:r>
               <w:t>{{item.model}}</w:t>
             </w:r>
           </w:p>
@@ -13487,6 +13978,15 @@
               </w:rPr>
             </w:pPr>
             <w:r>
+              <w:rPr>
+                <w:rFonts w:ascii="Times New Roman" w:hAnsi="Times New Roman" w:cs="Times New Roman"/>
+                <w:i/>
+                <w:color w:val="065F46"/>
+                <w:sz w:val="24"/>
+                <w:szCs w:val="24"/>
+              </w:rPr>
+            </w:r>
+            <w:r>
               <w:t>{{item.so_serial}}</w:t>
             </w:r>
           </w:p>
@@ -13511,6 +14011,15 @@
               </w:rPr>
             </w:pPr>
             <w:r>
+              <w:rPr>
+                <w:rFonts w:ascii="Times New Roman" w:hAnsi="Times New Roman" w:cs="Times New Roman"/>
+                <w:i/>
+                <w:color w:val="065F46"/>
+                <w:sz w:val="24"/>
+                <w:szCs w:val="24"/>
+              </w:rPr>
+            </w:r>
+            <w:r>
               <w:t>{{item.do_phan_giai}}</w:t>
             </w:r>
           </w:p>
@@ -13534,6 +14043,97 @@
                 <w:szCs w:val="24"/>
               </w:rPr>
             </w:pPr>
+            <w:proofErr w:type="spellStart"/>
+            <w:r>
+              <w:rPr>
+                <w:rFonts w:ascii="Times New Roman" w:hAnsi="Times New Roman" w:cs="Times New Roman"/>
+                <w:i/>
+                <w:color w:val="065F46"/>
+                <w:sz w:val="24"/>
+                <w:szCs w:val="24"/>
+              </w:rPr>
+            </w:r>
+            <w:proofErr w:type="spellEnd"/>
+            <w:r>
+              <w:rPr>
+                <w:rFonts w:ascii="Times New Roman" w:hAnsi="Times New Roman" w:cs="Times New Roman"/>
+                <w:i/>
+                <w:color w:val="065F46"/>
+                <w:sz w:val="24"/>
+                <w:szCs w:val="24"/>
+              </w:rPr>
+            </w:r>
+            <w:proofErr w:type="spellStart"/>
+            <w:r>
+              <w:rPr>
+                <w:rFonts w:ascii="Times New Roman" w:hAnsi="Times New Roman" w:cs="Times New Roman"/>
+                <w:i/>
+                <w:color w:val="065F46"/>
+                <w:sz w:val="24"/>
+                <w:szCs w:val="24"/>
+              </w:rPr>
+            </w:r>
+            <w:proofErr w:type="spellEnd"/>
+            <w:r>
+              <w:rPr>
+                <w:rFonts w:ascii="Times New Roman" w:hAnsi="Times New Roman" w:cs="Times New Roman"/>
+                <w:i/>
+                <w:color w:val="065F46"/>
+                <w:sz w:val="24"/>
+                <w:szCs w:val="24"/>
+              </w:rPr>
+            </w:r>
+            <w:proofErr w:type="spellStart"/>
+            <w:r>
+              <w:rPr>
+                <w:rFonts w:ascii="Times New Roman" w:hAnsi="Times New Roman" w:cs="Times New Roman"/>
+                <w:i/>
+                <w:color w:val="065F46"/>
+                <w:sz w:val="24"/>
+                <w:szCs w:val="24"/>
+              </w:rPr>
+            </w:r>
+            <w:proofErr w:type="spellEnd"/>
+            <w:r>
+              <w:rPr>
+                <w:rFonts w:ascii="Times New Roman" w:hAnsi="Times New Roman" w:cs="Times New Roman"/>
+                <w:i/>
+                <w:color w:val="065F46"/>
+                <w:sz w:val="24"/>
+                <w:szCs w:val="24"/>
+              </w:rPr>
+            </w:r>
+            <w:proofErr w:type="spellStart"/>
+            <w:r>
+              <w:rPr>
+                <w:rFonts w:ascii="Times New Roman" w:hAnsi="Times New Roman" w:cs="Times New Roman"/>
+                <w:i/>
+                <w:color w:val="065F46"/>
+                <w:sz w:val="24"/>
+                <w:szCs w:val="24"/>
+              </w:rPr>
+            </w:r>
+            <w:proofErr w:type="spellEnd"/>
+            <w:r>
+              <w:rPr>
+                <w:rFonts w:ascii="Times New Roman" w:hAnsi="Times New Roman" w:cs="Times New Roman"/>
+                <w:i/>
+                <w:color w:val="065F46"/>
+                <w:sz w:val="24"/>
+                <w:szCs w:val="24"/>
+              </w:rPr>
+            </w:r>
+            <w:proofErr w:type="spellStart"/>
+            <w:r>
+              <w:rPr>
+                <w:rFonts w:ascii="Times New Roman" w:hAnsi="Times New Roman" w:cs="Times New Roman"/>
+                <w:i/>
+                <w:color w:val="065F46"/>
+                <w:sz w:val="24"/>
+                <w:szCs w:val="24"/>
+              </w:rPr>
+            </w:r>
+            <w:proofErr w:type="spellEnd"/>
             <w:r>
               <w:t>{{item.vi_tri}}</w:t>
             </w:r>
@@ -13561,7 +14161,99 @@
               </w:rPr>
             </w:pPr>
             <w:r>
-              <w:t>{{item.ghi_chu}}{% endfor %}</w:t>
+              <w:rPr>
+                <w:rFonts w:ascii="Times New Roman" w:hAnsi="Times New Roman" w:cs="Times New Roman"/>
+                <w:i/>
+                <w:color w:val="065F46"/>
+                <w:sz w:val="24"/>
+                <w:szCs w:val="24"/>
+              </w:rPr>
+            </w:r>
+            <w:proofErr w:type="spellStart"/>
+            <w:r>
+              <w:rPr>
+                <w:rFonts w:ascii="Times New Roman" w:hAnsi="Times New Roman" w:cs="Times New Roman"/>
+                <w:i/>
+                <w:color w:val="065F46"/>
+                <w:sz w:val="24"/>
+                <w:szCs w:val="24"/>
+              </w:rPr>
+            </w:r>
+            <w:proofErr w:type="spellEnd"/>
+            <w:r>
+              <w:rPr>
+                <w:rFonts w:ascii="Times New Roman" w:hAnsi="Times New Roman" w:cs="Times New Roman"/>
+                <w:i/>
+                <w:color w:val="065F46"/>
+                <w:sz w:val="24"/>
+                <w:szCs w:val="24"/>
+              </w:rPr>
+            </w:r>
+            <w:proofErr w:type="spellStart"/>
+            <w:r>
+              <w:rPr>
+                <w:rFonts w:ascii="Times New Roman" w:hAnsi="Times New Roman" w:cs="Times New Roman"/>
+                <w:i/>
+                <w:color w:val="065F46"/>
+                <w:sz w:val="24"/>
+                <w:szCs w:val="24"/>
+              </w:rPr>
+            </w:r>
+            <w:proofErr w:type="spellEnd"/>
+            <w:r>
+              <w:rPr>
+                <w:rFonts w:ascii="Times New Roman" w:hAnsi="Times New Roman" w:cs="Times New Roman"/>
+                <w:i/>
+                <w:color w:val="065F46"/>
+                <w:sz w:val="24"/>
+                <w:szCs w:val="24"/>
+              </w:rPr>
+            </w:r>
+            <w:proofErr w:type="spellStart"/>
+            <w:r>
+              <w:rPr>
+                <w:rFonts w:ascii="Times New Roman" w:hAnsi="Times New Roman" w:cs="Times New Roman"/>
+                <w:i/>
+                <w:color w:val="065F46"/>
+                <w:sz w:val="24"/>
+                <w:szCs w:val="24"/>
+              </w:rPr>
+            </w:r>
+            <w:proofErr w:type="spellEnd"/>
+            <w:r>
+              <w:rPr>
+                <w:rFonts w:ascii="Times New Roman" w:hAnsi="Times New Roman" w:cs="Times New Roman"/>
+                <w:i/>
+                <w:color w:val="065F46"/>
+                <w:sz w:val="24"/>
+                <w:szCs w:val="24"/>
+              </w:rPr>
+            </w:r>
+            <w:proofErr w:type="spellStart"/>
+            <w:r>
+              <w:rPr>
+                <w:rFonts w:ascii="Times New Roman" w:hAnsi="Times New Roman" w:cs="Times New Roman"/>
+                <w:i/>
+                <w:color w:val="065F46"/>
+                <w:sz w:val="24"/>
+                <w:szCs w:val="24"/>
+              </w:rPr>
+            </w:r>
+            <w:proofErr w:type="spellEnd"/>
+            <w:r>
+              <w:rPr>
+                <w:rFonts w:ascii="Times New Roman" w:hAnsi="Times New Roman" w:cs="Times New Roman"/>
+                <w:i/>
+                <w:color w:val="065F46"/>
+                <w:sz w:val="24"/>
+                <w:szCs w:val="24"/>
+              </w:rPr>
+            </w:r>
+            <w:r>
+              <w:t>{{item.ghi_chu}}</w:t>
+            </w:r>
+            <w:r>
+              <w:t>{% endfor %}</w:t>
             </w:r>
           </w:p>
         </w:tc>
@@ -15118,6 +15810,7 @@
       <w:tblPr>
         <w:tblStyle w:val="TableGrid"/>
         <w:tblW w:w="0" w:type="auto"/>
+        <w:tblLayout w:type="autofit"/>
         <w:tblLook w:val="04A0" w:firstRow="1" w:lastRow="0" w:firstColumn="1" w:lastColumn="0" w:noHBand="0" w:noVBand="1"/>
       </w:tblPr>
       <w:tblGrid>
@@ -15278,7 +15971,17 @@
               </w:rPr>
             </w:pPr>
             <w:r>
-              <w:t>{% for item in ip_tinh %}{{item.idx}}</w:t>
+              <w:rPr>
+                <w:rFonts w:ascii="Times New Roman" w:hAnsi="Times New Roman" w:cs="Times New Roman"/>
+                <w:sz w:val="24"/>
+                <w:szCs w:val="24"/>
+              </w:rPr>
+            </w:r>
+            <w:r>
+              <w:t>{% for item in ip_tinh %}</w:t>
+            </w:r>
+            <w:r>
+              <w:t>{{item.idx}}</w:t>
             </w:r>
           </w:p>
         </w:tc>
@@ -15302,6 +16005,15 @@
               </w:rPr>
             </w:pPr>
             <w:r>
+              <w:rPr>
+                <w:rFonts w:ascii="Times New Roman" w:hAnsi="Times New Roman" w:cs="Times New Roman"/>
+                <w:i/>
+                <w:color w:val="065F46"/>
+                <w:sz w:val="24"/>
+                <w:szCs w:val="24"/>
+              </w:rPr>
+            </w:r>
+            <w:r>
               <w:t>{{item.ten_thiet_bi}}</w:t>
             </w:r>
           </w:p>
@@ -15325,6 +16037,15 @@
                 <w:szCs w:val="24"/>
               </w:rPr>
             </w:pPr>
+            <w:r>
+              <w:rPr>
+                <w:rFonts w:ascii="Times New Roman" w:hAnsi="Times New Roman" w:cs="Times New Roman"/>
+                <w:i/>
+                <w:color w:val="065F46"/>
+                <w:sz w:val="24"/>
+                <w:szCs w:val="24"/>
+              </w:rPr>
+            </w:r>
             <w:r>
               <w:t>{{item.dia_chi_ip}}</w:t>
             </w:r>
@@ -15352,18 +16073,60 @@
               </w:rPr>
             </w:pPr>
             <w:r>
-              <w:t>{{item.ghi_chu}}{% endfor %}</w:t>
-            </w:r>
-          </w:p>
-          <w:p>
-            <w:pPr>
-              <w:rPr>
-                <w:rFonts w:ascii="Times New Roman" w:hAnsi="Times New Roman" w:cs="Times New Roman"/>
-                <w:sz w:val="24"/>
-                <w:szCs w:val="24"/>
-              </w:rPr>
-            </w:pPr>
-            <w:r/>
+              <w:rPr>
+                <w:rFonts w:ascii="Times New Roman" w:hAnsi="Times New Roman" w:cs="Times New Roman"/>
+                <w:i/>
+                <w:color w:val="065F46"/>
+                <w:sz w:val="24"/>
+                <w:szCs w:val="24"/>
+              </w:rPr>
+            </w:r>
+            <w:proofErr w:type="spellStart"/>
+            <w:r>
+              <w:rPr>
+                <w:rFonts w:ascii="Times New Roman" w:hAnsi="Times New Roman" w:cs="Times New Roman"/>
+                <w:i/>
+                <w:color w:val="065F46"/>
+                <w:sz w:val="24"/>
+                <w:szCs w:val="24"/>
+              </w:rPr>
+            </w:r>
+            <w:proofErr w:type="spellEnd"/>
+            <w:r>
+              <w:rPr>
+                <w:rFonts w:ascii="Times New Roman" w:hAnsi="Times New Roman" w:cs="Times New Roman"/>
+                <w:i/>
+                <w:color w:val="065F46"/>
+                <w:sz w:val="24"/>
+                <w:szCs w:val="24"/>
+              </w:rPr>
+            </w:r>
+            <w:proofErr w:type="spellStart"/>
+            <w:r>
+              <w:rPr>
+                <w:rFonts w:ascii="Times New Roman" w:hAnsi="Times New Roman" w:cs="Times New Roman"/>
+                <w:i/>
+                <w:color w:val="065F46"/>
+                <w:sz w:val="24"/>
+                <w:szCs w:val="24"/>
+              </w:rPr>
+            </w:r>
+            <w:proofErr w:type="spellEnd"/>
+            <w:r>
+              <w:rPr>
+                <w:rFonts w:ascii="Times New Roman" w:hAnsi="Times New Roman" w:cs="Times New Roman"/>
+                <w:i/>
+                <w:color w:val="065F46"/>
+                <w:sz w:val="24"/>
+                <w:szCs w:val="24"/>
+              </w:rPr>
+            </w:r>
+            <w:r>
+              <w:t>{{item.ghi_chu}}</w:t>
+            </w:r>
+            <w:r>
+              <w:t>{% endfor %}</w:t>
+            </w:r>
           </w:p>
         </w:tc>
       </w:tr>
@@ -16124,6 +16887,7 @@
       <w:tblPr>
         <w:tblStyle w:val="TableGrid"/>
         <w:tblW w:w="0" w:type="auto"/>
+        <w:tblLayout w:type="autofit"/>
         <w:tblLook w:val="04A0" w:firstRow="1" w:lastRow="0" w:firstColumn="1" w:lastColumn="0" w:noHBand="0" w:noVBand="1"/>
       </w:tblPr>
       <w:tblGrid>
@@ -16383,7 +17147,17 @@
               </w:rPr>
             </w:pPr>
             <w:r>
-              <w:t>{% for item in ung_dung %}{{item.idx}}</w:t>
+              <w:rPr>
+                <w:rFonts w:ascii="Times New Roman" w:hAnsi="Times New Roman" w:cs="Times New Roman"/>
+                <w:sz w:val="24"/>
+                <w:szCs w:val="24"/>
+              </w:rPr>
+            </w:r>
+            <w:r>
+              <w:t>{% for item in ung_dung %}</w:t>
+            </w:r>
+            <w:r>
+              <w:t>{{item.idx}}</w:t>
             </w:r>
           </w:p>
         </w:tc>
@@ -16406,6 +17180,37 @@
                 <w:szCs w:val="24"/>
               </w:rPr>
             </w:pPr>
+            <w:proofErr w:type="spellStart"/>
+            <w:r>
+              <w:rPr>
+                <w:rFonts w:ascii="Times New Roman" w:hAnsi="Times New Roman" w:cs="Times New Roman"/>
+                <w:i/>
+                <w:color w:val="065F46"/>
+                <w:sz w:val="24"/>
+                <w:szCs w:val="24"/>
+              </w:rPr>
+            </w:r>
+            <w:proofErr w:type="spellEnd"/>
+            <w:r>
+              <w:rPr>
+                <w:rFonts w:ascii="Times New Roman" w:hAnsi="Times New Roman" w:cs="Times New Roman"/>
+                <w:i/>
+                <w:color w:val="065F46"/>
+                <w:sz w:val="24"/>
+                <w:szCs w:val="24"/>
+              </w:rPr>
+            </w:r>
+            <w:proofErr w:type="spellStart"/>
+            <w:r>
+              <w:rPr>
+                <w:rFonts w:ascii="Times New Roman" w:hAnsi="Times New Roman" w:cs="Times New Roman"/>
+                <w:i/>
+                <w:color w:val="065F46"/>
+                <w:sz w:val="24"/>
+                <w:szCs w:val="24"/>
+              </w:rPr>
+            </w:r>
+            <w:proofErr w:type="spellEnd"/>
             <w:r>
               <w:t>{{item.ten}}</w:t>
             </w:r>
@@ -16430,6 +17235,197 @@
                 <w:szCs w:val="24"/>
               </w:rPr>
             </w:pPr>
+            <w:proofErr w:type="spellStart"/>
+            <w:r>
+              <w:rPr>
+                <w:rFonts w:ascii="Times New Roman" w:hAnsi="Times New Roman" w:cs="Times New Roman"/>
+                <w:i/>
+                <w:color w:val="065F46"/>
+                <w:sz w:val="24"/>
+                <w:szCs w:val="24"/>
+              </w:rPr>
+            </w:r>
+            <w:proofErr w:type="spellEnd"/>
+            <w:r>
+              <w:rPr>
+                <w:rFonts w:ascii="Times New Roman" w:hAnsi="Times New Roman" w:cs="Times New Roman"/>
+                <w:i/>
+                <w:color w:val="065F46"/>
+                <w:sz w:val="24"/>
+                <w:szCs w:val="24"/>
+              </w:rPr>
+            </w:r>
+            <w:proofErr w:type="spellStart"/>
+            <w:r>
+              <w:rPr>
+                <w:rFonts w:ascii="Times New Roman" w:hAnsi="Times New Roman" w:cs="Times New Roman"/>
+                <w:i/>
+                <w:color w:val="065F46"/>
+                <w:sz w:val="24"/>
+                <w:szCs w:val="24"/>
+              </w:rPr>
+            </w:r>
+            <w:proofErr w:type="spellEnd"/>
+            <w:r>
+              <w:rPr>
+                <w:rFonts w:ascii="Times New Roman" w:hAnsi="Times New Roman" w:cs="Times New Roman"/>
+                <w:i/>
+                <w:color w:val="065F46"/>
+                <w:sz w:val="24"/>
+                <w:szCs w:val="24"/>
+              </w:rPr>
+            </w:r>
+            <w:proofErr w:type="spellStart"/>
+            <w:r>
+              <w:rPr>
+                <w:rFonts w:ascii="Times New Roman" w:hAnsi="Times New Roman" w:cs="Times New Roman"/>
+                <w:i/>
+                <w:color w:val="065F46"/>
+                <w:sz w:val="24"/>
+                <w:szCs w:val="24"/>
+              </w:rPr>
+            </w:r>
+            <w:proofErr w:type="spellEnd"/>
+            <w:r>
+              <w:rPr>
+                <w:rFonts w:ascii="Times New Roman" w:hAnsi="Times New Roman" w:cs="Times New Roman"/>
+                <w:i/>
+                <w:color w:val="065F46"/>
+                <w:sz w:val="24"/>
+                <w:szCs w:val="24"/>
+              </w:rPr>
+            </w:r>
+            <w:proofErr w:type="spellStart"/>
+            <w:r>
+              <w:rPr>
+                <w:rFonts w:ascii="Times New Roman" w:hAnsi="Times New Roman" w:cs="Times New Roman"/>
+                <w:i/>
+                <w:color w:val="065F46"/>
+                <w:sz w:val="24"/>
+                <w:szCs w:val="24"/>
+              </w:rPr>
+            </w:r>
+            <w:proofErr w:type="spellEnd"/>
+            <w:r>
+              <w:rPr>
+                <w:rFonts w:ascii="Times New Roman" w:hAnsi="Times New Roman" w:cs="Times New Roman"/>
+                <w:i/>
+                <w:color w:val="065F46"/>
+                <w:sz w:val="24"/>
+                <w:szCs w:val="24"/>
+              </w:rPr>
+            </w:r>
+            <w:proofErr w:type="spellStart"/>
+            <w:r>
+              <w:rPr>
+                <w:rFonts w:ascii="Times New Roman" w:hAnsi="Times New Roman" w:cs="Times New Roman"/>
+                <w:i/>
+                <w:color w:val="065F46"/>
+                <w:sz w:val="24"/>
+                <w:szCs w:val="24"/>
+              </w:rPr>
+            </w:r>
+            <w:proofErr w:type="spellEnd"/>
+            <w:r>
+              <w:rPr>
+                <w:rFonts w:ascii="Times New Roman" w:hAnsi="Times New Roman" w:cs="Times New Roman"/>
+                <w:i/>
+                <w:color w:val="065F46"/>
+                <w:sz w:val="24"/>
+                <w:szCs w:val="24"/>
+              </w:rPr>
+            </w:r>
+            <w:proofErr w:type="spellStart"/>
+            <w:r>
+              <w:rPr>
+                <w:rFonts w:ascii="Times New Roman" w:hAnsi="Times New Roman" w:cs="Times New Roman"/>
+                <w:i/>
+                <w:color w:val="065F46"/>
+                <w:sz w:val="24"/>
+                <w:szCs w:val="24"/>
+              </w:rPr>
+            </w:r>
+            <w:proofErr w:type="spellEnd"/>
+            <w:r>
+              <w:rPr>
+                <w:rFonts w:ascii="Times New Roman" w:hAnsi="Times New Roman" w:cs="Times New Roman"/>
+                <w:i/>
+                <w:color w:val="065F46"/>
+                <w:sz w:val="24"/>
+                <w:szCs w:val="24"/>
+              </w:rPr>
+            </w:r>
+            <w:proofErr w:type="spellStart"/>
+            <w:r>
+              <w:rPr>
+                <w:rFonts w:ascii="Times New Roman" w:hAnsi="Times New Roman" w:cs="Times New Roman"/>
+                <w:i/>
+                <w:color w:val="065F46"/>
+                <w:sz w:val="24"/>
+                <w:szCs w:val="24"/>
+              </w:rPr>
+            </w:r>
+            <w:proofErr w:type="spellEnd"/>
+            <w:r>
+              <w:rPr>
+                <w:rFonts w:ascii="Times New Roman" w:hAnsi="Times New Roman" w:cs="Times New Roman"/>
+                <w:i/>
+                <w:color w:val="065F46"/>
+                <w:sz w:val="24"/>
+                <w:szCs w:val="24"/>
+              </w:rPr>
+            </w:r>
+            <w:proofErr w:type="spellStart"/>
+            <w:r>
+              <w:rPr>
+                <w:rFonts w:ascii="Times New Roman" w:hAnsi="Times New Roman" w:cs="Times New Roman"/>
+                <w:i/>
+                <w:color w:val="065F46"/>
+                <w:sz w:val="24"/>
+                <w:szCs w:val="24"/>
+              </w:rPr>
+            </w:r>
+            <w:proofErr w:type="spellEnd"/>
+            <w:r>
+              <w:rPr>
+                <w:rFonts w:ascii="Times New Roman" w:hAnsi="Times New Roman" w:cs="Times New Roman"/>
+                <w:i/>
+                <w:color w:val="065F46"/>
+                <w:sz w:val="24"/>
+                <w:szCs w:val="24"/>
+              </w:rPr>
+            </w:r>
+            <w:proofErr w:type="spellStart"/>
+            <w:r>
+              <w:rPr>
+                <w:rFonts w:ascii="Times New Roman" w:hAnsi="Times New Roman" w:cs="Times New Roman"/>
+                <w:i/>
+                <w:color w:val="065F46"/>
+                <w:sz w:val="24"/>
+                <w:szCs w:val="24"/>
+              </w:rPr>
+            </w:r>
+            <w:proofErr w:type="spellEnd"/>
+            <w:r>
+              <w:rPr>
+                <w:rFonts w:ascii="Times New Roman" w:hAnsi="Times New Roman" w:cs="Times New Roman"/>
+                <w:i/>
+                <w:color w:val="065F46"/>
+                <w:sz w:val="24"/>
+                <w:szCs w:val="24"/>
+              </w:rPr>
+            </w:r>
+            <w:proofErr w:type="spellStart"/>
+            <w:r>
+              <w:rPr>
+                <w:rFonts w:ascii="Times New Roman" w:hAnsi="Times New Roman" w:cs="Times New Roman"/>
+                <w:i/>
+                <w:color w:val="065F46"/>
+                <w:sz w:val="24"/>
+                <w:szCs w:val="24"/>
+              </w:rPr>
+            </w:r>
+            <w:proofErr w:type="spellEnd"/>
             <w:r>
               <w:t>{{item.chuc_nang}}</w:t>
             </w:r>
@@ -16455,6 +17451,46 @@
               </w:rPr>
             </w:pPr>
             <w:r>
+              <w:rPr>
+                <w:rFonts w:ascii="Times New Roman" w:hAnsi="Times New Roman" w:cs="Times New Roman"/>
+                <w:i/>
+                <w:color w:val="065F46"/>
+                <w:sz w:val="24"/>
+                <w:szCs w:val="24"/>
+              </w:rPr>
+            </w:r>
+            <w:proofErr w:type="spellStart"/>
+            <w:r>
+              <w:rPr>
+                <w:rFonts w:ascii="Times New Roman" w:hAnsi="Times New Roman" w:cs="Times New Roman"/>
+                <w:i/>
+                <w:color w:val="065F46"/>
+                <w:sz w:val="24"/>
+                <w:szCs w:val="24"/>
+              </w:rPr>
+            </w:r>
+            <w:proofErr w:type="spellEnd"/>
+            <w:r>
+              <w:rPr>
+                <w:rFonts w:ascii="Times New Roman" w:hAnsi="Times New Roman" w:cs="Times New Roman"/>
+                <w:i/>
+                <w:color w:val="065F46"/>
+                <w:sz w:val="24"/>
+                <w:szCs w:val="24"/>
+              </w:rPr>
+            </w:r>
+            <w:proofErr w:type="spellStart"/>
+            <w:r>
+              <w:rPr>
+                <w:rFonts w:ascii="Times New Roman" w:hAnsi="Times New Roman" w:cs="Times New Roman"/>
+                <w:i/>
+                <w:color w:val="065F46"/>
+                <w:sz w:val="24"/>
+                <w:szCs w:val="24"/>
+              </w:rPr>
+            </w:r>
+            <w:proofErr w:type="spellEnd"/>
+            <w:r>
               <w:t>{{item.don_vi_cung_cap}}</w:t>
             </w:r>
           </w:p>
@@ -16479,6 +17515,15 @@
               </w:rPr>
             </w:pPr>
             <w:r>
+              <w:rPr>
+                <w:rFonts w:ascii="Times New Roman" w:hAnsi="Times New Roman" w:cs="Times New Roman"/>
+                <w:i/>
+                <w:color w:val="065F46"/>
+                <w:sz w:val="24"/>
+                <w:szCs w:val="24"/>
+              </w:rPr>
+            </w:r>
+            <w:r>
               <w:t>{{item.phien_ban}}</w:t>
             </w:r>
           </w:p>
@@ -16502,6 +17547,26 @@
                 <w:szCs w:val="24"/>
               </w:rPr>
             </w:pPr>
+            <w:proofErr w:type="spellStart"/>
+            <w:r>
+              <w:rPr>
+                <w:rFonts w:ascii="Times New Roman" w:hAnsi="Times New Roman" w:cs="Times New Roman"/>
+                <w:i/>
+                <w:color w:val="065F46"/>
+                <w:sz w:val="24"/>
+                <w:szCs w:val="24"/>
+              </w:rPr>
+            </w:r>
+            <w:proofErr w:type="spellEnd"/>
+            <w:r>
+              <w:rPr>
+                <w:rFonts w:ascii="Times New Roman" w:hAnsi="Times New Roman" w:cs="Times New Roman"/>
+                <w:i/>
+                <w:color w:val="065F46"/>
+                <w:sz w:val="24"/>
+                <w:szCs w:val="24"/>
+              </w:rPr>
+            </w:r>
             <w:r>
               <w:t>{{item.ket_noi_internet}}</w:t>
             </w:r>
@@ -16529,7 +17594,59 @@
               </w:rPr>
             </w:pPr>
             <w:r>
-              <w:t>{{item.ghi_chu}}{% endfor %}</w:t>
+              <w:rPr>
+                <w:rFonts w:ascii="Times New Roman" w:hAnsi="Times New Roman" w:cs="Times New Roman"/>
+                <w:i/>
+                <w:color w:val="065F46"/>
+                <w:sz w:val="24"/>
+                <w:szCs w:val="24"/>
+              </w:rPr>
+            </w:r>
+            <w:proofErr w:type="spellStart"/>
+            <w:r>
+              <w:rPr>
+                <w:rFonts w:ascii="Times New Roman" w:hAnsi="Times New Roman" w:cs="Times New Roman"/>
+                <w:i/>
+                <w:color w:val="065F46"/>
+                <w:sz w:val="24"/>
+                <w:szCs w:val="24"/>
+              </w:rPr>
+            </w:r>
+            <w:proofErr w:type="spellEnd"/>
+            <w:r>
+              <w:rPr>
+                <w:rFonts w:ascii="Times New Roman" w:hAnsi="Times New Roman" w:cs="Times New Roman"/>
+                <w:i/>
+                <w:color w:val="065F46"/>
+                <w:sz w:val="24"/>
+                <w:szCs w:val="24"/>
+              </w:rPr>
+            </w:r>
+            <w:proofErr w:type="spellStart"/>
+            <w:r>
+              <w:rPr>
+                <w:rFonts w:ascii="Times New Roman" w:hAnsi="Times New Roman" w:cs="Times New Roman"/>
+                <w:i/>
+                <w:color w:val="065F46"/>
+                <w:sz w:val="24"/>
+                <w:szCs w:val="24"/>
+              </w:rPr>
+            </w:r>
+            <w:proofErr w:type="spellEnd"/>
+            <w:r>
+              <w:rPr>
+                <w:rFonts w:ascii="Times New Roman" w:hAnsi="Times New Roman" w:cs="Times New Roman"/>
+                <w:i/>
+                <w:color w:val="065F46"/>
+                <w:sz w:val="24"/>
+                <w:szCs w:val="24"/>
+              </w:rPr>
+            </w:r>
+            <w:r>
+              <w:t>{{item.ghi_chu}}</w:t>
+            </w:r>
+            <w:r>
+              <w:t>{% endfor %}</w:t>
             </w:r>
           </w:p>
         </w:tc>
@@ -18583,6 +19700,7 @@
       <w:tblPr>
         <w:tblStyle w:val="TableGrid"/>
         <w:tblW w:w="0" w:type="auto"/>
+        <w:tblLayout w:type="autofit"/>
         <w:tblLook w:val="04A0" w:firstRow="1" w:lastRow="0" w:firstColumn="1" w:lastColumn="0" w:noHBand="0" w:noVBand="1"/>
       </w:tblPr>
       <w:tblGrid>
@@ -18743,7 +19861,17 @@
               </w:rPr>
             </w:pPr>
             <w:r>
-              <w:t>{% for item in K_van_ban %}{{item.idx}}</w:t>
+              <w:rPr>
+                <w:rFonts w:ascii="Times New Roman" w:hAnsi="Times New Roman" w:cs="Times New Roman"/>
+                <w:sz w:val="24"/>
+                <w:szCs w:val="24"/>
+              </w:rPr>
+            </w:r>
+            <w:r>
+              <w:t>{% for item in K_van_ban %}</w:t>
+            </w:r>
+            <w:r>
+              <w:t>{{item.idx}}</w:t>
             </w:r>
           </w:p>
         </w:tc>
@@ -18767,6 +19895,13 @@
               </w:rPr>
             </w:pPr>
             <w:r>
+              <w:rPr>
+                <w:rFonts w:ascii="Times New Roman" w:hAnsi="Times New Roman" w:cs="Times New Roman"/>
+                <w:sz w:val="24"/>
+                <w:szCs w:val="24"/>
+              </w:rPr>
+            </w:r>
+            <w:r>
               <w:t>{{item.loai}}</w:t>
             </w:r>
           </w:p>
@@ -18791,6 +19926,55 @@
               </w:rPr>
             </w:pPr>
             <w:r>
+              <w:rPr>
+                <w:rFonts w:ascii="Times New Roman" w:hAnsi="Times New Roman" w:cs="Times New Roman"/>
+                <w:i/>
+                <w:color w:val="065F46"/>
+                <w:sz w:val="24"/>
+                <w:szCs w:val="24"/>
+              </w:rPr>
+            </w:r>
+            <w:proofErr w:type="spellStart"/>
+            <w:r>
+              <w:rPr>
+                <w:rFonts w:ascii="Times New Roman" w:hAnsi="Times New Roman" w:cs="Times New Roman"/>
+                <w:i/>
+                <w:color w:val="065F46"/>
+                <w:sz w:val="24"/>
+                <w:szCs w:val="24"/>
+              </w:rPr>
+            </w:r>
+            <w:proofErr w:type="spellEnd"/>
+            <w:r>
+              <w:rPr>
+                <w:rFonts w:ascii="Times New Roman" w:hAnsi="Times New Roman" w:cs="Times New Roman"/>
+                <w:i/>
+                <w:color w:val="065F46"/>
+                <w:sz w:val="24"/>
+                <w:szCs w:val="24"/>
+              </w:rPr>
+            </w:r>
+            <w:proofErr w:type="spellStart"/>
+            <w:r>
+              <w:rPr>
+                <w:rFonts w:ascii="Times New Roman" w:hAnsi="Times New Roman" w:cs="Times New Roman"/>
+                <w:i/>
+                <w:color w:val="065F46"/>
+                <w:sz w:val="24"/>
+                <w:szCs w:val="24"/>
+              </w:rPr>
+            </w:r>
+            <w:proofErr w:type="spellEnd"/>
+            <w:r>
+              <w:rPr>
+                <w:rFonts w:ascii="Times New Roman" w:hAnsi="Times New Roman" w:cs="Times New Roman"/>
+                <w:i/>
+                <w:color w:val="065F46"/>
+                <w:sz w:val="24"/>
+                <w:szCs w:val="24"/>
+              </w:rPr>
+            </w:r>
+            <w:r>
               <w:t>{{item.so_vb}}</w:t>
             </w:r>
           </w:p>
@@ -18814,8 +19998,71 @@
                 <w:szCs w:val="24"/>
               </w:rPr>
             </w:pPr>
-            <w:r>
-              <w:t>{{item.ghi_chu}}{% endfor %}</w:t>
+            <w:proofErr w:type="spellStart"/>
+            <w:r>
+              <w:rPr>
+                <w:rFonts w:ascii="Times New Roman" w:hAnsi="Times New Roman" w:cs="Times New Roman"/>
+                <w:i/>
+                <w:color w:val="065F46"/>
+                <w:sz w:val="24"/>
+                <w:szCs w:val="24"/>
+              </w:rPr>
+            </w:r>
+            <w:proofErr w:type="spellEnd"/>
+            <w:r>
+              <w:rPr>
+                <w:rFonts w:ascii="Times New Roman" w:hAnsi="Times New Roman" w:cs="Times New Roman"/>
+                <w:i/>
+                <w:color w:val="065F46"/>
+                <w:sz w:val="24"/>
+                <w:szCs w:val="24"/>
+              </w:rPr>
+            </w:r>
+            <w:proofErr w:type="spellStart"/>
+            <w:r>
+              <w:rPr>
+                <w:rFonts w:ascii="Times New Roman" w:hAnsi="Times New Roman" w:cs="Times New Roman"/>
+                <w:i/>
+                <w:color w:val="065F46"/>
+                <w:sz w:val="24"/>
+                <w:szCs w:val="24"/>
+              </w:rPr>
+            </w:r>
+            <w:proofErr w:type="spellEnd"/>
+            <w:r>
+              <w:rPr>
+                <w:rFonts w:ascii="Times New Roman" w:hAnsi="Times New Roman" w:cs="Times New Roman"/>
+                <w:i/>
+                <w:color w:val="065F46"/>
+                <w:sz w:val="24"/>
+                <w:szCs w:val="24"/>
+              </w:rPr>
+            </w:r>
+            <w:proofErr w:type="spellStart"/>
+            <w:r>
+              <w:rPr>
+                <w:rFonts w:ascii="Times New Roman" w:hAnsi="Times New Roman" w:cs="Times New Roman"/>
+                <w:i/>
+                <w:color w:val="065F46"/>
+                <w:sz w:val="24"/>
+                <w:szCs w:val="24"/>
+              </w:rPr>
+            </w:r>
+            <w:proofErr w:type="spellEnd"/>
+            <w:r>
+              <w:rPr>
+                <w:rFonts w:ascii="Times New Roman" w:hAnsi="Times New Roman" w:cs="Times New Roman"/>
+                <w:i/>
+                <w:color w:val="065F46"/>
+                <w:sz w:val="24"/>
+                <w:szCs w:val="24"/>
+              </w:rPr>
+            </w:r>
+            <w:r>
+              <w:t>{{item.ghi_chu}}</w:t>
+            </w:r>
+            <w:r>
+              <w:t>{% endfor %}</w:t>
             </w:r>
           </w:p>
         </w:tc>
@@ -24530,6 +25777,7 @@
       <w:tblPr>
         <w:tblStyle w:val="TableGrid"/>
         <w:tblW w:w="0" w:type="auto"/>
+        <w:tblLayout w:type="autofit"/>
         <w:tblLook w:val="04A0" w:firstRow="1" w:lastRow="0" w:firstColumn="1" w:lastColumn="0" w:noHBand="0" w:noVBand="1"/>
       </w:tblPr>
       <w:tblGrid>
@@ -24778,7 +26026,17 @@
               </w:rPr>
             </w:pPr>
             <w:r>
-              <w:t>{% for item in dao_tao %}{{item.idx}}</w:t>
+              <w:rPr>
+                <w:rFonts w:ascii="Times New Roman" w:hAnsi="Times New Roman" w:cs="Times New Roman"/>
+                <w:sz w:val="24"/>
+                <w:szCs w:val="24"/>
+              </w:rPr>
+            </w:r>
+            <w:r>
+              <w:t>{% for item in dao_tao %}</w:t>
+            </w:r>
+            <w:r>
+              <w:t>{{item.idx}}</w:t>
             </w:r>
           </w:p>
         </w:tc>
@@ -24801,6 +26059,137 @@
                 <w:szCs w:val="24"/>
               </w:rPr>
             </w:pPr>
+            <w:proofErr w:type="spellStart"/>
+            <w:r>
+              <w:rPr>
+                <w:rFonts w:ascii="Times New Roman" w:hAnsi="Times New Roman" w:cs="Times New Roman"/>
+                <w:i/>
+                <w:color w:val="065F46"/>
+                <w:sz w:val="24"/>
+                <w:szCs w:val="24"/>
+              </w:rPr>
+            </w:r>
+            <w:proofErr w:type="spellEnd"/>
+            <w:r>
+              <w:rPr>
+                <w:rFonts w:ascii="Times New Roman" w:hAnsi="Times New Roman" w:cs="Times New Roman"/>
+                <w:i/>
+                <w:color w:val="065F46"/>
+                <w:sz w:val="24"/>
+                <w:szCs w:val="24"/>
+              </w:rPr>
+            </w:r>
+            <w:proofErr w:type="spellStart"/>
+            <w:r>
+              <w:rPr>
+                <w:rFonts w:ascii="Times New Roman" w:hAnsi="Times New Roman" w:cs="Times New Roman"/>
+                <w:i/>
+                <w:color w:val="065F46"/>
+                <w:sz w:val="24"/>
+                <w:szCs w:val="24"/>
+              </w:rPr>
+            </w:r>
+            <w:proofErr w:type="spellEnd"/>
+            <w:r>
+              <w:rPr>
+                <w:rFonts w:ascii="Times New Roman" w:hAnsi="Times New Roman" w:cs="Times New Roman"/>
+                <w:i/>
+                <w:color w:val="065F46"/>
+                <w:sz w:val="24"/>
+                <w:szCs w:val="24"/>
+              </w:rPr>
+            </w:r>
+            <w:proofErr w:type="gramStart"/>
+            <w:r>
+              <w:rPr>
+                <w:rFonts w:ascii="Times New Roman" w:hAnsi="Times New Roman" w:cs="Times New Roman"/>
+                <w:i/>
+                <w:color w:val="065F46"/>
+                <w:sz w:val="24"/>
+                <w:szCs w:val="24"/>
+              </w:rPr>
+            </w:r>
+            <w:proofErr w:type="gramEnd"/>
+            <w:r>
+              <w:rPr>
+                <w:rFonts w:ascii="Times New Roman" w:hAnsi="Times New Roman" w:cs="Times New Roman"/>
+                <w:i/>
+                <w:color w:val="065F46"/>
+                <w:sz w:val="24"/>
+                <w:szCs w:val="24"/>
+              </w:rPr>
+            </w:r>
+            <w:proofErr w:type="spellStart"/>
+            <w:r>
+              <w:rPr>
+                <w:rFonts w:ascii="Times New Roman" w:hAnsi="Times New Roman" w:cs="Times New Roman"/>
+                <w:i/>
+                <w:color w:val="065F46"/>
+                <w:sz w:val="24"/>
+                <w:szCs w:val="24"/>
+              </w:rPr>
+            </w:r>
+            <w:proofErr w:type="spellEnd"/>
+            <w:r>
+              <w:rPr>
+                <w:rFonts w:ascii="Times New Roman" w:hAnsi="Times New Roman" w:cs="Times New Roman"/>
+                <w:i/>
+                <w:color w:val="065F46"/>
+                <w:sz w:val="24"/>
+                <w:szCs w:val="24"/>
+              </w:rPr>
+            </w:r>
+            <w:proofErr w:type="spellStart"/>
+            <w:r>
+              <w:rPr>
+                <w:rFonts w:ascii="Times New Roman" w:hAnsi="Times New Roman" w:cs="Times New Roman"/>
+                <w:i/>
+                <w:color w:val="065F46"/>
+                <w:sz w:val="24"/>
+                <w:szCs w:val="24"/>
+              </w:rPr>
+            </w:r>
+            <w:proofErr w:type="spellEnd"/>
+            <w:r>
+              <w:rPr>
+                <w:rFonts w:ascii="Times New Roman" w:hAnsi="Times New Roman" w:cs="Times New Roman"/>
+                <w:i/>
+                <w:color w:val="065F46"/>
+                <w:sz w:val="24"/>
+                <w:szCs w:val="24"/>
+              </w:rPr>
+            </w:r>
+            <w:proofErr w:type="spellStart"/>
+            <w:r>
+              <w:rPr>
+                <w:rFonts w:ascii="Times New Roman" w:hAnsi="Times New Roman" w:cs="Times New Roman"/>
+                <w:i/>
+                <w:color w:val="065F46"/>
+                <w:sz w:val="24"/>
+                <w:szCs w:val="24"/>
+              </w:rPr>
+            </w:r>
+            <w:proofErr w:type="spellEnd"/>
+            <w:r>
+              <w:rPr>
+                <w:rFonts w:ascii="Times New Roman" w:hAnsi="Times New Roman" w:cs="Times New Roman"/>
+                <w:i/>
+                <w:color w:val="065F46"/>
+                <w:sz w:val="24"/>
+                <w:szCs w:val="24"/>
+              </w:rPr>
+            </w:r>
+            <w:proofErr w:type="spellStart"/>
+            <w:r>
+              <w:rPr>
+                <w:rFonts w:ascii="Times New Roman" w:hAnsi="Times New Roman" w:cs="Times New Roman"/>
+                <w:i/>
+                <w:color w:val="065F46"/>
+                <w:sz w:val="24"/>
+                <w:szCs w:val="24"/>
+              </w:rPr>
+            </w:r>
+            <w:proofErr w:type="spellEnd"/>
             <w:r>
               <w:t>{{item.hinh_thuc}}</w:t>
             </w:r>
@@ -24825,6 +26214,37 @@
                 <w:szCs w:val="24"/>
               </w:rPr>
             </w:pPr>
+            <w:proofErr w:type="spellStart"/>
+            <w:r>
+              <w:rPr>
+                <w:rFonts w:ascii="Times New Roman" w:hAnsi="Times New Roman" w:cs="Times New Roman"/>
+                <w:i/>
+                <w:color w:val="065F46"/>
+                <w:sz w:val="24"/>
+                <w:szCs w:val="24"/>
+              </w:rPr>
+            </w:r>
+            <w:proofErr w:type="spellEnd"/>
+            <w:r>
+              <w:rPr>
+                <w:rFonts w:ascii="Times New Roman" w:hAnsi="Times New Roman" w:cs="Times New Roman"/>
+                <w:i/>
+                <w:color w:val="065F46"/>
+                <w:sz w:val="24"/>
+                <w:szCs w:val="24"/>
+              </w:rPr>
+            </w:r>
+            <w:proofErr w:type="spellStart"/>
+            <w:r>
+              <w:rPr>
+                <w:rFonts w:ascii="Times New Roman" w:hAnsi="Times New Roman" w:cs="Times New Roman"/>
+                <w:i/>
+                <w:color w:val="065F46"/>
+                <w:sz w:val="24"/>
+                <w:szCs w:val="24"/>
+              </w:rPr>
+            </w:r>
+            <w:proofErr w:type="spellEnd"/>
             <w:r>
               <w:t>{{item.don_vi_to_chuc}}</w:t>
             </w:r>
@@ -24850,6 +26270,15 @@
               </w:rPr>
             </w:pPr>
             <w:r>
+              <w:rPr>
+                <w:rFonts w:ascii="Times New Roman" w:hAnsi="Times New Roman" w:cs="Times New Roman"/>
+                <w:i/>
+                <w:color w:val="065F46"/>
+                <w:sz w:val="24"/>
+                <w:szCs w:val="24"/>
+              </w:rPr>
+            </w:r>
+            <w:r>
               <w:t>{{item.thoi_gian}}</w:t>
             </w:r>
           </w:p>
@@ -24874,6 +26303,46 @@
               </w:rPr>
             </w:pPr>
             <w:r>
+              <w:rPr>
+                <w:rFonts w:ascii="Times New Roman" w:hAnsi="Times New Roman" w:cs="Times New Roman"/>
+                <w:i/>
+                <w:color w:val="065F46"/>
+                <w:sz w:val="24"/>
+                <w:szCs w:val="24"/>
+              </w:rPr>
+            </w:r>
+            <w:proofErr w:type="spellStart"/>
+            <w:r>
+              <w:rPr>
+                <w:rFonts w:ascii="Times New Roman" w:hAnsi="Times New Roman" w:cs="Times New Roman"/>
+                <w:i/>
+                <w:color w:val="065F46"/>
+                <w:sz w:val="24"/>
+                <w:szCs w:val="24"/>
+              </w:rPr>
+            </w:r>
+            <w:proofErr w:type="spellEnd"/>
+            <w:r>
+              <w:rPr>
+                <w:rFonts w:ascii="Times New Roman" w:hAnsi="Times New Roman" w:cs="Times New Roman"/>
+                <w:i/>
+                <w:color w:val="065F46"/>
+                <w:sz w:val="24"/>
+                <w:szCs w:val="24"/>
+              </w:rPr>
+            </w:r>
+            <w:proofErr w:type="spellStart"/>
+            <w:r>
+              <w:rPr>
+                <w:rFonts w:ascii="Times New Roman" w:hAnsi="Times New Roman" w:cs="Times New Roman"/>
+                <w:i/>
+                <w:color w:val="065F46"/>
+                <w:sz w:val="24"/>
+                <w:szCs w:val="24"/>
+              </w:rPr>
+            </w:r>
+            <w:proofErr w:type="spellEnd"/>
+            <w:r>
               <w:t>{{item.so_can_bo}}</w:t>
             </w:r>
           </w:p>
@@ -24897,8 +26366,111 @@
                 <w:szCs w:val="24"/>
               </w:rPr>
             </w:pPr>
-            <w:r>
-              <w:t>{{item.chung_chi_so_vb}}{% endfor %}</w:t>
+            <w:proofErr w:type="spellStart"/>
+            <w:r>
+              <w:rPr>
+                <w:rFonts w:ascii="Times New Roman" w:hAnsi="Times New Roman" w:cs="Times New Roman"/>
+                <w:i/>
+                <w:color w:val="065F46"/>
+                <w:sz w:val="24"/>
+                <w:szCs w:val="24"/>
+              </w:rPr>
+            </w:r>
+            <w:proofErr w:type="spellEnd"/>
+            <w:r>
+              <w:rPr>
+                <w:rFonts w:ascii="Times New Roman" w:hAnsi="Times New Roman" w:cs="Times New Roman"/>
+                <w:i/>
+                <w:color w:val="065F46"/>
+                <w:sz w:val="24"/>
+                <w:szCs w:val="24"/>
+              </w:rPr>
+            </w:r>
+            <w:proofErr w:type="spellStart"/>
+            <w:r>
+              <w:rPr>
+                <w:rFonts w:ascii="Times New Roman" w:hAnsi="Times New Roman" w:cs="Times New Roman"/>
+                <w:i/>
+                <w:color w:val="065F46"/>
+                <w:sz w:val="24"/>
+                <w:szCs w:val="24"/>
+              </w:rPr>
+            </w:r>
+            <w:proofErr w:type="spellEnd"/>
+            <w:r>
+              <w:rPr>
+                <w:rFonts w:ascii="Times New Roman" w:hAnsi="Times New Roman" w:cs="Times New Roman"/>
+                <w:i/>
+                <w:color w:val="065F46"/>
+                <w:sz w:val="24"/>
+                <w:szCs w:val="24"/>
+              </w:rPr>
+            </w:r>
+            <w:proofErr w:type="spellStart"/>
+            <w:r>
+              <w:rPr>
+                <w:rFonts w:ascii="Times New Roman" w:hAnsi="Times New Roman" w:cs="Times New Roman"/>
+                <w:i/>
+                <w:color w:val="065F46"/>
+                <w:sz w:val="24"/>
+                <w:szCs w:val="24"/>
+              </w:rPr>
+            </w:r>
+            <w:proofErr w:type="spellEnd"/>
+            <w:r>
+              <w:rPr>
+                <w:rFonts w:ascii="Times New Roman" w:hAnsi="Times New Roman" w:cs="Times New Roman"/>
+                <w:i/>
+                <w:color w:val="065F46"/>
+                <w:sz w:val="24"/>
+                <w:szCs w:val="24"/>
+              </w:rPr>
+            </w:r>
+            <w:proofErr w:type="spellStart"/>
+            <w:r>
+              <w:rPr>
+                <w:rFonts w:ascii="Times New Roman" w:hAnsi="Times New Roman" w:cs="Times New Roman"/>
+                <w:i/>
+                <w:color w:val="065F46"/>
+                <w:sz w:val="24"/>
+                <w:szCs w:val="24"/>
+              </w:rPr>
+            </w:r>
+            <w:proofErr w:type="spellEnd"/>
+            <w:r>
+              <w:rPr>
+                <w:rFonts w:ascii="Times New Roman" w:hAnsi="Times New Roman" w:cs="Times New Roman"/>
+                <w:i/>
+                <w:color w:val="065F46"/>
+                <w:sz w:val="24"/>
+                <w:szCs w:val="24"/>
+              </w:rPr>
+            </w:r>
+            <w:proofErr w:type="spellStart"/>
+            <w:r>
+              <w:rPr>
+                <w:rFonts w:ascii="Times New Roman" w:hAnsi="Times New Roman" w:cs="Times New Roman"/>
+                <w:i/>
+                <w:color w:val="065F46"/>
+                <w:sz w:val="24"/>
+                <w:szCs w:val="24"/>
+              </w:rPr>
+            </w:r>
+            <w:proofErr w:type="spellEnd"/>
+            <w:r>
+              <w:rPr>
+                <w:rFonts w:ascii="Times New Roman" w:hAnsi="Times New Roman" w:cs="Times New Roman"/>
+                <w:i/>
+                <w:color w:val="065F46"/>
+                <w:sz w:val="24"/>
+                <w:szCs w:val="24"/>
+              </w:rPr>
+            </w:r>
+            <w:r>
+              <w:t>{{item.chung_chi_so_vb}}</w:t>
+            </w:r>
+            <w:r>
+              <w:t>{% endfor %}</w:t>
             </w:r>
           </w:p>
         </w:tc>
@@ -25505,6 +27077,7 @@
       <w:tblPr>
         <w:tblStyle w:val="TableGrid"/>
         <w:tblW w:w="0" w:type="auto"/>
+        <w:tblLayout w:type="autofit"/>
         <w:tblLook w:val="04A0" w:firstRow="1" w:lastRow="0" w:firstColumn="1" w:lastColumn="0" w:noHBand="0" w:noVBand="1"/>
       </w:tblPr>
       <w:tblGrid>
@@ -25709,7 +27282,17 @@
               </w:rPr>
             </w:pPr>
             <w:r>
-              <w:t>{% for item in kiem_tra_attt %}{{item.idx}}</w:t>
+              <w:rPr>
+                <w:rFonts w:ascii="Times New Roman" w:hAnsi="Times New Roman" w:cs="Times New Roman"/>
+                <w:sz w:val="24"/>
+                <w:szCs w:val="24"/>
+              </w:rPr>
+            </w:r>
+            <w:r>
+              <w:t>{% for item in kiem_tra_attt %}</w:t>
+            </w:r>
+            <w:r>
+              <w:t>{{item.idx}}</w:t>
             </w:r>
           </w:p>
         </w:tc>
@@ -25732,6 +27315,66 @@
                 <w:szCs w:val="24"/>
               </w:rPr>
             </w:pPr>
+            <w:proofErr w:type="spellStart"/>
+            <w:r>
+              <w:rPr>
+                <w:rFonts w:ascii="Times New Roman" w:hAnsi="Times New Roman" w:cs="Times New Roman"/>
+                <w:i/>
+                <w:color w:val="065F46"/>
+                <w:sz w:val="24"/>
+                <w:szCs w:val="24"/>
+              </w:rPr>
+            </w:r>
+            <w:proofErr w:type="spellEnd"/>
+            <w:r>
+              <w:rPr>
+                <w:rFonts w:ascii="Times New Roman" w:hAnsi="Times New Roman" w:cs="Times New Roman"/>
+                <w:i/>
+                <w:color w:val="065F46"/>
+                <w:sz w:val="24"/>
+                <w:szCs w:val="24"/>
+              </w:rPr>
+            </w:r>
+            <w:proofErr w:type="spellStart"/>
+            <w:r>
+              <w:rPr>
+                <w:rFonts w:ascii="Times New Roman" w:hAnsi="Times New Roman" w:cs="Times New Roman"/>
+                <w:i/>
+                <w:color w:val="065F46"/>
+                <w:sz w:val="24"/>
+                <w:szCs w:val="24"/>
+              </w:rPr>
+            </w:r>
+            <w:proofErr w:type="spellEnd"/>
+            <w:r>
+              <w:rPr>
+                <w:rFonts w:ascii="Times New Roman" w:hAnsi="Times New Roman" w:cs="Times New Roman"/>
+                <w:i/>
+                <w:color w:val="065F46"/>
+                <w:sz w:val="24"/>
+                <w:szCs w:val="24"/>
+              </w:rPr>
+            </w:r>
+            <w:proofErr w:type="spellStart"/>
+            <w:r>
+              <w:rPr>
+                <w:rFonts w:ascii="Times New Roman" w:hAnsi="Times New Roman" w:cs="Times New Roman"/>
+                <w:i/>
+                <w:color w:val="065F46"/>
+                <w:sz w:val="24"/>
+                <w:szCs w:val="24"/>
+              </w:rPr>
+            </w:r>
+            <w:proofErr w:type="spellEnd"/>
+            <w:r>
+              <w:rPr>
+                <w:rFonts w:ascii="Times New Roman" w:hAnsi="Times New Roman" w:cs="Times New Roman"/>
+                <w:i/>
+                <w:color w:val="065F46"/>
+                <w:sz w:val="24"/>
+                <w:szCs w:val="24"/>
+              </w:rPr>
+            </w:r>
             <w:r>
               <w:t>{{item.loai_kiem_tra}}</w:t>
             </w:r>
@@ -25756,6 +27399,37 @@
                 <w:szCs w:val="24"/>
               </w:rPr>
             </w:pPr>
+            <w:proofErr w:type="spellStart"/>
+            <w:r>
+              <w:rPr>
+                <w:rFonts w:ascii="Times New Roman" w:hAnsi="Times New Roman" w:cs="Times New Roman"/>
+                <w:i/>
+                <w:color w:val="065F46"/>
+                <w:sz w:val="24"/>
+                <w:szCs w:val="24"/>
+              </w:rPr>
+            </w:r>
+            <w:proofErr w:type="spellEnd"/>
+            <w:r>
+              <w:rPr>
+                <w:rFonts w:ascii="Times New Roman" w:hAnsi="Times New Roman" w:cs="Times New Roman"/>
+                <w:i/>
+                <w:color w:val="065F46"/>
+                <w:sz w:val="24"/>
+                <w:szCs w:val="24"/>
+              </w:rPr>
+            </w:r>
+            <w:proofErr w:type="spellStart"/>
+            <w:r>
+              <w:rPr>
+                <w:rFonts w:ascii="Times New Roman" w:hAnsi="Times New Roman" w:cs="Times New Roman"/>
+                <w:i/>
+                <w:color w:val="065F46"/>
+                <w:sz w:val="24"/>
+                <w:szCs w:val="24"/>
+              </w:rPr>
+            </w:r>
+            <w:proofErr w:type="spellEnd"/>
             <w:r>
               <w:t>{{item.don_vi_thuc_hien}}</w:t>
             </w:r>
@@ -25780,6 +27454,15 @@
                 <w:szCs w:val="24"/>
               </w:rPr>
             </w:pPr>
+            <w:r>
+              <w:rPr>
+                <w:rFonts w:ascii="Times New Roman" w:hAnsi="Times New Roman" w:cs="Times New Roman"/>
+                <w:i/>
+                <w:color w:val="065F46"/>
+                <w:sz w:val="24"/>
+                <w:szCs w:val="24"/>
+              </w:rPr>
+            </w:r>
             <w:r>
               <w:t>{{item.thoi_gian}}</w:t>
             </w:r>
@@ -25806,8 +27489,182 @@
                 <w:szCs w:val="24"/>
               </w:rPr>
             </w:pPr>
-            <w:r>
-              <w:t>{{item.ket_qua_so_vb}}{% endfor %}</w:t>
+            <w:proofErr w:type="spellStart"/>
+            <w:r>
+              <w:rPr>
+                <w:rFonts w:ascii="Times New Roman" w:hAnsi="Times New Roman" w:cs="Times New Roman"/>
+                <w:i/>
+                <w:color w:val="065F46"/>
+                <w:sz w:val="24"/>
+                <w:szCs w:val="24"/>
+              </w:rPr>
+            </w:r>
+            <w:proofErr w:type="spellEnd"/>
+            <w:r>
+              <w:rPr>
+                <w:rFonts w:ascii="Times New Roman" w:hAnsi="Times New Roman" w:cs="Times New Roman"/>
+                <w:i/>
+                <w:color w:val="065F46"/>
+                <w:sz w:val="24"/>
+                <w:szCs w:val="24"/>
+              </w:rPr>
+            </w:r>
+            <w:proofErr w:type="spellStart"/>
+            <w:r>
+              <w:rPr>
+                <w:rFonts w:ascii="Times New Roman" w:hAnsi="Times New Roman" w:cs="Times New Roman"/>
+                <w:i/>
+                <w:color w:val="065F46"/>
+                <w:sz w:val="24"/>
+                <w:szCs w:val="24"/>
+              </w:rPr>
+            </w:r>
+            <w:proofErr w:type="spellEnd"/>
+            <w:r>
+              <w:rPr>
+                <w:rFonts w:ascii="Times New Roman" w:hAnsi="Times New Roman" w:cs="Times New Roman"/>
+                <w:i/>
+                <w:color w:val="065F46"/>
+                <w:sz w:val="24"/>
+                <w:szCs w:val="24"/>
+              </w:rPr>
+            </w:r>
+            <w:proofErr w:type="spellStart"/>
+            <w:r>
+              <w:rPr>
+                <w:rFonts w:ascii="Times New Roman" w:hAnsi="Times New Roman" w:cs="Times New Roman"/>
+                <w:i/>
+                <w:color w:val="065F46"/>
+                <w:sz w:val="24"/>
+                <w:szCs w:val="24"/>
+              </w:rPr>
+            </w:r>
+            <w:proofErr w:type="spellEnd"/>
+            <w:r>
+              <w:rPr>
+                <w:rFonts w:ascii="Times New Roman" w:hAnsi="Times New Roman" w:cs="Times New Roman"/>
+                <w:i/>
+                <w:color w:val="065F46"/>
+                <w:sz w:val="24"/>
+                <w:szCs w:val="24"/>
+              </w:rPr>
+            </w:r>
+            <w:proofErr w:type="spellStart"/>
+            <w:r>
+              <w:rPr>
+                <w:rFonts w:ascii="Times New Roman" w:hAnsi="Times New Roman" w:cs="Times New Roman"/>
+                <w:i/>
+                <w:color w:val="065F46"/>
+                <w:sz w:val="24"/>
+                <w:szCs w:val="24"/>
+              </w:rPr>
+            </w:r>
+            <w:proofErr w:type="spellEnd"/>
+            <w:r>
+              <w:rPr>
+                <w:rFonts w:ascii="Times New Roman" w:hAnsi="Times New Roman" w:cs="Times New Roman"/>
+                <w:i/>
+                <w:color w:val="065F46"/>
+                <w:sz w:val="24"/>
+                <w:szCs w:val="24"/>
+              </w:rPr>
+            </w:r>
+            <w:proofErr w:type="spellStart"/>
+            <w:r>
+              <w:rPr>
+                <w:rFonts w:ascii="Times New Roman" w:hAnsi="Times New Roman" w:cs="Times New Roman"/>
+                <w:i/>
+                <w:color w:val="065F46"/>
+                <w:sz w:val="24"/>
+                <w:szCs w:val="24"/>
+              </w:rPr>
+            </w:r>
+            <w:proofErr w:type="spellEnd"/>
+            <w:r>
+              <w:rPr>
+                <w:rFonts w:ascii="Times New Roman" w:hAnsi="Times New Roman" w:cs="Times New Roman"/>
+                <w:i/>
+                <w:color w:val="065F46"/>
+                <w:sz w:val="24"/>
+                <w:szCs w:val="24"/>
+              </w:rPr>
+            </w:r>
+            <w:proofErr w:type="spellStart"/>
+            <w:r>
+              <w:rPr>
+                <w:rFonts w:ascii="Times New Roman" w:hAnsi="Times New Roman" w:cs="Times New Roman"/>
+                <w:i/>
+                <w:color w:val="065F46"/>
+                <w:sz w:val="24"/>
+                <w:szCs w:val="24"/>
+              </w:rPr>
+            </w:r>
+            <w:proofErr w:type="spellEnd"/>
+            <w:r>
+              <w:rPr>
+                <w:rFonts w:ascii="Times New Roman" w:hAnsi="Times New Roman" w:cs="Times New Roman"/>
+                <w:i/>
+                <w:color w:val="065F46"/>
+                <w:sz w:val="24"/>
+                <w:szCs w:val="24"/>
+              </w:rPr>
+            </w:r>
+            <w:proofErr w:type="spellStart"/>
+            <w:r>
+              <w:rPr>
+                <w:rFonts w:ascii="Times New Roman" w:hAnsi="Times New Roman" w:cs="Times New Roman"/>
+                <w:i/>
+                <w:color w:val="065F46"/>
+                <w:sz w:val="24"/>
+                <w:szCs w:val="24"/>
+              </w:rPr>
+            </w:r>
+            <w:proofErr w:type="spellEnd"/>
+            <w:r>
+              <w:rPr>
+                <w:rFonts w:ascii="Times New Roman" w:hAnsi="Times New Roman" w:cs="Times New Roman"/>
+                <w:i/>
+                <w:color w:val="065F46"/>
+                <w:sz w:val="24"/>
+                <w:szCs w:val="24"/>
+              </w:rPr>
+            </w:r>
+            <w:proofErr w:type="spellStart"/>
+            <w:r>
+              <w:rPr>
+                <w:rFonts w:ascii="Times New Roman" w:hAnsi="Times New Roman" w:cs="Times New Roman"/>
+                <w:i/>
+                <w:color w:val="065F46"/>
+                <w:sz w:val="24"/>
+                <w:szCs w:val="24"/>
+              </w:rPr>
+            </w:r>
+            <w:proofErr w:type="spellEnd"/>
+            <w:r>
+              <w:rPr>
+                <w:rFonts w:ascii="Times New Roman" w:hAnsi="Times New Roman" w:cs="Times New Roman"/>
+                <w:i/>
+                <w:color w:val="065F46"/>
+                <w:sz w:val="24"/>
+                <w:szCs w:val="24"/>
+              </w:rPr>
+            </w:r>
+            <w:proofErr w:type="spellStart"/>
+            <w:r>
+              <w:rPr>
+                <w:rFonts w:ascii="Times New Roman" w:hAnsi="Times New Roman" w:cs="Times New Roman"/>
+                <w:i/>
+                <w:color w:val="065F46"/>
+                <w:sz w:val="24"/>
+                <w:szCs w:val="24"/>
+              </w:rPr>
+            </w:r>
+            <w:proofErr w:type="spellEnd"/>
+            <w:r>
+              <w:t>{{item.ket_qua_so_vb}}</w:t>
+            </w:r>
+            <w:r>
+              <w:t>{% endfor %}</w:t>
             </w:r>
           </w:p>
         </w:tc>
@@ -26995,6 +28852,7 @@
       <w:tblPr>
         <w:tblStyle w:val="TableGrid"/>
         <w:tblW w:w="0" w:type="auto"/>
+        <w:tblLayout w:type="autofit"/>
         <w:tblLook w:val="04A0" w:firstRow="1" w:lastRow="0" w:firstColumn="1" w:lastColumn="0" w:noHBand="0" w:noVBand="1"/>
       </w:tblPr>
       <w:tblGrid>
@@ -27176,7 +29034,30 @@
               </w:rPr>
             </w:pPr>
             <w:r>
-              <w:t>{% for item in port_switch %}{{item.ten_switch}}</w:t>
+              <w:rPr>
+                <w:rFonts w:ascii="Times New Roman" w:hAnsi="Times New Roman" w:cs="Times New Roman"/>
+                <w:i/>
+                <w:color w:val="065F46"/>
+                <w:sz w:val="24"/>
+                <w:szCs w:val="24"/>
+              </w:rPr>
+            </w:r>
+            <w:proofErr w:type="spellStart"/>
+            <w:r>
+              <w:rPr>
+                <w:rFonts w:ascii="Times New Roman" w:hAnsi="Times New Roman" w:cs="Times New Roman"/>
+                <w:i/>
+                <w:color w:val="065F46"/>
+                <w:sz w:val="24"/>
+                <w:szCs w:val="24"/>
+              </w:rPr>
+            </w:r>
+            <w:proofErr w:type="spellEnd"/>
+            <w:r>
+              <w:t>{% for item in port_switch %}</w:t>
+            </w:r>
+            <w:r>
+              <w:t>{{item.ten_switch}}</w:t>
             </w:r>
           </w:p>
         </w:tc>
@@ -27200,6 +29081,26 @@
               </w:rPr>
             </w:pPr>
             <w:r>
+              <w:rPr>
+                <w:rFonts w:ascii="Times New Roman" w:hAnsi="Times New Roman" w:cs="Times New Roman"/>
+                <w:i/>
+                <w:color w:val="065F46"/>
+                <w:sz w:val="24"/>
+                <w:szCs w:val="24"/>
+              </w:rPr>
+            </w:r>
+            <w:proofErr w:type="spellStart"/>
+            <w:r>
+              <w:rPr>
+                <w:rFonts w:ascii="Times New Roman" w:hAnsi="Times New Roman" w:cs="Times New Roman"/>
+                <w:i/>
+                <w:color w:val="065F46"/>
+                <w:sz w:val="24"/>
+                <w:szCs w:val="24"/>
+              </w:rPr>
+            </w:r>
+            <w:proofErr w:type="spellEnd"/>
+            <w:r>
               <w:t>{{item.so_cong}}</w:t>
             </w:r>
           </w:p>
@@ -27224,6 +29125,15 @@
               </w:rPr>
             </w:pPr>
             <w:r>
+              <w:rPr>
+                <w:rFonts w:ascii="Times New Roman" w:hAnsi="Times New Roman" w:cs="Times New Roman"/>
+                <w:i/>
+                <w:color w:val="065F46"/>
+                <w:sz w:val="24"/>
+                <w:szCs w:val="24"/>
+              </w:rPr>
+            </w:r>
+            <w:r>
               <w:t>{{item.cong_su_dung}}</w:t>
             </w:r>
           </w:p>
@@ -27248,7 +29158,28 @@
               </w:rPr>
             </w:pPr>
             <w:r>
-              <w:t>{{item.ghi_chu}}{% endfor %}</w:t>
+              <w:rPr>
+                <w:rFonts w:ascii="Times New Roman" w:hAnsi="Times New Roman" w:cs="Times New Roman"/>
+                <w:i/>
+                <w:color w:val="065F46"/>
+                <w:sz w:val="24"/>
+                <w:szCs w:val="24"/>
+              </w:rPr>
+            </w:r>
+            <w:r>
+              <w:rPr>
+                <w:rFonts w:ascii="Times New Roman" w:hAnsi="Times New Roman" w:cs="Times New Roman"/>
+                <w:i/>
+                <w:color w:val="065F46"/>
+                <w:sz w:val="24"/>
+                <w:szCs w:val="24"/>
+              </w:rPr>
+            </w:r>
+            <w:r>
+              <w:t>{{item.ghi_chu}}</w:t>
+            </w:r>
+            <w:r>
+              <w:t>{% endfor %}</w:t>
             </w:r>
           </w:p>
         </w:tc>
@@ -28892,6 +30823,7 @@
       <w:tblPr>
         <w:tblStyle w:val="TableGrid"/>
         <w:tblW w:w="0" w:type="auto"/>
+        <w:tblLayout w:type="autofit"/>
         <w:tblLook w:val="04A0" w:firstRow="1" w:lastRow="0" w:firstColumn="1" w:lastColumn="0" w:noHBand="0" w:noVBand="1"/>
       </w:tblPr>
       <w:tblGrid>
@@ -29062,7 +30994,19 @@
               </w:rPr>
             </w:pPr>
             <w:r>
-              <w:t>{% for item in T5_vi_tri %}{{item.idx}}</w:t>
+              <w:rPr>
+                <w:rFonts w:ascii="Times New Roman" w:hAnsi="Times New Roman" w:cs="Times New Roman"/>
+                <w:i/>
+                <w:color w:val="065F46"/>
+                <w:sz w:val="24"/>
+                <w:szCs w:val="24"/>
+              </w:rPr>
+            </w:r>
+            <w:r>
+              <w:t>{% for item in T5_vi_tri %}</w:t>
+            </w:r>
+            <w:r>
+              <w:t>{{item.idx}}</w:t>
             </w:r>
           </w:p>
         </w:tc>
@@ -29086,6 +31030,26 @@
                 <w:szCs w:val="24"/>
               </w:rPr>
             </w:pPr>
+            <w:proofErr w:type="spellStart"/>
+            <w:r>
+              <w:rPr>
+                <w:rFonts w:ascii="Times New Roman" w:hAnsi="Times New Roman" w:cs="Times New Roman"/>
+                <w:i/>
+                <w:color w:val="065F46"/>
+                <w:sz w:val="24"/>
+                <w:szCs w:val="24"/>
+              </w:rPr>
+            </w:r>
+            <w:proofErr w:type="spellEnd"/>
+            <w:r>
+              <w:rPr>
+                <w:rFonts w:ascii="Times New Roman" w:hAnsi="Times New Roman" w:cs="Times New Roman"/>
+                <w:i/>
+                <w:color w:val="065F46"/>
+                <w:sz w:val="24"/>
+                <w:szCs w:val="24"/>
+              </w:rPr>
+            </w:r>
             <w:r>
               <w:t>{{item.thiet_bi}}</w:t>
             </w:r>
@@ -29110,6 +31074,46 @@
                 <w:szCs w:val="24"/>
               </w:rPr>
             </w:pPr>
+            <w:proofErr w:type="spellStart"/>
+            <w:r>
+              <w:rPr>
+                <w:rFonts w:ascii="Times New Roman" w:hAnsi="Times New Roman" w:cs="Times New Roman"/>
+                <w:i/>
+                <w:color w:val="065F46"/>
+                <w:sz w:val="24"/>
+                <w:szCs w:val="24"/>
+              </w:rPr>
+            </w:r>
+            <w:proofErr w:type="spellEnd"/>
+            <w:r>
+              <w:rPr>
+                <w:rFonts w:ascii="Times New Roman" w:hAnsi="Times New Roman" w:cs="Times New Roman"/>
+                <w:i/>
+                <w:color w:val="065F46"/>
+                <w:sz w:val="24"/>
+                <w:szCs w:val="24"/>
+              </w:rPr>
+            </w:r>
+            <w:proofErr w:type="spellStart"/>
+            <w:r>
+              <w:rPr>
+                <w:rFonts w:ascii="Times New Roman" w:hAnsi="Times New Roman" w:cs="Times New Roman"/>
+                <w:i/>
+                <w:color w:val="065F46"/>
+                <w:sz w:val="24"/>
+                <w:szCs w:val="24"/>
+              </w:rPr>
+            </w:r>
+            <w:proofErr w:type="spellEnd"/>
+            <w:r>
+              <w:rPr>
+                <w:rFonts w:ascii="Times New Roman" w:hAnsi="Times New Roman" w:cs="Times New Roman"/>
+                <w:i/>
+                <w:color w:val="065F46"/>
+                <w:sz w:val="24"/>
+                <w:szCs w:val="24"/>
+              </w:rPr>
+            </w:r>
             <w:r>
               <w:t>{{item.tang}}</w:t>
             </w:r>
@@ -29134,8 +31138,142 @@
                 <w:szCs w:val="24"/>
               </w:rPr>
             </w:pPr>
-            <w:r>
-              <w:t>{{item.phong}}{% endfor %}</w:t>
+            <w:proofErr w:type="spellStart"/>
+            <w:r>
+              <w:rPr>
+                <w:rFonts w:ascii="Times New Roman" w:hAnsi="Times New Roman" w:cs="Times New Roman"/>
+                <w:i/>
+                <w:color w:val="065F46"/>
+                <w:sz w:val="24"/>
+                <w:szCs w:val="24"/>
+              </w:rPr>
+            </w:r>
+            <w:proofErr w:type="spellEnd"/>
+            <w:r>
+              <w:rPr>
+                <w:rFonts w:ascii="Times New Roman" w:hAnsi="Times New Roman" w:cs="Times New Roman"/>
+                <w:i/>
+                <w:color w:val="065F46"/>
+                <w:sz w:val="24"/>
+                <w:szCs w:val="24"/>
+              </w:rPr>
+            </w:r>
+            <w:proofErr w:type="spellStart"/>
+            <w:r>
+              <w:rPr>
+                <w:rFonts w:ascii="Times New Roman" w:hAnsi="Times New Roman" w:cs="Times New Roman"/>
+                <w:i/>
+                <w:color w:val="065F46"/>
+                <w:sz w:val="24"/>
+                <w:szCs w:val="24"/>
+              </w:rPr>
+            </w:r>
+            <w:proofErr w:type="spellEnd"/>
+            <w:r>
+              <w:rPr>
+                <w:rFonts w:ascii="Times New Roman" w:hAnsi="Times New Roman" w:cs="Times New Roman"/>
+                <w:i/>
+                <w:color w:val="065F46"/>
+                <w:sz w:val="24"/>
+                <w:szCs w:val="24"/>
+              </w:rPr>
+            </w:r>
+            <w:proofErr w:type="spellStart"/>
+            <w:r>
+              <w:rPr>
+                <w:rFonts w:ascii="Times New Roman" w:hAnsi="Times New Roman" w:cs="Times New Roman"/>
+                <w:i/>
+                <w:color w:val="065F46"/>
+                <w:sz w:val="24"/>
+                <w:szCs w:val="24"/>
+              </w:rPr>
+            </w:r>
+            <w:proofErr w:type="spellEnd"/>
+            <w:r>
+              <w:rPr>
+                <w:rFonts w:ascii="Times New Roman" w:hAnsi="Times New Roman" w:cs="Times New Roman"/>
+                <w:i/>
+                <w:color w:val="065F46"/>
+                <w:sz w:val="24"/>
+                <w:szCs w:val="24"/>
+              </w:rPr>
+            </w:r>
+            <w:proofErr w:type="spellStart"/>
+            <w:r>
+              <w:rPr>
+                <w:rFonts w:ascii="Times New Roman" w:hAnsi="Times New Roman" w:cs="Times New Roman"/>
+                <w:i/>
+                <w:color w:val="065F46"/>
+                <w:sz w:val="24"/>
+                <w:szCs w:val="24"/>
+              </w:rPr>
+            </w:r>
+            <w:proofErr w:type="spellEnd"/>
+            <w:r>
+              <w:rPr>
+                <w:rFonts w:ascii="Times New Roman" w:hAnsi="Times New Roman" w:cs="Times New Roman"/>
+                <w:i/>
+                <w:color w:val="065F46"/>
+                <w:sz w:val="24"/>
+                <w:szCs w:val="24"/>
+              </w:rPr>
+            </w:r>
+            <w:proofErr w:type="spellStart"/>
+            <w:r>
+              <w:rPr>
+                <w:rFonts w:ascii="Times New Roman" w:hAnsi="Times New Roman" w:cs="Times New Roman"/>
+                <w:i/>
+                <w:color w:val="065F46"/>
+                <w:sz w:val="24"/>
+                <w:szCs w:val="24"/>
+              </w:rPr>
+            </w:r>
+            <w:proofErr w:type="spellEnd"/>
+            <w:r>
+              <w:rPr>
+                <w:rFonts w:ascii="Times New Roman" w:hAnsi="Times New Roman" w:cs="Times New Roman"/>
+                <w:i/>
+                <w:color w:val="065F46"/>
+                <w:sz w:val="24"/>
+                <w:szCs w:val="24"/>
+              </w:rPr>
+            </w:r>
+            <w:proofErr w:type="spellStart"/>
+            <w:r>
+              <w:rPr>
+                <w:rFonts w:ascii="Times New Roman" w:hAnsi="Times New Roman" w:cs="Times New Roman"/>
+                <w:i/>
+                <w:color w:val="065F46"/>
+                <w:sz w:val="24"/>
+                <w:szCs w:val="24"/>
+              </w:rPr>
+            </w:r>
+            <w:proofErr w:type="spellEnd"/>
+            <w:r>
+              <w:rPr>
+                <w:rFonts w:ascii="Times New Roman" w:hAnsi="Times New Roman" w:cs="Times New Roman"/>
+                <w:i/>
+                <w:color w:val="065F46"/>
+                <w:sz w:val="24"/>
+                <w:szCs w:val="24"/>
+              </w:rPr>
+            </w:r>
+            <w:proofErr w:type="spellStart"/>
+            <w:r>
+              <w:rPr>
+                <w:rFonts w:ascii="Times New Roman" w:hAnsi="Times New Roman" w:cs="Times New Roman"/>
+                <w:i/>
+                <w:color w:val="065F46"/>
+                <w:sz w:val="24"/>
+                <w:szCs w:val="24"/>
+              </w:rPr>
+            </w:r>
+            <w:proofErr w:type="spellEnd"/>
+            <w:r>
+              <w:t>{{item.phong}}</w:t>
+            </w:r>
+            <w:r>
+              <w:t>{% endfor %}</w:t>
             </w:r>
           </w:p>
         </w:tc>

--- a/Code/backend/templates/phieu_khao_sat_template.docx
+++ b/Code/backend/templates/phieu_khao_sat_template.docx
@@ -2062,7 +2062,6 @@
       <w:tblPr>
         <w:tblStyle w:val="TableGrid"/>
         <w:tblW w:w="0" w:type="auto"/>
-        <w:tblLayout w:type="autofit"/>
         <w:tblLook w:val="04A0" w:firstRow="1" w:lastRow="0" w:firstColumn="1" w:lastColumn="0" w:noHBand="0" w:noVBand="1"/>
       </w:tblPr>
       <w:tblGrid>
@@ -2303,6 +2302,54 @@
       <w:tr>
         <w:tc>
           <w:tcPr>
+            <w:tcW w:type="dxa" w:w="631"/>
+          </w:tcPr>
+          <w:p>
+            <w:r>
+              <w:t>{%tr for item in can_bo_phu_trach %}</w:t>
+            </w:r>
+          </w:p>
+        </w:tc>
+        <w:tc>
+          <w:tcPr>
+            <w:tcW w:type="dxa" w:w="643"/>
+          </w:tcPr>
+          <w:p/>
+        </w:tc>
+        <w:tc>
+          <w:tcPr>
+            <w:tcW w:type="dxa" w:w="898"/>
+          </w:tcPr>
+          <w:p/>
+        </w:tc>
+        <w:tc>
+          <w:tcPr>
+            <w:tcW w:type="dxa" w:w="1422"/>
+          </w:tcPr>
+          <w:p/>
+        </w:tc>
+        <w:tc>
+          <w:tcPr>
+            <w:tcW w:type="dxa" w:w="3668"/>
+          </w:tcPr>
+          <w:p/>
+        </w:tc>
+        <w:tc>
+          <w:tcPr>
+            <w:tcW w:type="dxa" w:w="1240"/>
+          </w:tcPr>
+          <w:p/>
+        </w:tc>
+        <w:tc>
+          <w:tcPr>
+            <w:tcW w:type="dxa" w:w="1069"/>
+          </w:tcPr>
+          <w:p/>
+        </w:tc>
+      </w:tr>
+      <w:tr>
+        <w:tc>
+          <w:tcPr>
             <w:tcW w:w="652" w:type="dxa"/>
             <w:tcBorders>
               <w:top w:val="single" w:sz="4" w:space="0" w:color="CBD5E1"/>
@@ -2322,16 +2369,6 @@
               </w:rPr>
             </w:pPr>
             <w:r>
-              <w:rPr>
-                <w:rFonts w:ascii="Times New Roman" w:hAnsi="Times New Roman" w:cs="Times New Roman"/>
-                <w:sz w:val="24"/>
-                <w:szCs w:val="24"/>
-              </w:rPr>
-            </w:r>
-            <w:r>
-              <w:t>{% for item in can_bo_phu_trach %}</w:t>
-            </w:r>
-            <w:r>
               <w:t>{{item.idx}}</w:t>
             </w:r>
           </w:p>
@@ -2355,31 +2392,6 @@
                 <w:szCs w:val="24"/>
               </w:rPr>
             </w:pPr>
-            <w:proofErr w:type="spellStart"/>
-            <w:r>
-              <w:rPr>
-                <w:rFonts w:ascii="Times New Roman" w:hAnsi="Times New Roman" w:cs="Times New Roman"/>
-                <w:sz w:val="24"/>
-                <w:szCs w:val="24"/>
-              </w:rPr>
-            </w:r>
-            <w:proofErr w:type="spellEnd"/>
-            <w:r>
-              <w:rPr>
-                <w:rFonts w:ascii="Times New Roman" w:hAnsi="Times New Roman" w:cs="Times New Roman"/>
-                <w:sz w:val="24"/>
-                <w:szCs w:val="24"/>
-              </w:rPr>
-            </w:r>
-            <w:proofErr w:type="spellStart"/>
-            <w:r>
-              <w:rPr>
-                <w:rFonts w:ascii="Times New Roman" w:hAnsi="Times New Roman" w:cs="Times New Roman"/>
-                <w:sz w:val="24"/>
-                <w:szCs w:val="24"/>
-              </w:rPr>
-            </w:r>
-            <w:proofErr w:type="spellEnd"/>
             <w:r>
               <w:t>{{item.ho_ten}}</w:t>
             </w:r>
@@ -2405,22 +2417,6 @@
               </w:rPr>
             </w:pPr>
             <w:r>
-              <w:rPr>
-                <w:rFonts w:ascii="Times New Roman" w:hAnsi="Times New Roman" w:cs="Times New Roman"/>
-                <w:sz w:val="24"/>
-                <w:szCs w:val="24"/>
-              </w:rPr>
-            </w:r>
-            <w:proofErr w:type="spellStart"/>
-            <w:r>
-              <w:rPr>
-                <w:rFonts w:ascii="Times New Roman" w:hAnsi="Times New Roman" w:cs="Times New Roman"/>
-                <w:sz w:val="24"/>
-                <w:szCs w:val="24"/>
-              </w:rPr>
-            </w:r>
-            <w:proofErr w:type="spellEnd"/>
-            <w:r>
               <w:t>{{item.chuc_vu}}</w:t>
             </w:r>
           </w:p>
@@ -2444,13 +2440,6 @@
                 <w:szCs w:val="24"/>
               </w:rPr>
             </w:pPr>
-            <w:r>
-              <w:rPr>
-                <w:rFonts w:ascii="Times New Roman" w:hAnsi="Times New Roman" w:cs="Times New Roman"/>
-                <w:sz w:val="24"/>
-                <w:szCs w:val="24"/>
-              </w:rPr>
-            </w:r>
             <w:r>
               <w:t>{{item.so_dt}}</w:t>
             </w:r>
@@ -2476,13 +2465,6 @@
               </w:rPr>
             </w:pPr>
             <w:r>
-              <w:rPr>
-                <w:color w:val="000000"/>
-                <w:sz w:val="26"/>
-                <w:szCs w:val="26"/>
-              </w:rPr>
-            </w:r>
-            <w:r>
               <w:t>{{item.email}}</w:t>
             </w:r>
           </w:p>
@@ -2507,22 +2489,6 @@
               </w:rPr>
             </w:pPr>
             <w:r>
-              <w:rPr>
-                <w:rFonts w:ascii="Times New Roman" w:hAnsi="Times New Roman" w:cs="Times New Roman"/>
-                <w:sz w:val="24"/>
-                <w:szCs w:val="24"/>
-              </w:rPr>
-            </w:r>
-            <w:proofErr w:type="spellStart"/>
-            <w:r>
-              <w:rPr>
-                <w:rFonts w:ascii="Times New Roman" w:hAnsi="Times New Roman" w:cs="Times New Roman"/>
-                <w:sz w:val="24"/>
-                <w:szCs w:val="24"/>
-              </w:rPr>
-            </w:r>
-            <w:proofErr w:type="spellEnd"/>
-            <w:r>
               <w:t>{{item.trinh_do}}</w:t>
             </w:r>
           </w:p>
@@ -2549,10 +2515,55 @@
             <w:r>
               <w:t>{{item.chung_chi_attt}}</w:t>
             </w:r>
-            <w:r>
-              <w:t>{% endfor %}</w:t>
-            </w:r>
-          </w:p>
+          </w:p>
+        </w:tc>
+      </w:tr>
+      <w:tr>
+        <w:tc>
+          <w:tcPr>
+            <w:tcW w:type="dxa" w:w="631"/>
+          </w:tcPr>
+          <w:p>
+            <w:r>
+              <w:t>{%tr endfor %}</w:t>
+            </w:r>
+          </w:p>
+        </w:tc>
+        <w:tc>
+          <w:tcPr>
+            <w:tcW w:type="dxa" w:w="643"/>
+          </w:tcPr>
+          <w:p/>
+        </w:tc>
+        <w:tc>
+          <w:tcPr>
+            <w:tcW w:type="dxa" w:w="898"/>
+          </w:tcPr>
+          <w:p/>
+        </w:tc>
+        <w:tc>
+          <w:tcPr>
+            <w:tcW w:type="dxa" w:w="1422"/>
+          </w:tcPr>
+          <w:p/>
+        </w:tc>
+        <w:tc>
+          <w:tcPr>
+            <w:tcW w:type="dxa" w:w="3668"/>
+          </w:tcPr>
+          <w:p/>
+        </w:tc>
+        <w:tc>
+          <w:tcPr>
+            <w:tcW w:type="dxa" w:w="1240"/>
+          </w:tcPr>
+          <w:p/>
+        </w:tc>
+        <w:tc>
+          <w:tcPr>
+            <w:tcW w:type="dxa" w:w="1069"/>
+          </w:tcPr>
+          <w:p/>
         </w:tc>
       </w:tr>
       <w:tr>
@@ -6105,7 +6116,6 @@
       <w:tblPr>
         <w:tblStyle w:val="TableGrid"/>
         <w:tblW w:w="0" w:type="auto"/>
-        <w:tblLayout w:type="autofit"/>
         <w:tblLook w:val="04A0" w:firstRow="1" w:lastRow="0" w:firstColumn="1" w:lastColumn="0" w:noHBand="0" w:noVBand="1"/>
       </w:tblPr>
       <w:tblGrid>
@@ -6368,6 +6378,54 @@
       <w:tr>
         <w:tc>
           <w:tcPr>
+            <w:tcW w:type="dxa" w:w="1332"/>
+          </w:tcPr>
+          <w:p>
+            <w:r>
+              <w:t>{%tr for item in ket_noi_internet %}</w:t>
+            </w:r>
+          </w:p>
+        </w:tc>
+        <w:tc>
+          <w:tcPr>
+            <w:tcW w:type="dxa" w:w="1413"/>
+          </w:tcPr>
+          <w:p/>
+        </w:tc>
+        <w:tc>
+          <w:tcPr>
+            <w:tcW w:type="dxa" w:w="1333"/>
+          </w:tcPr>
+          <w:p/>
+        </w:tc>
+        <w:tc>
+          <w:tcPr>
+            <w:tcW w:type="dxa" w:w="1332"/>
+          </w:tcPr>
+          <w:p/>
+        </w:tc>
+        <w:tc>
+          <w:tcPr>
+            <w:tcW w:type="dxa" w:w="1413"/>
+          </w:tcPr>
+          <w:p/>
+        </w:tc>
+        <w:tc>
+          <w:tcPr>
+            <w:tcW w:type="dxa" w:w="1414"/>
+          </w:tcPr>
+          <w:p/>
+        </w:tc>
+        <w:tc>
+          <w:tcPr>
+            <w:tcW w:type="dxa" w:w="1334"/>
+          </w:tcPr>
+          <w:p/>
+        </w:tc>
+      </w:tr>
+      <w:tr>
+        <w:tc>
+          <w:tcPr>
             <w:tcW w:w="1336" w:type="dxa"/>
             <w:tcBorders>
               <w:top w:val="single" w:sz="4" w:space="0" w:color="CBD5E1"/>
@@ -6387,16 +6445,6 @@
               </w:rPr>
             </w:pPr>
             <w:r>
-              <w:rPr>
-                <w:rFonts w:ascii="Times New Roman" w:hAnsi="Times New Roman" w:cs="Times New Roman"/>
-                <w:sz w:val="24"/>
-                <w:szCs w:val="24"/>
-              </w:rPr>
-            </w:r>
-            <w:r>
-              <w:t>{% for item in ket_noi_internet %}</w:t>
-            </w:r>
-            <w:r>
               <w:t>{{item.idx}}</w:t>
             </w:r>
           </w:p>
@@ -6421,13 +6469,6 @@
               </w:rPr>
             </w:pPr>
             <w:r>
-              <w:rPr>
-                <w:rFonts w:ascii="Times New Roman" w:hAnsi="Times New Roman" w:cs="Times New Roman"/>
-                <w:sz w:val="24"/>
-                <w:szCs w:val="24"/>
-              </w:rPr>
-            </w:r>
-            <w:r>
               <w:t>{{item.isp}}</w:t>
             </w:r>
           </w:p>
@@ -6451,31 +6492,6 @@
                 <w:szCs w:val="24"/>
               </w:rPr>
             </w:pPr>
-            <w:proofErr w:type="spellStart"/>
-            <w:r>
-              <w:rPr>
-                <w:rFonts w:ascii="Times New Roman" w:hAnsi="Times New Roman" w:cs="Times New Roman"/>
-                <w:sz w:val="24"/>
-                <w:szCs w:val="24"/>
-              </w:rPr>
-            </w:r>
-            <w:proofErr w:type="spellEnd"/>
-            <w:r>
-              <w:rPr>
-                <w:rFonts w:ascii="Times New Roman" w:hAnsi="Times New Roman" w:cs="Times New Roman"/>
-                <w:sz w:val="24"/>
-                <w:szCs w:val="24"/>
-              </w:rPr>
-            </w:r>
-            <w:proofErr w:type="spellStart"/>
-            <w:r>
-              <w:rPr>
-                <w:rFonts w:ascii="Times New Roman" w:hAnsi="Times New Roman" w:cs="Times New Roman"/>
-                <w:sz w:val="24"/>
-                <w:szCs w:val="24"/>
-              </w:rPr>
-            </w:r>
-            <w:proofErr w:type="spellEnd"/>
             <w:r>
               <w:t>{{item.loai_ket_noi}}</w:t>
             </w:r>
@@ -6500,47 +6516,6 @@
                 <w:szCs w:val="24"/>
               </w:rPr>
             </w:pPr>
-            <w:proofErr w:type="spellStart"/>
-            <w:r>
-              <w:rPr>
-                <w:rFonts w:ascii="Times New Roman" w:hAnsi="Times New Roman" w:cs="Times New Roman"/>
-                <w:sz w:val="24"/>
-                <w:szCs w:val="24"/>
-              </w:rPr>
-            </w:r>
-            <w:proofErr w:type="spellEnd"/>
-            <w:r>
-              <w:rPr>
-                <w:rFonts w:ascii="Times New Roman" w:hAnsi="Times New Roman" w:cs="Times New Roman"/>
-                <w:sz w:val="24"/>
-                <w:szCs w:val="24"/>
-              </w:rPr>
-            </w:r>
-            <w:proofErr w:type="spellStart"/>
-            <w:r>
-              <w:rPr>
-                <w:rFonts w:ascii="Times New Roman" w:hAnsi="Times New Roman" w:cs="Times New Roman"/>
-                <w:sz w:val="24"/>
-                <w:szCs w:val="24"/>
-              </w:rPr>
-            </w:r>
-            <w:proofErr w:type="spellEnd"/>
-            <w:r>
-              <w:rPr>
-                <w:rFonts w:ascii="Times New Roman" w:hAnsi="Times New Roman" w:cs="Times New Roman"/>
-                <w:sz w:val="24"/>
-                <w:szCs w:val="24"/>
-              </w:rPr>
-            </w:r>
-            <w:proofErr w:type="spellStart"/>
-            <w:r>
-              <w:rPr>
-                <w:rFonts w:ascii="Times New Roman" w:hAnsi="Times New Roman" w:cs="Times New Roman"/>
-                <w:sz w:val="24"/>
-                <w:szCs w:val="24"/>
-              </w:rPr>
-            </w:r>
-            <w:proofErr w:type="spellEnd"/>
             <w:r>
               <w:t>{{item.bang_thong}}</w:t>
             </w:r>
@@ -6565,15 +6540,6 @@
                 <w:szCs w:val="24"/>
               </w:rPr>
             </w:pPr>
-            <w:proofErr w:type="spellStart"/>
-            <w:r>
-              <w:rPr>
-                <w:rFonts w:ascii="Times New Roman" w:hAnsi="Times New Roman" w:cs="Times New Roman"/>
-                <w:sz w:val="24"/>
-                <w:szCs w:val="24"/>
-              </w:rPr>
-            </w:r>
-            <w:proofErr w:type="spellEnd"/>
             <w:r>
               <w:t>{{item.vai_tro}}</w:t>
             </w:r>
@@ -6598,15 +6564,6 @@
                 <w:szCs w:val="24"/>
               </w:rPr>
             </w:pPr>
-            <w:proofErr w:type="spellStart"/>
-            <w:r>
-              <w:rPr>
-                <w:rFonts w:ascii="Times New Roman" w:hAnsi="Times New Roman" w:cs="Times New Roman"/>
-                <w:sz w:val="24"/>
-                <w:szCs w:val="24"/>
-              </w:rPr>
-            </w:r>
-            <w:proofErr w:type="spellEnd"/>
             <w:r>
               <w:t>{{item.ip_wan}}</w:t>
             </w:r>
@@ -6634,10 +6591,55 @@
             <w:r>
               <w:t>{{item.ghi_chu}}</w:t>
             </w:r>
-            <w:r>
-              <w:t>{% endfor %}</w:t>
-            </w:r>
-          </w:p>
+          </w:p>
+        </w:tc>
+      </w:tr>
+      <w:tr>
+        <w:tc>
+          <w:tcPr>
+            <w:tcW w:type="dxa" w:w="1332"/>
+          </w:tcPr>
+          <w:p>
+            <w:r>
+              <w:t>{%tr endfor %}</w:t>
+            </w:r>
+          </w:p>
+        </w:tc>
+        <w:tc>
+          <w:tcPr>
+            <w:tcW w:type="dxa" w:w="1413"/>
+          </w:tcPr>
+          <w:p/>
+        </w:tc>
+        <w:tc>
+          <w:tcPr>
+            <w:tcW w:type="dxa" w:w="1333"/>
+          </w:tcPr>
+          <w:p/>
+        </w:tc>
+        <w:tc>
+          <w:tcPr>
+            <w:tcW w:type="dxa" w:w="1332"/>
+          </w:tcPr>
+          <w:p/>
+        </w:tc>
+        <w:tc>
+          <w:tcPr>
+            <w:tcW w:type="dxa" w:w="1413"/>
+          </w:tcPr>
+          <w:p/>
+        </w:tc>
+        <w:tc>
+          <w:tcPr>
+            <w:tcW w:type="dxa" w:w="1414"/>
+          </w:tcPr>
+          <w:p/>
+        </w:tc>
+        <w:tc>
+          <w:tcPr>
+            <w:tcW w:type="dxa" w:w="1334"/>
+          </w:tcPr>
+          <w:p/>
         </w:tc>
       </w:tr>
       <w:tr>
@@ -7921,7 +7923,6 @@
       <w:tblPr>
         <w:tblStyle w:val="TableGrid"/>
         <w:tblW w:w="0" w:type="auto"/>
-        <w:tblLayout w:type="autofit"/>
         <w:tblLook w:val="04A0" w:firstRow="1" w:lastRow="0" w:firstColumn="1" w:lastColumn="0" w:noHBand="0" w:noVBand="1"/>
       </w:tblPr>
       <w:tblGrid>
@@ -8206,6 +8207,60 @@
       <w:tr>
         <w:tc>
           <w:tcPr>
+            <w:tcW w:type="dxa" w:w="912"/>
+          </w:tcPr>
+          <w:p>
+            <w:r>
+              <w:t>{%tr for item in thiet_bi_mang %}</w:t>
+            </w:r>
+          </w:p>
+        </w:tc>
+        <w:tc>
+          <w:tcPr>
+            <w:tcW w:type="dxa" w:w="1229"/>
+          </w:tcPr>
+          <w:p/>
+        </w:tc>
+        <w:tc>
+          <w:tcPr>
+            <w:tcW w:type="dxa" w:w="1063"/>
+          </w:tcPr>
+          <w:p/>
+        </w:tc>
+        <w:tc>
+          <w:tcPr>
+            <w:tcW w:type="dxa" w:w="1145"/>
+          </w:tcPr>
+          <w:p/>
+        </w:tc>
+        <w:tc>
+          <w:tcPr>
+            <w:tcW w:type="dxa" w:w="1829"/>
+          </w:tcPr>
+          <w:p/>
+        </w:tc>
+        <w:tc>
+          <w:tcPr>
+            <w:tcW w:type="dxa" w:w="1314"/>
+          </w:tcPr>
+          <w:p/>
+        </w:tc>
+        <w:tc>
+          <w:tcPr>
+            <w:tcW w:type="dxa" w:w="932"/>
+          </w:tcPr>
+          <w:p/>
+        </w:tc>
+        <w:tc>
+          <w:tcPr>
+            <w:tcW w:type="dxa" w:w="1147"/>
+          </w:tcPr>
+          <w:p/>
+        </w:tc>
+      </w:tr>
+      <w:tr>
+        <w:tc>
+          <w:tcPr>
             <w:tcW w:w="1169" w:type="dxa"/>
             <w:tcBorders>
               <w:top w:val="single" w:sz="4" w:space="0" w:color="CBD5E1"/>
@@ -8225,16 +8280,6 @@
               </w:rPr>
             </w:pPr>
             <w:r>
-              <w:rPr>
-                <w:rFonts w:ascii="Times New Roman" w:hAnsi="Times New Roman" w:cs="Times New Roman"/>
-                <w:sz w:val="24"/>
-                <w:szCs w:val="24"/>
-              </w:rPr>
-            </w:r>
-            <w:r>
-              <w:t>{% for item in thiet_bi_mang %}</w:t>
-            </w:r>
-            <w:r>
               <w:t>{{item.idx}}</w:t>
             </w:r>
           </w:p>
@@ -8259,15 +8304,6 @@
               </w:rPr>
             </w:pPr>
             <w:r>
-              <w:rPr>
-                <w:rFonts w:ascii="Times New Roman" w:hAnsi="Times New Roman" w:cs="Times New Roman"/>
-                <w:i/>
-                <w:color w:val="065F46"/>
-                <w:sz w:val="24"/>
-                <w:szCs w:val="24"/>
-              </w:rPr>
-            </w:r>
-            <w:r>
               <w:t>{{item.loai_thiet_bi}}</w:t>
             </w:r>
           </w:p>
@@ -8292,15 +8328,6 @@
               </w:rPr>
             </w:pPr>
             <w:r>
-              <w:rPr>
-                <w:rFonts w:ascii="Times New Roman" w:hAnsi="Times New Roman" w:cs="Times New Roman"/>
-                <w:i/>
-                <w:color w:val="065F46"/>
-                <w:sz w:val="24"/>
-                <w:szCs w:val="24"/>
-              </w:rPr>
-            </w:r>
-            <w:r>
               <w:t>{{item.hang_san_xuat}}</w:t>
             </w:r>
           </w:p>
@@ -8325,15 +8352,6 @@
               </w:rPr>
             </w:pPr>
             <w:r>
-              <w:rPr>
-                <w:rFonts w:ascii="Times New Roman" w:hAnsi="Times New Roman" w:cs="Times New Roman"/>
-                <w:i/>
-                <w:color w:val="065F46"/>
-                <w:sz w:val="24"/>
-                <w:szCs w:val="24"/>
-              </w:rPr>
-            </w:r>
-            <w:r>
               <w:t>{{item.model}}</w:t>
             </w:r>
           </w:p>
@@ -8358,15 +8376,6 @@
               </w:rPr>
             </w:pPr>
             <w:r>
-              <w:rPr>
-                <w:rFonts w:ascii="Times New Roman" w:hAnsi="Times New Roman" w:cs="Times New Roman"/>
-                <w:i/>
-                <w:color w:val="065F46"/>
-                <w:sz w:val="24"/>
-                <w:szCs w:val="24"/>
-              </w:rPr>
-            </w:r>
-            <w:r>
               <w:t>{{item.so_serial}}</w:t>
             </w:r>
           </w:p>
@@ -8390,66 +8399,6 @@
                 <w:szCs w:val="24"/>
               </w:rPr>
             </w:pPr>
-            <w:proofErr w:type="spellStart"/>
-            <w:r>
-              <w:rPr>
-                <w:rFonts w:ascii="Times New Roman" w:hAnsi="Times New Roman" w:cs="Times New Roman"/>
-                <w:i/>
-                <w:color w:val="065F46"/>
-                <w:sz w:val="24"/>
-                <w:szCs w:val="24"/>
-              </w:rPr>
-            </w:r>
-            <w:proofErr w:type="spellEnd"/>
-            <w:r>
-              <w:rPr>
-                <w:rFonts w:ascii="Times New Roman" w:hAnsi="Times New Roman" w:cs="Times New Roman"/>
-                <w:i/>
-                <w:color w:val="065F46"/>
-                <w:sz w:val="24"/>
-                <w:szCs w:val="24"/>
-              </w:rPr>
-            </w:r>
-            <w:proofErr w:type="spellStart"/>
-            <w:r>
-              <w:rPr>
-                <w:rFonts w:ascii="Times New Roman" w:hAnsi="Times New Roman" w:cs="Times New Roman"/>
-                <w:i/>
-                <w:color w:val="065F46"/>
-                <w:sz w:val="24"/>
-                <w:szCs w:val="24"/>
-              </w:rPr>
-            </w:r>
-            <w:proofErr w:type="spellEnd"/>
-            <w:r>
-              <w:rPr>
-                <w:rFonts w:ascii="Times New Roman" w:hAnsi="Times New Roman" w:cs="Times New Roman"/>
-                <w:i/>
-                <w:color w:val="065F46"/>
-                <w:sz w:val="24"/>
-                <w:szCs w:val="24"/>
-              </w:rPr>
-            </w:r>
-            <w:proofErr w:type="spellStart"/>
-            <w:r>
-              <w:rPr>
-                <w:rFonts w:ascii="Times New Roman" w:hAnsi="Times New Roman" w:cs="Times New Roman"/>
-                <w:i/>
-                <w:color w:val="065F46"/>
-                <w:sz w:val="24"/>
-                <w:szCs w:val="24"/>
-              </w:rPr>
-            </w:r>
-            <w:proofErr w:type="spellEnd"/>
-            <w:r>
-              <w:rPr>
-                <w:rFonts w:ascii="Times New Roman" w:hAnsi="Times New Roman" w:cs="Times New Roman"/>
-                <w:i/>
-                <w:color w:val="065F46"/>
-                <w:sz w:val="24"/>
-                <w:szCs w:val="24"/>
-              </w:rPr>
-            </w:r>
             <w:r>
               <w:t>{{item.vi_tri}}</w:t>
             </w:r>
@@ -8474,15 +8423,6 @@
                 <w:szCs w:val="24"/>
               </w:rPr>
             </w:pPr>
-            <w:r>
-              <w:rPr>
-                <w:rFonts w:ascii="Times New Roman" w:hAnsi="Times New Roman" w:cs="Times New Roman"/>
-                <w:i/>
-                <w:color w:val="065F46"/>
-                <w:sz w:val="24"/>
-                <w:szCs w:val="24"/>
-              </w:rPr>
-            </w:r>
             <w:r>
               <w:t>{{item.nam_mua}}</w:t>
             </w:r>
@@ -8510,52 +8450,63 @@
               </w:rPr>
             </w:pPr>
             <w:r>
-              <w:rPr>
-                <w:rFonts w:ascii="Times New Roman" w:hAnsi="Times New Roman" w:cs="Times New Roman"/>
-                <w:i/>
-                <w:color w:val="065F46"/>
-                <w:sz w:val="24"/>
-                <w:szCs w:val="24"/>
-              </w:rPr>
-            </w:r>
-            <w:proofErr w:type="spellStart"/>
-            <w:r>
-              <w:rPr>
-                <w:rFonts w:ascii="Times New Roman" w:hAnsi="Times New Roman" w:cs="Times New Roman"/>
-                <w:i/>
-                <w:color w:val="065F46"/>
-                <w:sz w:val="24"/>
-                <w:szCs w:val="24"/>
-              </w:rPr>
-            </w:r>
-            <w:proofErr w:type="spellEnd"/>
-            <w:r>
-              <w:rPr>
-                <w:rFonts w:ascii="Times New Roman" w:hAnsi="Times New Roman" w:cs="Times New Roman"/>
-                <w:i/>
-                <w:color w:val="065F46"/>
-                <w:sz w:val="24"/>
-                <w:szCs w:val="24"/>
-              </w:rPr>
-            </w:r>
-            <w:proofErr w:type="spellStart"/>
-            <w:r>
-              <w:rPr>
-                <w:rFonts w:ascii="Times New Roman" w:hAnsi="Times New Roman" w:cs="Times New Roman"/>
-                <w:i/>
-                <w:color w:val="065F46"/>
-                <w:sz w:val="24"/>
-                <w:szCs w:val="24"/>
-              </w:rPr>
-            </w:r>
-            <w:proofErr w:type="spellEnd"/>
-            <w:r>
               <w:t>{{item.ghi_chu}}</w:t>
             </w:r>
-            <w:r>
-              <w:t>{% endfor %}</w:t>
-            </w:r>
-          </w:p>
+          </w:p>
+        </w:tc>
+      </w:tr>
+      <w:tr>
+        <w:tc>
+          <w:tcPr>
+            <w:tcW w:type="dxa" w:w="912"/>
+          </w:tcPr>
+          <w:p>
+            <w:r>
+              <w:t>{%tr endfor %}</w:t>
+            </w:r>
+          </w:p>
+        </w:tc>
+        <w:tc>
+          <w:tcPr>
+            <w:tcW w:type="dxa" w:w="1229"/>
+          </w:tcPr>
+          <w:p/>
+        </w:tc>
+        <w:tc>
+          <w:tcPr>
+            <w:tcW w:type="dxa" w:w="1063"/>
+          </w:tcPr>
+          <w:p/>
+        </w:tc>
+        <w:tc>
+          <w:tcPr>
+            <w:tcW w:type="dxa" w:w="1145"/>
+          </w:tcPr>
+          <w:p/>
+        </w:tc>
+        <w:tc>
+          <w:tcPr>
+            <w:tcW w:type="dxa" w:w="1829"/>
+          </w:tcPr>
+          <w:p/>
+        </w:tc>
+        <w:tc>
+          <w:tcPr>
+            <w:tcW w:type="dxa" w:w="1314"/>
+          </w:tcPr>
+          <w:p/>
+        </w:tc>
+        <w:tc>
+          <w:tcPr>
+            <w:tcW w:type="dxa" w:w="932"/>
+          </w:tcPr>
+          <w:p/>
+        </w:tc>
+        <w:tc>
+          <w:tcPr>
+            <w:tcW w:type="dxa" w:w="1147"/>
+          </w:tcPr>
+          <w:p/>
         </w:tc>
       </w:tr>
       <w:tr>
@@ -12058,7 +12009,6 @@
       <w:tblPr>
         <w:tblStyle w:val="TableGrid"/>
         <w:tblW w:w="0" w:type="auto"/>
-        <w:tblLayout w:type="autofit"/>
         <w:tblLook w:val="04A0" w:firstRow="1" w:lastRow="0" w:firstColumn="1" w:lastColumn="0" w:noHBand="0" w:noVBand="1"/>
       </w:tblPr>
       <w:tblGrid>
@@ -12354,6 +12304,60 @@
       <w:tr>
         <w:tc>
           <w:tcPr>
+            <w:tcW w:type="dxa" w:w="917"/>
+          </w:tcPr>
+          <w:p>
+            <w:r>
+              <w:t>{%tr for item in may_chu %}</w:t>
+            </w:r>
+          </w:p>
+        </w:tc>
+        <w:tc>
+          <w:tcPr>
+            <w:tcW w:type="dxa" w:w="1303"/>
+          </w:tcPr>
+          <w:p/>
+        </w:tc>
+        <w:tc>
+          <w:tcPr>
+            <w:tcW w:type="dxa" w:w="1376"/>
+          </w:tcPr>
+          <w:p/>
+        </w:tc>
+        <w:tc>
+          <w:tcPr>
+            <w:tcW w:type="dxa" w:w="1536"/>
+          </w:tcPr>
+          <w:p/>
+        </w:tc>
+        <w:tc>
+          <w:tcPr>
+            <w:tcW w:type="dxa" w:w="977"/>
+          </w:tcPr>
+          <w:p/>
+        </w:tc>
+        <w:tc>
+          <w:tcPr>
+            <w:tcW w:type="dxa" w:w="942"/>
+          </w:tcPr>
+          <w:p/>
+        </w:tc>
+        <w:tc>
+          <w:tcPr>
+            <w:tcW w:type="dxa" w:w="1255"/>
+          </w:tcPr>
+          <w:p/>
+        </w:tc>
+        <w:tc>
+          <w:tcPr>
+            <w:tcW w:type="dxa" w:w="1265"/>
+          </w:tcPr>
+          <w:p/>
+        </w:tc>
+      </w:tr>
+      <w:tr>
+        <w:tc>
+          <w:tcPr>
             <w:tcW w:w="1169" w:type="dxa"/>
             <w:tcBorders>
               <w:top w:val="single" w:sz="4" w:space="0" w:color="CBD5E1"/>
@@ -12373,16 +12377,6 @@
               </w:rPr>
             </w:pPr>
             <w:r>
-              <w:rPr>
-                <w:rFonts w:ascii="Times New Roman" w:hAnsi="Times New Roman" w:cs="Times New Roman"/>
-                <w:sz w:val="24"/>
-                <w:szCs w:val="24"/>
-              </w:rPr>
-            </w:r>
-            <w:r>
-              <w:t>{% for item in may_chu %}</w:t>
-            </w:r>
-            <w:r>
               <w:t>{{item.idx}}</w:t>
             </w:r>
           </w:p>
@@ -12407,46 +12401,6 @@
               </w:rPr>
             </w:pPr>
             <w:r>
-              <w:rPr>
-                <w:rFonts w:ascii="Times New Roman" w:hAnsi="Times New Roman" w:cs="Times New Roman"/>
-                <w:i/>
-                <w:color w:val="065F46"/>
-                <w:sz w:val="24"/>
-                <w:szCs w:val="24"/>
-              </w:rPr>
-            </w:r>
-            <w:proofErr w:type="spellStart"/>
-            <w:r>
-              <w:rPr>
-                <w:rFonts w:ascii="Times New Roman" w:hAnsi="Times New Roman" w:cs="Times New Roman"/>
-                <w:i/>
-                <w:color w:val="065F46"/>
-                <w:sz w:val="24"/>
-                <w:szCs w:val="24"/>
-              </w:rPr>
-            </w:r>
-            <w:proofErr w:type="spellEnd"/>
-            <w:r>
-              <w:rPr>
-                <w:rFonts w:ascii="Times New Roman" w:hAnsi="Times New Roman" w:cs="Times New Roman"/>
-                <w:i/>
-                <w:color w:val="065F46"/>
-                <w:sz w:val="24"/>
-                <w:szCs w:val="24"/>
-              </w:rPr>
-            </w:r>
-            <w:proofErr w:type="spellStart"/>
-            <w:r>
-              <w:rPr>
-                <w:rFonts w:ascii="Times New Roman" w:hAnsi="Times New Roman" w:cs="Times New Roman"/>
-                <w:i/>
-                <w:color w:val="065F46"/>
-                <w:sz w:val="24"/>
-                <w:szCs w:val="24"/>
-              </w:rPr>
-            </w:r>
-            <w:proofErr w:type="spellEnd"/>
-            <w:r>
               <w:t>{{item.vai_tro}}</w:t>
             </w:r>
           </w:p>
@@ -12471,15 +12425,6 @@
               </w:rPr>
             </w:pPr>
             <w:r>
-              <w:rPr>
-                <w:rFonts w:ascii="Times New Roman" w:hAnsi="Times New Roman" w:cs="Times New Roman"/>
-                <w:i/>
-                <w:color w:val="065F46"/>
-                <w:sz w:val="24"/>
-                <w:szCs w:val="24"/>
-              </w:rPr>
-            </w:r>
-            <w:r>
               <w:t>{{item.hang_model}}</w:t>
             </w:r>
           </w:p>
@@ -12504,13 +12449,6 @@
               </w:rPr>
             </w:pPr>
             <w:r>
-              <w:rPr>
-                <w:rFonts w:ascii="Times New Roman" w:hAnsi="Times New Roman" w:cs="Times New Roman"/>
-                <w:sz w:val="24"/>
-                <w:szCs w:val="24"/>
-              </w:rPr>
-            </w:r>
-            <w:r>
               <w:t>{{item.so_serial}}</w:t>
             </w:r>
           </w:p>
@@ -12535,13 +12473,6 @@
               </w:rPr>
             </w:pPr>
             <w:r>
-              <w:rPr>
-                <w:rFonts w:ascii="Times New Roman" w:hAnsi="Times New Roman" w:cs="Times New Roman"/>
-                <w:sz w:val="24"/>
-                <w:szCs w:val="24"/>
-              </w:rPr>
-            </w:r>
-            <w:r>
               <w:t>{{item.ram_gb}}</w:t>
             </w:r>
           </w:p>
@@ -12566,13 +12497,6 @@
               </w:rPr>
             </w:pPr>
             <w:r>
-              <w:rPr>
-                <w:rFonts w:ascii="Times New Roman" w:hAnsi="Times New Roman" w:cs="Times New Roman"/>
-                <w:sz w:val="24"/>
-                <w:szCs w:val="24"/>
-              </w:rPr>
-            </w:r>
-            <w:r>
               <w:t>{{item.o_cung_tb}}</w:t>
             </w:r>
           </w:p>
@@ -12596,15 +12520,6 @@
                 <w:szCs w:val="24"/>
               </w:rPr>
             </w:pPr>
-            <w:r>
-              <w:rPr>
-                <w:rFonts w:ascii="Times New Roman" w:hAnsi="Times New Roman" w:cs="Times New Roman"/>
-                <w:i/>
-                <w:color w:val="065F46"/>
-                <w:sz w:val="24"/>
-                <w:szCs w:val="24"/>
-              </w:rPr>
-            </w:r>
             <w:r>
               <w:t>{{item.he_dieu_hanh}}</w:t>
             </w:r>
@@ -12631,53 +12546,64 @@
                 <w:szCs w:val="24"/>
               </w:rPr>
             </w:pPr>
-            <w:proofErr w:type="spellStart"/>
-            <w:r>
-              <w:rPr>
-                <w:rFonts w:ascii="Times New Roman" w:hAnsi="Times New Roman" w:cs="Times New Roman"/>
-                <w:i/>
-                <w:color w:val="065F46"/>
-                <w:sz w:val="24"/>
-                <w:szCs w:val="24"/>
-              </w:rPr>
-            </w:r>
-            <w:proofErr w:type="spellEnd"/>
-            <w:r>
-              <w:rPr>
-                <w:rFonts w:ascii="Times New Roman" w:hAnsi="Times New Roman" w:cs="Times New Roman"/>
-                <w:i/>
-                <w:color w:val="065F46"/>
-                <w:sz w:val="24"/>
-                <w:szCs w:val="24"/>
-              </w:rPr>
-            </w:r>
-            <w:proofErr w:type="spellStart"/>
-            <w:r>
-              <w:rPr>
-                <w:rFonts w:ascii="Times New Roman" w:hAnsi="Times New Roman" w:cs="Times New Roman"/>
-                <w:i/>
-                <w:color w:val="065F46"/>
-                <w:sz w:val="24"/>
-                <w:szCs w:val="24"/>
-              </w:rPr>
-            </w:r>
-            <w:proofErr w:type="spellEnd"/>
-            <w:r>
-              <w:rPr>
-                <w:rFonts w:ascii="Times New Roman" w:hAnsi="Times New Roman" w:cs="Times New Roman"/>
-                <w:i/>
-                <w:color w:val="065F46"/>
-                <w:sz w:val="24"/>
-                <w:szCs w:val="24"/>
-              </w:rPr>
-            </w:r>
             <w:r>
               <w:t>{{item.vi_tri}}</w:t>
             </w:r>
-            <w:r>
-              <w:t>{% endfor %}</w:t>
-            </w:r>
-          </w:p>
+          </w:p>
+        </w:tc>
+      </w:tr>
+      <w:tr>
+        <w:tc>
+          <w:tcPr>
+            <w:tcW w:type="dxa" w:w="917"/>
+          </w:tcPr>
+          <w:p>
+            <w:r>
+              <w:t>{%tr endfor %}</w:t>
+            </w:r>
+          </w:p>
+        </w:tc>
+        <w:tc>
+          <w:tcPr>
+            <w:tcW w:type="dxa" w:w="1303"/>
+          </w:tcPr>
+          <w:p/>
+        </w:tc>
+        <w:tc>
+          <w:tcPr>
+            <w:tcW w:type="dxa" w:w="1376"/>
+          </w:tcPr>
+          <w:p/>
+        </w:tc>
+        <w:tc>
+          <w:tcPr>
+            <w:tcW w:type="dxa" w:w="1536"/>
+          </w:tcPr>
+          <w:p/>
+        </w:tc>
+        <w:tc>
+          <w:tcPr>
+            <w:tcW w:type="dxa" w:w="977"/>
+          </w:tcPr>
+          <w:p/>
+        </w:tc>
+        <w:tc>
+          <w:tcPr>
+            <w:tcW w:type="dxa" w:w="942"/>
+          </w:tcPr>
+          <w:p/>
+        </w:tc>
+        <w:tc>
+          <w:tcPr>
+            <w:tcW w:type="dxa" w:w="1255"/>
+          </w:tcPr>
+          <w:p/>
+        </w:tc>
+        <w:tc>
+          <w:tcPr>
+            <w:tcW w:type="dxa" w:w="1265"/>
+          </w:tcPr>
+          <w:p/>
         </w:tc>
       </w:tr>
       <w:tr>
@@ -13618,7 +13544,6 @@
       <w:tblPr>
         <w:tblStyle w:val="TableGrid"/>
         <w:tblW w:w="0" w:type="auto"/>
-        <w:tblLayout w:type="autofit"/>
         <w:tblLook w:val="04A0" w:firstRow="1" w:lastRow="0" w:firstColumn="1" w:lastColumn="0" w:noHBand="0" w:noVBand="1"/>
       </w:tblPr>
       <w:tblGrid>
@@ -13859,6 +13784,54 @@
       <w:tr>
         <w:tc>
           <w:tcPr>
+            <w:tcW w:type="dxa" w:w="1129"/>
+          </w:tcPr>
+          <w:p>
+            <w:r>
+              <w:t>{%tr for item in camera %}</w:t>
+            </w:r>
+          </w:p>
+        </w:tc>
+        <w:tc>
+          <w:tcPr>
+            <w:tcW w:type="dxa" w:w="1247"/>
+          </w:tcPr>
+          <w:p/>
+        </w:tc>
+        <w:tc>
+          <w:tcPr>
+            <w:tcW w:type="dxa" w:w="1496"/>
+          </w:tcPr>
+          <w:p/>
+        </w:tc>
+        <w:tc>
+          <w:tcPr>
+            <w:tcW w:type="dxa" w:w="1575"/>
+          </w:tcPr>
+          <w:p/>
+        </w:tc>
+        <w:tc>
+          <w:tcPr>
+            <w:tcW w:type="dxa" w:w="1150"/>
+          </w:tcPr>
+          <w:p/>
+        </w:tc>
+        <w:tc>
+          <w:tcPr>
+            <w:tcW w:type="dxa" w:w="1406"/>
+          </w:tcPr>
+          <w:p/>
+        </w:tc>
+        <w:tc>
+          <w:tcPr>
+            <w:tcW w:type="dxa" w:w="1568"/>
+          </w:tcPr>
+          <w:p/>
+        </w:tc>
+      </w:tr>
+      <w:tr>
+        <w:tc>
+          <w:tcPr>
             <w:tcW w:w="1129" w:type="dxa"/>
             <w:tcBorders>
               <w:top w:val="single" w:sz="4" w:space="0" w:color="CBD5E1"/>
@@ -13878,16 +13851,6 @@
               </w:rPr>
             </w:pPr>
             <w:r>
-              <w:rPr>
-                <w:rFonts w:ascii="Times New Roman" w:hAnsi="Times New Roman" w:cs="Times New Roman"/>
-                <w:sz w:val="24"/>
-                <w:szCs w:val="24"/>
-              </w:rPr>
-            </w:r>
-            <w:r>
-              <w:t>{% for item in camera %}</w:t>
-            </w:r>
-            <w:r>
               <w:t>{{item.idx}}</w:t>
             </w:r>
           </w:p>
@@ -13912,15 +13875,6 @@
               </w:rPr>
             </w:pPr>
             <w:r>
-              <w:rPr>
-                <w:rFonts w:ascii="Times New Roman" w:hAnsi="Times New Roman" w:cs="Times New Roman"/>
-                <w:i/>
-                <w:color w:val="065F46"/>
-                <w:sz w:val="24"/>
-                <w:szCs w:val="24"/>
-              </w:rPr>
-            </w:r>
-            <w:r>
               <w:t>{{item.hang_san_xuat}}</w:t>
             </w:r>
           </w:p>
@@ -13945,15 +13899,6 @@
               </w:rPr>
             </w:pPr>
             <w:r>
-              <w:rPr>
-                <w:rFonts w:ascii="Times New Roman" w:hAnsi="Times New Roman" w:cs="Times New Roman"/>
-                <w:i/>
-                <w:color w:val="065F46"/>
-                <w:sz w:val="24"/>
-                <w:szCs w:val="24"/>
-              </w:rPr>
-            </w:r>
-            <w:r>
               <w:t>{{item.model}}</w:t>
             </w:r>
           </w:p>
@@ -13978,15 +13923,6 @@
               </w:rPr>
             </w:pPr>
             <w:r>
-              <w:rPr>
-                <w:rFonts w:ascii="Times New Roman" w:hAnsi="Times New Roman" w:cs="Times New Roman"/>
-                <w:i/>
-                <w:color w:val="065F46"/>
-                <w:sz w:val="24"/>
-                <w:szCs w:val="24"/>
-              </w:rPr>
-            </w:r>
-            <w:r>
               <w:t>{{item.so_serial}}</w:t>
             </w:r>
           </w:p>
@@ -14011,15 +13947,6 @@
               </w:rPr>
             </w:pPr>
             <w:r>
-              <w:rPr>
-                <w:rFonts w:ascii="Times New Roman" w:hAnsi="Times New Roman" w:cs="Times New Roman"/>
-                <w:i/>
-                <w:color w:val="065F46"/>
-                <w:sz w:val="24"/>
-                <w:szCs w:val="24"/>
-              </w:rPr>
-            </w:r>
-            <w:r>
               <w:t>{{item.do_phan_giai}}</w:t>
             </w:r>
           </w:p>
@@ -14043,97 +13970,6 @@
                 <w:szCs w:val="24"/>
               </w:rPr>
             </w:pPr>
-            <w:proofErr w:type="spellStart"/>
-            <w:r>
-              <w:rPr>
-                <w:rFonts w:ascii="Times New Roman" w:hAnsi="Times New Roman" w:cs="Times New Roman"/>
-                <w:i/>
-                <w:color w:val="065F46"/>
-                <w:sz w:val="24"/>
-                <w:szCs w:val="24"/>
-              </w:rPr>
-            </w:r>
-            <w:proofErr w:type="spellEnd"/>
-            <w:r>
-              <w:rPr>
-                <w:rFonts w:ascii="Times New Roman" w:hAnsi="Times New Roman" w:cs="Times New Roman"/>
-                <w:i/>
-                <w:color w:val="065F46"/>
-                <w:sz w:val="24"/>
-                <w:szCs w:val="24"/>
-              </w:rPr>
-            </w:r>
-            <w:proofErr w:type="spellStart"/>
-            <w:r>
-              <w:rPr>
-                <w:rFonts w:ascii="Times New Roman" w:hAnsi="Times New Roman" w:cs="Times New Roman"/>
-                <w:i/>
-                <w:color w:val="065F46"/>
-                <w:sz w:val="24"/>
-                <w:szCs w:val="24"/>
-              </w:rPr>
-            </w:r>
-            <w:proofErr w:type="spellEnd"/>
-            <w:r>
-              <w:rPr>
-                <w:rFonts w:ascii="Times New Roman" w:hAnsi="Times New Roman" w:cs="Times New Roman"/>
-                <w:i/>
-                <w:color w:val="065F46"/>
-                <w:sz w:val="24"/>
-                <w:szCs w:val="24"/>
-              </w:rPr>
-            </w:r>
-            <w:proofErr w:type="spellStart"/>
-            <w:r>
-              <w:rPr>
-                <w:rFonts w:ascii="Times New Roman" w:hAnsi="Times New Roman" w:cs="Times New Roman"/>
-                <w:i/>
-                <w:color w:val="065F46"/>
-                <w:sz w:val="24"/>
-                <w:szCs w:val="24"/>
-              </w:rPr>
-            </w:r>
-            <w:proofErr w:type="spellEnd"/>
-            <w:r>
-              <w:rPr>
-                <w:rFonts w:ascii="Times New Roman" w:hAnsi="Times New Roman" w:cs="Times New Roman"/>
-                <w:i/>
-                <w:color w:val="065F46"/>
-                <w:sz w:val="24"/>
-                <w:szCs w:val="24"/>
-              </w:rPr>
-            </w:r>
-            <w:proofErr w:type="spellStart"/>
-            <w:r>
-              <w:rPr>
-                <w:rFonts w:ascii="Times New Roman" w:hAnsi="Times New Roman" w:cs="Times New Roman"/>
-                <w:i/>
-                <w:color w:val="065F46"/>
-                <w:sz w:val="24"/>
-                <w:szCs w:val="24"/>
-              </w:rPr>
-            </w:r>
-            <w:proofErr w:type="spellEnd"/>
-            <w:r>
-              <w:rPr>
-                <w:rFonts w:ascii="Times New Roman" w:hAnsi="Times New Roman" w:cs="Times New Roman"/>
-                <w:i/>
-                <w:color w:val="065F46"/>
-                <w:sz w:val="24"/>
-                <w:szCs w:val="24"/>
-              </w:rPr>
-            </w:r>
-            <w:proofErr w:type="spellStart"/>
-            <w:r>
-              <w:rPr>
-                <w:rFonts w:ascii="Times New Roman" w:hAnsi="Times New Roman" w:cs="Times New Roman"/>
-                <w:i/>
-                <w:color w:val="065F46"/>
-                <w:sz w:val="24"/>
-                <w:szCs w:val="24"/>
-              </w:rPr>
-            </w:r>
-            <w:proofErr w:type="spellEnd"/>
             <w:r>
               <w:t>{{item.vi_tri}}</w:t>
             </w:r>
@@ -14161,101 +13997,57 @@
               </w:rPr>
             </w:pPr>
             <w:r>
-              <w:rPr>
-                <w:rFonts w:ascii="Times New Roman" w:hAnsi="Times New Roman" w:cs="Times New Roman"/>
-                <w:i/>
-                <w:color w:val="065F46"/>
-                <w:sz w:val="24"/>
-                <w:szCs w:val="24"/>
-              </w:rPr>
-            </w:r>
-            <w:proofErr w:type="spellStart"/>
-            <w:r>
-              <w:rPr>
-                <w:rFonts w:ascii="Times New Roman" w:hAnsi="Times New Roman" w:cs="Times New Roman"/>
-                <w:i/>
-                <w:color w:val="065F46"/>
-                <w:sz w:val="24"/>
-                <w:szCs w:val="24"/>
-              </w:rPr>
-            </w:r>
-            <w:proofErr w:type="spellEnd"/>
-            <w:r>
-              <w:rPr>
-                <w:rFonts w:ascii="Times New Roman" w:hAnsi="Times New Roman" w:cs="Times New Roman"/>
-                <w:i/>
-                <w:color w:val="065F46"/>
-                <w:sz w:val="24"/>
-                <w:szCs w:val="24"/>
-              </w:rPr>
-            </w:r>
-            <w:proofErr w:type="spellStart"/>
-            <w:r>
-              <w:rPr>
-                <w:rFonts w:ascii="Times New Roman" w:hAnsi="Times New Roman" w:cs="Times New Roman"/>
-                <w:i/>
-                <w:color w:val="065F46"/>
-                <w:sz w:val="24"/>
-                <w:szCs w:val="24"/>
-              </w:rPr>
-            </w:r>
-            <w:proofErr w:type="spellEnd"/>
-            <w:r>
-              <w:rPr>
-                <w:rFonts w:ascii="Times New Roman" w:hAnsi="Times New Roman" w:cs="Times New Roman"/>
-                <w:i/>
-                <w:color w:val="065F46"/>
-                <w:sz w:val="24"/>
-                <w:szCs w:val="24"/>
-              </w:rPr>
-            </w:r>
-            <w:proofErr w:type="spellStart"/>
-            <w:r>
-              <w:rPr>
-                <w:rFonts w:ascii="Times New Roman" w:hAnsi="Times New Roman" w:cs="Times New Roman"/>
-                <w:i/>
-                <w:color w:val="065F46"/>
-                <w:sz w:val="24"/>
-                <w:szCs w:val="24"/>
-              </w:rPr>
-            </w:r>
-            <w:proofErr w:type="spellEnd"/>
-            <w:r>
-              <w:rPr>
-                <w:rFonts w:ascii="Times New Roman" w:hAnsi="Times New Roman" w:cs="Times New Roman"/>
-                <w:i/>
-                <w:color w:val="065F46"/>
-                <w:sz w:val="24"/>
-                <w:szCs w:val="24"/>
-              </w:rPr>
-            </w:r>
-            <w:proofErr w:type="spellStart"/>
-            <w:r>
-              <w:rPr>
-                <w:rFonts w:ascii="Times New Roman" w:hAnsi="Times New Roman" w:cs="Times New Roman"/>
-                <w:i/>
-                <w:color w:val="065F46"/>
-                <w:sz w:val="24"/>
-                <w:szCs w:val="24"/>
-              </w:rPr>
-            </w:r>
-            <w:proofErr w:type="spellEnd"/>
-            <w:r>
-              <w:rPr>
-                <w:rFonts w:ascii="Times New Roman" w:hAnsi="Times New Roman" w:cs="Times New Roman"/>
-                <w:i/>
-                <w:color w:val="065F46"/>
-                <w:sz w:val="24"/>
-                <w:szCs w:val="24"/>
-              </w:rPr>
-            </w:r>
-            <w:r>
               <w:t>{{item.ghi_chu}}</w:t>
             </w:r>
-            <w:r>
-              <w:t>{% endfor %}</w:t>
-            </w:r>
-          </w:p>
+          </w:p>
+        </w:tc>
+      </w:tr>
+      <w:tr>
+        <w:tc>
+          <w:tcPr>
+            <w:tcW w:type="dxa" w:w="1129"/>
+          </w:tcPr>
+          <w:p>
+            <w:r>
+              <w:t>{%tr endfor %}</w:t>
+            </w:r>
+          </w:p>
+        </w:tc>
+        <w:tc>
+          <w:tcPr>
+            <w:tcW w:type="dxa" w:w="1247"/>
+          </w:tcPr>
+          <w:p/>
+        </w:tc>
+        <w:tc>
+          <w:tcPr>
+            <w:tcW w:type="dxa" w:w="1496"/>
+          </w:tcPr>
+          <w:p/>
+        </w:tc>
+        <w:tc>
+          <w:tcPr>
+            <w:tcW w:type="dxa" w:w="1575"/>
+          </w:tcPr>
+          <w:p/>
+        </w:tc>
+        <w:tc>
+          <w:tcPr>
+            <w:tcW w:type="dxa" w:w="1150"/>
+          </w:tcPr>
+          <w:p/>
+        </w:tc>
+        <w:tc>
+          <w:tcPr>
+            <w:tcW w:type="dxa" w:w="1406"/>
+          </w:tcPr>
+          <w:p/>
+        </w:tc>
+        <w:tc>
+          <w:tcPr>
+            <w:tcW w:type="dxa" w:w="1568"/>
+          </w:tcPr>
+          <w:p/>
         </w:tc>
       </w:tr>
       <w:tr>
@@ -15810,7 +15602,6 @@
       <w:tblPr>
         <w:tblStyle w:val="TableGrid"/>
         <w:tblW w:w="0" w:type="auto"/>
-        <w:tblLayout w:type="autofit"/>
         <w:tblLook w:val="04A0" w:firstRow="1" w:lastRow="0" w:firstColumn="1" w:lastColumn="0" w:noHBand="0" w:noVBand="1"/>
       </w:tblPr>
       <w:tblGrid>
@@ -15952,6 +15743,36 @@
       <w:tr>
         <w:tc>
           <w:tcPr>
+            <w:tcW w:type="dxa" w:w="2107"/>
+          </w:tcPr>
+          <w:p>
+            <w:r>
+              <w:t>{%tr for item in ip_tinh %}</w:t>
+            </w:r>
+          </w:p>
+        </w:tc>
+        <w:tc>
+          <w:tcPr>
+            <w:tcW w:type="dxa" w:w="2364"/>
+          </w:tcPr>
+          <w:p/>
+        </w:tc>
+        <w:tc>
+          <w:tcPr>
+            <w:tcW w:type="dxa" w:w="2219"/>
+          </w:tcPr>
+          <w:p/>
+        </w:tc>
+        <w:tc>
+          <w:tcPr>
+            <w:tcW w:type="dxa" w:w="2881"/>
+          </w:tcPr>
+          <w:p/>
+        </w:tc>
+      </w:tr>
+      <w:tr>
+        <w:tc>
+          <w:tcPr>
             <w:tcW w:w="2339" w:type="dxa"/>
             <w:tcBorders>
               <w:top w:val="single" w:sz="4" w:space="0" w:color="CBD5E1"/>
@@ -15971,16 +15792,6 @@
               </w:rPr>
             </w:pPr>
             <w:r>
-              <w:rPr>
-                <w:rFonts w:ascii="Times New Roman" w:hAnsi="Times New Roman" w:cs="Times New Roman"/>
-                <w:sz w:val="24"/>
-                <w:szCs w:val="24"/>
-              </w:rPr>
-            </w:r>
-            <w:r>
-              <w:t>{% for item in ip_tinh %}</w:t>
-            </w:r>
-            <w:r>
               <w:t>{{item.idx}}</w:t>
             </w:r>
           </w:p>
@@ -16005,15 +15816,6 @@
               </w:rPr>
             </w:pPr>
             <w:r>
-              <w:rPr>
-                <w:rFonts w:ascii="Times New Roman" w:hAnsi="Times New Roman" w:cs="Times New Roman"/>
-                <w:i/>
-                <w:color w:val="065F46"/>
-                <w:sz w:val="24"/>
-                <w:szCs w:val="24"/>
-              </w:rPr>
-            </w:r>
-            <w:r>
               <w:t>{{item.ten_thiet_bi}}</w:t>
             </w:r>
           </w:p>
@@ -16037,15 +15839,6 @@
                 <w:szCs w:val="24"/>
               </w:rPr>
             </w:pPr>
-            <w:r>
-              <w:rPr>
-                <w:rFonts w:ascii="Times New Roman" w:hAnsi="Times New Roman" w:cs="Times New Roman"/>
-                <w:i/>
-                <w:color w:val="065F46"/>
-                <w:sz w:val="24"/>
-                <w:szCs w:val="24"/>
-              </w:rPr>
-            </w:r>
             <w:r>
               <w:t>{{item.dia_chi_ip}}</w:t>
             </w:r>
@@ -16073,61 +15866,39 @@
               </w:rPr>
             </w:pPr>
             <w:r>
-              <w:rPr>
-                <w:rFonts w:ascii="Times New Roman" w:hAnsi="Times New Roman" w:cs="Times New Roman"/>
-                <w:i/>
-                <w:color w:val="065F46"/>
-                <w:sz w:val="24"/>
-                <w:szCs w:val="24"/>
-              </w:rPr>
-            </w:r>
-            <w:proofErr w:type="spellStart"/>
-            <w:r>
-              <w:rPr>
-                <w:rFonts w:ascii="Times New Roman" w:hAnsi="Times New Roman" w:cs="Times New Roman"/>
-                <w:i/>
-                <w:color w:val="065F46"/>
-                <w:sz w:val="24"/>
-                <w:szCs w:val="24"/>
-              </w:rPr>
-            </w:r>
-            <w:proofErr w:type="spellEnd"/>
-            <w:r>
-              <w:rPr>
-                <w:rFonts w:ascii="Times New Roman" w:hAnsi="Times New Roman" w:cs="Times New Roman"/>
-                <w:i/>
-                <w:color w:val="065F46"/>
-                <w:sz w:val="24"/>
-                <w:szCs w:val="24"/>
-              </w:rPr>
-            </w:r>
-            <w:proofErr w:type="spellStart"/>
-            <w:r>
-              <w:rPr>
-                <w:rFonts w:ascii="Times New Roman" w:hAnsi="Times New Roman" w:cs="Times New Roman"/>
-                <w:i/>
-                <w:color w:val="065F46"/>
-                <w:sz w:val="24"/>
-                <w:szCs w:val="24"/>
-              </w:rPr>
-            </w:r>
-            <w:proofErr w:type="spellEnd"/>
-            <w:r>
-              <w:rPr>
-                <w:rFonts w:ascii="Times New Roman" w:hAnsi="Times New Roman" w:cs="Times New Roman"/>
-                <w:i/>
-                <w:color w:val="065F46"/>
-                <w:sz w:val="24"/>
-                <w:szCs w:val="24"/>
-              </w:rPr>
-            </w:r>
-            <w:r>
               <w:t>{{item.ghi_chu}}</w:t>
             </w:r>
-            <w:r>
-              <w:t>{% endfor %}</w:t>
-            </w:r>
-          </w:p>
+          </w:p>
+        </w:tc>
+      </w:tr>
+      <w:tr>
+        <w:tc>
+          <w:tcPr>
+            <w:tcW w:type="dxa" w:w="2107"/>
+          </w:tcPr>
+          <w:p>
+            <w:r>
+              <w:t>{%tr endfor %}</w:t>
+            </w:r>
+          </w:p>
+        </w:tc>
+        <w:tc>
+          <w:tcPr>
+            <w:tcW w:type="dxa" w:w="2364"/>
+          </w:tcPr>
+          <w:p/>
+        </w:tc>
+        <w:tc>
+          <w:tcPr>
+            <w:tcW w:type="dxa" w:w="2219"/>
+          </w:tcPr>
+          <w:p/>
+        </w:tc>
+        <w:tc>
+          <w:tcPr>
+            <w:tcW w:type="dxa" w:w="2881"/>
+          </w:tcPr>
+          <w:p/>
         </w:tc>
       </w:tr>
       <w:tr>
@@ -16887,7 +16658,6 @@
       <w:tblPr>
         <w:tblStyle w:val="TableGrid"/>
         <w:tblW w:w="0" w:type="auto"/>
-        <w:tblLayout w:type="autofit"/>
         <w:tblLook w:val="04A0" w:firstRow="1" w:lastRow="0" w:firstColumn="1" w:lastColumn="0" w:noHBand="0" w:noVBand="1"/>
       </w:tblPr>
       <w:tblGrid>
@@ -17128,6 +16898,54 @@
       <w:tr>
         <w:tc>
           <w:tcPr>
+            <w:tcW w:type="dxa" w:w="759"/>
+          </w:tcPr>
+          <w:p>
+            <w:r>
+              <w:t>{%tr for item in ung_dung %}</w:t>
+            </w:r>
+          </w:p>
+        </w:tc>
+        <w:tc>
+          <w:tcPr>
+            <w:tcW w:type="dxa" w:w="1304"/>
+          </w:tcPr>
+          <w:p/>
+        </w:tc>
+        <w:tc>
+          <w:tcPr>
+            <w:tcW w:type="dxa" w:w="986"/>
+          </w:tcPr>
+          <w:p/>
+        </w:tc>
+        <w:tc>
+          <w:tcPr>
+            <w:tcW w:type="dxa" w:w="946"/>
+          </w:tcPr>
+          <w:p/>
+        </w:tc>
+        <w:tc>
+          <w:tcPr>
+            <w:tcW w:type="dxa" w:w="1036"/>
+          </w:tcPr>
+          <w:p/>
+        </w:tc>
+        <w:tc>
+          <w:tcPr>
+            <w:tcW w:type="dxa" w:w="1208"/>
+          </w:tcPr>
+          <w:p/>
+        </w:tc>
+        <w:tc>
+          <w:tcPr>
+            <w:tcW w:type="dxa" w:w="3332"/>
+          </w:tcPr>
+          <w:p/>
+        </w:tc>
+      </w:tr>
+      <w:tr>
+        <w:tc>
+          <w:tcPr>
             <w:tcW w:w="1336" w:type="dxa"/>
             <w:tcBorders>
               <w:top w:val="single" w:sz="4" w:space="0" w:color="CBD5E1"/>
@@ -17147,16 +16965,6 @@
               </w:rPr>
             </w:pPr>
             <w:r>
-              <w:rPr>
-                <w:rFonts w:ascii="Times New Roman" w:hAnsi="Times New Roman" w:cs="Times New Roman"/>
-                <w:sz w:val="24"/>
-                <w:szCs w:val="24"/>
-              </w:rPr>
-            </w:r>
-            <w:r>
-              <w:t>{% for item in ung_dung %}</w:t>
-            </w:r>
-            <w:r>
               <w:t>{{item.idx}}</w:t>
             </w:r>
           </w:p>
@@ -17180,37 +16988,6 @@
                 <w:szCs w:val="24"/>
               </w:rPr>
             </w:pPr>
-            <w:proofErr w:type="spellStart"/>
-            <w:r>
-              <w:rPr>
-                <w:rFonts w:ascii="Times New Roman" w:hAnsi="Times New Roman" w:cs="Times New Roman"/>
-                <w:i/>
-                <w:color w:val="065F46"/>
-                <w:sz w:val="24"/>
-                <w:szCs w:val="24"/>
-              </w:rPr>
-            </w:r>
-            <w:proofErr w:type="spellEnd"/>
-            <w:r>
-              <w:rPr>
-                <w:rFonts w:ascii="Times New Roman" w:hAnsi="Times New Roman" w:cs="Times New Roman"/>
-                <w:i/>
-                <w:color w:val="065F46"/>
-                <w:sz w:val="24"/>
-                <w:szCs w:val="24"/>
-              </w:rPr>
-            </w:r>
-            <w:proofErr w:type="spellStart"/>
-            <w:r>
-              <w:rPr>
-                <w:rFonts w:ascii="Times New Roman" w:hAnsi="Times New Roman" w:cs="Times New Roman"/>
-                <w:i/>
-                <w:color w:val="065F46"/>
-                <w:sz w:val="24"/>
-                <w:szCs w:val="24"/>
-              </w:rPr>
-            </w:r>
-            <w:proofErr w:type="spellEnd"/>
             <w:r>
               <w:t>{{item.ten}}</w:t>
             </w:r>
@@ -17235,197 +17012,6 @@
                 <w:szCs w:val="24"/>
               </w:rPr>
             </w:pPr>
-            <w:proofErr w:type="spellStart"/>
-            <w:r>
-              <w:rPr>
-                <w:rFonts w:ascii="Times New Roman" w:hAnsi="Times New Roman" w:cs="Times New Roman"/>
-                <w:i/>
-                <w:color w:val="065F46"/>
-                <w:sz w:val="24"/>
-                <w:szCs w:val="24"/>
-              </w:rPr>
-            </w:r>
-            <w:proofErr w:type="spellEnd"/>
-            <w:r>
-              <w:rPr>
-                <w:rFonts w:ascii="Times New Roman" w:hAnsi="Times New Roman" w:cs="Times New Roman"/>
-                <w:i/>
-                <w:color w:val="065F46"/>
-                <w:sz w:val="24"/>
-                <w:szCs w:val="24"/>
-              </w:rPr>
-            </w:r>
-            <w:proofErr w:type="spellStart"/>
-            <w:r>
-              <w:rPr>
-                <w:rFonts w:ascii="Times New Roman" w:hAnsi="Times New Roman" w:cs="Times New Roman"/>
-                <w:i/>
-                <w:color w:val="065F46"/>
-                <w:sz w:val="24"/>
-                <w:szCs w:val="24"/>
-              </w:rPr>
-            </w:r>
-            <w:proofErr w:type="spellEnd"/>
-            <w:r>
-              <w:rPr>
-                <w:rFonts w:ascii="Times New Roman" w:hAnsi="Times New Roman" w:cs="Times New Roman"/>
-                <w:i/>
-                <w:color w:val="065F46"/>
-                <w:sz w:val="24"/>
-                <w:szCs w:val="24"/>
-              </w:rPr>
-            </w:r>
-            <w:proofErr w:type="spellStart"/>
-            <w:r>
-              <w:rPr>
-                <w:rFonts w:ascii="Times New Roman" w:hAnsi="Times New Roman" w:cs="Times New Roman"/>
-                <w:i/>
-                <w:color w:val="065F46"/>
-                <w:sz w:val="24"/>
-                <w:szCs w:val="24"/>
-              </w:rPr>
-            </w:r>
-            <w:proofErr w:type="spellEnd"/>
-            <w:r>
-              <w:rPr>
-                <w:rFonts w:ascii="Times New Roman" w:hAnsi="Times New Roman" w:cs="Times New Roman"/>
-                <w:i/>
-                <w:color w:val="065F46"/>
-                <w:sz w:val="24"/>
-                <w:szCs w:val="24"/>
-              </w:rPr>
-            </w:r>
-            <w:proofErr w:type="spellStart"/>
-            <w:r>
-              <w:rPr>
-                <w:rFonts w:ascii="Times New Roman" w:hAnsi="Times New Roman" w:cs="Times New Roman"/>
-                <w:i/>
-                <w:color w:val="065F46"/>
-                <w:sz w:val="24"/>
-                <w:szCs w:val="24"/>
-              </w:rPr>
-            </w:r>
-            <w:proofErr w:type="spellEnd"/>
-            <w:r>
-              <w:rPr>
-                <w:rFonts w:ascii="Times New Roman" w:hAnsi="Times New Roman" w:cs="Times New Roman"/>
-                <w:i/>
-                <w:color w:val="065F46"/>
-                <w:sz w:val="24"/>
-                <w:szCs w:val="24"/>
-              </w:rPr>
-            </w:r>
-            <w:proofErr w:type="spellStart"/>
-            <w:r>
-              <w:rPr>
-                <w:rFonts w:ascii="Times New Roman" w:hAnsi="Times New Roman" w:cs="Times New Roman"/>
-                <w:i/>
-                <w:color w:val="065F46"/>
-                <w:sz w:val="24"/>
-                <w:szCs w:val="24"/>
-              </w:rPr>
-            </w:r>
-            <w:proofErr w:type="spellEnd"/>
-            <w:r>
-              <w:rPr>
-                <w:rFonts w:ascii="Times New Roman" w:hAnsi="Times New Roman" w:cs="Times New Roman"/>
-                <w:i/>
-                <w:color w:val="065F46"/>
-                <w:sz w:val="24"/>
-                <w:szCs w:val="24"/>
-              </w:rPr>
-            </w:r>
-            <w:proofErr w:type="spellStart"/>
-            <w:r>
-              <w:rPr>
-                <w:rFonts w:ascii="Times New Roman" w:hAnsi="Times New Roman" w:cs="Times New Roman"/>
-                <w:i/>
-                <w:color w:val="065F46"/>
-                <w:sz w:val="24"/>
-                <w:szCs w:val="24"/>
-              </w:rPr>
-            </w:r>
-            <w:proofErr w:type="spellEnd"/>
-            <w:r>
-              <w:rPr>
-                <w:rFonts w:ascii="Times New Roman" w:hAnsi="Times New Roman" w:cs="Times New Roman"/>
-                <w:i/>
-                <w:color w:val="065F46"/>
-                <w:sz w:val="24"/>
-                <w:szCs w:val="24"/>
-              </w:rPr>
-            </w:r>
-            <w:proofErr w:type="spellStart"/>
-            <w:r>
-              <w:rPr>
-                <w:rFonts w:ascii="Times New Roman" w:hAnsi="Times New Roman" w:cs="Times New Roman"/>
-                <w:i/>
-                <w:color w:val="065F46"/>
-                <w:sz w:val="24"/>
-                <w:szCs w:val="24"/>
-              </w:rPr>
-            </w:r>
-            <w:proofErr w:type="spellEnd"/>
-            <w:r>
-              <w:rPr>
-                <w:rFonts w:ascii="Times New Roman" w:hAnsi="Times New Roman" w:cs="Times New Roman"/>
-                <w:i/>
-                <w:color w:val="065F46"/>
-                <w:sz w:val="24"/>
-                <w:szCs w:val="24"/>
-              </w:rPr>
-            </w:r>
-            <w:proofErr w:type="spellStart"/>
-            <w:r>
-              <w:rPr>
-                <w:rFonts w:ascii="Times New Roman" w:hAnsi="Times New Roman" w:cs="Times New Roman"/>
-                <w:i/>
-                <w:color w:val="065F46"/>
-                <w:sz w:val="24"/>
-                <w:szCs w:val="24"/>
-              </w:rPr>
-            </w:r>
-            <w:proofErr w:type="spellEnd"/>
-            <w:r>
-              <w:rPr>
-                <w:rFonts w:ascii="Times New Roman" w:hAnsi="Times New Roman" w:cs="Times New Roman"/>
-                <w:i/>
-                <w:color w:val="065F46"/>
-                <w:sz w:val="24"/>
-                <w:szCs w:val="24"/>
-              </w:rPr>
-            </w:r>
-            <w:proofErr w:type="spellStart"/>
-            <w:r>
-              <w:rPr>
-                <w:rFonts w:ascii="Times New Roman" w:hAnsi="Times New Roman" w:cs="Times New Roman"/>
-                <w:i/>
-                <w:color w:val="065F46"/>
-                <w:sz w:val="24"/>
-                <w:szCs w:val="24"/>
-              </w:rPr>
-            </w:r>
-            <w:proofErr w:type="spellEnd"/>
-            <w:r>
-              <w:rPr>
-                <w:rFonts w:ascii="Times New Roman" w:hAnsi="Times New Roman" w:cs="Times New Roman"/>
-                <w:i/>
-                <w:color w:val="065F46"/>
-                <w:sz w:val="24"/>
-                <w:szCs w:val="24"/>
-              </w:rPr>
-            </w:r>
-            <w:proofErr w:type="spellStart"/>
-            <w:r>
-              <w:rPr>
-                <w:rFonts w:ascii="Times New Roman" w:hAnsi="Times New Roman" w:cs="Times New Roman"/>
-                <w:i/>
-                <w:color w:val="065F46"/>
-                <w:sz w:val="24"/>
-                <w:szCs w:val="24"/>
-              </w:rPr>
-            </w:r>
-            <w:proofErr w:type="spellEnd"/>
             <w:r>
               <w:t>{{item.chuc_nang}}</w:t>
             </w:r>
@@ -17451,46 +17037,6 @@
               </w:rPr>
             </w:pPr>
             <w:r>
-              <w:rPr>
-                <w:rFonts w:ascii="Times New Roman" w:hAnsi="Times New Roman" w:cs="Times New Roman"/>
-                <w:i/>
-                <w:color w:val="065F46"/>
-                <w:sz w:val="24"/>
-                <w:szCs w:val="24"/>
-              </w:rPr>
-            </w:r>
-            <w:proofErr w:type="spellStart"/>
-            <w:r>
-              <w:rPr>
-                <w:rFonts w:ascii="Times New Roman" w:hAnsi="Times New Roman" w:cs="Times New Roman"/>
-                <w:i/>
-                <w:color w:val="065F46"/>
-                <w:sz w:val="24"/>
-                <w:szCs w:val="24"/>
-              </w:rPr>
-            </w:r>
-            <w:proofErr w:type="spellEnd"/>
-            <w:r>
-              <w:rPr>
-                <w:rFonts w:ascii="Times New Roman" w:hAnsi="Times New Roman" w:cs="Times New Roman"/>
-                <w:i/>
-                <w:color w:val="065F46"/>
-                <w:sz w:val="24"/>
-                <w:szCs w:val="24"/>
-              </w:rPr>
-            </w:r>
-            <w:proofErr w:type="spellStart"/>
-            <w:r>
-              <w:rPr>
-                <w:rFonts w:ascii="Times New Roman" w:hAnsi="Times New Roman" w:cs="Times New Roman"/>
-                <w:i/>
-                <w:color w:val="065F46"/>
-                <w:sz w:val="24"/>
-                <w:szCs w:val="24"/>
-              </w:rPr>
-            </w:r>
-            <w:proofErr w:type="spellEnd"/>
-            <w:r>
               <w:t>{{item.don_vi_cung_cap}}</w:t>
             </w:r>
           </w:p>
@@ -17515,15 +17061,6 @@
               </w:rPr>
             </w:pPr>
             <w:r>
-              <w:rPr>
-                <w:rFonts w:ascii="Times New Roman" w:hAnsi="Times New Roman" w:cs="Times New Roman"/>
-                <w:i/>
-                <w:color w:val="065F46"/>
-                <w:sz w:val="24"/>
-                <w:szCs w:val="24"/>
-              </w:rPr>
-            </w:r>
-            <w:r>
               <w:t>{{item.phien_ban}}</w:t>
             </w:r>
           </w:p>
@@ -17547,26 +17084,6 @@
                 <w:szCs w:val="24"/>
               </w:rPr>
             </w:pPr>
-            <w:proofErr w:type="spellStart"/>
-            <w:r>
-              <w:rPr>
-                <w:rFonts w:ascii="Times New Roman" w:hAnsi="Times New Roman" w:cs="Times New Roman"/>
-                <w:i/>
-                <w:color w:val="065F46"/>
-                <w:sz w:val="24"/>
-                <w:szCs w:val="24"/>
-              </w:rPr>
-            </w:r>
-            <w:proofErr w:type="spellEnd"/>
-            <w:r>
-              <w:rPr>
-                <w:rFonts w:ascii="Times New Roman" w:hAnsi="Times New Roman" w:cs="Times New Roman"/>
-                <w:i/>
-                <w:color w:val="065F46"/>
-                <w:sz w:val="24"/>
-                <w:szCs w:val="24"/>
-              </w:rPr>
-            </w:r>
             <w:r>
               <w:t>{{item.ket_noi_internet}}</w:t>
             </w:r>
@@ -17594,61 +17111,57 @@
               </w:rPr>
             </w:pPr>
             <w:r>
-              <w:rPr>
-                <w:rFonts w:ascii="Times New Roman" w:hAnsi="Times New Roman" w:cs="Times New Roman"/>
-                <w:i/>
-                <w:color w:val="065F46"/>
-                <w:sz w:val="24"/>
-                <w:szCs w:val="24"/>
-              </w:rPr>
-            </w:r>
-            <w:proofErr w:type="spellStart"/>
-            <w:r>
-              <w:rPr>
-                <w:rFonts w:ascii="Times New Roman" w:hAnsi="Times New Roman" w:cs="Times New Roman"/>
-                <w:i/>
-                <w:color w:val="065F46"/>
-                <w:sz w:val="24"/>
-                <w:szCs w:val="24"/>
-              </w:rPr>
-            </w:r>
-            <w:proofErr w:type="spellEnd"/>
-            <w:r>
-              <w:rPr>
-                <w:rFonts w:ascii="Times New Roman" w:hAnsi="Times New Roman" w:cs="Times New Roman"/>
-                <w:i/>
-                <w:color w:val="065F46"/>
-                <w:sz w:val="24"/>
-                <w:szCs w:val="24"/>
-              </w:rPr>
-            </w:r>
-            <w:proofErr w:type="spellStart"/>
-            <w:r>
-              <w:rPr>
-                <w:rFonts w:ascii="Times New Roman" w:hAnsi="Times New Roman" w:cs="Times New Roman"/>
-                <w:i/>
-                <w:color w:val="065F46"/>
-                <w:sz w:val="24"/>
-                <w:szCs w:val="24"/>
-              </w:rPr>
-            </w:r>
-            <w:proofErr w:type="spellEnd"/>
-            <w:r>
-              <w:rPr>
-                <w:rFonts w:ascii="Times New Roman" w:hAnsi="Times New Roman" w:cs="Times New Roman"/>
-                <w:i/>
-                <w:color w:val="065F46"/>
-                <w:sz w:val="24"/>
-                <w:szCs w:val="24"/>
-              </w:rPr>
-            </w:r>
-            <w:r>
               <w:t>{{item.ghi_chu}}</w:t>
             </w:r>
-            <w:r>
-              <w:t>{% endfor %}</w:t>
-            </w:r>
-          </w:p>
+          </w:p>
+        </w:tc>
+      </w:tr>
+      <w:tr>
+        <w:tc>
+          <w:tcPr>
+            <w:tcW w:type="dxa" w:w="759"/>
+          </w:tcPr>
+          <w:p>
+            <w:r>
+              <w:t>{%tr endfor %}</w:t>
+            </w:r>
+          </w:p>
+        </w:tc>
+        <w:tc>
+          <w:tcPr>
+            <w:tcW w:type="dxa" w:w="1304"/>
+          </w:tcPr>
+          <w:p/>
+        </w:tc>
+        <w:tc>
+          <w:tcPr>
+            <w:tcW w:type="dxa" w:w="986"/>
+          </w:tcPr>
+          <w:p/>
+        </w:tc>
+        <w:tc>
+          <w:tcPr>
+            <w:tcW w:type="dxa" w:w="946"/>
+          </w:tcPr>
+          <w:p/>
+        </w:tc>
+        <w:tc>
+          <w:tcPr>
+            <w:tcW w:type="dxa" w:w="1036"/>
+          </w:tcPr>
+          <w:p/>
+        </w:tc>
+        <w:tc>
+          <w:tcPr>
+            <w:tcW w:type="dxa" w:w="1208"/>
+          </w:tcPr>
+          <w:p/>
+        </w:tc>
+        <w:tc>
+          <w:tcPr>
+            <w:tcW w:type="dxa" w:w="3332"/>
+          </w:tcPr>
+          <w:p/>
         </w:tc>
       </w:tr>
       <w:tr>
@@ -19700,7 +19213,6 @@
       <w:tblPr>
         <w:tblStyle w:val="TableGrid"/>
         <w:tblW w:w="0" w:type="auto"/>
-        <w:tblLayout w:type="autofit"/>
         <w:tblLook w:val="04A0" w:firstRow="1" w:lastRow="0" w:firstColumn="1" w:lastColumn="0" w:noHBand="0" w:noVBand="1"/>
       </w:tblPr>
       <w:tblGrid>
@@ -19842,6 +19354,36 @@
       <w:tr>
         <w:tc>
           <w:tcPr>
+            <w:tcW w:type="dxa" w:w="2072"/>
+          </w:tcPr>
+          <w:p>
+            <w:r>
+              <w:t>{%tr for item in K_van_ban %}</w:t>
+            </w:r>
+          </w:p>
+        </w:tc>
+        <w:tc>
+          <w:tcPr>
+            <w:tcW w:type="dxa" w:w="2550"/>
+          </w:tcPr>
+          <w:p/>
+        </w:tc>
+        <w:tc>
+          <w:tcPr>
+            <w:tcW w:type="dxa" w:w="2828"/>
+          </w:tcPr>
+          <w:p/>
+        </w:tc>
+        <w:tc>
+          <w:tcPr>
+            <w:tcW w:type="dxa" w:w="2121"/>
+          </w:tcPr>
+          <w:p/>
+        </w:tc>
+      </w:tr>
+      <w:tr>
+        <w:tc>
+          <w:tcPr>
             <w:tcW w:w="2339" w:type="dxa"/>
             <w:tcBorders>
               <w:top w:val="single" w:sz="4" w:space="0" w:color="CBD5E1"/>
@@ -19861,16 +19403,6 @@
               </w:rPr>
             </w:pPr>
             <w:r>
-              <w:rPr>
-                <w:rFonts w:ascii="Times New Roman" w:hAnsi="Times New Roman" w:cs="Times New Roman"/>
-                <w:sz w:val="24"/>
-                <w:szCs w:val="24"/>
-              </w:rPr>
-            </w:r>
-            <w:r>
-              <w:t>{% for item in K_van_ban %}</w:t>
-            </w:r>
-            <w:r>
               <w:t>{{item.idx}}</w:t>
             </w:r>
           </w:p>
@@ -19895,13 +19427,6 @@
               </w:rPr>
             </w:pPr>
             <w:r>
-              <w:rPr>
-                <w:rFonts w:ascii="Times New Roman" w:hAnsi="Times New Roman" w:cs="Times New Roman"/>
-                <w:sz w:val="24"/>
-                <w:szCs w:val="24"/>
-              </w:rPr>
-            </w:r>
-            <w:r>
               <w:t>{{item.loai}}</w:t>
             </w:r>
           </w:p>
@@ -19926,55 +19451,6 @@
               </w:rPr>
             </w:pPr>
             <w:r>
-              <w:rPr>
-                <w:rFonts w:ascii="Times New Roman" w:hAnsi="Times New Roman" w:cs="Times New Roman"/>
-                <w:i/>
-                <w:color w:val="065F46"/>
-                <w:sz w:val="24"/>
-                <w:szCs w:val="24"/>
-              </w:rPr>
-            </w:r>
-            <w:proofErr w:type="spellStart"/>
-            <w:r>
-              <w:rPr>
-                <w:rFonts w:ascii="Times New Roman" w:hAnsi="Times New Roman" w:cs="Times New Roman"/>
-                <w:i/>
-                <w:color w:val="065F46"/>
-                <w:sz w:val="24"/>
-                <w:szCs w:val="24"/>
-              </w:rPr>
-            </w:r>
-            <w:proofErr w:type="spellEnd"/>
-            <w:r>
-              <w:rPr>
-                <w:rFonts w:ascii="Times New Roman" w:hAnsi="Times New Roman" w:cs="Times New Roman"/>
-                <w:i/>
-                <w:color w:val="065F46"/>
-                <w:sz w:val="24"/>
-                <w:szCs w:val="24"/>
-              </w:rPr>
-            </w:r>
-            <w:proofErr w:type="spellStart"/>
-            <w:r>
-              <w:rPr>
-                <w:rFonts w:ascii="Times New Roman" w:hAnsi="Times New Roman" w:cs="Times New Roman"/>
-                <w:i/>
-                <w:color w:val="065F46"/>
-                <w:sz w:val="24"/>
-                <w:szCs w:val="24"/>
-              </w:rPr>
-            </w:r>
-            <w:proofErr w:type="spellEnd"/>
-            <w:r>
-              <w:rPr>
-                <w:rFonts w:ascii="Times New Roman" w:hAnsi="Times New Roman" w:cs="Times New Roman"/>
-                <w:i/>
-                <w:color w:val="065F46"/>
-                <w:sz w:val="24"/>
-                <w:szCs w:val="24"/>
-              </w:rPr>
-            </w:r>
-            <w:r>
               <w:t>{{item.so_vb}}</w:t>
             </w:r>
           </w:p>
@@ -19998,73 +19474,40 @@
                 <w:szCs w:val="24"/>
               </w:rPr>
             </w:pPr>
-            <w:proofErr w:type="spellStart"/>
-            <w:r>
-              <w:rPr>
-                <w:rFonts w:ascii="Times New Roman" w:hAnsi="Times New Roman" w:cs="Times New Roman"/>
-                <w:i/>
-                <w:color w:val="065F46"/>
-                <w:sz w:val="24"/>
-                <w:szCs w:val="24"/>
-              </w:rPr>
-            </w:r>
-            <w:proofErr w:type="spellEnd"/>
-            <w:r>
-              <w:rPr>
-                <w:rFonts w:ascii="Times New Roman" w:hAnsi="Times New Roman" w:cs="Times New Roman"/>
-                <w:i/>
-                <w:color w:val="065F46"/>
-                <w:sz w:val="24"/>
-                <w:szCs w:val="24"/>
-              </w:rPr>
-            </w:r>
-            <w:proofErr w:type="spellStart"/>
-            <w:r>
-              <w:rPr>
-                <w:rFonts w:ascii="Times New Roman" w:hAnsi="Times New Roman" w:cs="Times New Roman"/>
-                <w:i/>
-                <w:color w:val="065F46"/>
-                <w:sz w:val="24"/>
-                <w:szCs w:val="24"/>
-              </w:rPr>
-            </w:r>
-            <w:proofErr w:type="spellEnd"/>
-            <w:r>
-              <w:rPr>
-                <w:rFonts w:ascii="Times New Roman" w:hAnsi="Times New Roman" w:cs="Times New Roman"/>
-                <w:i/>
-                <w:color w:val="065F46"/>
-                <w:sz w:val="24"/>
-                <w:szCs w:val="24"/>
-              </w:rPr>
-            </w:r>
-            <w:proofErr w:type="spellStart"/>
-            <w:r>
-              <w:rPr>
-                <w:rFonts w:ascii="Times New Roman" w:hAnsi="Times New Roman" w:cs="Times New Roman"/>
-                <w:i/>
-                <w:color w:val="065F46"/>
-                <w:sz w:val="24"/>
-                <w:szCs w:val="24"/>
-              </w:rPr>
-            </w:r>
-            <w:proofErr w:type="spellEnd"/>
-            <w:r>
-              <w:rPr>
-                <w:rFonts w:ascii="Times New Roman" w:hAnsi="Times New Roman" w:cs="Times New Roman"/>
-                <w:i/>
-                <w:color w:val="065F46"/>
-                <w:sz w:val="24"/>
-                <w:szCs w:val="24"/>
-              </w:rPr>
-            </w:r>
             <w:r>
               <w:t>{{item.ghi_chu}}</w:t>
             </w:r>
-            <w:r>
-              <w:t>{% endfor %}</w:t>
-            </w:r>
-          </w:p>
+          </w:p>
+        </w:tc>
+      </w:tr>
+      <w:tr>
+        <w:tc>
+          <w:tcPr>
+            <w:tcW w:type="dxa" w:w="2072"/>
+          </w:tcPr>
+          <w:p>
+            <w:r>
+              <w:t>{%tr endfor %}</w:t>
+            </w:r>
+          </w:p>
+        </w:tc>
+        <w:tc>
+          <w:tcPr>
+            <w:tcW w:type="dxa" w:w="2550"/>
+          </w:tcPr>
+          <w:p/>
+        </w:tc>
+        <w:tc>
+          <w:tcPr>
+            <w:tcW w:type="dxa" w:w="2828"/>
+          </w:tcPr>
+          <w:p/>
+        </w:tc>
+        <w:tc>
+          <w:tcPr>
+            <w:tcW w:type="dxa" w:w="2121"/>
+          </w:tcPr>
+          <w:p/>
         </w:tc>
       </w:tr>
       <w:tr>
@@ -25777,7 +25220,6 @@
       <w:tblPr>
         <w:tblStyle w:val="TableGrid"/>
         <w:tblW w:w="0" w:type="auto"/>
-        <w:tblLayout w:type="autofit"/>
         <w:tblLook w:val="04A0" w:firstRow="1" w:lastRow="0" w:firstColumn="1" w:lastColumn="0" w:noHBand="0" w:noVBand="1"/>
       </w:tblPr>
       <w:tblGrid>
@@ -26007,6 +25449,48 @@
       <w:tr>
         <w:tc>
           <w:tcPr>
+            <w:tcW w:type="dxa" w:w="1397"/>
+          </w:tcPr>
+          <w:p>
+            <w:r>
+              <w:t>{%tr for item in dao_tao %}</w:t>
+            </w:r>
+          </w:p>
+        </w:tc>
+        <w:tc>
+          <w:tcPr>
+            <w:tcW w:type="dxa" w:w="2010"/>
+          </w:tcPr>
+          <w:p/>
+        </w:tc>
+        <w:tc>
+          <w:tcPr>
+            <w:tcW w:type="dxa" w:w="1542"/>
+          </w:tcPr>
+          <w:p/>
+        </w:tc>
+        <w:tc>
+          <w:tcPr>
+            <w:tcW w:type="dxa" w:w="1603"/>
+          </w:tcPr>
+          <w:p/>
+        </w:tc>
+        <w:tc>
+          <w:tcPr>
+            <w:tcW w:type="dxa" w:w="1411"/>
+          </w:tcPr>
+          <w:p/>
+        </w:tc>
+        <w:tc>
+          <w:tcPr>
+            <w:tcW w:type="dxa" w:w="1608"/>
+          </w:tcPr>
+          <w:p/>
+        </w:tc>
+      </w:tr>
+      <w:tr>
+        <w:tc>
+          <w:tcPr>
             <w:tcW w:w="1559" w:type="dxa"/>
             <w:tcBorders>
               <w:top w:val="single" w:sz="4" w:space="0" w:color="CBD5E1"/>
@@ -26026,16 +25510,6 @@
               </w:rPr>
             </w:pPr>
             <w:r>
-              <w:rPr>
-                <w:rFonts w:ascii="Times New Roman" w:hAnsi="Times New Roman" w:cs="Times New Roman"/>
-                <w:sz w:val="24"/>
-                <w:szCs w:val="24"/>
-              </w:rPr>
-            </w:r>
-            <w:r>
-              <w:t>{% for item in dao_tao %}</w:t>
-            </w:r>
-            <w:r>
               <w:t>{{item.idx}}</w:t>
             </w:r>
           </w:p>
@@ -26059,137 +25533,6 @@
                 <w:szCs w:val="24"/>
               </w:rPr>
             </w:pPr>
-            <w:proofErr w:type="spellStart"/>
-            <w:r>
-              <w:rPr>
-                <w:rFonts w:ascii="Times New Roman" w:hAnsi="Times New Roman" w:cs="Times New Roman"/>
-                <w:i/>
-                <w:color w:val="065F46"/>
-                <w:sz w:val="24"/>
-                <w:szCs w:val="24"/>
-              </w:rPr>
-            </w:r>
-            <w:proofErr w:type="spellEnd"/>
-            <w:r>
-              <w:rPr>
-                <w:rFonts w:ascii="Times New Roman" w:hAnsi="Times New Roman" w:cs="Times New Roman"/>
-                <w:i/>
-                <w:color w:val="065F46"/>
-                <w:sz w:val="24"/>
-                <w:szCs w:val="24"/>
-              </w:rPr>
-            </w:r>
-            <w:proofErr w:type="spellStart"/>
-            <w:r>
-              <w:rPr>
-                <w:rFonts w:ascii="Times New Roman" w:hAnsi="Times New Roman" w:cs="Times New Roman"/>
-                <w:i/>
-                <w:color w:val="065F46"/>
-                <w:sz w:val="24"/>
-                <w:szCs w:val="24"/>
-              </w:rPr>
-            </w:r>
-            <w:proofErr w:type="spellEnd"/>
-            <w:r>
-              <w:rPr>
-                <w:rFonts w:ascii="Times New Roman" w:hAnsi="Times New Roman" w:cs="Times New Roman"/>
-                <w:i/>
-                <w:color w:val="065F46"/>
-                <w:sz w:val="24"/>
-                <w:szCs w:val="24"/>
-              </w:rPr>
-            </w:r>
-            <w:proofErr w:type="gramStart"/>
-            <w:r>
-              <w:rPr>
-                <w:rFonts w:ascii="Times New Roman" w:hAnsi="Times New Roman" w:cs="Times New Roman"/>
-                <w:i/>
-                <w:color w:val="065F46"/>
-                <w:sz w:val="24"/>
-                <w:szCs w:val="24"/>
-              </w:rPr>
-            </w:r>
-            <w:proofErr w:type="gramEnd"/>
-            <w:r>
-              <w:rPr>
-                <w:rFonts w:ascii="Times New Roman" w:hAnsi="Times New Roman" w:cs="Times New Roman"/>
-                <w:i/>
-                <w:color w:val="065F46"/>
-                <w:sz w:val="24"/>
-                <w:szCs w:val="24"/>
-              </w:rPr>
-            </w:r>
-            <w:proofErr w:type="spellStart"/>
-            <w:r>
-              <w:rPr>
-                <w:rFonts w:ascii="Times New Roman" w:hAnsi="Times New Roman" w:cs="Times New Roman"/>
-                <w:i/>
-                <w:color w:val="065F46"/>
-                <w:sz w:val="24"/>
-                <w:szCs w:val="24"/>
-              </w:rPr>
-            </w:r>
-            <w:proofErr w:type="spellEnd"/>
-            <w:r>
-              <w:rPr>
-                <w:rFonts w:ascii="Times New Roman" w:hAnsi="Times New Roman" w:cs="Times New Roman"/>
-                <w:i/>
-                <w:color w:val="065F46"/>
-                <w:sz w:val="24"/>
-                <w:szCs w:val="24"/>
-              </w:rPr>
-            </w:r>
-            <w:proofErr w:type="spellStart"/>
-            <w:r>
-              <w:rPr>
-                <w:rFonts w:ascii="Times New Roman" w:hAnsi="Times New Roman" w:cs="Times New Roman"/>
-                <w:i/>
-                <w:color w:val="065F46"/>
-                <w:sz w:val="24"/>
-                <w:szCs w:val="24"/>
-              </w:rPr>
-            </w:r>
-            <w:proofErr w:type="spellEnd"/>
-            <w:r>
-              <w:rPr>
-                <w:rFonts w:ascii="Times New Roman" w:hAnsi="Times New Roman" w:cs="Times New Roman"/>
-                <w:i/>
-                <w:color w:val="065F46"/>
-                <w:sz w:val="24"/>
-                <w:szCs w:val="24"/>
-              </w:rPr>
-            </w:r>
-            <w:proofErr w:type="spellStart"/>
-            <w:r>
-              <w:rPr>
-                <w:rFonts w:ascii="Times New Roman" w:hAnsi="Times New Roman" w:cs="Times New Roman"/>
-                <w:i/>
-                <w:color w:val="065F46"/>
-                <w:sz w:val="24"/>
-                <w:szCs w:val="24"/>
-              </w:rPr>
-            </w:r>
-            <w:proofErr w:type="spellEnd"/>
-            <w:r>
-              <w:rPr>
-                <w:rFonts w:ascii="Times New Roman" w:hAnsi="Times New Roman" w:cs="Times New Roman"/>
-                <w:i/>
-                <w:color w:val="065F46"/>
-                <w:sz w:val="24"/>
-                <w:szCs w:val="24"/>
-              </w:rPr>
-            </w:r>
-            <w:proofErr w:type="spellStart"/>
-            <w:r>
-              <w:rPr>
-                <w:rFonts w:ascii="Times New Roman" w:hAnsi="Times New Roman" w:cs="Times New Roman"/>
-                <w:i/>
-                <w:color w:val="065F46"/>
-                <w:sz w:val="24"/>
-                <w:szCs w:val="24"/>
-              </w:rPr>
-            </w:r>
-            <w:proofErr w:type="spellEnd"/>
             <w:r>
               <w:t>{{item.hinh_thuc}}</w:t>
             </w:r>
@@ -26214,37 +25557,6 @@
                 <w:szCs w:val="24"/>
               </w:rPr>
             </w:pPr>
-            <w:proofErr w:type="spellStart"/>
-            <w:r>
-              <w:rPr>
-                <w:rFonts w:ascii="Times New Roman" w:hAnsi="Times New Roman" w:cs="Times New Roman"/>
-                <w:i/>
-                <w:color w:val="065F46"/>
-                <w:sz w:val="24"/>
-                <w:szCs w:val="24"/>
-              </w:rPr>
-            </w:r>
-            <w:proofErr w:type="spellEnd"/>
-            <w:r>
-              <w:rPr>
-                <w:rFonts w:ascii="Times New Roman" w:hAnsi="Times New Roman" w:cs="Times New Roman"/>
-                <w:i/>
-                <w:color w:val="065F46"/>
-                <w:sz w:val="24"/>
-                <w:szCs w:val="24"/>
-              </w:rPr>
-            </w:r>
-            <w:proofErr w:type="spellStart"/>
-            <w:r>
-              <w:rPr>
-                <w:rFonts w:ascii="Times New Roman" w:hAnsi="Times New Roman" w:cs="Times New Roman"/>
-                <w:i/>
-                <w:color w:val="065F46"/>
-                <w:sz w:val="24"/>
-                <w:szCs w:val="24"/>
-              </w:rPr>
-            </w:r>
-            <w:proofErr w:type="spellEnd"/>
             <w:r>
               <w:t>{{item.don_vi_to_chuc}}</w:t>
             </w:r>
@@ -26270,15 +25582,6 @@
               </w:rPr>
             </w:pPr>
             <w:r>
-              <w:rPr>
-                <w:rFonts w:ascii="Times New Roman" w:hAnsi="Times New Roman" w:cs="Times New Roman"/>
-                <w:i/>
-                <w:color w:val="065F46"/>
-                <w:sz w:val="24"/>
-                <w:szCs w:val="24"/>
-              </w:rPr>
-            </w:r>
-            <w:r>
               <w:t>{{item.thoi_gian}}</w:t>
             </w:r>
           </w:p>
@@ -26303,46 +25606,6 @@
               </w:rPr>
             </w:pPr>
             <w:r>
-              <w:rPr>
-                <w:rFonts w:ascii="Times New Roman" w:hAnsi="Times New Roman" w:cs="Times New Roman"/>
-                <w:i/>
-                <w:color w:val="065F46"/>
-                <w:sz w:val="24"/>
-                <w:szCs w:val="24"/>
-              </w:rPr>
-            </w:r>
-            <w:proofErr w:type="spellStart"/>
-            <w:r>
-              <w:rPr>
-                <w:rFonts w:ascii="Times New Roman" w:hAnsi="Times New Roman" w:cs="Times New Roman"/>
-                <w:i/>
-                <w:color w:val="065F46"/>
-                <w:sz w:val="24"/>
-                <w:szCs w:val="24"/>
-              </w:rPr>
-            </w:r>
-            <w:proofErr w:type="spellEnd"/>
-            <w:r>
-              <w:rPr>
-                <w:rFonts w:ascii="Times New Roman" w:hAnsi="Times New Roman" w:cs="Times New Roman"/>
-                <w:i/>
-                <w:color w:val="065F46"/>
-                <w:sz w:val="24"/>
-                <w:szCs w:val="24"/>
-              </w:rPr>
-            </w:r>
-            <w:proofErr w:type="spellStart"/>
-            <w:r>
-              <w:rPr>
-                <w:rFonts w:ascii="Times New Roman" w:hAnsi="Times New Roman" w:cs="Times New Roman"/>
-                <w:i/>
-                <w:color w:val="065F46"/>
-                <w:sz w:val="24"/>
-                <w:szCs w:val="24"/>
-              </w:rPr>
-            </w:r>
-            <w:proofErr w:type="spellEnd"/>
-            <w:r>
               <w:t>{{item.so_can_bo}}</w:t>
             </w:r>
           </w:p>
@@ -26366,113 +25629,52 @@
                 <w:szCs w:val="24"/>
               </w:rPr>
             </w:pPr>
-            <w:proofErr w:type="spellStart"/>
-            <w:r>
-              <w:rPr>
-                <w:rFonts w:ascii="Times New Roman" w:hAnsi="Times New Roman" w:cs="Times New Roman"/>
-                <w:i/>
-                <w:color w:val="065F46"/>
-                <w:sz w:val="24"/>
-                <w:szCs w:val="24"/>
-              </w:rPr>
-            </w:r>
-            <w:proofErr w:type="spellEnd"/>
-            <w:r>
-              <w:rPr>
-                <w:rFonts w:ascii="Times New Roman" w:hAnsi="Times New Roman" w:cs="Times New Roman"/>
-                <w:i/>
-                <w:color w:val="065F46"/>
-                <w:sz w:val="24"/>
-                <w:szCs w:val="24"/>
-              </w:rPr>
-            </w:r>
-            <w:proofErr w:type="spellStart"/>
-            <w:r>
-              <w:rPr>
-                <w:rFonts w:ascii="Times New Roman" w:hAnsi="Times New Roman" w:cs="Times New Roman"/>
-                <w:i/>
-                <w:color w:val="065F46"/>
-                <w:sz w:val="24"/>
-                <w:szCs w:val="24"/>
-              </w:rPr>
-            </w:r>
-            <w:proofErr w:type="spellEnd"/>
-            <w:r>
-              <w:rPr>
-                <w:rFonts w:ascii="Times New Roman" w:hAnsi="Times New Roman" w:cs="Times New Roman"/>
-                <w:i/>
-                <w:color w:val="065F46"/>
-                <w:sz w:val="24"/>
-                <w:szCs w:val="24"/>
-              </w:rPr>
-            </w:r>
-            <w:proofErr w:type="spellStart"/>
-            <w:r>
-              <w:rPr>
-                <w:rFonts w:ascii="Times New Roman" w:hAnsi="Times New Roman" w:cs="Times New Roman"/>
-                <w:i/>
-                <w:color w:val="065F46"/>
-                <w:sz w:val="24"/>
-                <w:szCs w:val="24"/>
-              </w:rPr>
-            </w:r>
-            <w:proofErr w:type="spellEnd"/>
-            <w:r>
-              <w:rPr>
-                <w:rFonts w:ascii="Times New Roman" w:hAnsi="Times New Roman" w:cs="Times New Roman"/>
-                <w:i/>
-                <w:color w:val="065F46"/>
-                <w:sz w:val="24"/>
-                <w:szCs w:val="24"/>
-              </w:rPr>
-            </w:r>
-            <w:proofErr w:type="spellStart"/>
-            <w:r>
-              <w:rPr>
-                <w:rFonts w:ascii="Times New Roman" w:hAnsi="Times New Roman" w:cs="Times New Roman"/>
-                <w:i/>
-                <w:color w:val="065F46"/>
-                <w:sz w:val="24"/>
-                <w:szCs w:val="24"/>
-              </w:rPr>
-            </w:r>
-            <w:proofErr w:type="spellEnd"/>
-            <w:r>
-              <w:rPr>
-                <w:rFonts w:ascii="Times New Roman" w:hAnsi="Times New Roman" w:cs="Times New Roman"/>
-                <w:i/>
-                <w:color w:val="065F46"/>
-                <w:sz w:val="24"/>
-                <w:szCs w:val="24"/>
-              </w:rPr>
-            </w:r>
-            <w:proofErr w:type="spellStart"/>
-            <w:r>
-              <w:rPr>
-                <w:rFonts w:ascii="Times New Roman" w:hAnsi="Times New Roman" w:cs="Times New Roman"/>
-                <w:i/>
-                <w:color w:val="065F46"/>
-                <w:sz w:val="24"/>
-                <w:szCs w:val="24"/>
-              </w:rPr>
-            </w:r>
-            <w:proofErr w:type="spellEnd"/>
-            <w:r>
-              <w:rPr>
-                <w:rFonts w:ascii="Times New Roman" w:hAnsi="Times New Roman" w:cs="Times New Roman"/>
-                <w:i/>
-                <w:color w:val="065F46"/>
-                <w:sz w:val="24"/>
-                <w:szCs w:val="24"/>
-              </w:rPr>
-            </w:r>
             <w:r>
               <w:t>{{item.chung_chi_so_vb}}</w:t>
             </w:r>
-            <w:r>
-              <w:t>{% endfor %}</w:t>
-            </w:r>
-          </w:p>
+          </w:p>
+        </w:tc>
+      </w:tr>
+      <w:tr>
+        <w:tc>
+          <w:tcPr>
+            <w:tcW w:type="dxa" w:w="1397"/>
+          </w:tcPr>
+          <w:p>
+            <w:r>
+              <w:t>{%tr endfor %}</w:t>
+            </w:r>
+          </w:p>
+        </w:tc>
+        <w:tc>
+          <w:tcPr>
+            <w:tcW w:type="dxa" w:w="2010"/>
+          </w:tcPr>
+          <w:p/>
+        </w:tc>
+        <w:tc>
+          <w:tcPr>
+            <w:tcW w:type="dxa" w:w="1542"/>
+          </w:tcPr>
+          <w:p/>
+        </w:tc>
+        <w:tc>
+          <w:tcPr>
+            <w:tcW w:type="dxa" w:w="1603"/>
+          </w:tcPr>
+          <w:p/>
+        </w:tc>
+        <w:tc>
+          <w:tcPr>
+            <w:tcW w:type="dxa" w:w="1411"/>
+          </w:tcPr>
+          <w:p/>
+        </w:tc>
+        <w:tc>
+          <w:tcPr>
+            <w:tcW w:type="dxa" w:w="1608"/>
+          </w:tcPr>
+          <w:p/>
         </w:tc>
       </w:tr>
       <w:tr>
@@ -27077,7 +26279,6 @@
       <w:tblPr>
         <w:tblStyle w:val="TableGrid"/>
         <w:tblW w:w="0" w:type="auto"/>
-        <w:tblLayout w:type="autofit"/>
         <w:tblLook w:val="04A0" w:firstRow="1" w:lastRow="0" w:firstColumn="1" w:lastColumn="0" w:noHBand="0" w:noVBand="1"/>
       </w:tblPr>
       <w:tblGrid>
@@ -27263,6 +26464,42 @@
       <w:tr>
         <w:tc>
           <w:tcPr>
+            <w:tcW w:type="dxa" w:w="1669"/>
+          </w:tcPr>
+          <w:p>
+            <w:r>
+              <w:t>{%tr for item in kiem_tra_attt %}</w:t>
+            </w:r>
+          </w:p>
+        </w:tc>
+        <w:tc>
+          <w:tcPr>
+            <w:tcW w:type="dxa" w:w="2299"/>
+          </w:tcPr>
+          <w:p/>
+        </w:tc>
+        <w:tc>
+          <w:tcPr>
+            <w:tcW w:type="dxa" w:w="1791"/>
+          </w:tcPr>
+          <w:p/>
+        </w:tc>
+        <w:tc>
+          <w:tcPr>
+            <w:tcW w:type="dxa" w:w="1726"/>
+          </w:tcPr>
+          <w:p/>
+        </w:tc>
+        <w:tc>
+          <w:tcPr>
+            <w:tcW w:type="dxa" w:w="2086"/>
+          </w:tcPr>
+          <w:p/>
+        </w:tc>
+      </w:tr>
+      <w:tr>
+        <w:tc>
+          <w:tcPr>
             <w:tcW w:w="1871" w:type="dxa"/>
             <w:tcBorders>
               <w:top w:val="single" w:sz="4" w:space="0" w:color="CBD5E1"/>
@@ -27282,16 +26519,6 @@
               </w:rPr>
             </w:pPr>
             <w:r>
-              <w:rPr>
-                <w:rFonts w:ascii="Times New Roman" w:hAnsi="Times New Roman" w:cs="Times New Roman"/>
-                <w:sz w:val="24"/>
-                <w:szCs w:val="24"/>
-              </w:rPr>
-            </w:r>
-            <w:r>
-              <w:t>{% for item in kiem_tra_attt %}</w:t>
-            </w:r>
-            <w:r>
               <w:t>{{item.idx}}</w:t>
             </w:r>
           </w:p>
@@ -27315,66 +26542,6 @@
                 <w:szCs w:val="24"/>
               </w:rPr>
             </w:pPr>
-            <w:proofErr w:type="spellStart"/>
-            <w:r>
-              <w:rPr>
-                <w:rFonts w:ascii="Times New Roman" w:hAnsi="Times New Roman" w:cs="Times New Roman"/>
-                <w:i/>
-                <w:color w:val="065F46"/>
-                <w:sz w:val="24"/>
-                <w:szCs w:val="24"/>
-              </w:rPr>
-            </w:r>
-            <w:proofErr w:type="spellEnd"/>
-            <w:r>
-              <w:rPr>
-                <w:rFonts w:ascii="Times New Roman" w:hAnsi="Times New Roman" w:cs="Times New Roman"/>
-                <w:i/>
-                <w:color w:val="065F46"/>
-                <w:sz w:val="24"/>
-                <w:szCs w:val="24"/>
-              </w:rPr>
-            </w:r>
-            <w:proofErr w:type="spellStart"/>
-            <w:r>
-              <w:rPr>
-                <w:rFonts w:ascii="Times New Roman" w:hAnsi="Times New Roman" w:cs="Times New Roman"/>
-                <w:i/>
-                <w:color w:val="065F46"/>
-                <w:sz w:val="24"/>
-                <w:szCs w:val="24"/>
-              </w:rPr>
-            </w:r>
-            <w:proofErr w:type="spellEnd"/>
-            <w:r>
-              <w:rPr>
-                <w:rFonts w:ascii="Times New Roman" w:hAnsi="Times New Roman" w:cs="Times New Roman"/>
-                <w:i/>
-                <w:color w:val="065F46"/>
-                <w:sz w:val="24"/>
-                <w:szCs w:val="24"/>
-              </w:rPr>
-            </w:r>
-            <w:proofErr w:type="spellStart"/>
-            <w:r>
-              <w:rPr>
-                <w:rFonts w:ascii="Times New Roman" w:hAnsi="Times New Roman" w:cs="Times New Roman"/>
-                <w:i/>
-                <w:color w:val="065F46"/>
-                <w:sz w:val="24"/>
-                <w:szCs w:val="24"/>
-              </w:rPr>
-            </w:r>
-            <w:proofErr w:type="spellEnd"/>
-            <w:r>
-              <w:rPr>
-                <w:rFonts w:ascii="Times New Roman" w:hAnsi="Times New Roman" w:cs="Times New Roman"/>
-                <w:i/>
-                <w:color w:val="065F46"/>
-                <w:sz w:val="24"/>
-                <w:szCs w:val="24"/>
-              </w:rPr>
-            </w:r>
             <w:r>
               <w:t>{{item.loai_kiem_tra}}</w:t>
             </w:r>
@@ -27399,37 +26566,6 @@
                 <w:szCs w:val="24"/>
               </w:rPr>
             </w:pPr>
-            <w:proofErr w:type="spellStart"/>
-            <w:r>
-              <w:rPr>
-                <w:rFonts w:ascii="Times New Roman" w:hAnsi="Times New Roman" w:cs="Times New Roman"/>
-                <w:i/>
-                <w:color w:val="065F46"/>
-                <w:sz w:val="24"/>
-                <w:szCs w:val="24"/>
-              </w:rPr>
-            </w:r>
-            <w:proofErr w:type="spellEnd"/>
-            <w:r>
-              <w:rPr>
-                <w:rFonts w:ascii="Times New Roman" w:hAnsi="Times New Roman" w:cs="Times New Roman"/>
-                <w:i/>
-                <w:color w:val="065F46"/>
-                <w:sz w:val="24"/>
-                <w:szCs w:val="24"/>
-              </w:rPr>
-            </w:r>
-            <w:proofErr w:type="spellStart"/>
-            <w:r>
-              <w:rPr>
-                <w:rFonts w:ascii="Times New Roman" w:hAnsi="Times New Roman" w:cs="Times New Roman"/>
-                <w:i/>
-                <w:color w:val="065F46"/>
-                <w:sz w:val="24"/>
-                <w:szCs w:val="24"/>
-              </w:rPr>
-            </w:r>
-            <w:proofErr w:type="spellEnd"/>
             <w:r>
               <w:t>{{item.don_vi_thuc_hien}}</w:t>
             </w:r>
@@ -27454,15 +26590,6 @@
                 <w:szCs w:val="24"/>
               </w:rPr>
             </w:pPr>
-            <w:r>
-              <w:rPr>
-                <w:rFonts w:ascii="Times New Roman" w:hAnsi="Times New Roman" w:cs="Times New Roman"/>
-                <w:i/>
-                <w:color w:val="065F46"/>
-                <w:sz w:val="24"/>
-                <w:szCs w:val="24"/>
-              </w:rPr>
-            </w:r>
             <w:r>
               <w:t>{{item.thoi_gian}}</w:t>
             </w:r>
@@ -27489,184 +26616,46 @@
                 <w:szCs w:val="24"/>
               </w:rPr>
             </w:pPr>
-            <w:proofErr w:type="spellStart"/>
-            <w:r>
-              <w:rPr>
-                <w:rFonts w:ascii="Times New Roman" w:hAnsi="Times New Roman" w:cs="Times New Roman"/>
-                <w:i/>
-                <w:color w:val="065F46"/>
-                <w:sz w:val="24"/>
-                <w:szCs w:val="24"/>
-              </w:rPr>
-            </w:r>
-            <w:proofErr w:type="spellEnd"/>
-            <w:r>
-              <w:rPr>
-                <w:rFonts w:ascii="Times New Roman" w:hAnsi="Times New Roman" w:cs="Times New Roman"/>
-                <w:i/>
-                <w:color w:val="065F46"/>
-                <w:sz w:val="24"/>
-                <w:szCs w:val="24"/>
-              </w:rPr>
-            </w:r>
-            <w:proofErr w:type="spellStart"/>
-            <w:r>
-              <w:rPr>
-                <w:rFonts w:ascii="Times New Roman" w:hAnsi="Times New Roman" w:cs="Times New Roman"/>
-                <w:i/>
-                <w:color w:val="065F46"/>
-                <w:sz w:val="24"/>
-                <w:szCs w:val="24"/>
-              </w:rPr>
-            </w:r>
-            <w:proofErr w:type="spellEnd"/>
-            <w:r>
-              <w:rPr>
-                <w:rFonts w:ascii="Times New Roman" w:hAnsi="Times New Roman" w:cs="Times New Roman"/>
-                <w:i/>
-                <w:color w:val="065F46"/>
-                <w:sz w:val="24"/>
-                <w:szCs w:val="24"/>
-              </w:rPr>
-            </w:r>
-            <w:proofErr w:type="spellStart"/>
-            <w:r>
-              <w:rPr>
-                <w:rFonts w:ascii="Times New Roman" w:hAnsi="Times New Roman" w:cs="Times New Roman"/>
-                <w:i/>
-                <w:color w:val="065F46"/>
-                <w:sz w:val="24"/>
-                <w:szCs w:val="24"/>
-              </w:rPr>
-            </w:r>
-            <w:proofErr w:type="spellEnd"/>
-            <w:r>
-              <w:rPr>
-                <w:rFonts w:ascii="Times New Roman" w:hAnsi="Times New Roman" w:cs="Times New Roman"/>
-                <w:i/>
-                <w:color w:val="065F46"/>
-                <w:sz w:val="24"/>
-                <w:szCs w:val="24"/>
-              </w:rPr>
-            </w:r>
-            <w:proofErr w:type="spellStart"/>
-            <w:r>
-              <w:rPr>
-                <w:rFonts w:ascii="Times New Roman" w:hAnsi="Times New Roman" w:cs="Times New Roman"/>
-                <w:i/>
-                <w:color w:val="065F46"/>
-                <w:sz w:val="24"/>
-                <w:szCs w:val="24"/>
-              </w:rPr>
-            </w:r>
-            <w:proofErr w:type="spellEnd"/>
-            <w:r>
-              <w:rPr>
-                <w:rFonts w:ascii="Times New Roman" w:hAnsi="Times New Roman" w:cs="Times New Roman"/>
-                <w:i/>
-                <w:color w:val="065F46"/>
-                <w:sz w:val="24"/>
-                <w:szCs w:val="24"/>
-              </w:rPr>
-            </w:r>
-            <w:proofErr w:type="spellStart"/>
-            <w:r>
-              <w:rPr>
-                <w:rFonts w:ascii="Times New Roman" w:hAnsi="Times New Roman" w:cs="Times New Roman"/>
-                <w:i/>
-                <w:color w:val="065F46"/>
-                <w:sz w:val="24"/>
-                <w:szCs w:val="24"/>
-              </w:rPr>
-            </w:r>
-            <w:proofErr w:type="spellEnd"/>
-            <w:r>
-              <w:rPr>
-                <w:rFonts w:ascii="Times New Roman" w:hAnsi="Times New Roman" w:cs="Times New Roman"/>
-                <w:i/>
-                <w:color w:val="065F46"/>
-                <w:sz w:val="24"/>
-                <w:szCs w:val="24"/>
-              </w:rPr>
-            </w:r>
-            <w:proofErr w:type="spellStart"/>
-            <w:r>
-              <w:rPr>
-                <w:rFonts w:ascii="Times New Roman" w:hAnsi="Times New Roman" w:cs="Times New Roman"/>
-                <w:i/>
-                <w:color w:val="065F46"/>
-                <w:sz w:val="24"/>
-                <w:szCs w:val="24"/>
-              </w:rPr>
-            </w:r>
-            <w:proofErr w:type="spellEnd"/>
-            <w:r>
-              <w:rPr>
-                <w:rFonts w:ascii="Times New Roman" w:hAnsi="Times New Roman" w:cs="Times New Roman"/>
-                <w:i/>
-                <w:color w:val="065F46"/>
-                <w:sz w:val="24"/>
-                <w:szCs w:val="24"/>
-              </w:rPr>
-            </w:r>
-            <w:proofErr w:type="spellStart"/>
-            <w:r>
-              <w:rPr>
-                <w:rFonts w:ascii="Times New Roman" w:hAnsi="Times New Roman" w:cs="Times New Roman"/>
-                <w:i/>
-                <w:color w:val="065F46"/>
-                <w:sz w:val="24"/>
-                <w:szCs w:val="24"/>
-              </w:rPr>
-            </w:r>
-            <w:proofErr w:type="spellEnd"/>
-            <w:r>
-              <w:rPr>
-                <w:rFonts w:ascii="Times New Roman" w:hAnsi="Times New Roman" w:cs="Times New Roman"/>
-                <w:i/>
-                <w:color w:val="065F46"/>
-                <w:sz w:val="24"/>
-                <w:szCs w:val="24"/>
-              </w:rPr>
-            </w:r>
-            <w:proofErr w:type="spellStart"/>
-            <w:r>
-              <w:rPr>
-                <w:rFonts w:ascii="Times New Roman" w:hAnsi="Times New Roman" w:cs="Times New Roman"/>
-                <w:i/>
-                <w:color w:val="065F46"/>
-                <w:sz w:val="24"/>
-                <w:szCs w:val="24"/>
-              </w:rPr>
-            </w:r>
-            <w:proofErr w:type="spellEnd"/>
-            <w:r>
-              <w:rPr>
-                <w:rFonts w:ascii="Times New Roman" w:hAnsi="Times New Roman" w:cs="Times New Roman"/>
-                <w:i/>
-                <w:color w:val="065F46"/>
-                <w:sz w:val="24"/>
-                <w:szCs w:val="24"/>
-              </w:rPr>
-            </w:r>
-            <w:proofErr w:type="spellStart"/>
-            <w:r>
-              <w:rPr>
-                <w:rFonts w:ascii="Times New Roman" w:hAnsi="Times New Roman" w:cs="Times New Roman"/>
-                <w:i/>
-                <w:color w:val="065F46"/>
-                <w:sz w:val="24"/>
-                <w:szCs w:val="24"/>
-              </w:rPr>
-            </w:r>
-            <w:proofErr w:type="spellEnd"/>
             <w:r>
               <w:t>{{item.ket_qua_so_vb}}</w:t>
             </w:r>
-            <w:r>
-              <w:t>{% endfor %}</w:t>
-            </w:r>
-          </w:p>
+          </w:p>
+        </w:tc>
+      </w:tr>
+      <w:tr>
+        <w:tc>
+          <w:tcPr>
+            <w:tcW w:type="dxa" w:w="1669"/>
+          </w:tcPr>
+          <w:p>
+            <w:r>
+              <w:t>{%tr endfor %}</w:t>
+            </w:r>
+          </w:p>
+        </w:tc>
+        <w:tc>
+          <w:tcPr>
+            <w:tcW w:type="dxa" w:w="2299"/>
+          </w:tcPr>
+          <w:p/>
+        </w:tc>
+        <w:tc>
+          <w:tcPr>
+            <w:tcW w:type="dxa" w:w="1791"/>
+          </w:tcPr>
+          <w:p/>
+        </w:tc>
+        <w:tc>
+          <w:tcPr>
+            <w:tcW w:type="dxa" w:w="1726"/>
+          </w:tcPr>
+          <w:p/>
+        </w:tc>
+        <w:tc>
+          <w:tcPr>
+            <w:tcW w:type="dxa" w:w="2086"/>
+          </w:tcPr>
+          <w:p/>
         </w:tc>
       </w:tr>
       <w:tr>
@@ -28852,7 +27841,6 @@
       <w:tblPr>
         <w:tblStyle w:val="TableGrid"/>
         <w:tblW w:w="0" w:type="auto"/>
-        <w:tblLayout w:type="autofit"/>
         <w:tblLook w:val="04A0" w:firstRow="1" w:lastRow="0" w:firstColumn="1" w:lastColumn="0" w:noHBand="0" w:noVBand="1"/>
       </w:tblPr>
       <w:tblGrid>
@@ -29016,6 +28004,36 @@
       <w:tr>
         <w:tc>
           <w:tcPr>
+            <w:tcW w:type="dxa" w:w="1975"/>
+          </w:tcPr>
+          <w:p>
+            <w:r>
+              <w:t>{%tr for item in port_switch %}</w:t>
+            </w:r>
+          </w:p>
+        </w:tc>
+        <w:tc>
+          <w:tcPr>
+            <w:tcW w:type="dxa" w:w="1974"/>
+          </w:tcPr>
+          <w:p/>
+        </w:tc>
+        <w:tc>
+          <w:tcPr>
+            <w:tcW w:type="dxa" w:w="3573"/>
+          </w:tcPr>
+          <w:p/>
+        </w:tc>
+        <w:tc>
+          <w:tcPr>
+            <w:tcW w:type="dxa" w:w="2049"/>
+          </w:tcPr>
+          <w:p/>
+        </w:tc>
+      </w:tr>
+      <w:tr>
+        <w:tc>
+          <w:tcPr>
             <w:tcW w:w="2339" w:type="dxa"/>
             <w:tcBorders>
               <w:top w:val="single" w:sz="4" w:space="0" w:color="CBD5E1"/>
@@ -29034,29 +28052,6 @@
               </w:rPr>
             </w:pPr>
             <w:r>
-              <w:rPr>
-                <w:rFonts w:ascii="Times New Roman" w:hAnsi="Times New Roman" w:cs="Times New Roman"/>
-                <w:i/>
-                <w:color w:val="065F46"/>
-                <w:sz w:val="24"/>
-                <w:szCs w:val="24"/>
-              </w:rPr>
-            </w:r>
-            <w:proofErr w:type="spellStart"/>
-            <w:r>
-              <w:rPr>
-                <w:rFonts w:ascii="Times New Roman" w:hAnsi="Times New Roman" w:cs="Times New Roman"/>
-                <w:i/>
-                <w:color w:val="065F46"/>
-                <w:sz w:val="24"/>
-                <w:szCs w:val="24"/>
-              </w:rPr>
-            </w:r>
-            <w:proofErr w:type="spellEnd"/>
-            <w:r>
-              <w:t>{% for item in port_switch %}</w:t>
-            </w:r>
-            <w:r>
               <w:t>{{item.ten_switch}}</w:t>
             </w:r>
           </w:p>
@@ -29081,26 +28076,6 @@
               </w:rPr>
             </w:pPr>
             <w:r>
-              <w:rPr>
-                <w:rFonts w:ascii="Times New Roman" w:hAnsi="Times New Roman" w:cs="Times New Roman"/>
-                <w:i/>
-                <w:color w:val="065F46"/>
-                <w:sz w:val="24"/>
-                <w:szCs w:val="24"/>
-              </w:rPr>
-            </w:r>
-            <w:proofErr w:type="spellStart"/>
-            <w:r>
-              <w:rPr>
-                <w:rFonts w:ascii="Times New Roman" w:hAnsi="Times New Roman" w:cs="Times New Roman"/>
-                <w:i/>
-                <w:color w:val="065F46"/>
-                <w:sz w:val="24"/>
-                <w:szCs w:val="24"/>
-              </w:rPr>
-            </w:r>
-            <w:proofErr w:type="spellEnd"/>
-            <w:r>
               <w:t>{{item.so_cong}}</w:t>
             </w:r>
           </w:p>
@@ -29125,15 +28100,6 @@
               </w:rPr>
             </w:pPr>
             <w:r>
-              <w:rPr>
-                <w:rFonts w:ascii="Times New Roman" w:hAnsi="Times New Roman" w:cs="Times New Roman"/>
-                <w:i/>
-                <w:color w:val="065F46"/>
-                <w:sz w:val="24"/>
-                <w:szCs w:val="24"/>
-              </w:rPr>
-            </w:r>
-            <w:r>
               <w:t>{{item.cong_su_dung}}</w:t>
             </w:r>
           </w:p>
@@ -29158,30 +28124,39 @@
               </w:rPr>
             </w:pPr>
             <w:r>
-              <w:rPr>
-                <w:rFonts w:ascii="Times New Roman" w:hAnsi="Times New Roman" w:cs="Times New Roman"/>
-                <w:i/>
-                <w:color w:val="065F46"/>
-                <w:sz w:val="24"/>
-                <w:szCs w:val="24"/>
-              </w:rPr>
-            </w:r>
-            <w:r>
-              <w:rPr>
-                <w:rFonts w:ascii="Times New Roman" w:hAnsi="Times New Roman" w:cs="Times New Roman"/>
-                <w:i/>
-                <w:color w:val="065F46"/>
-                <w:sz w:val="24"/>
-                <w:szCs w:val="24"/>
-              </w:rPr>
-            </w:r>
-            <w:r>
               <w:t>{{item.ghi_chu}}</w:t>
             </w:r>
-            <w:r>
-              <w:t>{% endfor %}</w:t>
-            </w:r>
-          </w:p>
+          </w:p>
+        </w:tc>
+      </w:tr>
+      <w:tr>
+        <w:tc>
+          <w:tcPr>
+            <w:tcW w:type="dxa" w:w="1975"/>
+          </w:tcPr>
+          <w:p>
+            <w:r>
+              <w:t>{%tr endfor %}</w:t>
+            </w:r>
+          </w:p>
+        </w:tc>
+        <w:tc>
+          <w:tcPr>
+            <w:tcW w:type="dxa" w:w="1974"/>
+          </w:tcPr>
+          <w:p/>
+        </w:tc>
+        <w:tc>
+          <w:tcPr>
+            <w:tcW w:type="dxa" w:w="3573"/>
+          </w:tcPr>
+          <w:p/>
+        </w:tc>
+        <w:tc>
+          <w:tcPr>
+            <w:tcW w:type="dxa" w:w="2049"/>
+          </w:tcPr>
+          <w:p/>
         </w:tc>
       </w:tr>
       <w:tr>
@@ -30823,7 +29798,6 @@
       <w:tblPr>
         <w:tblStyle w:val="TableGrid"/>
         <w:tblW w:w="0" w:type="auto"/>
-        <w:tblLayout w:type="autofit"/>
         <w:tblLook w:val="04A0" w:firstRow="1" w:lastRow="0" w:firstColumn="1" w:lastColumn="0" w:noHBand="0" w:noVBand="1"/>
       </w:tblPr>
       <w:tblGrid>
@@ -30976,6 +29950,36 @@
       <w:tr>
         <w:tc>
           <w:tcPr>
+            <w:tcW w:type="dxa" w:w="2316"/>
+          </w:tcPr>
+          <w:p>
+            <w:r>
+              <w:t>{%tr for item in T5_vi_tri %}</w:t>
+            </w:r>
+          </w:p>
+        </w:tc>
+        <w:tc>
+          <w:tcPr>
+            <w:tcW w:type="dxa" w:w="2313"/>
+          </w:tcPr>
+          <w:p/>
+        </w:tc>
+        <w:tc>
+          <w:tcPr>
+            <w:tcW w:type="dxa" w:w="2526"/>
+          </w:tcPr>
+          <w:p/>
+        </w:tc>
+        <w:tc>
+          <w:tcPr>
+            <w:tcW w:type="dxa" w:w="2416"/>
+          </w:tcPr>
+          <w:p/>
+        </w:tc>
+      </w:tr>
+      <w:tr>
+        <w:tc>
+          <w:tcPr>
             <w:tcW w:w="2339" w:type="dxa"/>
             <w:tcBorders>
               <w:top w:val="single" w:sz="4" w:space="0" w:color="CBD5E1"/>
@@ -30994,18 +29998,6 @@
               </w:rPr>
             </w:pPr>
             <w:r>
-              <w:rPr>
-                <w:rFonts w:ascii="Times New Roman" w:hAnsi="Times New Roman" w:cs="Times New Roman"/>
-                <w:i/>
-                <w:color w:val="065F46"/>
-                <w:sz w:val="24"/>
-                <w:szCs w:val="24"/>
-              </w:rPr>
-            </w:r>
-            <w:r>
-              <w:t>{% for item in T5_vi_tri %}</w:t>
-            </w:r>
-            <w:r>
               <w:t>{{item.idx}}</w:t>
             </w:r>
           </w:p>
@@ -31030,26 +30022,6 @@
                 <w:szCs w:val="24"/>
               </w:rPr>
             </w:pPr>
-            <w:proofErr w:type="spellStart"/>
-            <w:r>
-              <w:rPr>
-                <w:rFonts w:ascii="Times New Roman" w:hAnsi="Times New Roman" w:cs="Times New Roman"/>
-                <w:i/>
-                <w:color w:val="065F46"/>
-                <w:sz w:val="24"/>
-                <w:szCs w:val="24"/>
-              </w:rPr>
-            </w:r>
-            <w:proofErr w:type="spellEnd"/>
-            <w:r>
-              <w:rPr>
-                <w:rFonts w:ascii="Times New Roman" w:hAnsi="Times New Roman" w:cs="Times New Roman"/>
-                <w:i/>
-                <w:color w:val="065F46"/>
-                <w:sz w:val="24"/>
-                <w:szCs w:val="24"/>
-              </w:rPr>
-            </w:r>
             <w:r>
               <w:t>{{item.thiet_bi}}</w:t>
             </w:r>
@@ -31074,46 +30046,6 @@
                 <w:szCs w:val="24"/>
               </w:rPr>
             </w:pPr>
-            <w:proofErr w:type="spellStart"/>
-            <w:r>
-              <w:rPr>
-                <w:rFonts w:ascii="Times New Roman" w:hAnsi="Times New Roman" w:cs="Times New Roman"/>
-                <w:i/>
-                <w:color w:val="065F46"/>
-                <w:sz w:val="24"/>
-                <w:szCs w:val="24"/>
-              </w:rPr>
-            </w:r>
-            <w:proofErr w:type="spellEnd"/>
-            <w:r>
-              <w:rPr>
-                <w:rFonts w:ascii="Times New Roman" w:hAnsi="Times New Roman" w:cs="Times New Roman"/>
-                <w:i/>
-                <w:color w:val="065F46"/>
-                <w:sz w:val="24"/>
-                <w:szCs w:val="24"/>
-              </w:rPr>
-            </w:r>
-            <w:proofErr w:type="spellStart"/>
-            <w:r>
-              <w:rPr>
-                <w:rFonts w:ascii="Times New Roman" w:hAnsi="Times New Roman" w:cs="Times New Roman"/>
-                <w:i/>
-                <w:color w:val="065F46"/>
-                <w:sz w:val="24"/>
-                <w:szCs w:val="24"/>
-              </w:rPr>
-            </w:r>
-            <w:proofErr w:type="spellEnd"/>
-            <w:r>
-              <w:rPr>
-                <w:rFonts w:ascii="Times New Roman" w:hAnsi="Times New Roman" w:cs="Times New Roman"/>
-                <w:i/>
-                <w:color w:val="065F46"/>
-                <w:sz w:val="24"/>
-                <w:szCs w:val="24"/>
-              </w:rPr>
-            </w:r>
             <w:r>
               <w:t>{{item.tang}}</w:t>
             </w:r>
@@ -31138,144 +30070,40 @@
                 <w:szCs w:val="24"/>
               </w:rPr>
             </w:pPr>
-            <w:proofErr w:type="spellStart"/>
-            <w:r>
-              <w:rPr>
-                <w:rFonts w:ascii="Times New Roman" w:hAnsi="Times New Roman" w:cs="Times New Roman"/>
-                <w:i/>
-                <w:color w:val="065F46"/>
-                <w:sz w:val="24"/>
-                <w:szCs w:val="24"/>
-              </w:rPr>
-            </w:r>
-            <w:proofErr w:type="spellEnd"/>
-            <w:r>
-              <w:rPr>
-                <w:rFonts w:ascii="Times New Roman" w:hAnsi="Times New Roman" w:cs="Times New Roman"/>
-                <w:i/>
-                <w:color w:val="065F46"/>
-                <w:sz w:val="24"/>
-                <w:szCs w:val="24"/>
-              </w:rPr>
-            </w:r>
-            <w:proofErr w:type="spellStart"/>
-            <w:r>
-              <w:rPr>
-                <w:rFonts w:ascii="Times New Roman" w:hAnsi="Times New Roman" w:cs="Times New Roman"/>
-                <w:i/>
-                <w:color w:val="065F46"/>
-                <w:sz w:val="24"/>
-                <w:szCs w:val="24"/>
-              </w:rPr>
-            </w:r>
-            <w:proofErr w:type="spellEnd"/>
-            <w:r>
-              <w:rPr>
-                <w:rFonts w:ascii="Times New Roman" w:hAnsi="Times New Roman" w:cs="Times New Roman"/>
-                <w:i/>
-                <w:color w:val="065F46"/>
-                <w:sz w:val="24"/>
-                <w:szCs w:val="24"/>
-              </w:rPr>
-            </w:r>
-            <w:proofErr w:type="spellStart"/>
-            <w:r>
-              <w:rPr>
-                <w:rFonts w:ascii="Times New Roman" w:hAnsi="Times New Roman" w:cs="Times New Roman"/>
-                <w:i/>
-                <w:color w:val="065F46"/>
-                <w:sz w:val="24"/>
-                <w:szCs w:val="24"/>
-              </w:rPr>
-            </w:r>
-            <w:proofErr w:type="spellEnd"/>
-            <w:r>
-              <w:rPr>
-                <w:rFonts w:ascii="Times New Roman" w:hAnsi="Times New Roman" w:cs="Times New Roman"/>
-                <w:i/>
-                <w:color w:val="065F46"/>
-                <w:sz w:val="24"/>
-                <w:szCs w:val="24"/>
-              </w:rPr>
-            </w:r>
-            <w:proofErr w:type="spellStart"/>
-            <w:r>
-              <w:rPr>
-                <w:rFonts w:ascii="Times New Roman" w:hAnsi="Times New Roman" w:cs="Times New Roman"/>
-                <w:i/>
-                <w:color w:val="065F46"/>
-                <w:sz w:val="24"/>
-                <w:szCs w:val="24"/>
-              </w:rPr>
-            </w:r>
-            <w:proofErr w:type="spellEnd"/>
-            <w:r>
-              <w:rPr>
-                <w:rFonts w:ascii="Times New Roman" w:hAnsi="Times New Roman" w:cs="Times New Roman"/>
-                <w:i/>
-                <w:color w:val="065F46"/>
-                <w:sz w:val="24"/>
-                <w:szCs w:val="24"/>
-              </w:rPr>
-            </w:r>
-            <w:proofErr w:type="spellStart"/>
-            <w:r>
-              <w:rPr>
-                <w:rFonts w:ascii="Times New Roman" w:hAnsi="Times New Roman" w:cs="Times New Roman"/>
-                <w:i/>
-                <w:color w:val="065F46"/>
-                <w:sz w:val="24"/>
-                <w:szCs w:val="24"/>
-              </w:rPr>
-            </w:r>
-            <w:proofErr w:type="spellEnd"/>
-            <w:r>
-              <w:rPr>
-                <w:rFonts w:ascii="Times New Roman" w:hAnsi="Times New Roman" w:cs="Times New Roman"/>
-                <w:i/>
-                <w:color w:val="065F46"/>
-                <w:sz w:val="24"/>
-                <w:szCs w:val="24"/>
-              </w:rPr>
-            </w:r>
-            <w:proofErr w:type="spellStart"/>
-            <w:r>
-              <w:rPr>
-                <w:rFonts w:ascii="Times New Roman" w:hAnsi="Times New Roman" w:cs="Times New Roman"/>
-                <w:i/>
-                <w:color w:val="065F46"/>
-                <w:sz w:val="24"/>
-                <w:szCs w:val="24"/>
-              </w:rPr>
-            </w:r>
-            <w:proofErr w:type="spellEnd"/>
-            <w:r>
-              <w:rPr>
-                <w:rFonts w:ascii="Times New Roman" w:hAnsi="Times New Roman" w:cs="Times New Roman"/>
-                <w:i/>
-                <w:color w:val="065F46"/>
-                <w:sz w:val="24"/>
-                <w:szCs w:val="24"/>
-              </w:rPr>
-            </w:r>
-            <w:proofErr w:type="spellStart"/>
-            <w:r>
-              <w:rPr>
-                <w:rFonts w:ascii="Times New Roman" w:hAnsi="Times New Roman" w:cs="Times New Roman"/>
-                <w:i/>
-                <w:color w:val="065F46"/>
-                <w:sz w:val="24"/>
-                <w:szCs w:val="24"/>
-              </w:rPr>
-            </w:r>
-            <w:proofErr w:type="spellEnd"/>
             <w:r>
               <w:t>{{item.phong}}</w:t>
             </w:r>
-            <w:r>
-              <w:t>{% endfor %}</w:t>
-            </w:r>
-          </w:p>
+          </w:p>
+        </w:tc>
+      </w:tr>
+      <w:tr>
+        <w:tc>
+          <w:tcPr>
+            <w:tcW w:type="dxa" w:w="2316"/>
+          </w:tcPr>
+          <w:p>
+            <w:r>
+              <w:t>{%tr endfor %}</w:t>
+            </w:r>
+          </w:p>
+        </w:tc>
+        <w:tc>
+          <w:tcPr>
+            <w:tcW w:type="dxa" w:w="2313"/>
+          </w:tcPr>
+          <w:p/>
+        </w:tc>
+        <w:tc>
+          <w:tcPr>
+            <w:tcW w:type="dxa" w:w="2526"/>
+          </w:tcPr>
+          <w:p/>
+        </w:tc>
+        <w:tc>
+          <w:tcPr>
+            <w:tcW w:type="dxa" w:w="2416"/>
+          </w:tcPr>
+          <w:p/>
         </w:tc>
       </w:tr>
       <w:tr>

--- a/Code/backend/templates/phieu_khao_sat_template.docx
+++ b/Code/backend/templates/phieu_khao_sat_template.docx
@@ -589,7 +589,7 @@
           <w:sz w:val="24"/>
           <w:szCs w:val="24"/>
         </w:rPr>
-        <w:t xml:space="preserve">A1. Tên đơn vị chủ quản hệ thống </w:t>
+        <w:t>A1. Tên đơn vị chủ quản hệ thống thông tin (*)  {{ ten_don_vi }}</w:t>
       </w:r>
       <w:proofErr w:type="spellStart"/>
       <w:r>
@@ -599,7 +599,6 @@
           <w:sz w:val="24"/>
           <w:szCs w:val="24"/>
         </w:rPr>
-        <w:t>thông</w:t>
       </w:r>
       <w:proofErr w:type="spellEnd"/>
       <w:r>
@@ -609,7 +608,6 @@
           <w:sz w:val="24"/>
           <w:szCs w:val="24"/>
         </w:rPr>
-        <w:t xml:space="preserve"> tin</w:t>
       </w:r>
       <w:r>
         <w:rPr>
@@ -619,7 +617,6 @@
           <w:sz w:val="24"/>
           <w:szCs w:val="24"/>
         </w:rPr>
-        <w:t xml:space="preserve"> (*</w:t>
       </w:r>
       <w:proofErr w:type="gramStart"/>
       <w:r>
@@ -630,7 +627,6 @@
           <w:sz w:val="24"/>
           <w:szCs w:val="24"/>
         </w:rPr>
-        <w:t>)</w:t>
       </w:r>
       <w:r>
         <w:rPr>
@@ -640,7 +636,6 @@
           <w:sz w:val="24"/>
           <w:szCs w:val="24"/>
         </w:rPr>
-        <w:t xml:space="preserve"> </w:t>
       </w:r>
       <w:r>
         <w:rPr>
@@ -650,7 +645,6 @@
           <w:sz w:val="24"/>
           <w:szCs w:val="24"/>
         </w:rPr>
-        <w:t xml:space="preserve"> </w:t>
       </w:r>
       <w:proofErr w:type="spellStart"/>
       <w:r>
@@ -661,7 +655,6 @@
           <w:sz w:val="24"/>
           <w:szCs w:val="24"/>
         </w:rPr>
-        <w:t>Xã</w:t>
       </w:r>
       <w:proofErr w:type="spellEnd"/>
       <w:proofErr w:type="gramEnd"/>
@@ -673,7 +666,6 @@
           <w:sz w:val="24"/>
           <w:szCs w:val="24"/>
         </w:rPr>
-        <w:t xml:space="preserve"> </w:t>
       </w:r>
       <w:proofErr w:type="spellStart"/>
       <w:r>
@@ -684,7 +676,6 @@
           <w:sz w:val="24"/>
           <w:szCs w:val="24"/>
         </w:rPr>
-        <w:t>Nghi</w:t>
       </w:r>
       <w:proofErr w:type="spellEnd"/>
       <w:r>
@@ -695,7 +686,6 @@
           <w:sz w:val="24"/>
           <w:szCs w:val="24"/>
         </w:rPr>
-        <w:t xml:space="preserve"> Kim, </w:t>
       </w:r>
       <w:proofErr w:type="spellStart"/>
       <w:r>
@@ -706,7 +696,6 @@
           <w:sz w:val="24"/>
           <w:szCs w:val="24"/>
         </w:rPr>
-        <w:t>Tỉnh</w:t>
       </w:r>
       <w:proofErr w:type="spellEnd"/>
       <w:r>
@@ -717,7 +706,6 @@
           <w:sz w:val="24"/>
           <w:szCs w:val="24"/>
         </w:rPr>
-        <w:t xml:space="preserve"> </w:t>
       </w:r>
       <w:proofErr w:type="spellStart"/>
       <w:r>
@@ -728,7 +716,6 @@
           <w:sz w:val="24"/>
           <w:szCs w:val="24"/>
         </w:rPr>
-        <w:t>Nghệ</w:t>
       </w:r>
       <w:proofErr w:type="spellEnd"/>
       <w:r>
@@ -739,7 +726,6 @@
           <w:sz w:val="24"/>
           <w:szCs w:val="24"/>
         </w:rPr>
-        <w:t xml:space="preserve"> An</w:t>
       </w:r>
     </w:p>
     <w:p>
@@ -758,7 +744,7 @@
           <w:sz w:val="24"/>
           <w:szCs w:val="24"/>
         </w:rPr>
-        <w:t xml:space="preserve">A2. Tên hệ thống </w:t>
+        <w:t>A2. Tên hệ thống thông tin cần phân loại (*)  {{ he_thong_thong_tin }}</w:t>
       </w:r>
       <w:proofErr w:type="spellStart"/>
       <w:r>
@@ -768,7 +754,6 @@
           <w:sz w:val="24"/>
           <w:szCs w:val="24"/>
         </w:rPr>
-        <w:t>thông</w:t>
       </w:r>
       <w:proofErr w:type="spellEnd"/>
       <w:r>
@@ -778,7 +763,6 @@
           <w:sz w:val="24"/>
           <w:szCs w:val="24"/>
         </w:rPr>
-        <w:t xml:space="preserve"> tin </w:t>
       </w:r>
       <w:proofErr w:type="spellStart"/>
       <w:r>
@@ -788,7 +772,6 @@
           <w:sz w:val="24"/>
           <w:szCs w:val="24"/>
         </w:rPr>
-        <w:t>cần</w:t>
       </w:r>
       <w:proofErr w:type="spellEnd"/>
       <w:r>
@@ -798,7 +781,6 @@
           <w:sz w:val="24"/>
           <w:szCs w:val="24"/>
         </w:rPr>
-        <w:t xml:space="preserve"> </w:t>
       </w:r>
       <w:proofErr w:type="spellStart"/>
       <w:r>
@@ -808,7 +790,6 @@
           <w:sz w:val="24"/>
           <w:szCs w:val="24"/>
         </w:rPr>
-        <w:t>phân</w:t>
       </w:r>
       <w:proofErr w:type="spellEnd"/>
       <w:r>
@@ -818,7 +799,6 @@
           <w:sz w:val="24"/>
           <w:szCs w:val="24"/>
         </w:rPr>
-        <w:t xml:space="preserve"> </w:t>
       </w:r>
       <w:proofErr w:type="spellStart"/>
       <w:r>
@@ -828,7 +808,6 @@
           <w:sz w:val="24"/>
           <w:szCs w:val="24"/>
         </w:rPr>
-        <w:t>loại</w:t>
       </w:r>
       <w:proofErr w:type="spellEnd"/>
       <w:r>
@@ -839,7 +818,6 @@
           <w:sz w:val="24"/>
           <w:szCs w:val="24"/>
         </w:rPr>
-        <w:t xml:space="preserve"> (*</w:t>
       </w:r>
       <w:proofErr w:type="gramStart"/>
       <w:r>
@@ -850,7 +828,6 @@
           <w:sz w:val="24"/>
           <w:szCs w:val="24"/>
         </w:rPr>
-        <w:t>)</w:t>
       </w:r>
       <w:r>
         <w:rPr>
@@ -860,7 +837,6 @@
           <w:sz w:val="24"/>
           <w:szCs w:val="24"/>
         </w:rPr>
-        <w:t xml:space="preserve">  </w:t>
       </w:r>
       <w:proofErr w:type="spellStart"/>
       <w:r>
@@ -871,7 +847,6 @@
           <w:sz w:val="24"/>
           <w:szCs w:val="24"/>
         </w:rPr>
-        <w:t>Hệ</w:t>
       </w:r>
       <w:proofErr w:type="spellEnd"/>
       <w:proofErr w:type="gramEnd"/>
@@ -883,7 +858,6 @@
           <w:sz w:val="24"/>
           <w:szCs w:val="24"/>
         </w:rPr>
-        <w:t xml:space="preserve"> </w:t>
       </w:r>
       <w:proofErr w:type="spellStart"/>
       <w:r>
@@ -894,7 +868,6 @@
           <w:sz w:val="24"/>
           <w:szCs w:val="24"/>
         </w:rPr>
-        <w:t>thống</w:t>
       </w:r>
       <w:proofErr w:type="spellEnd"/>
       <w:r>
@@ -905,7 +878,6 @@
           <w:sz w:val="24"/>
           <w:szCs w:val="24"/>
         </w:rPr>
-        <w:t xml:space="preserve"> </w:t>
       </w:r>
       <w:proofErr w:type="spellStart"/>
       <w:r>
@@ -916,7 +888,6 @@
           <w:sz w:val="24"/>
           <w:szCs w:val="24"/>
         </w:rPr>
-        <w:t>thông</w:t>
       </w:r>
       <w:proofErr w:type="spellEnd"/>
       <w:r>
@@ -927,7 +898,6 @@
           <w:sz w:val="24"/>
           <w:szCs w:val="24"/>
         </w:rPr>
-        <w:t xml:space="preserve"> tin </w:t>
       </w:r>
       <w:proofErr w:type="spellStart"/>
       <w:r>
@@ -938,7 +908,6 @@
           <w:sz w:val="24"/>
           <w:szCs w:val="24"/>
         </w:rPr>
-        <w:t>phục</w:t>
       </w:r>
       <w:proofErr w:type="spellEnd"/>
       <w:r>
@@ -949,7 +918,6 @@
           <w:sz w:val="24"/>
           <w:szCs w:val="24"/>
         </w:rPr>
-        <w:t xml:space="preserve"> </w:t>
       </w:r>
       <w:proofErr w:type="spellStart"/>
       <w:r>
@@ -960,7 +928,6 @@
           <w:sz w:val="24"/>
           <w:szCs w:val="24"/>
         </w:rPr>
-        <w:t>vụ</w:t>
       </w:r>
       <w:proofErr w:type="spellEnd"/>
       <w:r>
@@ -971,7 +938,6 @@
           <w:sz w:val="24"/>
           <w:szCs w:val="24"/>
         </w:rPr>
-        <w:t xml:space="preserve"> </w:t>
       </w:r>
       <w:proofErr w:type="spellStart"/>
       <w:r>
@@ -982,7 +948,6 @@
           <w:sz w:val="24"/>
           <w:szCs w:val="24"/>
         </w:rPr>
-        <w:t>hoạt</w:t>
       </w:r>
       <w:proofErr w:type="spellEnd"/>
       <w:r>
@@ -993,7 +958,6 @@
           <w:sz w:val="24"/>
           <w:szCs w:val="24"/>
         </w:rPr>
-        <w:t xml:space="preserve"> </w:t>
       </w:r>
       <w:proofErr w:type="spellStart"/>
       <w:r>
@@ -1004,7 +968,6 @@
           <w:sz w:val="24"/>
           <w:szCs w:val="24"/>
         </w:rPr>
-        <w:t>động</w:t>
       </w:r>
       <w:proofErr w:type="spellEnd"/>
       <w:r>
@@ -1015,7 +978,6 @@
           <w:sz w:val="24"/>
           <w:szCs w:val="24"/>
         </w:rPr>
-        <w:t xml:space="preserve"> của UBND </w:t>
       </w:r>
       <w:proofErr w:type="spellStart"/>
       <w:r>
@@ -1026,7 +988,6 @@
           <w:sz w:val="24"/>
           <w:szCs w:val="24"/>
         </w:rPr>
-        <w:t>xã</w:t>
       </w:r>
       <w:proofErr w:type="spellEnd"/>
       <w:r>
@@ -1037,7 +998,6 @@
           <w:sz w:val="24"/>
           <w:szCs w:val="24"/>
         </w:rPr>
-        <w:t xml:space="preserve"> </w:t>
       </w:r>
       <w:proofErr w:type="spellStart"/>
       <w:r>
@@ -1048,7 +1008,6 @@
           <w:sz w:val="24"/>
           <w:szCs w:val="24"/>
         </w:rPr>
-        <w:t>Nghi</w:t>
       </w:r>
       <w:proofErr w:type="spellEnd"/>
       <w:r>
@@ -1059,7 +1018,6 @@
           <w:sz w:val="24"/>
           <w:szCs w:val="24"/>
         </w:rPr>
-        <w:t xml:space="preserve"> Kim</w:t>
       </w:r>
     </w:p>
     <w:p>
@@ -1078,7 +1036,7 @@
           <w:sz w:val="24"/>
           <w:szCs w:val="24"/>
         </w:rPr>
-        <w:t xml:space="preserve">A3. </w:t>
+        <w:t>A3. Địa chỉ trụ sở chính (*)  {{ dia_chi }}</w:t>
       </w:r>
       <w:proofErr w:type="spellStart"/>
       <w:r>
@@ -1088,7 +1046,6 @@
           <w:sz w:val="24"/>
           <w:szCs w:val="24"/>
         </w:rPr>
-        <w:t>Địa</w:t>
       </w:r>
       <w:proofErr w:type="spellEnd"/>
       <w:r>
@@ -1098,7 +1055,6 @@
           <w:sz w:val="24"/>
           <w:szCs w:val="24"/>
         </w:rPr>
-        <w:t xml:space="preserve"> chỉ </w:t>
       </w:r>
       <w:proofErr w:type="spellStart"/>
       <w:r>
@@ -1108,7 +1064,6 @@
           <w:sz w:val="24"/>
           <w:szCs w:val="24"/>
         </w:rPr>
-        <w:t>trụ</w:t>
       </w:r>
       <w:proofErr w:type="spellEnd"/>
       <w:r>
@@ -1118,7 +1073,6 @@
           <w:sz w:val="24"/>
           <w:szCs w:val="24"/>
         </w:rPr>
-        <w:t xml:space="preserve"> </w:t>
       </w:r>
       <w:proofErr w:type="spellStart"/>
       <w:r>
@@ -1128,7 +1082,6 @@
           <w:sz w:val="24"/>
           <w:szCs w:val="24"/>
         </w:rPr>
-        <w:t>sở</w:t>
       </w:r>
       <w:proofErr w:type="spellEnd"/>
       <w:r>
@@ -1138,7 +1091,6 @@
           <w:sz w:val="24"/>
           <w:szCs w:val="24"/>
         </w:rPr>
-        <w:t xml:space="preserve"> </w:t>
       </w:r>
       <w:proofErr w:type="spellStart"/>
       <w:r>
@@ -1148,7 +1100,6 @@
           <w:sz w:val="24"/>
           <w:szCs w:val="24"/>
         </w:rPr>
-        <w:t>chính</w:t>
       </w:r>
       <w:proofErr w:type="spellEnd"/>
       <w:r>
@@ -1159,7 +1110,6 @@
           <w:sz w:val="24"/>
           <w:szCs w:val="24"/>
         </w:rPr>
-        <w:t xml:space="preserve"> (*</w:t>
       </w:r>
       <w:proofErr w:type="gramStart"/>
       <w:r>
@@ -1170,7 +1120,6 @@
           <w:sz w:val="24"/>
           <w:szCs w:val="24"/>
         </w:rPr>
-        <w:t>)</w:t>
       </w:r>
       <w:r>
         <w:rPr>
@@ -1180,7 +1129,6 @@
           <w:sz w:val="24"/>
           <w:szCs w:val="24"/>
         </w:rPr>
-        <w:t xml:space="preserve">  </w:t>
       </w:r>
       <w:proofErr w:type="spellStart"/>
       <w:r>
@@ -1191,7 +1139,6 @@
           <w:sz w:val="24"/>
           <w:szCs w:val="24"/>
         </w:rPr>
-        <w:t>Xóm</w:t>
       </w:r>
       <w:proofErr w:type="spellEnd"/>
       <w:proofErr w:type="gramEnd"/>
@@ -1203,7 +1150,6 @@
           <w:sz w:val="24"/>
           <w:szCs w:val="24"/>
         </w:rPr>
-        <w:t xml:space="preserve"> 13B, </w:t>
       </w:r>
       <w:proofErr w:type="spellStart"/>
       <w:r>
@@ -1214,7 +1160,6 @@
           <w:sz w:val="24"/>
           <w:szCs w:val="24"/>
         </w:rPr>
-        <w:t>Xã</w:t>
       </w:r>
       <w:proofErr w:type="spellEnd"/>
       <w:r>
@@ -1225,7 +1170,6 @@
           <w:sz w:val="24"/>
           <w:szCs w:val="24"/>
         </w:rPr>
-        <w:t xml:space="preserve"> </w:t>
       </w:r>
       <w:proofErr w:type="spellStart"/>
       <w:r>
@@ -1236,7 +1180,6 @@
           <w:sz w:val="24"/>
           <w:szCs w:val="24"/>
         </w:rPr>
-        <w:t>Nghi</w:t>
       </w:r>
       <w:proofErr w:type="spellEnd"/>
       <w:r>
@@ -1247,7 +1190,6 @@
           <w:sz w:val="24"/>
           <w:szCs w:val="24"/>
         </w:rPr>
-        <w:t xml:space="preserve"> Kim. </w:t>
       </w:r>
       <w:proofErr w:type="spellStart"/>
       <w:r>
@@ -1258,7 +1200,6 @@
           <w:sz w:val="24"/>
           <w:szCs w:val="24"/>
         </w:rPr>
-        <w:t>Nghệ</w:t>
       </w:r>
       <w:proofErr w:type="spellEnd"/>
       <w:r>
@@ -1269,7 +1210,6 @@
           <w:sz w:val="24"/>
           <w:szCs w:val="24"/>
         </w:rPr>
-        <w:t xml:space="preserve"> An</w:t>
       </w:r>
     </w:p>
     <w:p>
@@ -1288,7 +1228,7 @@
           <w:sz w:val="24"/>
           <w:szCs w:val="24"/>
         </w:rPr>
-        <w:t xml:space="preserve">A4. Số </w:t>
+        <w:t xml:space="preserve">A4. Số điện thoại cơ quan: {{ so_dien_thoai_co_quan }} </w:t>
       </w:r>
       <w:proofErr w:type="spellStart"/>
       <w:r>
@@ -1298,7 +1238,6 @@
           <w:sz w:val="24"/>
           <w:szCs w:val="24"/>
         </w:rPr>
-        <w:t>điện</w:t>
       </w:r>
       <w:proofErr w:type="spellEnd"/>
       <w:r>
@@ -1308,7 +1247,6 @@
           <w:sz w:val="24"/>
           <w:szCs w:val="24"/>
         </w:rPr>
-        <w:t xml:space="preserve"> </w:t>
       </w:r>
       <w:proofErr w:type="spellStart"/>
       <w:r>
@@ -1318,7 +1256,6 @@
           <w:sz w:val="24"/>
           <w:szCs w:val="24"/>
         </w:rPr>
-        <w:t>thoại</w:t>
       </w:r>
       <w:proofErr w:type="spellEnd"/>
       <w:r>
@@ -1328,7 +1265,6 @@
           <w:sz w:val="24"/>
           <w:szCs w:val="24"/>
         </w:rPr>
-        <w:t xml:space="preserve"> </w:t>
       </w:r>
       <w:proofErr w:type="spellStart"/>
       <w:r>
@@ -1338,7 +1274,6 @@
           <w:sz w:val="24"/>
           <w:szCs w:val="24"/>
         </w:rPr>
-        <w:t>cơ</w:t>
       </w:r>
       <w:proofErr w:type="spellEnd"/>
       <w:r>
@@ -1348,7 +1283,6 @@
           <w:sz w:val="24"/>
           <w:szCs w:val="24"/>
         </w:rPr>
-        <w:t xml:space="preserve"> </w:t>
       </w:r>
       <w:proofErr w:type="spellStart"/>
       <w:r>
@@ -1358,7 +1292,6 @@
           <w:sz w:val="24"/>
           <w:szCs w:val="24"/>
         </w:rPr>
-        <w:t>quan</w:t>
       </w:r>
       <w:proofErr w:type="spellEnd"/>
       <w:r>
@@ -1368,15 +1301,13 @@
           <w:sz w:val="24"/>
           <w:szCs w:val="24"/>
         </w:rPr>
-        <w:t xml:space="preserve">: </w:t>
-      </w:r>
-      <w:r>
-        <w:rPr>
-          <w:rFonts w:ascii="Times New Roman" w:hAnsi="Times New Roman" w:cs="Times New Roman"/>
-          <w:sz w:val="24"/>
-          <w:szCs w:val="24"/>
-        </w:rPr>
-        <w:t>0123 456 789</w:t>
+      </w:r>
+      <w:r>
+        <w:rPr>
+          <w:rFonts w:ascii="Times New Roman" w:hAnsi="Times New Roman" w:cs="Times New Roman"/>
+          <w:sz w:val="24"/>
+          <w:szCs w:val="24"/>
+        </w:rPr>
       </w:r>
       <w:r>
         <w:rPr>
@@ -1385,7 +1316,6 @@
           <w:sz w:val="24"/>
           <w:szCs w:val="24"/>
         </w:rPr>
-        <w:t xml:space="preserve"> </w:t>
       </w:r>
     </w:p>
     <w:p>
@@ -1404,7 +1334,7 @@
           <w:sz w:val="24"/>
           <w:szCs w:val="24"/>
         </w:rPr>
-        <w:t xml:space="preserve">A5. Email </w:t>
+        <w:t>A5. Email cơ quan: {{ email_co_quan }}</w:t>
       </w:r>
       <w:proofErr w:type="spellStart"/>
       <w:r>
@@ -1414,7 +1344,6 @@
           <w:sz w:val="24"/>
           <w:szCs w:val="24"/>
         </w:rPr>
-        <w:t>cơ</w:t>
       </w:r>
       <w:proofErr w:type="spellEnd"/>
       <w:r>
@@ -1424,7 +1353,6 @@
           <w:sz w:val="24"/>
           <w:szCs w:val="24"/>
         </w:rPr>
-        <w:t xml:space="preserve"> </w:t>
       </w:r>
       <w:proofErr w:type="spellStart"/>
       <w:r>
@@ -1434,7 +1362,6 @@
           <w:sz w:val="24"/>
           <w:szCs w:val="24"/>
         </w:rPr>
-        <w:t>quan</w:t>
       </w:r>
       <w:proofErr w:type="spellEnd"/>
       <w:r>
@@ -1444,23 +1371,20 @@
           <w:sz w:val="24"/>
           <w:szCs w:val="24"/>
         </w:rPr>
-        <w:t xml:space="preserve">: </w:t>
-      </w:r>
-      <w:r>
-        <w:rPr>
-          <w:rFonts w:ascii="Times New Roman" w:hAnsi="Times New Roman" w:cs="Times New Roman"/>
-          <w:sz w:val="24"/>
-          <w:szCs w:val="24"/>
-        </w:rPr>
-        <w:t>vanthu.lynhan.gov.nghean</w:t>
-      </w:r>
-      <w:r>
-        <w:rPr>
-          <w:rFonts w:ascii="Times New Roman" w:hAnsi="Times New Roman" w:cs="Times New Roman"/>
-          <w:sz w:val="24"/>
-          <w:szCs w:val="24"/>
-        </w:rPr>
-        <w:t>.vn</w:t>
+      </w:r>
+      <w:r>
+        <w:rPr>
+          <w:rFonts w:ascii="Times New Roman" w:hAnsi="Times New Roman" w:cs="Times New Roman"/>
+          <w:sz w:val="24"/>
+          <w:szCs w:val="24"/>
+        </w:rPr>
+      </w:r>
+      <w:r>
+        <w:rPr>
+          <w:rFonts w:ascii="Times New Roman" w:hAnsi="Times New Roman" w:cs="Times New Roman"/>
+          <w:sz w:val="24"/>
+          <w:szCs w:val="24"/>
+        </w:rPr>
       </w:r>
     </w:p>
     <w:p>
@@ -1511,7 +1435,7 @@
           <w:sz w:val="24"/>
           <w:szCs w:val="24"/>
         </w:rPr>
-        <w:t>Ông</w:t>
+        <w:t>{{ A6_ho_ten_thu_truong }} – {{ A6_chuc_vu_thu_truong }}</w:t>
       </w:r>
       <w:proofErr w:type="spellEnd"/>
       <w:r>
@@ -1522,7 +1446,6 @@
           <w:sz w:val="24"/>
           <w:szCs w:val="24"/>
         </w:rPr>
-        <w:t xml:space="preserve"> </w:t>
       </w:r>
       <w:proofErr w:type="spellStart"/>
       <w:r>
@@ -1534,7 +1457,6 @@
           <w:sz w:val="24"/>
           <w:szCs w:val="24"/>
         </w:rPr>
-        <w:t>Ngọc</w:t>
       </w:r>
       <w:proofErr w:type="spellEnd"/>
       <w:r>
@@ -1546,7 +1468,6 @@
           <w:sz w:val="24"/>
           <w:szCs w:val="24"/>
         </w:rPr>
-        <w:t xml:space="preserve"> </w:t>
       </w:r>
       <w:proofErr w:type="spellStart"/>
       <w:r>
@@ -1558,7 +1479,6 @@
           <w:sz w:val="24"/>
           <w:szCs w:val="24"/>
         </w:rPr>
-        <w:t>Nguyễn</w:t>
       </w:r>
       <w:proofErr w:type="spellEnd"/>
       <w:r>
@@ -1569,7 +1489,6 @@
           <w:sz w:val="24"/>
           <w:szCs w:val="24"/>
         </w:rPr>
-        <w:t xml:space="preserve"> – Chủ </w:t>
       </w:r>
       <w:proofErr w:type="spellStart"/>
       <w:r>
@@ -1580,7 +1499,6 @@
           <w:sz w:val="24"/>
           <w:szCs w:val="24"/>
         </w:rPr>
-        <w:t>tịch</w:t>
       </w:r>
       <w:proofErr w:type="spellEnd"/>
       <w:r>
@@ -1591,7 +1509,6 @@
           <w:sz w:val="24"/>
           <w:szCs w:val="24"/>
         </w:rPr>
-        <w:t xml:space="preserve"> </w:t>
       </w:r>
       <w:proofErr w:type="spellStart"/>
       <w:r>
@@ -1602,7 +1519,6 @@
           <w:sz w:val="24"/>
           <w:szCs w:val="24"/>
         </w:rPr>
-        <w:t>Ủy</w:t>
       </w:r>
       <w:proofErr w:type="spellEnd"/>
       <w:r>
@@ -1613,7 +1529,6 @@
           <w:sz w:val="24"/>
           <w:szCs w:val="24"/>
         </w:rPr>
-        <w:t xml:space="preserve"> Ban </w:t>
       </w:r>
       <w:proofErr w:type="spellStart"/>
       <w:r>
@@ -1624,7 +1539,6 @@
           <w:sz w:val="24"/>
           <w:szCs w:val="24"/>
         </w:rPr>
-        <w:t>Nhân</w:t>
       </w:r>
       <w:proofErr w:type="spellEnd"/>
       <w:r>
@@ -1635,7 +1549,6 @@
           <w:sz w:val="24"/>
           <w:szCs w:val="24"/>
         </w:rPr>
-        <w:t xml:space="preserve"> </w:t>
       </w:r>
       <w:proofErr w:type="spellStart"/>
       <w:r>
@@ -1646,7 +1559,6 @@
           <w:sz w:val="24"/>
           <w:szCs w:val="24"/>
         </w:rPr>
-        <w:t>dân</w:t>
       </w:r>
       <w:proofErr w:type="spellEnd"/>
       <w:r>
@@ -1657,7 +1569,6 @@
           <w:sz w:val="24"/>
           <w:szCs w:val="24"/>
         </w:rPr>
-        <w:t xml:space="preserve"> </w:t>
       </w:r>
       <w:proofErr w:type="spellStart"/>
       <w:r>
@@ -1668,7 +1579,6 @@
           <w:sz w:val="24"/>
           <w:szCs w:val="24"/>
         </w:rPr>
-        <w:t>xã</w:t>
       </w:r>
       <w:proofErr w:type="spellEnd"/>
       <w:r>
@@ -1679,7 +1589,6 @@
           <w:sz w:val="24"/>
           <w:szCs w:val="24"/>
         </w:rPr>
-        <w:t xml:space="preserve"> </w:t>
       </w:r>
       <w:proofErr w:type="spellStart"/>
       <w:r>
@@ -1690,7 +1599,6 @@
           <w:sz w:val="24"/>
           <w:szCs w:val="24"/>
         </w:rPr>
-        <w:t>Nghi</w:t>
       </w:r>
       <w:proofErr w:type="spellEnd"/>
       <w:r>
@@ -1701,7 +1609,6 @@
           <w:sz w:val="24"/>
           <w:szCs w:val="24"/>
         </w:rPr>
-        <w:t xml:space="preserve"> Kim</w:t>
       </w:r>
     </w:p>
     <w:p>
@@ -1722,7 +1629,7 @@
           <w:sz w:val="24"/>
           <w:szCs w:val="24"/>
         </w:rPr>
-        <w:t xml:space="preserve">A7. Số Quyết định giao nhiệm vụ quản lý hệ </w:t>
+        <w:t>A7. Số Quyết định giao nhiệm vụ quản lý hệ thống (nếu có): {{ A7_so_qd_nhiem_vu }}</w:t>
       </w:r>
       <w:proofErr w:type="spellStart"/>
       <w:r>
@@ -1732,7 +1639,6 @@
           <w:sz w:val="24"/>
           <w:szCs w:val="24"/>
         </w:rPr>
-        <w:t>thống</w:t>
       </w:r>
       <w:proofErr w:type="spellEnd"/>
       <w:r>
@@ -1742,7 +1648,6 @@
           <w:sz w:val="24"/>
           <w:szCs w:val="24"/>
         </w:rPr>
-        <w:t xml:space="preserve"> (</w:t>
       </w:r>
       <w:proofErr w:type="spellStart"/>
       <w:r>
@@ -1752,7 +1657,6 @@
           <w:sz w:val="24"/>
           <w:szCs w:val="24"/>
         </w:rPr>
-        <w:t>nếu</w:t>
       </w:r>
       <w:proofErr w:type="spellEnd"/>
       <w:r>
@@ -1762,7 +1666,6 @@
           <w:sz w:val="24"/>
           <w:szCs w:val="24"/>
         </w:rPr>
-        <w:t xml:space="preserve"> có)</w:t>
       </w:r>
       <w:r>
         <w:rPr>
@@ -1771,7 +1674,6 @@
           <w:sz w:val="24"/>
           <w:szCs w:val="24"/>
         </w:rPr>
-        <w:t>:</w:t>
       </w:r>
       <w:r>
         <w:rPr>
@@ -1781,7 +1683,6 @@
           <w:sz w:val="24"/>
           <w:szCs w:val="24"/>
         </w:rPr>
-        <w:t xml:space="preserve"> </w:t>
       </w:r>
       <w:r>
         <w:rPr>
@@ -1791,7 +1692,6 @@
           <w:sz w:val="24"/>
           <w:szCs w:val="24"/>
         </w:rPr>
-        <w:t xml:space="preserve">QĐ </w:t>
       </w:r>
       <w:proofErr w:type="spellStart"/>
       <w:r>
@@ -1802,7 +1702,6 @@
           <w:sz w:val="24"/>
           <w:szCs w:val="24"/>
         </w:rPr>
-        <w:t>số</w:t>
       </w:r>
       <w:proofErr w:type="spellEnd"/>
       <w:r>
@@ -1813,7 +1712,6 @@
           <w:sz w:val="24"/>
           <w:szCs w:val="24"/>
         </w:rPr>
-        <w:t xml:space="preserve"> 45/QĐ-UBND ngày 10/3/2024 của UBND </w:t>
       </w:r>
       <w:proofErr w:type="spellStart"/>
       <w:r>
@@ -1824,7 +1722,6 @@
           <w:sz w:val="24"/>
           <w:szCs w:val="24"/>
         </w:rPr>
-        <w:t>xã</w:t>
       </w:r>
       <w:proofErr w:type="spellEnd"/>
       <w:r>
@@ -1835,7 +1732,6 @@
           <w:sz w:val="24"/>
           <w:szCs w:val="24"/>
         </w:rPr>
-        <w:t xml:space="preserve"> </w:t>
       </w:r>
       <w:proofErr w:type="spellStart"/>
       <w:r>
@@ -1846,7 +1742,6 @@
           <w:sz w:val="24"/>
           <w:szCs w:val="24"/>
         </w:rPr>
-        <w:t>Nghi</w:t>
       </w:r>
       <w:proofErr w:type="spellEnd"/>
       <w:r>
@@ -1857,7 +1752,6 @@
           <w:sz w:val="24"/>
           <w:szCs w:val="24"/>
         </w:rPr>
-        <w:t xml:space="preserve"> Kim</w:t>
       </w:r>
     </w:p>
     <w:p>
@@ -2569,7 +2463,7 @@
           <w:sz w:val="24"/>
           <w:szCs w:val="24"/>
         </w:rPr>
-        <w:t xml:space="preserve">B2. Đơn vị nào chịu trách nhiệm hỗ trợ kỹ thuật từ </w:t>
+        <w:t xml:space="preserve">B2. Đơn vị nào chịu trách nhiệm hỗ trợ kỹ thuật từ bên ngoài (nếu có)?:  {{ B2_don_vi_ho_tro }} – Hỗ trợ: 0252.xxxxxxx </w:t>
       </w:r>
       <w:proofErr w:type="spellStart"/>
       <w:r>
@@ -2579,7 +2473,6 @@
           <w:sz w:val="24"/>
           <w:szCs w:val="24"/>
         </w:rPr>
-        <w:t>bên</w:t>
       </w:r>
       <w:proofErr w:type="spellEnd"/>
       <w:r>
@@ -2589,7 +2482,6 @@
           <w:sz w:val="24"/>
           <w:szCs w:val="24"/>
         </w:rPr>
-        <w:t xml:space="preserve"> </w:t>
       </w:r>
       <w:proofErr w:type="spellStart"/>
       <w:r>
@@ -2599,7 +2491,6 @@
           <w:sz w:val="24"/>
           <w:szCs w:val="24"/>
         </w:rPr>
-        <w:t>ngoài</w:t>
       </w:r>
       <w:proofErr w:type="spellEnd"/>
       <w:r>
@@ -2609,7 +2500,6 @@
           <w:sz w:val="24"/>
           <w:szCs w:val="24"/>
         </w:rPr>
-        <w:t xml:space="preserve"> (</w:t>
       </w:r>
       <w:proofErr w:type="spellStart"/>
       <w:r>
@@ -2619,7 +2509,6 @@
           <w:sz w:val="24"/>
           <w:szCs w:val="24"/>
         </w:rPr>
-        <w:t>nếu</w:t>
       </w:r>
       <w:proofErr w:type="spellEnd"/>
       <w:r>
@@ -2629,7 +2518,6 @@
           <w:sz w:val="24"/>
           <w:szCs w:val="24"/>
         </w:rPr>
-        <w:t xml:space="preserve"> có</w:t>
       </w:r>
       <w:proofErr w:type="gramStart"/>
       <w:r>
@@ -2639,7 +2527,6 @@
           <w:sz w:val="24"/>
           <w:szCs w:val="24"/>
         </w:rPr>
-        <w:t>)?</w:t>
       </w:r>
       <w:r>
         <w:rPr>
@@ -2648,7 +2535,6 @@
           <w:sz w:val="24"/>
           <w:szCs w:val="24"/>
         </w:rPr>
-        <w:t>:</w:t>
       </w:r>
       <w:proofErr w:type="gramEnd"/>
       <w:r>
@@ -2659,7 +2545,6 @@
           <w:sz w:val="24"/>
           <w:szCs w:val="24"/>
         </w:rPr>
-        <w:t xml:space="preserve">  </w:t>
       </w:r>
       <w:r>
         <w:rPr>
@@ -2669,7 +2554,6 @@
           <w:sz w:val="24"/>
           <w:szCs w:val="24"/>
         </w:rPr>
-        <w:t xml:space="preserve">Trung tâm CNTT &amp; TT </w:t>
       </w:r>
       <w:proofErr w:type="spellStart"/>
       <w:r>
@@ -2680,7 +2564,6 @@
           <w:sz w:val="24"/>
           <w:szCs w:val="24"/>
         </w:rPr>
-        <w:t>tỉnh</w:t>
       </w:r>
       <w:proofErr w:type="spellEnd"/>
       <w:r>
@@ -2691,7 +2574,6 @@
           <w:sz w:val="24"/>
           <w:szCs w:val="24"/>
         </w:rPr>
-        <w:t xml:space="preserve"> </w:t>
       </w:r>
       <w:proofErr w:type="spellStart"/>
       <w:r>
@@ -2702,7 +2584,6 @@
           <w:sz w:val="24"/>
           <w:szCs w:val="24"/>
         </w:rPr>
-        <w:t>Nghệ</w:t>
       </w:r>
       <w:proofErr w:type="spellEnd"/>
       <w:r>
@@ -2713,7 +2594,6 @@
           <w:sz w:val="24"/>
           <w:szCs w:val="24"/>
         </w:rPr>
-        <w:t xml:space="preserve"> An</w:t>
       </w:r>
       <w:r>
         <w:rPr>
@@ -2723,7 +2603,6 @@
           <w:sz w:val="24"/>
           <w:szCs w:val="24"/>
         </w:rPr>
-        <w:t xml:space="preserve"> – </w:t>
       </w:r>
       <w:proofErr w:type="spellStart"/>
       <w:r>
@@ -2734,7 +2613,6 @@
           <w:sz w:val="24"/>
           <w:szCs w:val="24"/>
         </w:rPr>
-        <w:t>Hỗ</w:t>
       </w:r>
       <w:proofErr w:type="spellEnd"/>
       <w:r>
@@ -2745,7 +2623,6 @@
           <w:sz w:val="24"/>
           <w:szCs w:val="24"/>
         </w:rPr>
-        <w:t xml:space="preserve"> </w:t>
       </w:r>
       <w:proofErr w:type="spellStart"/>
       <w:r>
@@ -2756,7 +2633,6 @@
           <w:sz w:val="24"/>
           <w:szCs w:val="24"/>
         </w:rPr>
-        <w:t>trợ</w:t>
       </w:r>
       <w:proofErr w:type="spellEnd"/>
       <w:r>
@@ -2767,7 +2643,6 @@
           <w:sz w:val="24"/>
           <w:szCs w:val="24"/>
         </w:rPr>
-        <w:t>: 0252.xxxxxxx</w:t>
       </w:r>
       <w:r>
         <w:rPr>
@@ -2776,7 +2651,6 @@
           <w:sz w:val="24"/>
           <w:szCs w:val="24"/>
         </w:rPr>
-        <w:t xml:space="preserve"> </w:t>
       </w:r>
     </w:p>
     <w:p>
@@ -4183,7 +4057,7 @@
           <w:sz w:val="24"/>
           <w:szCs w:val="24"/>
         </w:rPr>
-        <w:t xml:space="preserve">{{ C4_du_lieu_ca_nhan_thuong }} Dữ liệu cá nhân thông thường     </w:t>
+        <w:t xml:space="preserve">{{ C4_du_lieu_ca_nhan_thuong }} ☒ Dữ liệu cá nhân thông thường     </w:t>
       </w:r>
       <w:r>
         <w:rPr>
@@ -4273,7 +4147,7 @@
           <w:sz w:val="24"/>
           <w:szCs w:val="24"/>
         </w:rPr>
-        <w:t xml:space="preserve">{{ C4_du_lieu_ca_nhan_nhay_cam }} Dữ liệu cá nhân nhạy cảm (sức khỏe, tôn giáo, tư pháp…)     </w:t>
+        <w:t xml:space="preserve">{{ C4_du_lieu_ca_nhan_nhay_cam }} ☐ Dữ liệu cá nhân nhạy cảm (sức khỏe, tôn giáo, tư pháp…)     </w:t>
       </w:r>
       <w:r>
         <w:rPr>
@@ -4299,7 +4173,7 @@
           <w:sz w:val="24"/>
           <w:szCs w:val="24"/>
         </w:rPr>
-        <w:t xml:space="preserve">{{ C4_du_lieu_cong }} Dữ liệu công (không bao gồm cá nhân)     </w:t>
+        <w:t xml:space="preserve">{{ C4_du_lieu_cong }} ☐ Dữ liệu công (không bao gồm cá nhân)     </w:t>
       </w:r>
       <w:r>
         <w:rPr>
@@ -4325,7 +4199,7 @@
           <w:sz w:val="24"/>
           <w:szCs w:val="24"/>
         </w:rPr>
-        <w:t>{{ C4_khong_xac_dinh }} Không xác định / Cần tư vấn</w:t>
+        <w:t>{{ C4_khong_xac_dinh }} ☐ Không xác định / Cần tư vấn</w:t>
       </w:r>
       <w:r>
         <w:rPr>
@@ -4706,7 +4580,7 @@
           <w:sz w:val="24"/>
           <w:szCs w:val="24"/>
         </w:rPr>
-        <w:t>{{ C7_co }} Có – Tên hệ thống: {{ C7_ten_he_thong_cap_tren }} ___________________________     ☐ Không</w:t>
+        <w:t>{{ C7_co }} ☒ Có – Tên hệ thống: ___________________________     ☐ Không</w:t>
       </w:r>
       <w:r>
         <w:rPr>
@@ -4852,15 +4726,14 @@
           <w:sz w:val="24"/>
           <w:szCs w:val="24"/>
         </w:rPr>
-        <w:t>☒</w:t>
-      </w:r>
-      <w:r>
-        <w:rPr>
-          <w:rFonts w:ascii="Times New Roman" w:hAnsi="Times New Roman" w:cs="Times New Roman"/>
-          <w:sz w:val="24"/>
-          <w:szCs w:val="24"/>
-        </w:rPr>
-        <w:t xml:space="preserve"> Có – </w:t>
+        <w:t>{{ C8_co }} ☒ Có – Độ mật: ___________  (Cần xin ý kiến riêng)</w:t>
+      </w:r>
+      <w:r>
+        <w:rPr>
+          <w:rFonts w:ascii="Times New Roman" w:hAnsi="Times New Roman" w:cs="Times New Roman"/>
+          <w:sz w:val="24"/>
+          <w:szCs w:val="24"/>
+        </w:rPr>
       </w:r>
       <w:proofErr w:type="spellStart"/>
       <w:r>
@@ -4869,7 +4742,6 @@
           <w:sz w:val="24"/>
           <w:szCs w:val="24"/>
         </w:rPr>
-        <w:t>Độ</w:t>
       </w:r>
       <w:proofErr w:type="spellEnd"/>
       <w:r>
@@ -4878,7 +4750,6 @@
           <w:sz w:val="24"/>
           <w:szCs w:val="24"/>
         </w:rPr>
-        <w:t xml:space="preserve"> </w:t>
       </w:r>
       <w:proofErr w:type="spellStart"/>
       <w:r>
@@ -4887,7 +4758,6 @@
           <w:sz w:val="24"/>
           <w:szCs w:val="24"/>
         </w:rPr>
-        <w:t>mật</w:t>
       </w:r>
       <w:proofErr w:type="spellEnd"/>
       <w:r>
@@ -4896,7 +4766,6 @@
           <w:sz w:val="24"/>
           <w:szCs w:val="24"/>
         </w:rPr>
-        <w:t>: __________</w:t>
       </w:r>
       <w:proofErr w:type="gramStart"/>
       <w:r>
@@ -4905,7 +4774,6 @@
           <w:sz w:val="24"/>
           <w:szCs w:val="24"/>
         </w:rPr>
-        <w:t>_  (</w:t>
       </w:r>
       <w:proofErr w:type="spellStart"/>
       <w:proofErr w:type="gramEnd"/>
@@ -4915,7 +4783,6 @@
           <w:sz w:val="24"/>
           <w:szCs w:val="24"/>
         </w:rPr>
-        <w:t>Cần</w:t>
       </w:r>
       <w:proofErr w:type="spellEnd"/>
       <w:r>
@@ -4924,7 +4791,6 @@
           <w:sz w:val="24"/>
           <w:szCs w:val="24"/>
         </w:rPr>
-        <w:t xml:space="preserve"> xin ý kiến riêng)</w:t>
       </w:r>
     </w:p>
     <w:p>
@@ -6565,15 +6431,14 @@
           <w:sz w:val="24"/>
           <w:szCs w:val="24"/>
         </w:rPr>
-        <w:sym w:font="Wingdings 2" w:char="F054"/>
-      </w:r>
-      <w:r>
-        <w:rPr>
-          <w:rFonts w:ascii="Times New Roman" w:hAnsi="Times New Roman" w:cs="Times New Roman"/>
-          <w:sz w:val="24"/>
-          <w:szCs w:val="24"/>
-        </w:rPr>
-        <w:t xml:space="preserve">Có (đã </w:t>
+        <w:t xml:space="preserve">{{ E2_firewall_cung_co }} Có (đã liệt kê ở bảng trên)     </w:t>
+      </w:r>
+      <w:r>
+        <w:rPr>
+          <w:rFonts w:ascii="Times New Roman" w:hAnsi="Times New Roman" w:cs="Times New Roman"/>
+          <w:sz w:val="24"/>
+          <w:szCs w:val="24"/>
+        </w:rPr>
       </w:r>
       <w:proofErr w:type="spellStart"/>
       <w:r>
@@ -6582,7 +6447,6 @@
           <w:sz w:val="24"/>
           <w:szCs w:val="24"/>
         </w:rPr>
-        <w:t>liệt</w:t>
       </w:r>
       <w:proofErr w:type="spellEnd"/>
       <w:r>
@@ -6591,7 +6455,6 @@
           <w:sz w:val="24"/>
           <w:szCs w:val="24"/>
         </w:rPr>
-        <w:t xml:space="preserve"> </w:t>
       </w:r>
       <w:proofErr w:type="spellStart"/>
       <w:r>
@@ -6600,7 +6463,6 @@
           <w:sz w:val="24"/>
           <w:szCs w:val="24"/>
         </w:rPr>
-        <w:t>kê</w:t>
       </w:r>
       <w:proofErr w:type="spellEnd"/>
       <w:r>
@@ -6609,7 +6471,6 @@
           <w:sz w:val="24"/>
           <w:szCs w:val="24"/>
         </w:rPr>
-        <w:t xml:space="preserve"> ở bảng trên)     </w:t>
       </w:r>
     </w:p>
     <w:p>
@@ -6628,15 +6489,14 @@
           <w:sz w:val="24"/>
           <w:szCs w:val="24"/>
         </w:rPr>
-        <w:t>☐</w:t>
-      </w:r>
-      <w:r>
-        <w:rPr>
-          <w:rFonts w:ascii="Times New Roman" w:hAnsi="Times New Roman" w:cs="Times New Roman"/>
-          <w:sz w:val="24"/>
-          <w:szCs w:val="24"/>
-        </w:rPr>
-        <w:t xml:space="preserve"> Không – Sử dụng tính năng firewall tích hợp trên Router/Switch     </w:t>
+        <w:t xml:space="preserve">{{ E2_firewall_router }} ☐ Không – Sử dụng tính năng firewall tích hợp trên Router/Switch     </w:t>
+      </w:r>
+      <w:r>
+        <w:rPr>
+          <w:rFonts w:ascii="Times New Roman" w:hAnsi="Times New Roman" w:cs="Times New Roman"/>
+          <w:sz w:val="24"/>
+          <w:szCs w:val="24"/>
+        </w:rPr>
       </w:r>
     </w:p>
     <w:p>
@@ -6655,15 +6515,14 @@
           <w:sz w:val="24"/>
           <w:szCs w:val="24"/>
         </w:rPr>
-        <w:t>☐</w:t>
-      </w:r>
-      <w:r>
-        <w:rPr>
-          <w:rFonts w:ascii="Times New Roman" w:hAnsi="Times New Roman" w:cs="Times New Roman"/>
-          <w:sz w:val="24"/>
-          <w:szCs w:val="24"/>
-        </w:rPr>
-        <w:t xml:space="preserve"> </w:t>
+        <w:t>{{ E2_firewall_phan_mem }} ☐ Không – Sử dụng phần mềm firewall trên máy chủ</w:t>
+      </w:r>
+      <w:r>
+        <w:rPr>
+          <w:rFonts w:ascii="Times New Roman" w:hAnsi="Times New Roman" w:cs="Times New Roman"/>
+          <w:sz w:val="24"/>
+          <w:szCs w:val="24"/>
+        </w:rPr>
       </w:r>
       <w:proofErr w:type="spellStart"/>
       <w:r>
@@ -6672,7 +6531,6 @@
           <w:sz w:val="24"/>
           <w:szCs w:val="24"/>
         </w:rPr>
-        <w:t>Không</w:t>
       </w:r>
       <w:proofErr w:type="spellEnd"/>
       <w:r>
@@ -6681,7 +6539,6 @@
           <w:sz w:val="24"/>
           <w:szCs w:val="24"/>
         </w:rPr>
-        <w:t xml:space="preserve"> – </w:t>
       </w:r>
       <w:proofErr w:type="spellStart"/>
       <w:r>
@@ -6690,7 +6547,6 @@
           <w:sz w:val="24"/>
           <w:szCs w:val="24"/>
         </w:rPr>
-        <w:t>Sử</w:t>
       </w:r>
       <w:proofErr w:type="spellEnd"/>
       <w:r>
@@ -6699,7 +6555,6 @@
           <w:sz w:val="24"/>
           <w:szCs w:val="24"/>
         </w:rPr>
-        <w:t xml:space="preserve"> dụng phần mềm firewall trên máy chủ</w:t>
       </w:r>
     </w:p>
     <w:p>
@@ -10070,7 +9925,7 @@
           <w:sz w:val="24"/>
           <w:szCs w:val="24"/>
         </w:rPr>
-        <w:t xml:space="preserve">NVR </w:t>
+        <w:t>{{ G2_dau_ghi_camera }}</w:t>
       </w:r>
       <w:proofErr w:type="spellStart"/>
       <w:r>
@@ -10081,7 +9936,6 @@
           <w:sz w:val="24"/>
           <w:szCs w:val="24"/>
         </w:rPr>
-        <w:t>Dahua</w:t>
       </w:r>
       <w:proofErr w:type="spellEnd"/>
       <w:r>
@@ -10092,7 +9946,6 @@
           <w:sz w:val="24"/>
           <w:szCs w:val="24"/>
         </w:rPr>
-        <w:t xml:space="preserve"> Model NVR2108HS-8P-I2, S/N: 9Cxxxxxxxx, đặt tại Tầng 1 – Phòng CNTT (P.102)</w:t>
       </w:r>
     </w:p>
     <w:p>
@@ -10111,7 +9964,7 @@
           <w:sz w:val="24"/>
           <w:szCs w:val="24"/>
         </w:rPr>
-        <w:t>G3. Dữ liệu camera lưu bao nhiêu ngày?</w:t>
+        <w:t>G3. Dữ liệu camera lưu bao nhiêu ngày? (*): {{ G3_luu_tru_camera }}</w:t>
       </w:r>
       <w:r>
         <w:rPr>
@@ -10121,15 +9974,13 @@
           <w:sz w:val="24"/>
           <w:szCs w:val="24"/>
         </w:rPr>
-        <w:t xml:space="preserve"> (*)</w:t>
-      </w:r>
-      <w:r>
-        <w:rPr>
-          <w:rFonts w:ascii="Times New Roman" w:hAnsi="Times New Roman" w:cs="Times New Roman"/>
-          <w:sz w:val="24"/>
-          <w:szCs w:val="24"/>
-        </w:rPr>
-        <w:t xml:space="preserve">: </w:t>
+      </w:r>
+      <w:r>
+        <w:rPr>
+          <w:rFonts w:ascii="Times New Roman" w:hAnsi="Times New Roman" w:cs="Times New Roman"/>
+          <w:sz w:val="24"/>
+          <w:szCs w:val="24"/>
+        </w:rPr>
       </w:r>
       <w:r>
         <w:rPr>
@@ -10139,7 +9990,6 @@
           <w:sz w:val="24"/>
           <w:szCs w:val="24"/>
         </w:rPr>
-        <w:t xml:space="preserve">30 ngày (ổ </w:t>
       </w:r>
       <w:proofErr w:type="spellStart"/>
       <w:r>
@@ -10150,7 +10000,6 @@
           <w:sz w:val="24"/>
           <w:szCs w:val="24"/>
         </w:rPr>
-        <w:t>cứng</w:t>
       </w:r>
       <w:proofErr w:type="spellEnd"/>
       <w:r>
@@ -10161,7 +10010,6 @@
           <w:sz w:val="24"/>
           <w:szCs w:val="24"/>
         </w:rPr>
-        <w:t xml:space="preserve"> 4TB)</w:t>
       </w:r>
     </w:p>
     <w:p>
@@ -10276,7 +10124,7 @@
           <w:sz w:val="24"/>
           <w:szCs w:val="24"/>
         </w:rPr>
-        <w:t xml:space="preserve">H1. Dải địa chỉ IP LAN đang </w:t>
+        <w:t>H1. Dải địa chỉ IP LAN đang sử dụng (*):{{ H1_dai_ip_lan }}</w:t>
       </w:r>
       <w:proofErr w:type="spellStart"/>
       <w:r>
@@ -10286,7 +10134,6 @@
           <w:sz w:val="24"/>
           <w:szCs w:val="24"/>
         </w:rPr>
-        <w:t>sử</w:t>
       </w:r>
       <w:proofErr w:type="spellEnd"/>
       <w:r>
@@ -10296,7 +10143,6 @@
           <w:sz w:val="24"/>
           <w:szCs w:val="24"/>
         </w:rPr>
-        <w:t xml:space="preserve"> </w:t>
       </w:r>
       <w:proofErr w:type="spellStart"/>
       <w:r>
@@ -10306,7 +10152,6 @@
           <w:sz w:val="24"/>
           <w:szCs w:val="24"/>
         </w:rPr>
-        <w:t>dụng</w:t>
       </w:r>
       <w:proofErr w:type="spellEnd"/>
       <w:r>
@@ -10316,7 +10161,6 @@
           <w:sz w:val="24"/>
           <w:szCs w:val="24"/>
         </w:rPr>
-        <w:t xml:space="preserve"> (*)</w:t>
       </w:r>
       <w:r>
         <w:rPr>
@@ -10326,7 +10170,6 @@
           <w:sz w:val="24"/>
           <w:szCs w:val="24"/>
         </w:rPr>
-        <w:t>:</w:t>
       </w:r>
       <w:r>
         <w:rPr>
@@ -10336,7 +10179,6 @@
           <w:sz w:val="24"/>
           <w:szCs w:val="24"/>
         </w:rPr>
-        <w:t xml:space="preserve">192.168.1.0/24 (máy </w:t>
       </w:r>
       <w:proofErr w:type="spellStart"/>
       <w:r>
@@ -10347,7 +10189,6 @@
           <w:sz w:val="24"/>
           <w:szCs w:val="24"/>
         </w:rPr>
-        <w:t>tính</w:t>
       </w:r>
       <w:proofErr w:type="spellEnd"/>
       <w:r>
@@ -10358,7 +10199,6 @@
           <w:sz w:val="24"/>
           <w:szCs w:val="24"/>
         </w:rPr>
-        <w:t xml:space="preserve"> </w:t>
       </w:r>
       <w:proofErr w:type="spellStart"/>
       <w:r>
@@ -10369,7 +10209,6 @@
           <w:sz w:val="24"/>
           <w:szCs w:val="24"/>
         </w:rPr>
-        <w:t>nhận</w:t>
       </w:r>
       <w:proofErr w:type="spellEnd"/>
       <w:r>
@@ -10380,7 +10219,6 @@
           <w:sz w:val="24"/>
           <w:szCs w:val="24"/>
         </w:rPr>
-        <w:t xml:space="preserve"> IP từ DHCP: 192.168.1.100 – 192.168.1.200)</w:t>
       </w:r>
     </w:p>
     <w:p>
@@ -10399,7 +10237,7 @@
           <w:sz w:val="24"/>
           <w:szCs w:val="24"/>
         </w:rPr>
-        <w:t>H2. Địa chỉ IP Gateway/Router</w:t>
+        <w:t>H2. Địa chỉ IP Gateway/Router (*): {{ H2_gateway_ip }}</w:t>
       </w:r>
       <w:r>
         <w:rPr>
@@ -10409,15 +10247,13 @@
           <w:sz w:val="24"/>
           <w:szCs w:val="24"/>
         </w:rPr>
-        <w:t xml:space="preserve"> (*)</w:t>
-      </w:r>
-      <w:r>
-        <w:rPr>
-          <w:rFonts w:ascii="Times New Roman" w:hAnsi="Times New Roman" w:cs="Times New Roman"/>
-          <w:sz w:val="24"/>
-          <w:szCs w:val="24"/>
-        </w:rPr>
-        <w:t xml:space="preserve">: </w:t>
+      </w:r>
+      <w:r>
+        <w:rPr>
+          <w:rFonts w:ascii="Times New Roman" w:hAnsi="Times New Roman" w:cs="Times New Roman"/>
+          <w:sz w:val="24"/>
+          <w:szCs w:val="24"/>
+        </w:rPr>
       </w:r>
       <w:r>
         <w:rPr>
@@ -10427,7 +10263,6 @@
           <w:sz w:val="24"/>
           <w:szCs w:val="24"/>
         </w:rPr>
-        <w:t>192.168.1.1</w:t>
       </w:r>
     </w:p>
     <w:p>
@@ -10446,7 +10281,7 @@
           <w:sz w:val="24"/>
           <w:szCs w:val="24"/>
         </w:rPr>
-        <w:t xml:space="preserve">H3. Máy chủ DNS </w:t>
+        <w:t>H3. Máy chủ DNS sử dụng: {{ H3_dns_server }}</w:t>
       </w:r>
       <w:proofErr w:type="spellStart"/>
       <w:r>
@@ -10456,7 +10291,6 @@
           <w:sz w:val="24"/>
           <w:szCs w:val="24"/>
         </w:rPr>
-        <w:t>sử</w:t>
       </w:r>
       <w:proofErr w:type="spellEnd"/>
       <w:r>
@@ -10466,7 +10300,6 @@
           <w:sz w:val="24"/>
           <w:szCs w:val="24"/>
         </w:rPr>
-        <w:t xml:space="preserve"> </w:t>
       </w:r>
       <w:proofErr w:type="spellStart"/>
       <w:r>
@@ -10476,7 +10309,6 @@
           <w:sz w:val="24"/>
           <w:szCs w:val="24"/>
         </w:rPr>
-        <w:t>dụng</w:t>
       </w:r>
       <w:proofErr w:type="spellEnd"/>
       <w:r>
@@ -10485,7 +10317,6 @@
           <w:sz w:val="24"/>
           <w:szCs w:val="24"/>
         </w:rPr>
-        <w:t xml:space="preserve">: </w:t>
       </w:r>
       <w:r>
         <w:rPr>
@@ -10495,7 +10326,6 @@
           <w:sz w:val="24"/>
           <w:szCs w:val="24"/>
         </w:rPr>
-        <w:t xml:space="preserve">8.8.8.8 (Google) </w:t>
       </w:r>
       <w:proofErr w:type="spellStart"/>
       <w:r>
@@ -10506,7 +10336,6 @@
           <w:sz w:val="24"/>
           <w:szCs w:val="24"/>
         </w:rPr>
-        <w:t>hoặc</w:t>
       </w:r>
       <w:proofErr w:type="spellEnd"/>
       <w:r>
@@ -10517,7 +10346,6 @@
           <w:sz w:val="24"/>
           <w:szCs w:val="24"/>
         </w:rPr>
-        <w:t xml:space="preserve"> DNS của Viettel: 203.113.131.1</w:t>
       </w:r>
     </w:p>
     <w:p>
@@ -10565,15 +10393,14 @@
           <w:sz w:val="24"/>
           <w:szCs w:val="24"/>
         </w:rPr>
-        <w:sym w:font="Wingdings 2" w:char="F054"/>
-      </w:r>
-      <w:r>
-        <w:rPr>
-          <w:rFonts w:ascii="Times New Roman" w:hAnsi="Times New Roman" w:cs="Times New Roman"/>
-          <w:sz w:val="24"/>
-          <w:szCs w:val="24"/>
-        </w:rPr>
-        <w:t xml:space="preserve"> Không có VLAN (toàn bộ thiết bị cùng một mạng phẳng)     </w:t>
+        <w:t xml:space="preserve"> {{ H4_vlan_khong }} Không có VLAN (toàn bộ thiết bị cùng một mạng phẳng)     </w:t>
+      </w:r>
+      <w:r>
+        <w:rPr>
+          <w:rFonts w:ascii="Times New Roman" w:hAnsi="Times New Roman" w:cs="Times New Roman"/>
+          <w:sz w:val="24"/>
+          <w:szCs w:val="24"/>
+        </w:rPr>
       </w:r>
     </w:p>
     <w:p>
@@ -10592,15 +10419,14 @@
           <w:sz w:val="24"/>
           <w:szCs w:val="24"/>
         </w:rPr>
-        <w:t>☐</w:t>
-      </w:r>
-      <w:r>
-        <w:rPr>
-          <w:rFonts w:ascii="Times New Roman" w:hAnsi="Times New Roman" w:cs="Times New Roman"/>
-          <w:sz w:val="24"/>
-          <w:szCs w:val="24"/>
-        </w:rPr>
-        <w:t xml:space="preserve"> Có VLAN – Số lượng VLAN: ___   Mô tả: ___________________________</w:t>
+        <w:t>{{ H4_vlan_co }} ☐ Có VLAN – Số lượng VLAN: ___   Mô tả: ___________________________</w:t>
+      </w:r>
+      <w:r>
+        <w:rPr>
+          <w:rFonts w:ascii="Times New Roman" w:hAnsi="Times New Roman" w:cs="Times New Roman"/>
+          <w:sz w:val="24"/>
+          <w:szCs w:val="24"/>
+        </w:rPr>
       </w:r>
     </w:p>
     <w:p>
@@ -12200,15 +12026,14 @@
           <w:sz w:val="24"/>
           <w:szCs w:val="24"/>
         </w:rPr>
-        <w:sym w:font="Wingdings 2" w:char="F054"/>
-      </w:r>
-      <w:r>
-        <w:rPr>
-          <w:rFonts w:ascii="Times New Roman" w:hAnsi="Times New Roman" w:cs="Times New Roman"/>
-          <w:sz w:val="24"/>
-          <w:szCs w:val="24"/>
-        </w:rPr>
-        <w:t xml:space="preserve"> Có </w:t>
+        <w:t xml:space="preserve"> {{ L1_khoa_cua_thuong }} Có khóa cửa (chìa khóa thường)     </w:t>
+      </w:r>
+      <w:r>
+        <w:rPr>
+          <w:rFonts w:ascii="Times New Roman" w:hAnsi="Times New Roman" w:cs="Times New Roman"/>
+          <w:sz w:val="24"/>
+          <w:szCs w:val="24"/>
+        </w:rPr>
       </w:r>
       <w:proofErr w:type="spellStart"/>
       <w:r>
@@ -12217,7 +12042,6 @@
           <w:sz w:val="24"/>
           <w:szCs w:val="24"/>
         </w:rPr>
-        <w:t>khóa</w:t>
       </w:r>
       <w:proofErr w:type="spellEnd"/>
       <w:r>
@@ -12226,7 +12050,6 @@
           <w:sz w:val="24"/>
           <w:szCs w:val="24"/>
         </w:rPr>
-        <w:t xml:space="preserve"> </w:t>
       </w:r>
       <w:proofErr w:type="spellStart"/>
       <w:r>
@@ -12235,7 +12058,6 @@
           <w:sz w:val="24"/>
           <w:szCs w:val="24"/>
         </w:rPr>
-        <w:t>cửa</w:t>
       </w:r>
       <w:proofErr w:type="spellEnd"/>
       <w:r>
@@ -12244,7 +12066,6 @@
           <w:sz w:val="24"/>
           <w:szCs w:val="24"/>
         </w:rPr>
-        <w:t xml:space="preserve"> (chìa khóa thường)     </w:t>
       </w:r>
     </w:p>
     <w:p>
@@ -12263,7 +12084,7 @@
           <w:sz w:val="24"/>
           <w:szCs w:val="24"/>
         </w:rPr>
-        <w:t xml:space="preserve">{{ L1_khoa_camera }} Có khóa cửa + camera giám sát     </w:t>
+        <w:t xml:space="preserve">{{ L1_khoa_camera }} ☐ Có khóa cửa + camera giám sát     </w:t>
       </w:r>
       <w:r>
         <w:rPr>
@@ -12289,7 +12110,7 @@
           <w:sz w:val="24"/>
           <w:szCs w:val="24"/>
         </w:rPr>
-        <w:t xml:space="preserve">{{ L1_the_tu }} Có thẻ từ / kiểm soát điện tử     </w:t>
+        <w:t xml:space="preserve">{{ L1_the_tu }} ☐ Có thẻ từ / kiểm soát điện tử     </w:t>
       </w:r>
       <w:r>
         <w:rPr>
@@ -12315,7 +12136,7 @@
           <w:sz w:val="24"/>
           <w:szCs w:val="24"/>
         </w:rPr>
-        <w:t>{{ L1_khong_kiem_soat }} Không có kiểm soát riêng</w:t>
+        <w:t>{{ L1_khong_kiem_soat }} ☐ Không có kiểm soát riêng</w:t>
       </w:r>
       <w:r>
         <w:rPr>
@@ -12508,7 +12329,7 @@
           <w:sz w:val="24"/>
           <w:szCs w:val="24"/>
         </w:rPr>
-        <w:t xml:space="preserve">{{ L2_pass_policy_co }} Có – Yêu cầu: độ dài tối thiểu {{ L2_do_dai_min }} ký tự, đổi định kỳ {{ L2_doi_dinh_ky_thang }} tháng     </w:t>
+        <w:t xml:space="preserve">{{ L2_pass_policy_co }} ☐ Có – Yêu cầu: độ dài tối thiểu _____ ký tự, đổi định kỳ _____ tháng     </w:t>
       </w:r>
       <w:r>
         <w:rPr>
@@ -12534,7 +12355,7 @@
           <w:sz w:val="24"/>
           <w:szCs w:val="24"/>
         </w:rPr>
-        <w:t>{{ L2_pass_policy_khong }} Không có chính sách thống nhất (mỗi người tự đặt)</w:t>
+        <w:t>{{ L2_pass_policy_khong }} ☐ Không có chính sách thống nhất (mỗi người tự đặt)</w:t>
       </w:r>
       <w:r>
         <w:rPr>
@@ -12621,15 +12442,14 @@
           <w:sz w:val="24"/>
           <w:szCs w:val="24"/>
         </w:rPr>
-        <w:t>☐</w:t>
-      </w:r>
-      <w:r>
-        <w:rPr>
-          <w:rFonts w:ascii="Times New Roman" w:hAnsi="Times New Roman" w:cs="Times New Roman"/>
-          <w:sz w:val="24"/>
-          <w:szCs w:val="24"/>
-        </w:rPr>
-        <w:t xml:space="preserve"> Mỗi cán bộ có tài khoản riêng     </w:t>
+        <w:t xml:space="preserve">{{ L2_account_rieng }} ☐ Mỗi cán bộ có tài khoản riêng     </w:t>
+      </w:r>
+      <w:r>
+        <w:rPr>
+          <w:rFonts w:ascii="Times New Roman" w:hAnsi="Times New Roman" w:cs="Times New Roman"/>
+          <w:sz w:val="24"/>
+          <w:szCs w:val="24"/>
+        </w:rPr>
       </w:r>
     </w:p>
     <w:p>
@@ -12648,15 +12468,14 @@
           <w:sz w:val="24"/>
           <w:szCs w:val="24"/>
         </w:rPr>
-        <w:t>☐</w:t>
-      </w:r>
-      <w:r>
-        <w:rPr>
-          <w:rFonts w:ascii="Times New Roman" w:hAnsi="Times New Roman" w:cs="Times New Roman"/>
-          <w:sz w:val="24"/>
-          <w:szCs w:val="24"/>
-        </w:rPr>
-        <w:t xml:space="preserve"> Dùng chung một tài khoản admin     </w:t>
+        <w:t xml:space="preserve">{{ L2_account_chung }} ☐ Dùng chung một tài khoản admin     </w:t>
+      </w:r>
+      <w:r>
+        <w:rPr>
+          <w:rFonts w:ascii="Times New Roman" w:hAnsi="Times New Roman" w:cs="Times New Roman"/>
+          <w:sz w:val="24"/>
+          <w:szCs w:val="24"/>
+        </w:rPr>
       </w:r>
     </w:p>
     <w:p>
@@ -12675,16 +12494,14 @@
           <w:sz w:val="24"/>
           <w:szCs w:val="24"/>
         </w:rPr>
-        <w:lastRenderedPageBreak/>
-        <w:t>☐</w:t>
-      </w:r>
-      <w:r>
-        <w:rPr>
-          <w:rFonts w:ascii="Times New Roman" w:hAnsi="Times New Roman" w:cs="Times New Roman"/>
-          <w:sz w:val="24"/>
-          <w:szCs w:val="24"/>
-        </w:rPr>
-        <w:t xml:space="preserve"> Cả </w:t>
+        <w:t>{{ L2_account_both }} ☐ Cả hai hình thức</w:t>
+      </w:r>
+      <w:r>
+        <w:rPr>
+          <w:rFonts w:ascii="Times New Roman" w:hAnsi="Times New Roman" w:cs="Times New Roman"/>
+          <w:sz w:val="24"/>
+          <w:szCs w:val="24"/>
+        </w:rPr>
       </w:r>
       <w:proofErr w:type="spellStart"/>
       <w:r>
@@ -12693,7 +12510,6 @@
           <w:sz w:val="24"/>
           <w:szCs w:val="24"/>
         </w:rPr>
-        <w:t>hai</w:t>
       </w:r>
       <w:proofErr w:type="spellEnd"/>
       <w:r>
@@ -12702,7 +12518,6 @@
           <w:sz w:val="24"/>
           <w:szCs w:val="24"/>
         </w:rPr>
-        <w:t xml:space="preserve"> </w:t>
       </w:r>
       <w:proofErr w:type="spellStart"/>
       <w:r>
@@ -12711,7 +12526,6 @@
           <w:sz w:val="24"/>
           <w:szCs w:val="24"/>
         </w:rPr>
-        <w:t>hình</w:t>
       </w:r>
       <w:proofErr w:type="spellEnd"/>
       <w:r>
@@ -12720,7 +12534,6 @@
           <w:sz w:val="24"/>
           <w:szCs w:val="24"/>
         </w:rPr>
-        <w:t xml:space="preserve"> thức</w:t>
       </w:r>
     </w:p>
     <w:p>
@@ -12768,15 +12581,14 @@
           <w:sz w:val="24"/>
           <w:szCs w:val="24"/>
         </w:rPr>
-        <w:t>☐</w:t>
-      </w:r>
-      <w:r>
-        <w:rPr>
-          <w:rFonts w:ascii="Times New Roman" w:hAnsi="Times New Roman" w:cs="Times New Roman"/>
-          <w:sz w:val="24"/>
-          <w:szCs w:val="24"/>
-        </w:rPr>
-        <w:t xml:space="preserve"> Có – Áp dụng cho: ___________________________     </w:t>
+        <w:t xml:space="preserve">{{ L2_2fa_co }} ☐ Có – Áp dụng cho: ___________________________     </w:t>
+      </w:r>
+      <w:r>
+        <w:rPr>
+          <w:rFonts w:ascii="Times New Roman" w:hAnsi="Times New Roman" w:cs="Times New Roman"/>
+          <w:sz w:val="24"/>
+          <w:szCs w:val="24"/>
+        </w:rPr>
       </w:r>
     </w:p>
     <w:p>
@@ -12884,15 +12696,14 @@
           <w:sz w:val="24"/>
           <w:szCs w:val="24"/>
         </w:rPr>
-        <w:t>☐</w:t>
-      </w:r>
-      <w:r>
-        <w:rPr>
-          <w:rFonts w:ascii="Times New Roman" w:hAnsi="Times New Roman" w:cs="Times New Roman"/>
-          <w:sz w:val="24"/>
-          <w:szCs w:val="24"/>
-        </w:rPr>
-        <w:t xml:space="preserve"> Có – Tên phần mềm: ______________</w:t>
+        <w:t xml:space="preserve">{{ L3_antivirus_co }} ☐ Có – Tên phần mềm: _______________  Bản quyền: Có / Không / Miễn phí     </w:t>
+      </w:r>
+      <w:r>
+        <w:rPr>
+          <w:rFonts w:ascii="Times New Roman" w:hAnsi="Times New Roman" w:cs="Times New Roman"/>
+          <w:sz w:val="24"/>
+          <w:szCs w:val="24"/>
+        </w:rPr>
       </w:r>
       <w:proofErr w:type="gramStart"/>
       <w:r>
@@ -12901,7 +12712,6 @@
           <w:sz w:val="24"/>
           <w:szCs w:val="24"/>
         </w:rPr>
-        <w:t>_  Bản</w:t>
       </w:r>
       <w:proofErr w:type="gramEnd"/>
       <w:r>
@@ -12910,7 +12720,6 @@
           <w:sz w:val="24"/>
           <w:szCs w:val="24"/>
         </w:rPr>
-        <w:t xml:space="preserve"> quyền: Có / Không / Miễn phí     </w:t>
       </w:r>
     </w:p>
     <w:p>
@@ -13110,15 +12919,14 @@
           <w:sz w:val="24"/>
           <w:szCs w:val="24"/>
         </w:rPr>
-        <w:t>☐</w:t>
-      </w:r>
-      <w:r>
-        <w:rPr>
-          <w:rFonts w:ascii="Times New Roman" w:hAnsi="Times New Roman" w:cs="Times New Roman"/>
-          <w:sz w:val="24"/>
-          <w:szCs w:val="24"/>
-        </w:rPr>
-        <w:t xml:space="preserve"> Có – Tần suất: Hàng ngày / Hàng tuần / Hàng tháng     </w:t>
+        <w:t xml:space="preserve">{{ L4_1_tan_suat_co }} ☐ Có – Tần suất: Hàng ngày / Hàng tuần / Hàng tháng     </w:t>
+      </w:r>
+      <w:r>
+        <w:rPr>
+          <w:rFonts w:ascii="Times New Roman" w:hAnsi="Times New Roman" w:cs="Times New Roman"/>
+          <w:sz w:val="24"/>
+          <w:szCs w:val="24"/>
+        </w:rPr>
       </w:r>
     </w:p>
     <w:p>
@@ -13137,15 +12945,14 @@
           <w:sz w:val="24"/>
           <w:szCs w:val="24"/>
         </w:rPr>
-        <w:t>☐</w:t>
-      </w:r>
-      <w:r>
-        <w:rPr>
-          <w:rFonts w:ascii="Times New Roman" w:hAnsi="Times New Roman" w:cs="Times New Roman"/>
-          <w:sz w:val="24"/>
-          <w:szCs w:val="24"/>
-        </w:rPr>
-        <w:t xml:space="preserve"> Thực hiện thủ công khi nhớ     </w:t>
+        <w:t xml:space="preserve">{{ L4_1_tan_suat_thu_cong }} ☐ Thực hiện thủ công khi nhớ     </w:t>
+      </w:r>
+      <w:r>
+        <w:rPr>
+          <w:rFonts w:ascii="Times New Roman" w:hAnsi="Times New Roman" w:cs="Times New Roman"/>
+          <w:sz w:val="24"/>
+          <w:szCs w:val="24"/>
+        </w:rPr>
       </w:r>
     </w:p>
     <w:p>
@@ -13164,15 +12971,14 @@
           <w:sz w:val="24"/>
           <w:szCs w:val="24"/>
         </w:rPr>
-        <w:t>☐</w:t>
-      </w:r>
-      <w:r>
-        <w:rPr>
-          <w:rFonts w:ascii="Times New Roman" w:hAnsi="Times New Roman" w:cs="Times New Roman"/>
-          <w:sz w:val="24"/>
-          <w:szCs w:val="24"/>
-        </w:rPr>
-        <w:t xml:space="preserve"> </w:t>
+        <w:t>{{ L4_1_tan_suat_khong }} ☐ Không sao lưu</w:t>
+      </w:r>
+      <w:r>
+        <w:rPr>
+          <w:rFonts w:ascii="Times New Roman" w:hAnsi="Times New Roman" w:cs="Times New Roman"/>
+          <w:sz w:val="24"/>
+          <w:szCs w:val="24"/>
+        </w:rPr>
       </w:r>
       <w:proofErr w:type="spellStart"/>
       <w:r>
@@ -13181,7 +12987,6 @@
           <w:sz w:val="24"/>
           <w:szCs w:val="24"/>
         </w:rPr>
-        <w:t>Không</w:t>
       </w:r>
       <w:proofErr w:type="spellEnd"/>
       <w:r>
@@ -13190,7 +12995,6 @@
           <w:sz w:val="24"/>
           <w:szCs w:val="24"/>
         </w:rPr>
-        <w:t xml:space="preserve"> </w:t>
       </w:r>
       <w:proofErr w:type="spellStart"/>
       <w:r>
@@ -13199,7 +13003,6 @@
           <w:sz w:val="24"/>
           <w:szCs w:val="24"/>
         </w:rPr>
-        <w:t>sao</w:t>
       </w:r>
       <w:proofErr w:type="spellEnd"/>
       <w:r>
@@ -13208,7 +13011,6 @@
           <w:sz w:val="24"/>
           <w:szCs w:val="24"/>
         </w:rPr>
-        <w:t xml:space="preserve"> </w:t>
       </w:r>
       <w:proofErr w:type="spellStart"/>
       <w:r>
@@ -13217,7 +13019,6 @@
           <w:sz w:val="24"/>
           <w:szCs w:val="24"/>
         </w:rPr>
-        <w:t>lưu</w:t>
       </w:r>
       <w:proofErr w:type="spellEnd"/>
     </w:p>
@@ -13280,7 +13081,7 @@
           <w:sz w:val="24"/>
           <w:szCs w:val="24"/>
         </w:rPr>
-        <w:t xml:space="preserve">Ổ </w:t>
+        <w:t>{{ L4_2_vi_tri_luu_tru }}</w:t>
       </w:r>
       <w:proofErr w:type="spellStart"/>
       <w:r>
@@ -13291,7 +13092,6 @@
           <w:sz w:val="24"/>
           <w:szCs w:val="24"/>
         </w:rPr>
-        <w:t>cứng</w:t>
       </w:r>
       <w:proofErr w:type="spellEnd"/>
       <w:r>
@@ -13302,7 +13102,6 @@
           <w:sz w:val="24"/>
           <w:szCs w:val="24"/>
         </w:rPr>
-        <w:t xml:space="preserve"> </w:t>
       </w:r>
       <w:proofErr w:type="spellStart"/>
       <w:r>
@@ -13313,7 +13112,6 @@
           <w:sz w:val="24"/>
           <w:szCs w:val="24"/>
         </w:rPr>
-        <w:t>ngoài</w:t>
       </w:r>
       <w:proofErr w:type="spellEnd"/>
       <w:r>
@@ -13324,7 +13122,6 @@
           <w:sz w:val="24"/>
           <w:szCs w:val="24"/>
         </w:rPr>
-        <w:t xml:space="preserve"> WD 2TB – cắm tại máy chủ, sao lưu mỗi thứ Sáu hàng tuần</w:t>
       </w:r>
     </w:p>
     <w:p>
@@ -13372,15 +13169,14 @@
           <w:sz w:val="24"/>
           <w:szCs w:val="24"/>
         </w:rPr>
-        <w:t>☐</w:t>
-      </w:r>
-      <w:r>
-        <w:rPr>
-          <w:rFonts w:ascii="Times New Roman" w:hAnsi="Times New Roman" w:cs="Times New Roman"/>
-          <w:sz w:val="24"/>
-          <w:szCs w:val="24"/>
-        </w:rPr>
-        <w:t xml:space="preserve"> Có – Địa điểm: ___________________________     </w:t>
+        <w:t xml:space="preserve">{{ L4_3_khac_vi_tri }} ☐ Có – Địa điểm: ___________________________     </w:t>
+      </w:r>
+      <w:r>
+        <w:rPr>
+          <w:rFonts w:ascii="Times New Roman" w:hAnsi="Times New Roman" w:cs="Times New Roman"/>
+          <w:sz w:val="24"/>
+          <w:szCs w:val="24"/>
+        </w:rPr>
       </w:r>
     </w:p>
     <w:p>
@@ -13399,15 +13195,14 @@
           <w:sz w:val="24"/>
           <w:szCs w:val="24"/>
         </w:rPr>
-        <w:t>☐</w:t>
-      </w:r>
-      <w:r>
-        <w:rPr>
-          <w:rFonts w:ascii="Times New Roman" w:hAnsi="Times New Roman" w:cs="Times New Roman"/>
-          <w:sz w:val="24"/>
-          <w:szCs w:val="24"/>
-        </w:rPr>
-        <w:t xml:space="preserve"> </w:t>
+        <w:t>{{ L4_3_khong_khac_vi_tri }} ☐ Không – Cùng vị trí với máy chủ</w:t>
+      </w:r>
+      <w:r>
+        <w:rPr>
+          <w:rFonts w:ascii="Times New Roman" w:hAnsi="Times New Roman" w:cs="Times New Roman"/>
+          <w:sz w:val="24"/>
+          <w:szCs w:val="24"/>
+        </w:rPr>
       </w:r>
       <w:proofErr w:type="spellStart"/>
       <w:r>
@@ -13416,7 +13211,6 @@
           <w:sz w:val="24"/>
           <w:szCs w:val="24"/>
         </w:rPr>
-        <w:t>Không</w:t>
       </w:r>
       <w:proofErr w:type="spellEnd"/>
       <w:r>
@@ -13425,7 +13219,6 @@
           <w:sz w:val="24"/>
           <w:szCs w:val="24"/>
         </w:rPr>
-        <w:t xml:space="preserve"> – </w:t>
       </w:r>
       <w:proofErr w:type="spellStart"/>
       <w:r>
@@ -13434,7 +13227,6 @@
           <w:sz w:val="24"/>
           <w:szCs w:val="24"/>
         </w:rPr>
-        <w:t>Cùng</w:t>
       </w:r>
       <w:proofErr w:type="spellEnd"/>
       <w:r>
@@ -13443,7 +13235,6 @@
           <w:sz w:val="24"/>
           <w:szCs w:val="24"/>
         </w:rPr>
-        <w:t xml:space="preserve"> vị trí với máy chủ</w:t>
       </w:r>
     </w:p>
     <w:p>
@@ -13541,15 +13332,14 @@
           <w:sz w:val="24"/>
           <w:szCs w:val="24"/>
         </w:rPr>
-        <w:t>☐</w:t>
-      </w:r>
-      <w:r>
-        <w:rPr>
-          <w:rFonts w:ascii="Times New Roman" w:hAnsi="Times New Roman" w:cs="Times New Roman"/>
-          <w:sz w:val="24"/>
-          <w:szCs w:val="24"/>
-        </w:rPr>
-        <w:t xml:space="preserve"> Không biết / Chưa kiểm tra     </w:t>
+        <w:t xml:space="preserve">{{ L5_1_log_router_khong_biet }} ☐ Không biết / Chưa kiểm tra     </w:t>
+      </w:r>
+      <w:r>
+        <w:rPr>
+          <w:rFonts w:ascii="Times New Roman" w:hAnsi="Times New Roman" w:cs="Times New Roman"/>
+          <w:sz w:val="24"/>
+          <w:szCs w:val="24"/>
+        </w:rPr>
       </w:r>
     </w:p>
     <w:p>
@@ -13568,7 +13358,7 @@
           <w:sz w:val="24"/>
           <w:szCs w:val="24"/>
         </w:rPr>
-        <w:t>☐</w:t>
+        <w:t>{{ L5_1_log_router_khong }} ☐ Không</w:t>
       </w:r>
       <w:r>
         <w:rPr>
@@ -13624,15 +13414,14 @@
           <w:sz w:val="24"/>
           <w:szCs w:val="24"/>
         </w:rPr>
-        <w:t>☐</w:t>
-      </w:r>
-      <w:r>
-        <w:rPr>
-          <w:rFonts w:ascii="Times New Roman" w:hAnsi="Times New Roman" w:cs="Times New Roman"/>
-          <w:sz w:val="24"/>
-          <w:szCs w:val="24"/>
-        </w:rPr>
-        <w:t xml:space="preserve"> &lt; 3 tháng     </w:t>
+        <w:t xml:space="preserve">{{ L5_2_thoi_gian_duoi_3 }} ☐ &lt; 3 tháng     </w:t>
+      </w:r>
+      <w:r>
+        <w:rPr>
+          <w:rFonts w:ascii="Times New Roman" w:hAnsi="Times New Roman" w:cs="Times New Roman"/>
+          <w:sz w:val="24"/>
+          <w:szCs w:val="24"/>
+        </w:rPr>
       </w:r>
     </w:p>
     <w:p>
@@ -13651,15 +13440,14 @@
           <w:sz w:val="24"/>
           <w:szCs w:val="24"/>
         </w:rPr>
-        <w:t>☐</w:t>
-      </w:r>
-      <w:r>
-        <w:rPr>
-          <w:rFonts w:ascii="Times New Roman" w:hAnsi="Times New Roman" w:cs="Times New Roman"/>
-          <w:sz w:val="24"/>
-          <w:szCs w:val="24"/>
-        </w:rPr>
-        <w:t xml:space="preserve"> 3 – 6 tháng     </w:t>
+        <w:t xml:space="preserve">{{ L5_2_thoi_gian_3_6 }} ☐ 3 – 6 tháng     </w:t>
+      </w:r>
+      <w:r>
+        <w:rPr>
+          <w:rFonts w:ascii="Times New Roman" w:hAnsi="Times New Roman" w:cs="Times New Roman"/>
+          <w:sz w:val="24"/>
+          <w:szCs w:val="24"/>
+        </w:rPr>
       </w:r>
     </w:p>
     <w:p>
@@ -13678,15 +13466,14 @@
           <w:sz w:val="24"/>
           <w:szCs w:val="24"/>
         </w:rPr>
-        <w:t>☐</w:t>
-      </w:r>
-      <w:r>
-        <w:rPr>
-          <w:rFonts w:ascii="Times New Roman" w:hAnsi="Times New Roman" w:cs="Times New Roman"/>
-          <w:sz w:val="24"/>
-          <w:szCs w:val="24"/>
-        </w:rPr>
-        <w:t xml:space="preserve"> &gt; 6 tháng     </w:t>
+        <w:t xml:space="preserve">{{ L5_2_thoi_gian_tren_6 }} ☐ &gt; 6 tháng     </w:t>
+      </w:r>
+      <w:r>
+        <w:rPr>
+          <w:rFonts w:ascii="Times New Roman" w:hAnsi="Times New Roman" w:cs="Times New Roman"/>
+          <w:sz w:val="24"/>
+          <w:szCs w:val="24"/>
+        </w:rPr>
       </w:r>
     </w:p>
     <w:p>
@@ -13705,15 +13492,14 @@
           <w:sz w:val="24"/>
           <w:szCs w:val="24"/>
         </w:rPr>
-        <w:t>☐</w:t>
-      </w:r>
-      <w:r>
-        <w:rPr>
-          <w:rFonts w:ascii="Times New Roman" w:hAnsi="Times New Roman" w:cs="Times New Roman"/>
-          <w:sz w:val="24"/>
-          <w:szCs w:val="24"/>
-        </w:rPr>
-        <w:t xml:space="preserve"> </w:t>
+        <w:t>{{ L5_2_thoi_gian_khong }} ☐ Không lưu</w:t>
+      </w:r>
+      <w:r>
+        <w:rPr>
+          <w:rFonts w:ascii="Times New Roman" w:hAnsi="Times New Roman" w:cs="Times New Roman"/>
+          <w:sz w:val="24"/>
+          <w:szCs w:val="24"/>
+        </w:rPr>
       </w:r>
       <w:proofErr w:type="spellStart"/>
       <w:r>
@@ -13722,7 +13508,6 @@
           <w:sz w:val="24"/>
           <w:szCs w:val="24"/>
         </w:rPr>
-        <w:t>Không</w:t>
       </w:r>
       <w:proofErr w:type="spellEnd"/>
       <w:r>
@@ -13731,7 +13516,6 @@
           <w:sz w:val="24"/>
           <w:szCs w:val="24"/>
         </w:rPr>
-        <w:t xml:space="preserve"> </w:t>
       </w:r>
       <w:proofErr w:type="spellStart"/>
       <w:r>
@@ -13740,7 +13524,6 @@
           <w:sz w:val="24"/>
           <w:szCs w:val="24"/>
         </w:rPr>
-        <w:t>lưu</w:t>
       </w:r>
       <w:proofErr w:type="spellEnd"/>
     </w:p>
@@ -13789,15 +13572,14 @@
           <w:sz w:val="24"/>
           <w:szCs w:val="24"/>
         </w:rPr>
-        <w:t>☐</w:t>
-      </w:r>
-      <w:r>
-        <w:rPr>
-          <w:rFonts w:ascii="Times New Roman" w:hAnsi="Times New Roman" w:cs="Times New Roman"/>
-          <w:sz w:val="24"/>
-          <w:szCs w:val="24"/>
-        </w:rPr>
-        <w:t xml:space="preserve"> Có – Tên/loại: ___________________________     </w:t>
+        <w:t xml:space="preserve">{{ L5_3_siem_co }} ☐ Có – Tên/loại: ___________________________     </w:t>
+      </w:r>
+      <w:r>
+        <w:rPr>
+          <w:rFonts w:ascii="Times New Roman" w:hAnsi="Times New Roman" w:cs="Times New Roman"/>
+          <w:sz w:val="24"/>
+          <w:szCs w:val="24"/>
+        </w:rPr>
       </w:r>
     </w:p>
     <w:p>
@@ -13816,7 +13598,7 @@
           <w:sz w:val="24"/>
           <w:szCs w:val="24"/>
         </w:rPr>
-        <w:t>☐</w:t>
+        <w:t>{{ L5_3_siem_khong }} ☐ Không</w:t>
       </w:r>
       <w:r>
         <w:rPr>
@@ -13905,16 +13687,14 @@
           <w:sz w:val="24"/>
           <w:szCs w:val="24"/>
         </w:rPr>
-        <w:lastRenderedPageBreak/>
-        <w:t>☐</w:t>
-      </w:r>
-      <w:r>
-        <w:rPr>
-          <w:rFonts w:ascii="Times New Roman" w:hAnsi="Times New Roman" w:cs="Times New Roman"/>
-          <w:sz w:val="24"/>
-          <w:szCs w:val="24"/>
-        </w:rPr>
-        <w:t xml:space="preserve"> Không có sự cố nào     </w:t>
+        <w:t xml:space="preserve">{{ L6_1_su_co_khong }} ☐ Không có sự cố nào     </w:t>
+      </w:r>
+      <w:r>
+        <w:rPr>
+          <w:rFonts w:ascii="Times New Roman" w:hAnsi="Times New Roman" w:cs="Times New Roman"/>
+          <w:sz w:val="24"/>
+          <w:szCs w:val="24"/>
+        </w:rPr>
       </w:r>
     </w:p>
     <w:p>
@@ -13933,15 +13713,14 @@
           <w:sz w:val="24"/>
           <w:szCs w:val="24"/>
         </w:rPr>
-        <w:t>☐</w:t>
-      </w:r>
-      <w:r>
-        <w:rPr>
-          <w:rFonts w:ascii="Times New Roman" w:hAnsi="Times New Roman" w:cs="Times New Roman"/>
-          <w:sz w:val="24"/>
-          <w:szCs w:val="24"/>
-        </w:rPr>
-        <w:t xml:space="preserve"> Có – Mô tả ngắn: ___________________________     </w:t>
+        <w:t>{{ L6_1_su_co_co }} ☐ Có – Mô tả ngắn: ___________________________     {{ L6_1_su_co_khong_biet }} ☐ Không biết / Không ghi nhận</w:t>
+      </w:r>
+      <w:r>
+        <w:rPr>
+          <w:rFonts w:ascii="Times New Roman" w:hAnsi="Times New Roman" w:cs="Times New Roman"/>
+          <w:sz w:val="24"/>
+          <w:szCs w:val="24"/>
+        </w:rPr>
       </w:r>
       <w:r>
         <w:rPr>
@@ -13949,15 +13728,13 @@
           <w:sz w:val="24"/>
           <w:szCs w:val="24"/>
         </w:rPr>
-        <w:t>☐</w:t>
-      </w:r>
-      <w:r>
-        <w:rPr>
-          <w:rFonts w:ascii="Times New Roman" w:hAnsi="Times New Roman" w:cs="Times New Roman"/>
-          <w:sz w:val="24"/>
-          <w:szCs w:val="24"/>
-        </w:rPr>
-        <w:t xml:space="preserve"> Không biết / Không ghi nhận</w:t>
+      </w:r>
+      <w:r>
+        <w:rPr>
+          <w:rFonts w:ascii="Times New Roman" w:hAnsi="Times New Roman" w:cs="Times New Roman"/>
+          <w:sz w:val="24"/>
+          <w:szCs w:val="24"/>
+        </w:rPr>
       </w:r>
     </w:p>
     <w:p>
@@ -14075,7 +13852,7 @@
           <w:sz w:val="24"/>
           <w:szCs w:val="24"/>
         </w:rPr>
-        <w:t xml:space="preserve">Gọi </w:t>
+        <w:t>{{ L6_2_phuong_thuc_xu_ly }}</w:t>
       </w:r>
       <w:proofErr w:type="spellStart"/>
       <w:r>
@@ -14084,7 +13861,6 @@
           <w:sz w:val="24"/>
           <w:szCs w:val="24"/>
         </w:rPr>
-        <w:t>đơn</w:t>
       </w:r>
       <w:proofErr w:type="spellEnd"/>
       <w:r>
@@ -14093,7 +13869,6 @@
           <w:sz w:val="24"/>
           <w:szCs w:val="24"/>
         </w:rPr>
-        <w:t xml:space="preserve"> </w:t>
       </w:r>
       <w:proofErr w:type="spellStart"/>
       <w:r>
@@ -14102,7 +13877,6 @@
           <w:sz w:val="24"/>
           <w:szCs w:val="24"/>
         </w:rPr>
-        <w:t>vị</w:t>
       </w:r>
       <w:proofErr w:type="spellEnd"/>
       <w:r>
@@ -14111,7 +13885,6 @@
           <w:sz w:val="24"/>
           <w:szCs w:val="24"/>
         </w:rPr>
-        <w:t xml:space="preserve"> </w:t>
       </w:r>
       <w:proofErr w:type="spellStart"/>
       <w:r>
@@ -14120,7 +13893,6 @@
           <w:sz w:val="24"/>
           <w:szCs w:val="24"/>
         </w:rPr>
-        <w:t>ngoài</w:t>
       </w:r>
       <w:proofErr w:type="spellEnd"/>
     </w:p>
@@ -14267,15 +14039,14 @@
           <w:sz w:val="24"/>
           <w:szCs w:val="24"/>
         </w:rPr>
-        <w:t>☐</w:t>
-      </w:r>
-      <w:r>
-        <w:rPr>
-          <w:rFonts w:ascii="Times New Roman" w:hAnsi="Times New Roman" w:cs="Times New Roman"/>
-          <w:sz w:val="24"/>
-          <w:szCs w:val="24"/>
-        </w:rPr>
-        <w:t xml:space="preserve"> Tường lửa tích hợp trên Router (SPI – Stateful Packet Inspection)     </w:t>
+        <w:t xml:space="preserve">{{ L7_1_firewall_router }} ☐ Tường lửa tích hợp trên Router (SPI – Stateful Packet Inspection)     </w:t>
+      </w:r>
+      <w:r>
+        <w:rPr>
+          <w:rFonts w:ascii="Times New Roman" w:hAnsi="Times New Roman" w:cs="Times New Roman"/>
+          <w:sz w:val="24"/>
+          <w:szCs w:val="24"/>
+        </w:rPr>
       </w:r>
     </w:p>
     <w:p>
@@ -14294,15 +14065,14 @@
           <w:sz w:val="24"/>
           <w:szCs w:val="24"/>
         </w:rPr>
-        <w:t>☐</w:t>
-      </w:r>
-      <w:r>
-        <w:rPr>
-          <w:rFonts w:ascii="Times New Roman" w:hAnsi="Times New Roman" w:cs="Times New Roman"/>
-          <w:sz w:val="24"/>
-          <w:szCs w:val="24"/>
-        </w:rPr>
-        <w:t xml:space="preserve"> Tường lửa phần cứng chuyên dụng (Firewall appliance)     </w:t>
+        <w:t xml:space="preserve">{{ L7_1_firewall_phanh_cung }} ☐ Tường lửa phần cứng chuyên dụng (Firewall appliance)     </w:t>
+      </w:r>
+      <w:r>
+        <w:rPr>
+          <w:rFonts w:ascii="Times New Roman" w:hAnsi="Times New Roman" w:cs="Times New Roman"/>
+          <w:sz w:val="24"/>
+          <w:szCs w:val="24"/>
+        </w:rPr>
       </w:r>
     </w:p>
     <w:p>
@@ -14321,15 +14091,14 @@
           <w:sz w:val="24"/>
           <w:szCs w:val="24"/>
         </w:rPr>
-        <w:t>☐</w:t>
-      </w:r>
-      <w:r>
-        <w:rPr>
-          <w:rFonts w:ascii="Times New Roman" w:hAnsi="Times New Roman" w:cs="Times New Roman"/>
-          <w:sz w:val="24"/>
-          <w:szCs w:val="24"/>
-        </w:rPr>
-        <w:t xml:space="preserve"> </w:t>
+        <w:t>{{ L7_1_firewall_phan_mem }} ☐ Tường lửa phần mềm trên máy chủ (iptables, Windows Firewall…)</w:t>
+      </w:r>
+      <w:r>
+        <w:rPr>
+          <w:rFonts w:ascii="Times New Roman" w:hAnsi="Times New Roman" w:cs="Times New Roman"/>
+          <w:sz w:val="24"/>
+          <w:szCs w:val="24"/>
+        </w:rPr>
       </w:r>
       <w:proofErr w:type="spellStart"/>
       <w:r>
@@ -14338,7 +14107,6 @@
           <w:sz w:val="24"/>
           <w:szCs w:val="24"/>
         </w:rPr>
-        <w:t>Tường</w:t>
       </w:r>
       <w:proofErr w:type="spellEnd"/>
       <w:r>
@@ -14347,7 +14115,6 @@
           <w:sz w:val="24"/>
           <w:szCs w:val="24"/>
         </w:rPr>
-        <w:t xml:space="preserve"> </w:t>
       </w:r>
       <w:proofErr w:type="spellStart"/>
       <w:r>
@@ -14356,7 +14123,6 @@
           <w:sz w:val="24"/>
           <w:szCs w:val="24"/>
         </w:rPr>
-        <w:t>lửa</w:t>
       </w:r>
       <w:proofErr w:type="spellEnd"/>
       <w:r>
@@ -14365,7 +14131,6 @@
           <w:sz w:val="24"/>
           <w:szCs w:val="24"/>
         </w:rPr>
-        <w:t xml:space="preserve"> </w:t>
       </w:r>
       <w:proofErr w:type="spellStart"/>
       <w:r>
@@ -14374,7 +14139,6 @@
           <w:sz w:val="24"/>
           <w:szCs w:val="24"/>
         </w:rPr>
-        <w:t>phần</w:t>
       </w:r>
       <w:proofErr w:type="spellEnd"/>
       <w:r>
@@ -14383,7 +14147,6 @@
           <w:sz w:val="24"/>
           <w:szCs w:val="24"/>
         </w:rPr>
-        <w:t xml:space="preserve"> mềm trên máy chủ (iptables, Windows Firewall…)</w:t>
       </w:r>
     </w:p>
     <w:p>
@@ -14431,15 +14194,14 @@
           <w:sz w:val="24"/>
           <w:szCs w:val="24"/>
         </w:rPr>
-        <w:t>☐</w:t>
-      </w:r>
-      <w:r>
-        <w:rPr>
-          <w:rFonts w:ascii="Times New Roman" w:hAnsi="Times New Roman" w:cs="Times New Roman"/>
-          <w:sz w:val="24"/>
-          <w:szCs w:val="24"/>
-        </w:rPr>
-        <w:t xml:space="preserve"> Chặn tất cả, chỉ cho phép những gì được khai báo (Default Deny – Khuyến nghị)     </w:t>
+        <w:t xml:space="preserve">{{ L7_2_policy_deny }} ☐ Chặn tất cả, chỉ cho phép những gì được khai báo (Default Deny – Khuyến nghị)     </w:t>
+      </w:r>
+      <w:r>
+        <w:rPr>
+          <w:rFonts w:ascii="Times New Roman" w:hAnsi="Times New Roman" w:cs="Times New Roman"/>
+          <w:sz w:val="24"/>
+          <w:szCs w:val="24"/>
+        </w:rPr>
       </w:r>
     </w:p>
     <w:p>
@@ -14458,15 +14220,14 @@
           <w:sz w:val="24"/>
           <w:szCs w:val="24"/>
         </w:rPr>
-        <w:t>☐</w:t>
-      </w:r>
-      <w:r>
-        <w:rPr>
-          <w:rFonts w:ascii="Times New Roman" w:hAnsi="Times New Roman" w:cs="Times New Roman"/>
-          <w:sz w:val="24"/>
-          <w:szCs w:val="24"/>
-        </w:rPr>
-        <w:t xml:space="preserve"> Cho phép tất cả, chỉ chặn những gì bị cấm (Default Allow)     </w:t>
+        <w:t xml:space="preserve">{{ L7_2_policy_allow }} ☐ Cho phép tất cả, chỉ chặn những gì bị cấm (Default Allow)     </w:t>
+      </w:r>
+      <w:r>
+        <w:rPr>
+          <w:rFonts w:ascii="Times New Roman" w:hAnsi="Times New Roman" w:cs="Times New Roman"/>
+          <w:sz w:val="24"/>
+          <w:szCs w:val="24"/>
+        </w:rPr>
       </w:r>
     </w:p>
     <w:p>
@@ -14485,15 +14246,14 @@
           <w:sz w:val="24"/>
           <w:szCs w:val="24"/>
         </w:rPr>
-        <w:t>☐</w:t>
-      </w:r>
-      <w:r>
-        <w:rPr>
-          <w:rFonts w:ascii="Times New Roman" w:hAnsi="Times New Roman" w:cs="Times New Roman"/>
-          <w:sz w:val="24"/>
-          <w:szCs w:val="24"/>
-        </w:rPr>
-        <w:t xml:space="preserve"> </w:t>
+        <w:t>{{ L7_2_policy_khong_biet }} ☐ Không biết / Chưa cấu hình</w:t>
+      </w:r>
+      <w:r>
+        <w:rPr>
+          <w:rFonts w:ascii="Times New Roman" w:hAnsi="Times New Roman" w:cs="Times New Roman"/>
+          <w:sz w:val="24"/>
+          <w:szCs w:val="24"/>
+        </w:rPr>
       </w:r>
       <w:proofErr w:type="spellStart"/>
       <w:r>
@@ -14502,7 +14262,6 @@
           <w:sz w:val="24"/>
           <w:szCs w:val="24"/>
         </w:rPr>
-        <w:t>Không</w:t>
       </w:r>
       <w:proofErr w:type="spellEnd"/>
       <w:r>
@@ -14511,7 +14270,6 @@
           <w:sz w:val="24"/>
           <w:szCs w:val="24"/>
         </w:rPr>
-        <w:t xml:space="preserve"> biết / Chưa cấu hình</w:t>
       </w:r>
     </w:p>
     <w:p>
@@ -14559,15 +14317,14 @@
           <w:sz w:val="24"/>
           <w:szCs w:val="24"/>
         </w:rPr>
-        <w:t>☐</w:t>
-      </w:r>
-      <w:r>
-        <w:rPr>
-          <w:rFonts w:ascii="Times New Roman" w:hAnsi="Times New Roman" w:cs="Times New Roman"/>
-          <w:sz w:val="24"/>
-          <w:szCs w:val="24"/>
-        </w:rPr>
-        <w:t xml:space="preserve"> Có – qua VPN (SSL VPN / IPSec)     </w:t>
+        <w:t xml:space="preserve">{{ L7_3_remote_vpn }} ☐ Có – qua VPN (SSL VPN / IPSec)     </w:t>
+      </w:r>
+      <w:r>
+        <w:rPr>
+          <w:rFonts w:ascii="Times New Roman" w:hAnsi="Times New Roman" w:cs="Times New Roman"/>
+          <w:sz w:val="24"/>
+          <w:szCs w:val="24"/>
+        </w:rPr>
       </w:r>
     </w:p>
     <w:p>
@@ -14586,15 +14343,14 @@
           <w:sz w:val="24"/>
           <w:szCs w:val="24"/>
         </w:rPr>
-        <w:t>☐</w:t>
-      </w:r>
-      <w:r>
-        <w:rPr>
-          <w:rFonts w:ascii="Times New Roman" w:hAnsi="Times New Roman" w:cs="Times New Roman"/>
-          <w:sz w:val="24"/>
-          <w:szCs w:val="24"/>
-        </w:rPr>
-        <w:t xml:space="preserve"> Có – qua Remote Desktop / TeamViewer / AnyDesk     </w:t>
+        <w:t xml:space="preserve">{{ L7_3_remote_desktop }} ☐ Có – qua Remote Desktop / TeamViewer / AnyDesk     </w:t>
+      </w:r>
+      <w:r>
+        <w:rPr>
+          <w:rFonts w:ascii="Times New Roman" w:hAnsi="Times New Roman" w:cs="Times New Roman"/>
+          <w:sz w:val="24"/>
+          <w:szCs w:val="24"/>
+        </w:rPr>
       </w:r>
     </w:p>
     <w:p>
@@ -14723,7 +14479,7 @@
           <w:sz w:val="24"/>
           <w:szCs w:val="24"/>
         </w:rPr>
-        <w:t>Cổng</w:t>
+        <w:t>{{ L7_4_cong_mo }}</w:t>
       </w:r>
       <w:proofErr w:type="spellEnd"/>
       <w:r>
@@ -14734,7 +14490,6 @@
           <w:sz w:val="24"/>
           <w:szCs w:val="24"/>
         </w:rPr>
-        <w:t xml:space="preserve"> 443 </w:t>
       </w:r>
       <w:proofErr w:type="spellStart"/>
       <w:r>
@@ -14745,7 +14500,6 @@
           <w:sz w:val="24"/>
           <w:szCs w:val="24"/>
         </w:rPr>
-        <w:t>mở</w:t>
       </w:r>
       <w:proofErr w:type="spellEnd"/>
       <w:r>
@@ -14756,7 +14510,6 @@
           <w:sz w:val="24"/>
           <w:szCs w:val="24"/>
         </w:rPr>
-        <w:t xml:space="preserve"> để truy cập ứng dụng DVCTT; Cổng 37777 mở để xem camera từ xa (NVR Dahua)</w:t>
       </w:r>
     </w:p>
     <w:p>
@@ -14827,15 +14580,14 @@
           <w:sz w:val="24"/>
           <w:szCs w:val="24"/>
         </w:rPr>
-        <w:t>☐</w:t>
-      </w:r>
-      <w:r>
-        <w:rPr>
-          <w:rFonts w:ascii="Times New Roman" w:hAnsi="Times New Roman" w:cs="Times New Roman"/>
-          <w:sz w:val="24"/>
-          <w:szCs w:val="24"/>
-        </w:rPr>
-        <w:t xml:space="preserve"> Có – Hãng/Model: ______________</w:t>
+        <w:t xml:space="preserve">{{ L8_1_ups_co }} ☐ Có – Hãng/Model: _______________  Công suất: _______VA  Thời gian dự phòng: ~_____phút     </w:t>
+      </w:r>
+      <w:r>
+        <w:rPr>
+          <w:rFonts w:ascii="Times New Roman" w:hAnsi="Times New Roman" w:cs="Times New Roman"/>
+          <w:sz w:val="24"/>
+          <w:szCs w:val="24"/>
+        </w:rPr>
       </w:r>
       <w:proofErr w:type="gramStart"/>
       <w:r>
@@ -14844,7 +14596,6 @@
           <w:sz w:val="24"/>
           <w:szCs w:val="24"/>
         </w:rPr>
-        <w:t>_  Công</w:t>
       </w:r>
       <w:proofErr w:type="gramEnd"/>
       <w:r>
@@ -14853,7 +14604,6 @@
           <w:sz w:val="24"/>
           <w:szCs w:val="24"/>
         </w:rPr>
-        <w:t xml:space="preserve"> suất: _______VA  Thời gian dự phòng: ~_____phút     </w:t>
       </w:r>
     </w:p>
     <w:p>
@@ -14872,15 +14622,14 @@
           <w:sz w:val="24"/>
           <w:szCs w:val="24"/>
         </w:rPr>
-        <w:t>☐</w:t>
-      </w:r>
-      <w:r>
-        <w:rPr>
-          <w:rFonts w:ascii="Times New Roman" w:hAnsi="Times New Roman" w:cs="Times New Roman"/>
-          <w:sz w:val="24"/>
-          <w:szCs w:val="24"/>
-        </w:rPr>
-        <w:t xml:space="preserve"> </w:t>
+        <w:t>{{ L8_1_ups_khong }} ☐ Không có UPS</w:t>
+      </w:r>
+      <w:r>
+        <w:rPr>
+          <w:rFonts w:ascii="Times New Roman" w:hAnsi="Times New Roman" w:cs="Times New Roman"/>
+          <w:sz w:val="24"/>
+          <w:szCs w:val="24"/>
+        </w:rPr>
       </w:r>
       <w:proofErr w:type="spellStart"/>
       <w:r>
@@ -14889,7 +14638,6 @@
           <w:sz w:val="24"/>
           <w:szCs w:val="24"/>
         </w:rPr>
-        <w:t>Không</w:t>
       </w:r>
       <w:proofErr w:type="spellEnd"/>
       <w:r>
@@ -14898,7 +14646,6 @@
           <w:sz w:val="24"/>
           <w:szCs w:val="24"/>
         </w:rPr>
-        <w:t xml:space="preserve"> có UPS</w:t>
       </w:r>
     </w:p>
     <w:p>
@@ -14946,15 +14693,14 @@
           <w:sz w:val="24"/>
           <w:szCs w:val="24"/>
         </w:rPr>
-        <w:t>☐</w:t>
-      </w:r>
-      <w:r>
-        <w:rPr>
-          <w:rFonts w:ascii="Times New Roman" w:hAnsi="Times New Roman" w:cs="Times New Roman"/>
-          <w:sz w:val="24"/>
-          <w:szCs w:val="24"/>
-        </w:rPr>
-        <w:t xml:space="preserve"> Có – Điều hòa hoạt động 24/7     </w:t>
+        <w:t xml:space="preserve">{{ L8_2_air_24_7 }} ☐ Có – Điều hòa hoạt động 24/7     </w:t>
+      </w:r>
+      <w:r>
+        <w:rPr>
+          <w:rFonts w:ascii="Times New Roman" w:hAnsi="Times New Roman" w:cs="Times New Roman"/>
+          <w:sz w:val="24"/>
+          <w:szCs w:val="24"/>
+        </w:rPr>
       </w:r>
     </w:p>
     <w:p>
@@ -14973,15 +14719,14 @@
           <w:sz w:val="24"/>
           <w:szCs w:val="24"/>
         </w:rPr>
-        <w:t>☐</w:t>
-      </w:r>
-      <w:r>
-        <w:rPr>
-          <w:rFonts w:ascii="Times New Roman" w:hAnsi="Times New Roman" w:cs="Times New Roman"/>
-          <w:sz w:val="24"/>
-          <w:szCs w:val="24"/>
-        </w:rPr>
-        <w:t xml:space="preserve"> Có – Chỉ bật giờ hành chính     </w:t>
+        <w:t xml:space="preserve">{{ L8_2_air_hanh_chinh }} ☐ Có – Chỉ bật giờ hành chính     </w:t>
+      </w:r>
+      <w:r>
+        <w:rPr>
+          <w:rFonts w:ascii="Times New Roman" w:hAnsi="Times New Roman" w:cs="Times New Roman"/>
+          <w:sz w:val="24"/>
+          <w:szCs w:val="24"/>
+        </w:rPr>
       </w:r>
     </w:p>
     <w:p>
@@ -15093,15 +14838,14 @@
           <w:sz w:val="24"/>
           <w:szCs w:val="24"/>
         </w:rPr>
-        <w:t>☐</w:t>
-      </w:r>
-      <w:r>
-        <w:rPr>
-          <w:rFonts w:ascii="Times New Roman" w:hAnsi="Times New Roman" w:cs="Times New Roman"/>
-          <w:sz w:val="24"/>
-          <w:szCs w:val="24"/>
-        </w:rPr>
-        <w:t xml:space="preserve"> CO₂  </w:t>
+        <w:t xml:space="preserve">{{ L8_3_co2 }} ☐ CO₂  </w:t>
+      </w:r>
+      <w:r>
+        <w:rPr>
+          <w:rFonts w:ascii="Times New Roman" w:hAnsi="Times New Roman" w:cs="Times New Roman"/>
+          <w:sz w:val="24"/>
+          <w:szCs w:val="24"/>
+        </w:rPr>
       </w:r>
     </w:p>
     <w:p>
@@ -15120,15 +14864,14 @@
           <w:sz w:val="24"/>
           <w:szCs w:val="24"/>
         </w:rPr>
-        <w:t>☐</w:t>
-      </w:r>
-      <w:r>
-        <w:rPr>
-          <w:rFonts w:ascii="Times New Roman" w:hAnsi="Times New Roman" w:cs="Times New Roman"/>
-          <w:sz w:val="24"/>
-          <w:szCs w:val="24"/>
-        </w:rPr>
-        <w:t xml:space="preserve"> Bột khô  </w:t>
+        <w:t xml:space="preserve">{{ L8_3_bot_kho }} ☐ Bột khô  </w:t>
+      </w:r>
+      <w:r>
+        <w:rPr>
+          <w:rFonts w:ascii="Times New Roman" w:hAnsi="Times New Roman" w:cs="Times New Roman"/>
+          <w:sz w:val="24"/>
+          <w:szCs w:val="24"/>
+        </w:rPr>
       </w:r>
     </w:p>
     <w:p>
@@ -15147,16 +14890,14 @@
           <w:sz w:val="24"/>
           <w:szCs w:val="24"/>
         </w:rPr>
-        <w:lastRenderedPageBreak/>
-        <w:t>☐</w:t>
-      </w:r>
-      <w:r>
-        <w:rPr>
-          <w:rFonts w:ascii="Times New Roman" w:hAnsi="Times New Roman" w:cs="Times New Roman"/>
-          <w:sz w:val="24"/>
-          <w:szCs w:val="24"/>
-        </w:rPr>
-        <w:t xml:space="preserve"> Khác: ___________     </w:t>
+        <w:t xml:space="preserve">{{ L8_3_khac }} ☐ Khác: ___________     </w:t>
+      </w:r>
+      <w:r>
+        <w:rPr>
+          <w:rFonts w:ascii="Times New Roman" w:hAnsi="Times New Roman" w:cs="Times New Roman"/>
+          <w:sz w:val="24"/>
+          <w:szCs w:val="24"/>
+        </w:rPr>
       </w:r>
     </w:p>
     <w:p>
@@ -15282,7 +15023,7 @@
           <w:sz w:val="24"/>
           <w:szCs w:val="24"/>
         </w:rPr>
-        <w:t xml:space="preserve">Phòng CNTT </w:t>
+        <w:t>{{ L8_4_mo_ta_phong }}</w:t>
       </w:r>
       <w:proofErr w:type="spellStart"/>
       <w:r>
@@ -15293,7 +15034,6 @@
           <w:sz w:val="24"/>
           <w:szCs w:val="24"/>
         </w:rPr>
-        <w:t>khoảng</w:t>
       </w:r>
       <w:proofErr w:type="spellEnd"/>
       <w:r>
@@ -15304,7 +15044,6 @@
           <w:sz w:val="24"/>
           <w:szCs w:val="24"/>
         </w:rPr>
-        <w:t xml:space="preserve"> 15m², có khóa cửa, 2 người có chìa: cán bộ CNTT và Chủ tịch UBND</w:t>
       </w:r>
     </w:p>
     <w:p>
@@ -15485,15 +15224,14 @@
           <w:sz w:val="24"/>
           <w:szCs w:val="24"/>
         </w:rPr>
-        <w:t>☐</w:t>
-      </w:r>
-      <w:r>
-        <w:rPr>
-          <w:rFonts w:ascii="Times New Roman" w:hAnsi="Times New Roman" w:cs="Times New Roman"/>
-          <w:sz w:val="24"/>
-          <w:szCs w:val="24"/>
-        </w:rPr>
-        <w:t xml:space="preserve"> HTTPS (có chứng chỉ SSL/TLS) – Khuyến nghị     </w:t>
+        <w:t xml:space="preserve">{{ P1_https }} ☐ HTTPS (có chứng chỉ SSL/TLS) – Khuyến nghị     </w:t>
+      </w:r>
+      <w:r>
+        <w:rPr>
+          <w:rFonts w:ascii="Times New Roman" w:hAnsi="Times New Roman" w:cs="Times New Roman"/>
+          <w:sz w:val="24"/>
+          <w:szCs w:val="24"/>
+        </w:rPr>
       </w:r>
     </w:p>
     <w:p>
@@ -15512,15 +15250,14 @@
           <w:sz w:val="24"/>
           <w:szCs w:val="24"/>
         </w:rPr>
-        <w:t>☐</w:t>
-      </w:r>
-      <w:r>
-        <w:rPr>
-          <w:rFonts w:ascii="Times New Roman" w:hAnsi="Times New Roman" w:cs="Times New Roman"/>
-          <w:sz w:val="24"/>
-          <w:szCs w:val="24"/>
-        </w:rPr>
-        <w:t xml:space="preserve"> HTTP (không mã hóa)     </w:t>
+        <w:t xml:space="preserve">{{ P1_http }} ☐ HTTP (không mã hóa)     </w:t>
+      </w:r>
+      <w:r>
+        <w:rPr>
+          <w:rFonts w:ascii="Times New Roman" w:hAnsi="Times New Roman" w:cs="Times New Roman"/>
+          <w:sz w:val="24"/>
+          <w:szCs w:val="24"/>
+        </w:rPr>
       </w:r>
     </w:p>
     <w:p>
@@ -15539,15 +15276,14 @@
           <w:sz w:val="24"/>
           <w:szCs w:val="24"/>
         </w:rPr>
-        <w:t>☐</w:t>
-      </w:r>
-      <w:r>
-        <w:rPr>
-          <w:rFonts w:ascii="Times New Roman" w:hAnsi="Times New Roman" w:cs="Times New Roman"/>
-          <w:sz w:val="24"/>
-          <w:szCs w:val="24"/>
-        </w:rPr>
-        <w:t xml:space="preserve"> Cả </w:t>
+        <w:t>{{ P1_both }} ☐ Cả hai (một số dùng HTTPS, một số dùng HTTP)</w:t>
+      </w:r>
+      <w:r>
+        <w:rPr>
+          <w:rFonts w:ascii="Times New Roman" w:hAnsi="Times New Roman" w:cs="Times New Roman"/>
+          <w:sz w:val="24"/>
+          <w:szCs w:val="24"/>
+        </w:rPr>
       </w:r>
       <w:proofErr w:type="spellStart"/>
       <w:r>
@@ -15556,7 +15292,6 @@
           <w:sz w:val="24"/>
           <w:szCs w:val="24"/>
         </w:rPr>
-        <w:t>hai</w:t>
       </w:r>
       <w:proofErr w:type="spellEnd"/>
       <w:r>
@@ -15565,7 +15300,6 @@
           <w:sz w:val="24"/>
           <w:szCs w:val="24"/>
         </w:rPr>
-        <w:t xml:space="preserve"> (</w:t>
       </w:r>
       <w:proofErr w:type="spellStart"/>
       <w:r>
@@ -15574,7 +15308,6 @@
           <w:sz w:val="24"/>
           <w:szCs w:val="24"/>
         </w:rPr>
-        <w:t>một</w:t>
       </w:r>
       <w:proofErr w:type="spellEnd"/>
       <w:r>
@@ -15583,7 +15316,6 @@
           <w:sz w:val="24"/>
           <w:szCs w:val="24"/>
         </w:rPr>
-        <w:t xml:space="preserve"> số dùng HTTPS, một số dùng HTTP)</w:t>
       </w:r>
     </w:p>
     <w:p>
@@ -15658,15 +15390,14 @@
           <w:sz w:val="24"/>
           <w:szCs w:val="24"/>
         </w:rPr>
-        <w:t>☐</w:t>
-      </w:r>
-      <w:r>
-        <w:rPr>
-          <w:rFonts w:ascii="Times New Roman" w:hAnsi="Times New Roman" w:cs="Times New Roman"/>
-          <w:sz w:val="24"/>
-          <w:szCs w:val="24"/>
-        </w:rPr>
-        <w:t xml:space="preserve"> SSL VPN  </w:t>
+        <w:t xml:space="preserve">{{ P2_ssl_vpn }} ☐ SSL VPN  </w:t>
+      </w:r>
+      <w:r>
+        <w:rPr>
+          <w:rFonts w:ascii="Times New Roman" w:hAnsi="Times New Roman" w:cs="Times New Roman"/>
+          <w:sz w:val="24"/>
+          <w:szCs w:val="24"/>
+        </w:rPr>
       </w:r>
     </w:p>
     <w:p>
@@ -15685,15 +15416,14 @@
           <w:sz w:val="24"/>
           <w:szCs w:val="24"/>
         </w:rPr>
-        <w:t>☐</w:t>
-      </w:r>
-      <w:r>
-        <w:rPr>
-          <w:rFonts w:ascii="Times New Roman" w:hAnsi="Times New Roman" w:cs="Times New Roman"/>
-          <w:sz w:val="24"/>
-          <w:szCs w:val="24"/>
-        </w:rPr>
-        <w:t xml:space="preserve"> IPSec  </w:t>
+        <w:t xml:space="preserve">{{ P2_ipsec }} ☐ IPSec  </w:t>
+      </w:r>
+      <w:r>
+        <w:rPr>
+          <w:rFonts w:ascii="Times New Roman" w:hAnsi="Times New Roman" w:cs="Times New Roman"/>
+          <w:sz w:val="24"/>
+          <w:szCs w:val="24"/>
+        </w:rPr>
       </w:r>
     </w:p>
     <w:p>
@@ -15712,15 +15442,14 @@
           <w:sz w:val="24"/>
           <w:szCs w:val="24"/>
         </w:rPr>
-        <w:t>☐</w:t>
-      </w:r>
-      <w:r>
-        <w:rPr>
-          <w:rFonts w:ascii="Times New Roman" w:hAnsi="Times New Roman" w:cs="Times New Roman"/>
-          <w:sz w:val="24"/>
-          <w:szCs w:val="24"/>
-        </w:rPr>
-        <w:t xml:space="preserve"> Khác: _____________     </w:t>
+        <w:t xml:space="preserve">{{ P2_khac }} {{ L8_3_khac }} ☐ Khác: _____________     </w:t>
+      </w:r>
+      <w:r>
+        <w:rPr>
+          <w:rFonts w:ascii="Times New Roman" w:hAnsi="Times New Roman" w:cs="Times New Roman"/>
+          <w:sz w:val="24"/>
+          <w:szCs w:val="24"/>
+        </w:rPr>
       </w:r>
     </w:p>
     <w:p>
@@ -15739,15 +15468,14 @@
           <w:sz w:val="24"/>
           <w:szCs w:val="24"/>
         </w:rPr>
-        <w:t>☐</w:t>
-      </w:r>
-      <w:r>
-        <w:rPr>
-          <w:rFonts w:ascii="Times New Roman" w:hAnsi="Times New Roman" w:cs="Times New Roman"/>
-          <w:sz w:val="24"/>
-          <w:szCs w:val="24"/>
-        </w:rPr>
-        <w:t xml:space="preserve"> </w:t>
+        <w:t>{{ P2_khong }} ☐ Không có VPN</w:t>
+      </w:r>
+      <w:r>
+        <w:rPr>
+          <w:rFonts w:ascii="Times New Roman" w:hAnsi="Times New Roman" w:cs="Times New Roman"/>
+          <w:sz w:val="24"/>
+          <w:szCs w:val="24"/>
+        </w:rPr>
       </w:r>
       <w:proofErr w:type="spellStart"/>
       <w:r>
@@ -15756,7 +15484,6 @@
           <w:sz w:val="24"/>
           <w:szCs w:val="24"/>
         </w:rPr>
-        <w:t>Không</w:t>
       </w:r>
       <w:proofErr w:type="spellEnd"/>
       <w:r>
@@ -15765,7 +15492,6 @@
           <w:sz w:val="24"/>
           <w:szCs w:val="24"/>
         </w:rPr>
-        <w:t xml:space="preserve"> có VPN</w:t>
       </w:r>
     </w:p>
     <w:p>
@@ -15813,15 +15539,14 @@
           <w:sz w:val="24"/>
           <w:szCs w:val="24"/>
         </w:rPr>
-        <w:t>☐</w:t>
-      </w:r>
-      <w:r>
-        <w:rPr>
-          <w:rFonts w:ascii="Times New Roman" w:hAnsi="Times New Roman" w:cs="Times New Roman"/>
-          <w:sz w:val="24"/>
-          <w:szCs w:val="24"/>
-        </w:rPr>
-        <w:t xml:space="preserve"> VPN chuyên dụng (do Sở TTTT/tỉnh cấp)     </w:t>
+        <w:t xml:space="preserve">{{ P3_vpn_chuyen_dung }} ☐ VPN chuyên dụng (do Sở TTTT/tỉnh cấp)     </w:t>
+      </w:r>
+      <w:r>
+        <w:rPr>
+          <w:rFonts w:ascii="Times New Roman" w:hAnsi="Times New Roman" w:cs="Times New Roman"/>
+          <w:sz w:val="24"/>
+          <w:szCs w:val="24"/>
+        </w:rPr>
       </w:r>
     </w:p>
     <w:p>
@@ -15840,15 +15565,14 @@
           <w:sz w:val="24"/>
           <w:szCs w:val="24"/>
         </w:rPr>
-        <w:t>☐</w:t>
-      </w:r>
-      <w:r>
-        <w:rPr>
-          <w:rFonts w:ascii="Times New Roman" w:hAnsi="Times New Roman" w:cs="Times New Roman"/>
-          <w:sz w:val="24"/>
-          <w:szCs w:val="24"/>
-        </w:rPr>
-        <w:t xml:space="preserve"> Internet thường (HTTPS)     </w:t>
+        <w:t xml:space="preserve">{{ P3_internet_thuong }} ☐ Internet thường (HTTPS)     </w:t>
+      </w:r>
+      <w:r>
+        <w:rPr>
+          <w:rFonts w:ascii="Times New Roman" w:hAnsi="Times New Roman" w:cs="Times New Roman"/>
+          <w:sz w:val="24"/>
+          <w:szCs w:val="24"/>
+        </w:rPr>
       </w:r>
     </w:p>
     <w:p>
@@ -15867,15 +15591,14 @@
           <w:sz w:val="24"/>
           <w:szCs w:val="24"/>
         </w:rPr>
-        <w:t>☐</w:t>
-      </w:r>
-      <w:r>
-        <w:rPr>
-          <w:rFonts w:ascii="Times New Roman" w:hAnsi="Times New Roman" w:cs="Times New Roman"/>
-          <w:sz w:val="24"/>
-          <w:szCs w:val="24"/>
-        </w:rPr>
-        <w:t xml:space="preserve"> Đường truyền số liệu chuyên dụng (MPLS/Leased Line)     </w:t>
+        <w:t xml:space="preserve">{{ P3_duong_truyen_so_lieu }} ☐ Đường truyền số liệu chuyên dụng (MPLS/Leased Line)     </w:t>
+      </w:r>
+      <w:r>
+        <w:rPr>
+          <w:rFonts w:ascii="Times New Roman" w:hAnsi="Times New Roman" w:cs="Times New Roman"/>
+          <w:sz w:val="24"/>
+          <w:szCs w:val="24"/>
+        </w:rPr>
       </w:r>
     </w:p>
     <w:p>
@@ -15894,15 +15617,14 @@
           <w:sz w:val="24"/>
           <w:szCs w:val="24"/>
         </w:rPr>
-        <w:t>☐</w:t>
-      </w:r>
-      <w:r>
-        <w:rPr>
-          <w:rFonts w:ascii="Times New Roman" w:hAnsi="Times New Roman" w:cs="Times New Roman"/>
-          <w:sz w:val="24"/>
-          <w:szCs w:val="24"/>
-        </w:rPr>
-        <w:t xml:space="preserve"> </w:t>
+        <w:t>{{ P3_khong_ket_noi }} ☐ Không kết nối trực tiếp</w:t>
+      </w:r>
+      <w:r>
+        <w:rPr>
+          <w:rFonts w:ascii="Times New Roman" w:hAnsi="Times New Roman" w:cs="Times New Roman"/>
+          <w:sz w:val="24"/>
+          <w:szCs w:val="24"/>
+        </w:rPr>
       </w:r>
       <w:proofErr w:type="spellStart"/>
       <w:r>
@@ -15911,7 +15633,6 @@
           <w:sz w:val="24"/>
           <w:szCs w:val="24"/>
         </w:rPr>
-        <w:t>Không</w:t>
       </w:r>
       <w:proofErr w:type="spellEnd"/>
       <w:r>
@@ -15920,7 +15641,6 @@
           <w:sz w:val="24"/>
           <w:szCs w:val="24"/>
         </w:rPr>
-        <w:t xml:space="preserve"> </w:t>
       </w:r>
       <w:proofErr w:type="spellStart"/>
       <w:r>
@@ -15929,7 +15649,6 @@
           <w:sz w:val="24"/>
           <w:szCs w:val="24"/>
         </w:rPr>
-        <w:t>kết</w:t>
       </w:r>
       <w:proofErr w:type="spellEnd"/>
       <w:r>
@@ -15938,7 +15657,6 @@
           <w:sz w:val="24"/>
           <w:szCs w:val="24"/>
         </w:rPr>
-        <w:t xml:space="preserve"> </w:t>
       </w:r>
       <w:proofErr w:type="spellStart"/>
       <w:r>
@@ -15947,7 +15665,6 @@
           <w:sz w:val="24"/>
           <w:szCs w:val="24"/>
         </w:rPr>
-        <w:t>nối</w:t>
       </w:r>
       <w:proofErr w:type="spellEnd"/>
       <w:r>
@@ -15956,7 +15673,6 @@
           <w:sz w:val="24"/>
           <w:szCs w:val="24"/>
         </w:rPr>
-        <w:t xml:space="preserve"> trực tiếp</w:t>
       </w:r>
     </w:p>
     <w:p>
@@ -15975,7 +15691,7 @@
           <w:sz w:val="24"/>
           <w:szCs w:val="24"/>
         </w:rPr>
-        <w:t xml:space="preserve">P3.1. Tên hệ thống cấp trên kết nối đến và </w:t>
+        <w:t>P3.1. Tên hệ thống cấp trên kết nối đến và phương thức kết nối: {{ P3_1_phuong_thuc_ket_noi }}</w:t>
       </w:r>
       <w:proofErr w:type="spellStart"/>
       <w:r>
@@ -15985,7 +15701,6 @@
           <w:sz w:val="24"/>
           <w:szCs w:val="24"/>
         </w:rPr>
-        <w:t>phương</w:t>
       </w:r>
       <w:proofErr w:type="spellEnd"/>
       <w:r>
@@ -15995,7 +15710,6 @@
           <w:sz w:val="24"/>
           <w:szCs w:val="24"/>
         </w:rPr>
-        <w:t xml:space="preserve"> </w:t>
       </w:r>
       <w:proofErr w:type="spellStart"/>
       <w:r>
@@ -16005,7 +15719,6 @@
           <w:sz w:val="24"/>
           <w:szCs w:val="24"/>
         </w:rPr>
-        <w:t>thức</w:t>
       </w:r>
       <w:proofErr w:type="spellEnd"/>
       <w:r>
@@ -16015,7 +15728,6 @@
           <w:sz w:val="24"/>
           <w:szCs w:val="24"/>
         </w:rPr>
-        <w:t xml:space="preserve"> </w:t>
       </w:r>
       <w:proofErr w:type="spellStart"/>
       <w:r>
@@ -16025,7 +15737,6 @@
           <w:sz w:val="24"/>
           <w:szCs w:val="24"/>
         </w:rPr>
-        <w:t>kết</w:t>
       </w:r>
       <w:proofErr w:type="spellEnd"/>
       <w:r>
@@ -16035,7 +15746,6 @@
           <w:sz w:val="24"/>
           <w:szCs w:val="24"/>
         </w:rPr>
-        <w:t xml:space="preserve"> </w:t>
       </w:r>
       <w:proofErr w:type="spellStart"/>
       <w:r>
@@ -16045,7 +15755,6 @@
           <w:sz w:val="24"/>
           <w:szCs w:val="24"/>
         </w:rPr>
-        <w:t>nối</w:t>
       </w:r>
       <w:proofErr w:type="spellEnd"/>
       <w:r>
@@ -16057,7 +15766,6 @@
           <w:sz w:val="24"/>
           <w:szCs w:val="24"/>
         </w:rPr>
-        <w:t xml:space="preserve">: </w:t>
       </w:r>
       <w:proofErr w:type="spellStart"/>
       <w:r>
@@ -16068,7 +15776,6 @@
           <w:sz w:val="24"/>
           <w:szCs w:val="24"/>
         </w:rPr>
-        <w:t>Kết</w:t>
       </w:r>
       <w:proofErr w:type="spellEnd"/>
       <w:r>
@@ -16079,7 +15786,6 @@
           <w:sz w:val="24"/>
           <w:szCs w:val="24"/>
         </w:rPr>
-        <w:t xml:space="preserve"> </w:t>
       </w:r>
       <w:proofErr w:type="spellStart"/>
       <w:r>
@@ -16090,7 +15796,6 @@
           <w:sz w:val="24"/>
           <w:szCs w:val="24"/>
         </w:rPr>
-        <w:t>nối</w:t>
       </w:r>
       <w:proofErr w:type="spellEnd"/>
       <w:r>
@@ -16101,7 +15806,6 @@
           <w:sz w:val="24"/>
           <w:szCs w:val="24"/>
         </w:rPr>
-        <w:t xml:space="preserve"> </w:t>
       </w:r>
       <w:proofErr w:type="spellStart"/>
       <w:r>
@@ -16112,7 +15816,6 @@
           <w:sz w:val="24"/>
           <w:szCs w:val="24"/>
         </w:rPr>
-        <w:t>đến</w:t>
       </w:r>
       <w:proofErr w:type="spellEnd"/>
       <w:r>
@@ -16123,7 +15826,6 @@
           <w:sz w:val="24"/>
           <w:szCs w:val="24"/>
         </w:rPr>
-        <w:t xml:space="preserve"> Cổng DVCTT tỉnh Bình Thuận qua HTTPS; Kết nối VPN đến Hệ thống quản lý văn bản eCabinet (SSL VPN do Sở TTTT cấp)</w:t>
       </w:r>
     </w:p>
     <w:p>
@@ -16171,15 +15873,14 @@
           <w:sz w:val="24"/>
           <w:szCs w:val="24"/>
         </w:rPr>
-        <w:t>☐</w:t>
-      </w:r>
-      <w:r>
-        <w:rPr>
-          <w:rFonts w:ascii="Times New Roman" w:hAnsi="Times New Roman" w:cs="Times New Roman"/>
-          <w:sz w:val="24"/>
-          <w:szCs w:val="24"/>
-        </w:rPr>
-        <w:t xml:space="preserve"> Có – Phần mềm/phương pháp: ___________________________     </w:t>
+        <w:t xml:space="preserve">{{ P4_ma_hoa_co }} ☐ Có – Phần mềm/phương pháp: ___________________________     </w:t>
+      </w:r>
+      <w:r>
+        <w:rPr>
+          <w:rFonts w:ascii="Times New Roman" w:hAnsi="Times New Roman" w:cs="Times New Roman"/>
+          <w:sz w:val="24"/>
+          <w:szCs w:val="24"/>
+        </w:rPr>
       </w:r>
     </w:p>
     <w:p>
@@ -16198,15 +15899,14 @@
           <w:sz w:val="24"/>
           <w:szCs w:val="24"/>
         </w:rPr>
-        <w:t>☐</w:t>
-      </w:r>
-      <w:r>
-        <w:rPr>
-          <w:rFonts w:ascii="Times New Roman" w:hAnsi="Times New Roman" w:cs="Times New Roman"/>
-          <w:sz w:val="24"/>
-          <w:szCs w:val="24"/>
-        </w:rPr>
-        <w:t xml:space="preserve"> </w:t>
+        <w:t>{{ P4_ma_hoa_khong }} ☐ Không mã hóa dữ liệu lưu trữ</w:t>
+      </w:r>
+      <w:r>
+        <w:rPr>
+          <w:rFonts w:ascii="Times New Roman" w:hAnsi="Times New Roman" w:cs="Times New Roman"/>
+          <w:sz w:val="24"/>
+          <w:szCs w:val="24"/>
+        </w:rPr>
       </w:r>
       <w:proofErr w:type="spellStart"/>
       <w:r>
@@ -16215,7 +15915,6 @@
           <w:sz w:val="24"/>
           <w:szCs w:val="24"/>
         </w:rPr>
-        <w:t>Không</w:t>
       </w:r>
       <w:proofErr w:type="spellEnd"/>
       <w:r>
@@ -16224,7 +15923,6 @@
           <w:sz w:val="24"/>
           <w:szCs w:val="24"/>
         </w:rPr>
-        <w:t xml:space="preserve"> </w:t>
       </w:r>
       <w:proofErr w:type="spellStart"/>
       <w:r>
@@ -16233,7 +15931,6 @@
           <w:sz w:val="24"/>
           <w:szCs w:val="24"/>
         </w:rPr>
-        <w:t>mã</w:t>
       </w:r>
       <w:proofErr w:type="spellEnd"/>
       <w:r>
@@ -16242,7 +15939,6 @@
           <w:sz w:val="24"/>
           <w:szCs w:val="24"/>
         </w:rPr>
-        <w:t xml:space="preserve"> </w:t>
       </w:r>
       <w:proofErr w:type="spellStart"/>
       <w:r>
@@ -16251,7 +15947,6 @@
           <w:sz w:val="24"/>
           <w:szCs w:val="24"/>
         </w:rPr>
-        <w:t>hóa</w:t>
       </w:r>
       <w:proofErr w:type="spellEnd"/>
       <w:r>
@@ -16260,7 +15955,6 @@
           <w:sz w:val="24"/>
           <w:szCs w:val="24"/>
         </w:rPr>
-        <w:t xml:space="preserve"> dữ liệu lưu trữ</w:t>
       </w:r>
     </w:p>
     <w:p>
@@ -16298,15 +15992,14 @@
           <w:sz w:val="24"/>
           <w:szCs w:val="24"/>
         </w:rPr>
-        <w:t>☐</w:t>
-      </w:r>
-      <w:r>
-        <w:rPr>
-          <w:rFonts w:ascii="Times New Roman" w:hAnsi="Times New Roman" w:cs="Times New Roman"/>
-          <w:sz w:val="24"/>
-          <w:szCs w:val="24"/>
-        </w:rPr>
-        <w:t xml:space="preserve"> Có – TLS/SMTPS (qua email.gov.vn hoặc tương đương)     </w:t>
+        <w:t xml:space="preserve">{{ P5_email_sec_co }} ☐ Có – TLS/SMTPS (qua email.gov.vn hoặc tương đương)     </w:t>
+      </w:r>
+      <w:r>
+        <w:rPr>
+          <w:rFonts w:ascii="Times New Roman" w:hAnsi="Times New Roman" w:cs="Times New Roman"/>
+          <w:sz w:val="24"/>
+          <w:szCs w:val="24"/>
+        </w:rPr>
       </w:r>
     </w:p>
     <w:p>
@@ -16542,15 +16235,14 @@
           <w:sz w:val="24"/>
           <w:szCs w:val="24"/>
         </w:rPr>
-        <w:t>☐</w:t>
-      </w:r>
-      <w:r>
-        <w:rPr>
-          <w:rFonts w:ascii="Times New Roman" w:hAnsi="Times New Roman" w:cs="Times New Roman"/>
-          <w:sz w:val="24"/>
-          <w:szCs w:val="24"/>
-        </w:rPr>
-        <w:t xml:space="preserve"> Hàng tháng  </w:t>
+        <w:t xml:space="preserve">{{ Q1_thang }} ☐ Hàng tháng  </w:t>
+      </w:r>
+      <w:r>
+        <w:rPr>
+          <w:rFonts w:ascii="Times New Roman" w:hAnsi="Times New Roman" w:cs="Times New Roman"/>
+          <w:sz w:val="24"/>
+          <w:szCs w:val="24"/>
+        </w:rPr>
       </w:r>
     </w:p>
     <w:p>
@@ -16569,15 +16261,14 @@
           <w:sz w:val="24"/>
           <w:szCs w:val="24"/>
         </w:rPr>
-        <w:t>☐</w:t>
-      </w:r>
-      <w:r>
-        <w:rPr>
-          <w:rFonts w:ascii="Times New Roman" w:hAnsi="Times New Roman" w:cs="Times New Roman"/>
-          <w:sz w:val="24"/>
-          <w:szCs w:val="24"/>
-        </w:rPr>
-        <w:t xml:space="preserve"> Hàng quý  </w:t>
+        <w:t xml:space="preserve">{{ Q1_quy }} ☐ Hàng quý  </w:t>
+      </w:r>
+      <w:r>
+        <w:rPr>
+          <w:rFonts w:ascii="Times New Roman" w:hAnsi="Times New Roman" w:cs="Times New Roman"/>
+          <w:sz w:val="24"/>
+          <w:szCs w:val="24"/>
+        </w:rPr>
       </w:r>
     </w:p>
     <w:p>
@@ -16596,15 +16287,14 @@
           <w:sz w:val="24"/>
           <w:szCs w:val="24"/>
         </w:rPr>
-        <w:t>☐</w:t>
-      </w:r>
-      <w:r>
-        <w:rPr>
-          <w:rFonts w:ascii="Times New Roman" w:hAnsi="Times New Roman" w:cs="Times New Roman"/>
-          <w:sz w:val="24"/>
-          <w:szCs w:val="24"/>
-        </w:rPr>
-        <w:t xml:space="preserve"> Khi có cảnh báo  </w:t>
+        <w:t xml:space="preserve">{{ Q1_canh_bao }} ☐ Khi có cảnh báo  </w:t>
+      </w:r>
+      <w:r>
+        <w:rPr>
+          <w:rFonts w:ascii="Times New Roman" w:hAnsi="Times New Roman" w:cs="Times New Roman"/>
+          <w:sz w:val="24"/>
+          <w:szCs w:val="24"/>
+        </w:rPr>
       </w:r>
     </w:p>
     <w:p>
@@ -16650,15 +16340,14 @@
           <w:sz w:val="24"/>
           <w:szCs w:val="24"/>
         </w:rPr>
-        <w:t>☐</w:t>
-      </w:r>
-      <w:r>
-        <w:rPr>
-          <w:rFonts w:ascii="Times New Roman" w:hAnsi="Times New Roman" w:cs="Times New Roman"/>
-          <w:sz w:val="24"/>
-          <w:szCs w:val="24"/>
-        </w:rPr>
-        <w:t xml:space="preserve"> Không có quy trình – Cập nhật tùy lúc     </w:t>
+        <w:t xml:space="preserve">{{ Q1_tuy_luc }} ☐ Không có quy trình – Cập nhật tùy lúc     </w:t>
+      </w:r>
+      <w:r>
+        <w:rPr>
+          <w:rFonts w:ascii="Times New Roman" w:hAnsi="Times New Roman" w:cs="Times New Roman"/>
+          <w:sz w:val="24"/>
+          <w:szCs w:val="24"/>
+        </w:rPr>
       </w:r>
     </w:p>
     <w:p>
@@ -16769,15 +16458,14 @@
           <w:sz w:val="24"/>
           <w:szCs w:val="24"/>
         </w:rPr>
-        <w:t>☐</w:t>
-      </w:r>
-      <w:r>
-        <w:rPr>
-          <w:rFonts w:ascii="Times New Roman" w:hAnsi="Times New Roman" w:cs="Times New Roman"/>
-          <w:sz w:val="24"/>
-          <w:szCs w:val="24"/>
-        </w:rPr>
-        <w:t xml:space="preserve"> Có – Tự động     </w:t>
+        <w:t xml:space="preserve">{{ Q2_tu_dong }} ☐ Có – Tự động     </w:t>
+      </w:r>
+      <w:r>
+        <w:rPr>
+          <w:rFonts w:ascii="Times New Roman" w:hAnsi="Times New Roman" w:cs="Times New Roman"/>
+          <w:sz w:val="24"/>
+          <w:szCs w:val="24"/>
+        </w:rPr>
       </w:r>
     </w:p>
     <w:p>
@@ -16796,15 +16484,14 @@
           <w:sz w:val="24"/>
           <w:szCs w:val="24"/>
         </w:rPr>
-        <w:t>☐</w:t>
-      </w:r>
-      <w:r>
-        <w:rPr>
-          <w:rFonts w:ascii="Times New Roman" w:hAnsi="Times New Roman" w:cs="Times New Roman"/>
-          <w:sz w:val="24"/>
-          <w:szCs w:val="24"/>
-        </w:rPr>
-        <w:t xml:space="preserve"> Có – Thủ công (khi nhớ)     </w:t>
+        <w:t xml:space="preserve">{{ Q2_thu_cong }} ☐ Có – Thủ công (khi nhớ)     </w:t>
+      </w:r>
+      <w:r>
+        <w:rPr>
+          <w:rFonts w:ascii="Times New Roman" w:hAnsi="Times New Roman" w:cs="Times New Roman"/>
+          <w:sz w:val="24"/>
+          <w:szCs w:val="24"/>
+        </w:rPr>
       </w:r>
     </w:p>
     <w:p>
@@ -16928,7 +16615,7 @@
           <w:sz w:val="24"/>
           <w:szCs w:val="24"/>
         </w:rPr>
-        <w:t xml:space="preserve"> </w:t>
+        <w:t xml:space="preserve"> {{ Q3_ai_cap_nhat }}</w:t>
       </w:r>
       <w:r>
         <w:rPr>
@@ -16938,7 +16625,6 @@
           <w:sz w:val="24"/>
           <w:szCs w:val="24"/>
         </w:rPr>
-        <w:t>Cán bộ CNTT xã tự cập nhật; đối với thiết bị mạng do Trung tâm CNTT&amp;TT tỉnh hỗ trợ</w:t>
       </w:r>
     </w:p>
     <w:p>
@@ -17073,7 +16759,7 @@
           <w:sz w:val="24"/>
           <w:szCs w:val="24"/>
         </w:rPr>
-        <w:t xml:space="preserve">Router </w:t>
+        <w:t>{{ Q4_firmware_update }}</w:t>
       </w:r>
       <w:proofErr w:type="spellStart"/>
       <w:r>
@@ -17084,7 +16770,6 @@
           <w:sz w:val="24"/>
           <w:szCs w:val="24"/>
         </w:rPr>
-        <w:t>Viettel</w:t>
       </w:r>
       <w:proofErr w:type="spellEnd"/>
       <w:r>
@@ -17095,7 +16780,6 @@
           <w:sz w:val="24"/>
           <w:szCs w:val="24"/>
         </w:rPr>
-        <w:t xml:space="preserve">: do </w:t>
       </w:r>
       <w:proofErr w:type="spellStart"/>
       <w:r>
@@ -17106,7 +16790,6 @@
           <w:sz w:val="24"/>
           <w:szCs w:val="24"/>
         </w:rPr>
-        <w:t>Viettel</w:t>
       </w:r>
       <w:proofErr w:type="spellEnd"/>
       <w:r>
@@ -17117,7 +16800,6 @@
           <w:sz w:val="24"/>
           <w:szCs w:val="24"/>
         </w:rPr>
-        <w:t xml:space="preserve"> bảo trì định kỳ 6 tháng/lần; Switch: chưa cập nhật firmware</w:t>
       </w:r>
     </w:p>
     <w:p>
@@ -17155,15 +16837,14 @@
           <w:sz w:val="24"/>
           <w:szCs w:val="24"/>
         </w:rPr>
-        <w:t>☐</w:t>
-      </w:r>
-      <w:r>
-        <w:rPr>
-          <w:rFonts w:ascii="Times New Roman" w:hAnsi="Times New Roman" w:cs="Times New Roman"/>
-          <w:sz w:val="24"/>
-          <w:szCs w:val="24"/>
-        </w:rPr>
-        <w:t xml:space="preserve"> Có – Nhận cảnh báo qua email/văn bản và xử lý     </w:t>
+        <w:t xml:space="preserve">{{ Q5_canh_bao_co }} ☐ Có – Nhận cảnh báo qua email/văn bản và xử lý     </w:t>
+      </w:r>
+      <w:r>
+        <w:rPr>
+          <w:rFonts w:ascii="Times New Roman" w:hAnsi="Times New Roman" w:cs="Times New Roman"/>
+          <w:sz w:val="24"/>
+          <w:szCs w:val="24"/>
+        </w:rPr>
       </w:r>
     </w:p>
     <w:p>
@@ -17182,15 +16863,14 @@
           <w:sz w:val="24"/>
           <w:szCs w:val="24"/>
         </w:rPr>
-        <w:t>☐</w:t>
-      </w:r>
-      <w:r>
-        <w:rPr>
-          <w:rFonts w:ascii="Times New Roman" w:hAnsi="Times New Roman" w:cs="Times New Roman"/>
-          <w:sz w:val="24"/>
-          <w:szCs w:val="24"/>
-        </w:rPr>
-        <w:t xml:space="preserve"> Không theo dõi thường xuyên     </w:t>
+        <w:t xml:space="preserve">{{ Q5_canh_bao_khong }} ☐ Không theo dõi thường xuyên     </w:t>
+      </w:r>
+      <w:r>
+        <w:rPr>
+          <w:rFonts w:ascii="Times New Roman" w:hAnsi="Times New Roman" w:cs="Times New Roman"/>
+          <w:sz w:val="24"/>
+          <w:szCs w:val="24"/>
+        </w:rPr>
       </w:r>
     </w:p>
     <w:p>
@@ -17209,15 +16889,14 @@
           <w:sz w:val="24"/>
           <w:szCs w:val="24"/>
         </w:rPr>
-        <w:t>☐</w:t>
-      </w:r>
-      <w:r>
-        <w:rPr>
-          <w:rFonts w:ascii="Times New Roman" w:hAnsi="Times New Roman" w:cs="Times New Roman"/>
-          <w:sz w:val="24"/>
-          <w:szCs w:val="24"/>
-        </w:rPr>
-        <w:t xml:space="preserve"> Chưa biết </w:t>
+        <w:t>{{ Q5_canh_bao_chua_biet }} ☐ Chưa biết kênh nhận cảnh báo</w:t>
+      </w:r>
+      <w:r>
+        <w:rPr>
+          <w:rFonts w:ascii="Times New Roman" w:hAnsi="Times New Roman" w:cs="Times New Roman"/>
+          <w:sz w:val="24"/>
+          <w:szCs w:val="24"/>
+        </w:rPr>
       </w:r>
       <w:proofErr w:type="spellStart"/>
       <w:r>
@@ -17226,7 +16905,6 @@
           <w:sz w:val="24"/>
           <w:szCs w:val="24"/>
         </w:rPr>
-        <w:t>kênh</w:t>
       </w:r>
       <w:proofErr w:type="spellEnd"/>
       <w:r>
@@ -17235,7 +16913,6 @@
           <w:sz w:val="24"/>
           <w:szCs w:val="24"/>
         </w:rPr>
-        <w:t xml:space="preserve"> nhận cảnh báo</w:t>
       </w:r>
     </w:p>
     <w:p>
@@ -17841,15 +17518,14 @@
           <w:sz w:val="24"/>
           <w:szCs w:val="24"/>
         </w:rPr>
-        <w:t>☐</w:t>
-      </w:r>
-      <w:r>
-        <w:rPr>
-          <w:rFonts w:ascii="Times New Roman" w:hAnsi="Times New Roman" w:cs="Times New Roman"/>
-          <w:sz w:val="24"/>
-          <w:szCs w:val="24"/>
-        </w:rPr>
-        <w:t xml:space="preserve"> Có – Hình thức: ___________________________     </w:t>
+        <w:t xml:space="preserve">{{ R2_dao_tao_co }} ☐ Có – Hình thức: ___________________________     </w:t>
+      </w:r>
+      <w:r>
+        <w:rPr>
+          <w:rFonts w:ascii="Times New Roman" w:hAnsi="Times New Roman" w:cs="Times New Roman"/>
+          <w:sz w:val="24"/>
+          <w:szCs w:val="24"/>
+        </w:rPr>
       </w:r>
     </w:p>
     <w:p>
@@ -18393,7 +18069,7 @@
           <w:sz w:val="24"/>
           <w:szCs w:val="24"/>
         </w:rPr>
-        <w:t xml:space="preserve">S2. Kế hoạch kiểm tra ATTT </w:t>
+        <w:t>S2. Kế hoạch kiểm tra ATTT tiếp theo (dự kiến): {{ S2_ke_hoach_tiep_theo }}</w:t>
       </w:r>
       <w:proofErr w:type="spellStart"/>
       <w:r>
@@ -18403,7 +18079,6 @@
           <w:sz w:val="24"/>
           <w:szCs w:val="24"/>
         </w:rPr>
-        <w:t>tiếp</w:t>
       </w:r>
       <w:proofErr w:type="spellEnd"/>
       <w:r>
@@ -18413,7 +18088,6 @@
           <w:sz w:val="24"/>
           <w:szCs w:val="24"/>
         </w:rPr>
-        <w:t xml:space="preserve"> </w:t>
       </w:r>
       <w:proofErr w:type="spellStart"/>
       <w:r>
@@ -18423,7 +18097,6 @@
           <w:sz w:val="24"/>
           <w:szCs w:val="24"/>
         </w:rPr>
-        <w:t>theo</w:t>
       </w:r>
       <w:proofErr w:type="spellEnd"/>
       <w:r>
@@ -18433,7 +18106,6 @@
           <w:sz w:val="24"/>
           <w:szCs w:val="24"/>
         </w:rPr>
-        <w:t xml:space="preserve"> (</w:t>
       </w:r>
       <w:proofErr w:type="spellStart"/>
       <w:r>
@@ -18443,7 +18115,6 @@
           <w:sz w:val="24"/>
           <w:szCs w:val="24"/>
         </w:rPr>
-        <w:t>dự</w:t>
       </w:r>
       <w:proofErr w:type="spellEnd"/>
       <w:r>
@@ -18453,7 +18124,6 @@
           <w:sz w:val="24"/>
           <w:szCs w:val="24"/>
         </w:rPr>
-        <w:t xml:space="preserve"> </w:t>
       </w:r>
       <w:proofErr w:type="spellStart"/>
       <w:r>
@@ -18463,7 +18133,6 @@
           <w:sz w:val="24"/>
           <w:szCs w:val="24"/>
         </w:rPr>
-        <w:t>kiến</w:t>
       </w:r>
       <w:proofErr w:type="spellEnd"/>
       <w:r>
@@ -18473,15 +18142,13 @@
           <w:sz w:val="24"/>
           <w:szCs w:val="24"/>
         </w:rPr>
-        <w:t>)</w:t>
-      </w:r>
-      <w:r>
-        <w:rPr>
-          <w:rFonts w:ascii="Times New Roman" w:hAnsi="Times New Roman" w:cs="Times New Roman"/>
-          <w:sz w:val="24"/>
-          <w:szCs w:val="24"/>
-        </w:rPr>
-        <w:t>:</w:t>
+      </w:r>
+      <w:r>
+        <w:rPr>
+          <w:rFonts w:ascii="Times New Roman" w:hAnsi="Times New Roman" w:cs="Times New Roman"/>
+          <w:sz w:val="24"/>
+          <w:szCs w:val="24"/>
+        </w:rPr>
       </w:r>
       <w:r>
         <w:rPr>
@@ -18492,7 +18159,6 @@
           <w:sz w:val="24"/>
           <w:szCs w:val="24"/>
         </w:rPr>
-        <w:t xml:space="preserve"> </w:t>
       </w:r>
       <w:proofErr w:type="spellStart"/>
       <w:r>
@@ -18503,7 +18169,6 @@
           <w:sz w:val="24"/>
           <w:szCs w:val="24"/>
         </w:rPr>
-        <w:t>Quý</w:t>
       </w:r>
       <w:proofErr w:type="spellEnd"/>
       <w:r>
@@ -18514,7 +18179,6 @@
           <w:sz w:val="24"/>
           <w:szCs w:val="24"/>
         </w:rPr>
-        <w:t xml:space="preserve"> IV/2025 – do Sở TTTT Bình Thuận thực hiện theo kế hoạch năm</w:t>
       </w:r>
     </w:p>
     <w:p>
@@ -18718,15 +18382,14 @@
           <w:sz w:val="24"/>
           <w:szCs w:val="24"/>
         </w:rPr>
-        <w:t>☐</w:t>
-      </w:r>
-      <w:r>
-        <w:rPr>
-          <w:rFonts w:ascii="Times New Roman" w:hAnsi="Times New Roman" w:cs="Times New Roman"/>
-          <w:sz w:val="24"/>
-          <w:szCs w:val="24"/>
-        </w:rPr>
-        <w:t xml:space="preserve"> Có – Máy chủ trong DMZ: ___________________________     </w:t>
+        <w:t xml:space="preserve">{{ T1_1_dmz_co }} ☐ Có – Máy chủ trong DMZ: ___________________________     </w:t>
+      </w:r>
+      <w:r>
+        <w:rPr>
+          <w:rFonts w:ascii="Times New Roman" w:hAnsi="Times New Roman" w:cs="Times New Roman"/>
+          <w:sz w:val="24"/>
+          <w:szCs w:val="24"/>
+        </w:rPr>
       </w:r>
     </w:p>
     <w:p>
@@ -18745,15 +18408,14 @@
           <w:sz w:val="24"/>
           <w:szCs w:val="24"/>
         </w:rPr>
-        <w:t>☐</w:t>
-      </w:r>
-      <w:r>
-        <w:rPr>
-          <w:rFonts w:ascii="Times New Roman" w:hAnsi="Times New Roman" w:cs="Times New Roman"/>
-          <w:sz w:val="24"/>
-          <w:szCs w:val="24"/>
-        </w:rPr>
-        <w:t xml:space="preserve"> </w:t>
+        <w:t>{{ T1_1_dmz_khong }} ☐ Không có DMZ – Tất cả thiết bị cùng 1 vùng LAN</w:t>
+      </w:r>
+      <w:r>
+        <w:rPr>
+          <w:rFonts w:ascii="Times New Roman" w:hAnsi="Times New Roman" w:cs="Times New Roman"/>
+          <w:sz w:val="24"/>
+          <w:szCs w:val="24"/>
+        </w:rPr>
       </w:r>
       <w:proofErr w:type="spellStart"/>
       <w:r>
@@ -18762,7 +18424,6 @@
           <w:sz w:val="24"/>
           <w:szCs w:val="24"/>
         </w:rPr>
-        <w:t>Không</w:t>
       </w:r>
       <w:proofErr w:type="spellEnd"/>
       <w:r>
@@ -18771,7 +18432,6 @@
           <w:sz w:val="24"/>
           <w:szCs w:val="24"/>
         </w:rPr>
-        <w:t xml:space="preserve"> có DMZ – Tất cả thiết bị cùng 1 vùng LAN</w:t>
       </w:r>
     </w:p>
     <w:p>
@@ -18819,15 +18479,14 @@
           <w:sz w:val="24"/>
           <w:szCs w:val="24"/>
         </w:rPr>
-        <w:t>☐</w:t>
-      </w:r>
-      <w:r>
-        <w:rPr>
-          <w:rFonts w:ascii="Times New Roman" w:hAnsi="Times New Roman" w:cs="Times New Roman"/>
-          <w:sz w:val="24"/>
-          <w:szCs w:val="24"/>
-        </w:rPr>
-        <w:t xml:space="preserve"> Có – WiFi trên VLAN riêng / Subnet riêng (không truy cập được LAN máy chủ)    </w:t>
+        <w:t xml:space="preserve">{{ T1_2_wifi_tach_rieng }} ☐ Có – WiFi trên VLAN riêng / Subnet riêng (không truy cập được LAN máy chủ)    </w:t>
+      </w:r>
+      <w:r>
+        <w:rPr>
+          <w:rFonts w:ascii="Times New Roman" w:hAnsi="Times New Roman" w:cs="Times New Roman"/>
+          <w:sz w:val="24"/>
+          <w:szCs w:val="24"/>
+        </w:rPr>
       </w:r>
     </w:p>
     <w:p>
@@ -18846,15 +18505,14 @@
           <w:sz w:val="24"/>
           <w:szCs w:val="24"/>
         </w:rPr>
-        <w:t>☐</w:t>
-      </w:r>
-      <w:r>
-        <w:rPr>
-          <w:rFonts w:ascii="Times New Roman" w:hAnsi="Times New Roman" w:cs="Times New Roman"/>
-          <w:sz w:val="24"/>
-          <w:szCs w:val="24"/>
-        </w:rPr>
-        <w:t xml:space="preserve"> Không – WiFi cùng dải IP với máy tính văn phòng     </w:t>
+        <w:t xml:space="preserve">{{ T1_2_wifi_chung }} ☐ Không – WiFi cùng dải IP với máy tính văn phòng     </w:t>
+      </w:r>
+      <w:r>
+        <w:rPr>
+          <w:rFonts w:ascii="Times New Roman" w:hAnsi="Times New Roman" w:cs="Times New Roman"/>
+          <w:sz w:val="24"/>
+          <w:szCs w:val="24"/>
+        </w:rPr>
       </w:r>
     </w:p>
     <w:p>
@@ -18873,16 +18531,14 @@
           <w:sz w:val="24"/>
           <w:szCs w:val="24"/>
         </w:rPr>
-        <w:lastRenderedPageBreak/>
-        <w:t>☐</w:t>
-      </w:r>
-      <w:r>
-        <w:rPr>
-          <w:rFonts w:ascii="Times New Roman" w:hAnsi="Times New Roman" w:cs="Times New Roman"/>
-          <w:sz w:val="24"/>
-          <w:szCs w:val="24"/>
-        </w:rPr>
-        <w:t xml:space="preserve"> </w:t>
+        <w:t>{{ T1_2_wifi_khong }} ☐ Không có WiFi</w:t>
+      </w:r>
+      <w:r>
+        <w:rPr>
+          <w:rFonts w:ascii="Times New Roman" w:hAnsi="Times New Roman" w:cs="Times New Roman"/>
+          <w:sz w:val="24"/>
+          <w:szCs w:val="24"/>
+        </w:rPr>
       </w:r>
       <w:proofErr w:type="spellStart"/>
       <w:r>
@@ -18891,7 +18547,6 @@
           <w:sz w:val="24"/>
           <w:szCs w:val="24"/>
         </w:rPr>
-        <w:t>Không</w:t>
       </w:r>
       <w:proofErr w:type="spellEnd"/>
       <w:r>
@@ -18900,7 +18555,6 @@
           <w:sz w:val="24"/>
           <w:szCs w:val="24"/>
         </w:rPr>
-        <w:t xml:space="preserve"> có </w:t>
       </w:r>
       <w:proofErr w:type="spellStart"/>
       <w:r>
@@ -18909,7 +18563,6 @@
           <w:sz w:val="24"/>
           <w:szCs w:val="24"/>
         </w:rPr>
-        <w:t>WiFi</w:t>
       </w:r>
       <w:proofErr w:type="spellEnd"/>
     </w:p>
@@ -19000,7 +18653,7 @@
           <w:sz w:val="24"/>
           <w:szCs w:val="24"/>
         </w:rPr>
-        <w:t>SSID: 'UBND-</w:t>
+        <w:t>{{ T1_3_thong_tin_wifi }}</w:t>
       </w:r>
       <w:proofErr w:type="spellStart"/>
       <w:r>
@@ -19011,7 +18664,6 @@
           <w:sz w:val="24"/>
           <w:szCs w:val="24"/>
         </w:rPr>
-        <w:t>SongLuy</w:t>
       </w:r>
       <w:proofErr w:type="spellEnd"/>
       <w:r>
@@ -19022,7 +18674,6 @@
           <w:sz w:val="24"/>
           <w:szCs w:val="24"/>
         </w:rPr>
-        <w:t>' / Bảo mật: WPA2-PSK / Không có mạng khách riêng</w:t>
       </w:r>
     </w:p>
     <w:p>
@@ -19070,15 +18721,14 @@
           <w:sz w:val="24"/>
           <w:szCs w:val="24"/>
         </w:rPr>
-        <w:t>☐</w:t>
-      </w:r>
-      <w:r>
-        <w:rPr>
-          <w:rFonts w:ascii="Times New Roman" w:hAnsi="Times New Roman" w:cs="Times New Roman"/>
-          <w:sz w:val="24"/>
-          <w:szCs w:val="24"/>
-        </w:rPr>
-        <w:t xml:space="preserve"> Có – Camera trên VLAN/subnet tách biệt khỏi mạng máy tính     </w:t>
+        <w:t xml:space="preserve">{{ T1_4_camera_tach_rieng }} ☐ Có – Camera trên VLAN/subnet tách biệt khỏi mạng máy tính     </w:t>
+      </w:r>
+      <w:r>
+        <w:rPr>
+          <w:rFonts w:ascii="Times New Roman" w:hAnsi="Times New Roman" w:cs="Times New Roman"/>
+          <w:sz w:val="24"/>
+          <w:szCs w:val="24"/>
+        </w:rPr>
       </w:r>
     </w:p>
     <w:p>
@@ -19097,15 +18747,14 @@
           <w:sz w:val="24"/>
           <w:szCs w:val="24"/>
         </w:rPr>
-        <w:t>☐</w:t>
-      </w:r>
-      <w:r>
-        <w:rPr>
-          <w:rFonts w:ascii="Times New Roman" w:hAnsi="Times New Roman" w:cs="Times New Roman"/>
-          <w:sz w:val="24"/>
-          <w:szCs w:val="24"/>
-        </w:rPr>
-        <w:t xml:space="preserve"> Không – Camera cùng dải IP với máy tính văn phòng     </w:t>
+        <w:t xml:space="preserve">{{ T4_camera_chung }} ☐ Không – Camera cùng dải IP với máy tính văn phòng     </w:t>
+      </w:r>
+      <w:r>
+        <w:rPr>
+          <w:rFonts w:ascii="Times New Roman" w:hAnsi="Times New Roman" w:cs="Times New Roman"/>
+          <w:sz w:val="24"/>
+          <w:szCs w:val="24"/>
+        </w:rPr>
       </w:r>
     </w:p>
     <w:p>
@@ -19684,7 +19333,7 @@
           <w:sz w:val="24"/>
           <w:szCs w:val="24"/>
         </w:rPr>
-        <w:t xml:space="preserve">☐ Có – Kích thước rack: {{ T3_1_rack_u }}U  Vị trí: Tầng {{ T3_1_rack_tang }} – Phòng {{ T3_1_rack_phong }}     </w:t>
+        <w:t xml:space="preserve">{{ T3_1_rack_co }} ☐ Có – Kích thước rack: ___U  Vị trí: Tầng ___ – Phòng ___     </w:t>
       </w:r>
       <w:r>
         <w:rPr>
@@ -19726,15 +19375,14 @@
           <w:sz w:val="24"/>
           <w:szCs w:val="24"/>
         </w:rPr>
-        <w:t>☐</w:t>
-      </w:r>
-      <w:r>
-        <w:rPr>
-          <w:rFonts w:ascii="Times New Roman" w:hAnsi="Times New Roman" w:cs="Times New Roman"/>
-          <w:sz w:val="24"/>
-          <w:szCs w:val="24"/>
-        </w:rPr>
-        <w:t xml:space="preserve"> </w:t>
+        <w:t>{{ T3_1_khong_rack }} ☐ Không – Thiết bị để trực tiếp trên bàn/giá đỡ</w:t>
+      </w:r>
+      <w:r>
+        <w:rPr>
+          <w:rFonts w:ascii="Times New Roman" w:hAnsi="Times New Roman" w:cs="Times New Roman"/>
+          <w:sz w:val="24"/>
+          <w:szCs w:val="24"/>
+        </w:rPr>
       </w:r>
       <w:proofErr w:type="spellStart"/>
       <w:r>
@@ -19743,7 +19391,6 @@
           <w:sz w:val="24"/>
           <w:szCs w:val="24"/>
         </w:rPr>
-        <w:t>Không</w:t>
       </w:r>
       <w:proofErr w:type="spellEnd"/>
       <w:r>
@@ -19752,7 +19399,6 @@
           <w:sz w:val="24"/>
           <w:szCs w:val="24"/>
         </w:rPr>
-        <w:t xml:space="preserve"> – </w:t>
       </w:r>
       <w:proofErr w:type="spellStart"/>
       <w:r>
@@ -19761,7 +19407,6 @@
           <w:sz w:val="24"/>
           <w:szCs w:val="24"/>
         </w:rPr>
-        <w:t>Thiết</w:t>
       </w:r>
       <w:proofErr w:type="spellEnd"/>
       <w:r>
@@ -19770,7 +19415,6 @@
           <w:sz w:val="24"/>
           <w:szCs w:val="24"/>
         </w:rPr>
-        <w:t xml:space="preserve"> bị để trực tiếp trên bàn/giá đỡ</w:t>
       </w:r>
     </w:p>
     <w:p>
@@ -19899,7 +19543,7 @@
           <w:sz w:val="24"/>
           <w:szCs w:val="24"/>
         </w:rPr>
-        <w:t xml:space="preserve">Từ </w:t>
+        <w:t>{{ T3_2_thiet_bi_trong_tu }}</w:t>
       </w:r>
       <w:proofErr w:type="spellStart"/>
       <w:r>
@@ -19910,7 +19554,6 @@
           <w:sz w:val="24"/>
           <w:szCs w:val="24"/>
         </w:rPr>
-        <w:t>trên</w:t>
       </w:r>
       <w:proofErr w:type="spellEnd"/>
       <w:r>
@@ -19921,7 +19564,6 @@
           <w:sz w:val="24"/>
           <w:szCs w:val="24"/>
         </w:rPr>
-        <w:t xml:space="preserve"> </w:t>
       </w:r>
       <w:proofErr w:type="spellStart"/>
       <w:r>
@@ -19932,7 +19574,6 @@
           <w:sz w:val="24"/>
           <w:szCs w:val="24"/>
         </w:rPr>
-        <w:t>xuống</w:t>
       </w:r>
       <w:proofErr w:type="spellEnd"/>
       <w:r>
@@ -19943,7 +19584,6 @@
           <w:sz w:val="24"/>
           <w:szCs w:val="24"/>
         </w:rPr>
-        <w:t>: (1) Patch panel 24 cổng; (2) Switch Dahua 16P; (3) Router Viettel; (4) NVR Camera; (5) UPS APC 1500VA</w:t>
       </w:r>
     </w:p>
     <w:p>
@@ -20015,15 +19655,14 @@
           <w:sz w:val="24"/>
           <w:szCs w:val="24"/>
         </w:rPr>
-        <w:t>☐</w:t>
-      </w:r>
-      <w:r>
-        <w:rPr>
-          <w:rFonts w:ascii="Times New Roman" w:hAnsi="Times New Roman" w:cs="Times New Roman"/>
-          <w:sz w:val="24"/>
-          <w:szCs w:val="24"/>
-        </w:rPr>
-        <w:t xml:space="preserve"> Cáp đồng (UTP/STP Cat5e hoặc Cat6) – phổ biến nhất     </w:t>
+        <w:t xml:space="preserve">{{ T4_1_cap_dong }} ☐ Cáp đồng (UTP/STP Cat5e hoặc Cat6) – phổ biến nhất     </w:t>
+      </w:r>
+      <w:r>
+        <w:rPr>
+          <w:rFonts w:ascii="Times New Roman" w:hAnsi="Times New Roman" w:cs="Times New Roman"/>
+          <w:sz w:val="24"/>
+          <w:szCs w:val="24"/>
+        </w:rPr>
       </w:r>
     </w:p>
     <w:p>
@@ -20042,15 +19681,14 @@
           <w:sz w:val="24"/>
           <w:szCs w:val="24"/>
         </w:rPr>
-        <w:t>☐</w:t>
-      </w:r>
-      <w:r>
-        <w:rPr>
-          <w:rFonts w:ascii="Times New Roman" w:hAnsi="Times New Roman" w:cs="Times New Roman"/>
-          <w:sz w:val="24"/>
-          <w:szCs w:val="24"/>
-        </w:rPr>
-        <w:t xml:space="preserve"> Cáp quang nội bộ (Fiber – nếu khoảng cách &gt; 100m)     </w:t>
+        <w:t xml:space="preserve">{{ T4_1_cap_quang }} ☐ Cáp quang nội bộ (Fiber – nếu khoảng cách &gt; 100m)     </w:t>
+      </w:r>
+      <w:r>
+        <w:rPr>
+          <w:rFonts w:ascii="Times New Roman" w:hAnsi="Times New Roman" w:cs="Times New Roman"/>
+          <w:sz w:val="24"/>
+          <w:szCs w:val="24"/>
+        </w:rPr>
       </w:r>
     </w:p>
     <w:p>
@@ -20069,15 +19707,14 @@
           <w:sz w:val="24"/>
           <w:szCs w:val="24"/>
         </w:rPr>
-        <w:t>☐</w:t>
-      </w:r>
-      <w:r>
-        <w:rPr>
-          <w:rFonts w:ascii="Times New Roman" w:hAnsi="Times New Roman" w:cs="Times New Roman"/>
-          <w:sz w:val="24"/>
-          <w:szCs w:val="24"/>
-        </w:rPr>
-        <w:t xml:space="preserve"> Cả </w:t>
+        <w:t>{{ T4_1_both }} ☐ Cả hai (cáp đồng trong phòng, cáp quang giữa tầng/tòa nhà)</w:t>
+      </w:r>
+      <w:r>
+        <w:rPr>
+          <w:rFonts w:ascii="Times New Roman" w:hAnsi="Times New Roman" w:cs="Times New Roman"/>
+          <w:sz w:val="24"/>
+          <w:szCs w:val="24"/>
+        </w:rPr>
       </w:r>
       <w:proofErr w:type="spellStart"/>
       <w:r>
@@ -20086,7 +19723,6 @@
           <w:sz w:val="24"/>
           <w:szCs w:val="24"/>
         </w:rPr>
-        <w:t>hai</w:t>
       </w:r>
       <w:proofErr w:type="spellEnd"/>
       <w:r>
@@ -20095,7 +19731,6 @@
           <w:sz w:val="24"/>
           <w:szCs w:val="24"/>
         </w:rPr>
-        <w:t xml:space="preserve"> (</w:t>
       </w:r>
       <w:proofErr w:type="spellStart"/>
       <w:r>
@@ -20104,7 +19739,6 @@
           <w:sz w:val="24"/>
           <w:szCs w:val="24"/>
         </w:rPr>
-        <w:t>cáp</w:t>
       </w:r>
       <w:proofErr w:type="spellEnd"/>
       <w:r>
@@ -20113,7 +19747,6 @@
           <w:sz w:val="24"/>
           <w:szCs w:val="24"/>
         </w:rPr>
-        <w:t xml:space="preserve"> đồng trong phòng, cáp quang giữa tầng/tòa nhà)</w:t>
       </w:r>
     </w:p>
     <w:p>
@@ -20175,7 +19808,7 @@
           <w:sz w:val="24"/>
           <w:szCs w:val="24"/>
         </w:rPr>
-        <w:t>Cáp</w:t>
+        <w:t>{{ T4_2_cap_tu_isp }}</w:t>
       </w:r>
       <w:proofErr w:type="spellEnd"/>
       <w:r>
@@ -20186,7 +19819,6 @@
           <w:sz w:val="24"/>
           <w:szCs w:val="24"/>
         </w:rPr>
-        <w:t xml:space="preserve"> </w:t>
       </w:r>
       <w:proofErr w:type="spellStart"/>
       <w:r>
@@ -20197,7 +19829,6 @@
           <w:sz w:val="24"/>
           <w:szCs w:val="24"/>
         </w:rPr>
-        <w:t>quang</w:t>
       </w:r>
       <w:proofErr w:type="spellEnd"/>
       <w:r>
@@ -20208,7 +19839,6 @@
           <w:sz w:val="24"/>
           <w:szCs w:val="24"/>
         </w:rPr>
-        <w:t xml:space="preserve"> GPON từ cột điện vào ONU/Modem Viettel GW240H-V2 đặt tại Phòng CNTT tầng 1</w:t>
       </w:r>
     </w:p>
     <w:p>
@@ -21022,23 +20652,23 @@
                 <w:sz w:val="24"/>
                 <w:szCs w:val="24"/>
               </w:rPr>
-              <w:sym w:font="Wingdings 2" w:char="F054"/>
-            </w:r>
-            <w:r>
-              <w:rPr>
-                <w:rFonts w:ascii="Times New Roman" w:hAnsi="Times New Roman" w:cs="Times New Roman"/>
-                <w:sz w:val="24"/>
-                <w:szCs w:val="24"/>
-              </w:rPr>
               <w:t xml:space="preserve"> Đã có</w:t>
-            </w:r>
-            <w:r>
-              <w:rPr>
-                <w:rFonts w:ascii="Times New Roman" w:hAnsi="Times New Roman" w:cs="Times New Roman"/>
-                <w:sz w:val="24"/>
-                <w:szCs w:val="24"/>
-              </w:rPr>
               <w:br/>
+              <w:t>{{ M_chua_co }} ☐ Chưa có</w:t>
+            </w:r>
+            <w:r>
+              <w:rPr>
+                <w:rFonts w:ascii="Times New Roman" w:hAnsi="Times New Roman" w:cs="Times New Roman"/>
+                <w:sz w:val="24"/>
+                <w:szCs w:val="24"/>
+              </w:rPr>
+            </w:r>
+            <w:r>
+              <w:rPr>
+                <w:rFonts w:ascii="Times New Roman" w:hAnsi="Times New Roman" w:cs="Times New Roman"/>
+                <w:sz w:val="24"/>
+                <w:szCs w:val="24"/>
+              </w:rPr>
             </w:r>
             <w:r>
               <w:rPr>
@@ -21046,15 +20676,13 @@
                 <w:sz w:val="24"/>
                 <w:szCs w:val="24"/>
               </w:rPr>
-              <w:t>☐</w:t>
-            </w:r>
-            <w:r>
-              <w:rPr>
-                <w:rFonts w:ascii="Times New Roman" w:hAnsi="Times New Roman" w:cs="Times New Roman"/>
-                <w:sz w:val="24"/>
-                <w:szCs w:val="24"/>
-              </w:rPr>
-              <w:t xml:space="preserve"> Chưa có</w:t>
+            </w:r>
+            <w:r>
+              <w:rPr>
+                <w:rFonts w:ascii="Times New Roman" w:hAnsi="Times New Roman" w:cs="Times New Roman"/>
+                <w:sz w:val="24"/>
+                <w:szCs w:val="24"/>
+              </w:rPr>
             </w:r>
           </w:p>
         </w:tc>
@@ -21171,23 +20799,23 @@
                 <w:sz w:val="24"/>
                 <w:szCs w:val="24"/>
               </w:rPr>
-              <w:t>☐</w:t>
-            </w:r>
-            <w:r>
-              <w:rPr>
-                <w:rFonts w:ascii="Times New Roman" w:hAnsi="Times New Roman" w:cs="Times New Roman"/>
-                <w:sz w:val="24"/>
-                <w:szCs w:val="24"/>
-              </w:rPr>
-              <w:t xml:space="preserve"> Đã có</w:t>
-            </w:r>
-            <w:r>
-              <w:rPr>
-                <w:rFonts w:ascii="Times New Roman" w:hAnsi="Times New Roman" w:cs="Times New Roman"/>
-                <w:sz w:val="24"/>
-                <w:szCs w:val="24"/>
-              </w:rPr>
+              <w:t>{{ M_da_co }} ☐ Đã có</w:t>
               <w:br/>
+              <w:t xml:space="preserve"> Chưa có</w:t>
+            </w:r>
+            <w:r>
+              <w:rPr>
+                <w:rFonts w:ascii="Times New Roman" w:hAnsi="Times New Roman" w:cs="Times New Roman"/>
+                <w:sz w:val="24"/>
+                <w:szCs w:val="24"/>
+              </w:rPr>
+            </w:r>
+            <w:r>
+              <w:rPr>
+                <w:rFonts w:ascii="Times New Roman" w:hAnsi="Times New Roman" w:cs="Times New Roman"/>
+                <w:sz w:val="24"/>
+                <w:szCs w:val="24"/>
+              </w:rPr>
             </w:r>
             <w:r>
               <w:rPr>
@@ -21195,15 +20823,13 @@
                 <w:sz w:val="24"/>
                 <w:szCs w:val="24"/>
               </w:rPr>
-              <w:sym w:font="Wingdings 2" w:char="F054"/>
-            </w:r>
-            <w:r>
-              <w:rPr>
-                <w:rFonts w:ascii="Times New Roman" w:hAnsi="Times New Roman" w:cs="Times New Roman"/>
-                <w:sz w:val="24"/>
-                <w:szCs w:val="24"/>
-              </w:rPr>
-              <w:t xml:space="preserve"> Chưa có</w:t>
+            </w:r>
+            <w:r>
+              <w:rPr>
+                <w:rFonts w:ascii="Times New Roman" w:hAnsi="Times New Roman" w:cs="Times New Roman"/>
+                <w:sz w:val="24"/>
+                <w:szCs w:val="24"/>
+              </w:rPr>
             </w:r>
           </w:p>
         </w:tc>
@@ -21324,23 +20950,23 @@
                 <w:sz w:val="24"/>
                 <w:szCs w:val="24"/>
               </w:rPr>
-              <w:t>☐</w:t>
-            </w:r>
-            <w:r>
-              <w:rPr>
-                <w:rFonts w:ascii="Times New Roman" w:hAnsi="Times New Roman" w:cs="Times New Roman"/>
-                <w:sz w:val="24"/>
-                <w:szCs w:val="24"/>
-              </w:rPr>
-              <w:t xml:space="preserve"> Đã có</w:t>
-            </w:r>
-            <w:r>
-              <w:rPr>
-                <w:rFonts w:ascii="Times New Roman" w:hAnsi="Times New Roman" w:cs="Times New Roman"/>
-                <w:sz w:val="24"/>
-                <w:szCs w:val="24"/>
-              </w:rPr>
+              <w:t>{{ M_da_co }} ☐ Đã có</w:t>
               <w:br/>
+              <w:t>{{ M_chua_co }} ☐ Chưa có</w:t>
+            </w:r>
+            <w:r>
+              <w:rPr>
+                <w:rFonts w:ascii="Times New Roman" w:hAnsi="Times New Roman" w:cs="Times New Roman"/>
+                <w:sz w:val="24"/>
+                <w:szCs w:val="24"/>
+              </w:rPr>
+            </w:r>
+            <w:r>
+              <w:rPr>
+                <w:rFonts w:ascii="Times New Roman" w:hAnsi="Times New Roman" w:cs="Times New Roman"/>
+                <w:sz w:val="24"/>
+                <w:szCs w:val="24"/>
+              </w:rPr>
             </w:r>
             <w:r>
               <w:rPr>
@@ -21348,15 +20974,13 @@
                 <w:sz w:val="24"/>
                 <w:szCs w:val="24"/>
               </w:rPr>
-              <w:t>☐</w:t>
-            </w:r>
-            <w:r>
-              <w:rPr>
-                <w:rFonts w:ascii="Times New Roman" w:hAnsi="Times New Roman" w:cs="Times New Roman"/>
-                <w:sz w:val="24"/>
-                <w:szCs w:val="24"/>
-              </w:rPr>
-              <w:t xml:space="preserve"> Chưa có</w:t>
+            </w:r>
+            <w:r>
+              <w:rPr>
+                <w:rFonts w:ascii="Times New Roman" w:hAnsi="Times New Roman" w:cs="Times New Roman"/>
+                <w:sz w:val="24"/>
+                <w:szCs w:val="24"/>
+              </w:rPr>
             </w:r>
           </w:p>
         </w:tc>
@@ -21483,23 +21107,23 @@
                 <w:sz w:val="24"/>
                 <w:szCs w:val="24"/>
               </w:rPr>
-              <w:sym w:font="Wingdings 2" w:char="F054"/>
-            </w:r>
-            <w:r>
-              <w:rPr>
-                <w:rFonts w:ascii="Times New Roman" w:hAnsi="Times New Roman" w:cs="Times New Roman"/>
-                <w:sz w:val="24"/>
-                <w:szCs w:val="24"/>
-              </w:rPr>
               <w:t>Đã có</w:t>
-            </w:r>
-            <w:r>
-              <w:rPr>
-                <w:rFonts w:ascii="Times New Roman" w:hAnsi="Times New Roman" w:cs="Times New Roman"/>
-                <w:sz w:val="24"/>
-                <w:szCs w:val="24"/>
-              </w:rPr>
               <w:br/>
+              <w:t>{{ M_chua_co }} ☐ Chưa có</w:t>
+            </w:r>
+            <w:r>
+              <w:rPr>
+                <w:rFonts w:ascii="Times New Roman" w:hAnsi="Times New Roman" w:cs="Times New Roman"/>
+                <w:sz w:val="24"/>
+                <w:szCs w:val="24"/>
+              </w:rPr>
+            </w:r>
+            <w:r>
+              <w:rPr>
+                <w:rFonts w:ascii="Times New Roman" w:hAnsi="Times New Roman" w:cs="Times New Roman"/>
+                <w:sz w:val="24"/>
+                <w:szCs w:val="24"/>
+              </w:rPr>
             </w:r>
             <w:r>
               <w:rPr>
@@ -21507,16 +21131,13 @@
                 <w:sz w:val="24"/>
                 <w:szCs w:val="24"/>
               </w:rPr>
-              <w:lastRenderedPageBreak/>
-              <w:t>☐</w:t>
-            </w:r>
-            <w:r>
-              <w:rPr>
-                <w:rFonts w:ascii="Times New Roman" w:hAnsi="Times New Roman" w:cs="Times New Roman"/>
-                <w:sz w:val="24"/>
-                <w:szCs w:val="24"/>
-              </w:rPr>
-              <w:t xml:space="preserve"> Chưa có</w:t>
+            </w:r>
+            <w:r>
+              <w:rPr>
+                <w:rFonts w:ascii="Times New Roman" w:hAnsi="Times New Roman" w:cs="Times New Roman"/>
+                <w:sz w:val="24"/>
+                <w:szCs w:val="24"/>
+              </w:rPr>
             </w:r>
           </w:p>
         </w:tc>
@@ -21636,23 +21257,23 @@
                 <w:sz w:val="24"/>
                 <w:szCs w:val="24"/>
               </w:rPr>
-              <w:t>☐</w:t>
-            </w:r>
-            <w:r>
-              <w:rPr>
-                <w:rFonts w:ascii="Times New Roman" w:hAnsi="Times New Roman" w:cs="Times New Roman"/>
-                <w:sz w:val="24"/>
-                <w:szCs w:val="24"/>
-              </w:rPr>
-              <w:t xml:space="preserve"> Đã có</w:t>
-            </w:r>
-            <w:r>
-              <w:rPr>
-                <w:rFonts w:ascii="Times New Roman" w:hAnsi="Times New Roman" w:cs="Times New Roman"/>
-                <w:sz w:val="24"/>
-                <w:szCs w:val="24"/>
-              </w:rPr>
+              <w:t>{{ M_da_co }} ☐ Đã có</w:t>
               <w:br/>
+              <w:t>{{ M_chua_co }} ☐ Chưa có</w:t>
+            </w:r>
+            <w:r>
+              <w:rPr>
+                <w:rFonts w:ascii="Times New Roman" w:hAnsi="Times New Roman" w:cs="Times New Roman"/>
+                <w:sz w:val="24"/>
+                <w:szCs w:val="24"/>
+              </w:rPr>
+            </w:r>
+            <w:r>
+              <w:rPr>
+                <w:rFonts w:ascii="Times New Roman" w:hAnsi="Times New Roman" w:cs="Times New Roman"/>
+                <w:sz w:val="24"/>
+                <w:szCs w:val="24"/>
+              </w:rPr>
             </w:r>
             <w:r>
               <w:rPr>
@@ -21660,15 +21281,13 @@
                 <w:sz w:val="24"/>
                 <w:szCs w:val="24"/>
               </w:rPr>
-              <w:t>☐</w:t>
-            </w:r>
-            <w:r>
-              <w:rPr>
-                <w:rFonts w:ascii="Times New Roman" w:hAnsi="Times New Roman" w:cs="Times New Roman"/>
-                <w:sz w:val="24"/>
-                <w:szCs w:val="24"/>
-              </w:rPr>
-              <w:t xml:space="preserve"> Chưa có</w:t>
+            </w:r>
+            <w:r>
+              <w:rPr>
+                <w:rFonts w:ascii="Times New Roman" w:hAnsi="Times New Roman" w:cs="Times New Roman"/>
+                <w:sz w:val="24"/>
+                <w:szCs w:val="24"/>
+              </w:rPr>
             </w:r>
           </w:p>
         </w:tc>
@@ -21783,23 +21402,23 @@
                 <w:sz w:val="24"/>
                 <w:szCs w:val="24"/>
               </w:rPr>
-              <w:t>☐</w:t>
-            </w:r>
-            <w:r>
-              <w:rPr>
-                <w:rFonts w:ascii="Times New Roman" w:hAnsi="Times New Roman" w:cs="Times New Roman"/>
-                <w:sz w:val="24"/>
-                <w:szCs w:val="24"/>
-              </w:rPr>
-              <w:t xml:space="preserve"> Đã có</w:t>
-            </w:r>
-            <w:r>
-              <w:rPr>
-                <w:rFonts w:ascii="Times New Roman" w:hAnsi="Times New Roman" w:cs="Times New Roman"/>
-                <w:sz w:val="24"/>
-                <w:szCs w:val="24"/>
-              </w:rPr>
+              <w:t>{{ M_da_co }} ☐ Đã có</w:t>
               <w:br/>
+              <w:t>{{ M_chua_co }} ☐ Chưa có</w:t>
+            </w:r>
+            <w:r>
+              <w:rPr>
+                <w:rFonts w:ascii="Times New Roman" w:hAnsi="Times New Roman" w:cs="Times New Roman"/>
+                <w:sz w:val="24"/>
+                <w:szCs w:val="24"/>
+              </w:rPr>
+            </w:r>
+            <w:r>
+              <w:rPr>
+                <w:rFonts w:ascii="Times New Roman" w:hAnsi="Times New Roman" w:cs="Times New Roman"/>
+                <w:sz w:val="24"/>
+                <w:szCs w:val="24"/>
+              </w:rPr>
             </w:r>
             <w:r>
               <w:rPr>
@@ -21807,15 +21426,13 @@
                 <w:sz w:val="24"/>
                 <w:szCs w:val="24"/>
               </w:rPr>
-              <w:t>☐</w:t>
-            </w:r>
-            <w:r>
-              <w:rPr>
-                <w:rFonts w:ascii="Times New Roman" w:hAnsi="Times New Roman" w:cs="Times New Roman"/>
-                <w:sz w:val="24"/>
-                <w:szCs w:val="24"/>
-              </w:rPr>
-              <w:t xml:space="preserve"> Chưa có</w:t>
+            </w:r>
+            <w:r>
+              <w:rPr>
+                <w:rFonts w:ascii="Times New Roman" w:hAnsi="Times New Roman" w:cs="Times New Roman"/>
+                <w:sz w:val="24"/>
+                <w:szCs w:val="24"/>
+              </w:rPr>
             </w:r>
           </w:p>
         </w:tc>
@@ -21934,23 +21551,23 @@
                 <w:sz w:val="24"/>
                 <w:szCs w:val="24"/>
               </w:rPr>
-              <w:t>☐</w:t>
-            </w:r>
-            <w:r>
-              <w:rPr>
-                <w:rFonts w:ascii="Times New Roman" w:hAnsi="Times New Roman" w:cs="Times New Roman"/>
-                <w:sz w:val="24"/>
-                <w:szCs w:val="24"/>
-              </w:rPr>
-              <w:t xml:space="preserve"> Đã có</w:t>
-            </w:r>
-            <w:r>
-              <w:rPr>
-                <w:rFonts w:ascii="Times New Roman" w:hAnsi="Times New Roman" w:cs="Times New Roman"/>
-                <w:sz w:val="24"/>
-                <w:szCs w:val="24"/>
-              </w:rPr>
+              <w:t>{{ M_da_co }} ☐ Đã có</w:t>
               <w:br/>
+              <w:t>{{ M_chua_co }} ☐ Chưa có</w:t>
+            </w:r>
+            <w:r>
+              <w:rPr>
+                <w:rFonts w:ascii="Times New Roman" w:hAnsi="Times New Roman" w:cs="Times New Roman"/>
+                <w:sz w:val="24"/>
+                <w:szCs w:val="24"/>
+              </w:rPr>
+            </w:r>
+            <w:r>
+              <w:rPr>
+                <w:rFonts w:ascii="Times New Roman" w:hAnsi="Times New Roman" w:cs="Times New Roman"/>
+                <w:sz w:val="24"/>
+                <w:szCs w:val="24"/>
+              </w:rPr>
             </w:r>
             <w:r>
               <w:rPr>
@@ -21958,15 +21575,13 @@
                 <w:sz w:val="24"/>
                 <w:szCs w:val="24"/>
               </w:rPr>
-              <w:t>☐</w:t>
-            </w:r>
-            <w:r>
-              <w:rPr>
-                <w:rFonts w:ascii="Times New Roman" w:hAnsi="Times New Roman" w:cs="Times New Roman"/>
-                <w:sz w:val="24"/>
-                <w:szCs w:val="24"/>
-              </w:rPr>
-              <w:t xml:space="preserve"> Chưa có</w:t>
+            </w:r>
+            <w:r>
+              <w:rPr>
+                <w:rFonts w:ascii="Times New Roman" w:hAnsi="Times New Roman" w:cs="Times New Roman"/>
+                <w:sz w:val="24"/>
+                <w:szCs w:val="24"/>
+              </w:rPr>
             </w:r>
           </w:p>
         </w:tc>
@@ -22081,23 +21696,23 @@
                 <w:sz w:val="24"/>
                 <w:szCs w:val="24"/>
               </w:rPr>
-              <w:t>☐</w:t>
-            </w:r>
-            <w:r>
-              <w:rPr>
-                <w:rFonts w:ascii="Times New Roman" w:hAnsi="Times New Roman" w:cs="Times New Roman"/>
-                <w:sz w:val="24"/>
-                <w:szCs w:val="24"/>
-              </w:rPr>
-              <w:t xml:space="preserve"> Đã có</w:t>
-            </w:r>
-            <w:r>
-              <w:rPr>
-                <w:rFonts w:ascii="Times New Roman" w:hAnsi="Times New Roman" w:cs="Times New Roman"/>
-                <w:sz w:val="24"/>
-                <w:szCs w:val="24"/>
-              </w:rPr>
+              <w:t>{{ M_da_co }} ☐ Đã có</w:t>
               <w:br/>
+              <w:t>{{ M_chua_co }} ☐ Chưa có</w:t>
+            </w:r>
+            <w:r>
+              <w:rPr>
+                <w:rFonts w:ascii="Times New Roman" w:hAnsi="Times New Roman" w:cs="Times New Roman"/>
+                <w:sz w:val="24"/>
+                <w:szCs w:val="24"/>
+              </w:rPr>
+            </w:r>
+            <w:r>
+              <w:rPr>
+                <w:rFonts w:ascii="Times New Roman" w:hAnsi="Times New Roman" w:cs="Times New Roman"/>
+                <w:sz w:val="24"/>
+                <w:szCs w:val="24"/>
+              </w:rPr>
             </w:r>
             <w:r>
               <w:rPr>
@@ -22105,15 +21720,13 @@
                 <w:sz w:val="24"/>
                 <w:szCs w:val="24"/>
               </w:rPr>
-              <w:t>☐</w:t>
-            </w:r>
-            <w:r>
-              <w:rPr>
-                <w:rFonts w:ascii="Times New Roman" w:hAnsi="Times New Roman" w:cs="Times New Roman"/>
-                <w:sz w:val="24"/>
-                <w:szCs w:val="24"/>
-              </w:rPr>
-              <w:t xml:space="preserve"> Chưa có</w:t>
+            </w:r>
+            <w:r>
+              <w:rPr>
+                <w:rFonts w:ascii="Times New Roman" w:hAnsi="Times New Roman" w:cs="Times New Roman"/>
+                <w:sz w:val="24"/>
+                <w:szCs w:val="24"/>
+              </w:rPr>
             </w:r>
           </w:p>
         </w:tc>
@@ -22234,23 +21847,23 @@
                 <w:sz w:val="24"/>
                 <w:szCs w:val="24"/>
               </w:rPr>
-              <w:t>☐</w:t>
-            </w:r>
-            <w:r>
-              <w:rPr>
-                <w:rFonts w:ascii="Times New Roman" w:hAnsi="Times New Roman" w:cs="Times New Roman"/>
-                <w:sz w:val="24"/>
-                <w:szCs w:val="24"/>
-              </w:rPr>
-              <w:t xml:space="preserve"> Đã có</w:t>
-            </w:r>
-            <w:r>
-              <w:rPr>
-                <w:rFonts w:ascii="Times New Roman" w:hAnsi="Times New Roman" w:cs="Times New Roman"/>
-                <w:sz w:val="24"/>
-                <w:szCs w:val="24"/>
-              </w:rPr>
+              <w:t>{{ M_da_co }} ☐ Đã có</w:t>
               <w:br/>
+              <w:t>{{ M_chua_co }} ☐ Chưa có</w:t>
+            </w:r>
+            <w:r>
+              <w:rPr>
+                <w:rFonts w:ascii="Times New Roman" w:hAnsi="Times New Roman" w:cs="Times New Roman"/>
+                <w:sz w:val="24"/>
+                <w:szCs w:val="24"/>
+              </w:rPr>
+            </w:r>
+            <w:r>
+              <w:rPr>
+                <w:rFonts w:ascii="Times New Roman" w:hAnsi="Times New Roman" w:cs="Times New Roman"/>
+                <w:sz w:val="24"/>
+                <w:szCs w:val="24"/>
+              </w:rPr>
             </w:r>
             <w:r>
               <w:rPr>
@@ -22258,15 +21871,13 @@
                 <w:sz w:val="24"/>
                 <w:szCs w:val="24"/>
               </w:rPr>
-              <w:t>☐</w:t>
-            </w:r>
-            <w:r>
-              <w:rPr>
-                <w:rFonts w:ascii="Times New Roman" w:hAnsi="Times New Roman" w:cs="Times New Roman"/>
-                <w:sz w:val="24"/>
-                <w:szCs w:val="24"/>
-              </w:rPr>
-              <w:t xml:space="preserve"> Chưa có</w:t>
+            </w:r>
+            <w:r>
+              <w:rPr>
+                <w:rFonts w:ascii="Times New Roman" w:hAnsi="Times New Roman" w:cs="Times New Roman"/>
+                <w:sz w:val="24"/>
+                <w:szCs w:val="24"/>
+              </w:rPr>
             </w:r>
           </w:p>
         </w:tc>
@@ -22383,23 +21994,23 @@
                 <w:sz w:val="24"/>
                 <w:szCs w:val="24"/>
               </w:rPr>
-              <w:t>☐</w:t>
-            </w:r>
-            <w:r>
-              <w:rPr>
-                <w:rFonts w:ascii="Times New Roman" w:hAnsi="Times New Roman" w:cs="Times New Roman"/>
-                <w:sz w:val="24"/>
-                <w:szCs w:val="24"/>
-              </w:rPr>
-              <w:t xml:space="preserve"> Đã có</w:t>
-            </w:r>
-            <w:r>
-              <w:rPr>
-                <w:rFonts w:ascii="Times New Roman" w:hAnsi="Times New Roman" w:cs="Times New Roman"/>
-                <w:sz w:val="24"/>
-                <w:szCs w:val="24"/>
-              </w:rPr>
+              <w:t>{{ M_da_co }} ☐ Đã có</w:t>
               <w:br/>
+              <w:t>{{ M_chua_co }} ☐ Chưa có</w:t>
+            </w:r>
+            <w:r>
+              <w:rPr>
+                <w:rFonts w:ascii="Times New Roman" w:hAnsi="Times New Roman" w:cs="Times New Roman"/>
+                <w:sz w:val="24"/>
+                <w:szCs w:val="24"/>
+              </w:rPr>
+            </w:r>
+            <w:r>
+              <w:rPr>
+                <w:rFonts w:ascii="Times New Roman" w:hAnsi="Times New Roman" w:cs="Times New Roman"/>
+                <w:sz w:val="24"/>
+                <w:szCs w:val="24"/>
+              </w:rPr>
             </w:r>
             <w:r>
               <w:rPr>
@@ -22407,15 +22018,13 @@
                 <w:sz w:val="24"/>
                 <w:szCs w:val="24"/>
               </w:rPr>
-              <w:t>☐</w:t>
-            </w:r>
-            <w:r>
-              <w:rPr>
-                <w:rFonts w:ascii="Times New Roman" w:hAnsi="Times New Roman" w:cs="Times New Roman"/>
-                <w:sz w:val="24"/>
-                <w:szCs w:val="24"/>
-              </w:rPr>
-              <w:t xml:space="preserve"> Chưa có</w:t>
+            </w:r>
+            <w:r>
+              <w:rPr>
+                <w:rFonts w:ascii="Times New Roman" w:hAnsi="Times New Roman" w:cs="Times New Roman"/>
+                <w:sz w:val="24"/>
+                <w:szCs w:val="24"/>
+              </w:rPr>
             </w:r>
           </w:p>
         </w:tc>
@@ -22536,23 +22145,23 @@
                 <w:sz w:val="24"/>
                 <w:szCs w:val="24"/>
               </w:rPr>
-              <w:t>☐</w:t>
-            </w:r>
-            <w:r>
-              <w:rPr>
-                <w:rFonts w:ascii="Times New Roman" w:hAnsi="Times New Roman" w:cs="Times New Roman"/>
-                <w:sz w:val="24"/>
-                <w:szCs w:val="24"/>
-              </w:rPr>
-              <w:t xml:space="preserve"> Đã có</w:t>
-            </w:r>
-            <w:r>
-              <w:rPr>
-                <w:rFonts w:ascii="Times New Roman" w:hAnsi="Times New Roman" w:cs="Times New Roman"/>
-                <w:sz w:val="24"/>
-                <w:szCs w:val="24"/>
-              </w:rPr>
+              <w:t>{{ M_da_co }} ☐ Đã có</w:t>
               <w:br/>
+              <w:t>{{ M_chua_co }} ☐ Chưa có</w:t>
+            </w:r>
+            <w:r>
+              <w:rPr>
+                <w:rFonts w:ascii="Times New Roman" w:hAnsi="Times New Roman" w:cs="Times New Roman"/>
+                <w:sz w:val="24"/>
+                <w:szCs w:val="24"/>
+              </w:rPr>
+            </w:r>
+            <w:r>
+              <w:rPr>
+                <w:rFonts w:ascii="Times New Roman" w:hAnsi="Times New Roman" w:cs="Times New Roman"/>
+                <w:sz w:val="24"/>
+                <w:szCs w:val="24"/>
+              </w:rPr>
             </w:r>
             <w:r>
               <w:rPr>
@@ -22560,15 +22169,13 @@
                 <w:sz w:val="24"/>
                 <w:szCs w:val="24"/>
               </w:rPr>
-              <w:t>☐</w:t>
-            </w:r>
-            <w:r>
-              <w:rPr>
-                <w:rFonts w:ascii="Times New Roman" w:hAnsi="Times New Roman" w:cs="Times New Roman"/>
-                <w:sz w:val="24"/>
-                <w:szCs w:val="24"/>
-              </w:rPr>
-              <w:t xml:space="preserve"> Chưa có</w:t>
+            </w:r>
+            <w:r>
+              <w:rPr>
+                <w:rFonts w:ascii="Times New Roman" w:hAnsi="Times New Roman" w:cs="Times New Roman"/>
+                <w:sz w:val="24"/>
+                <w:szCs w:val="24"/>
+              </w:rPr>
             </w:r>
           </w:p>
         </w:tc>
@@ -22683,23 +22290,23 @@
                 <w:sz w:val="24"/>
                 <w:szCs w:val="24"/>
               </w:rPr>
-              <w:t>☐</w:t>
-            </w:r>
-            <w:r>
-              <w:rPr>
-                <w:rFonts w:ascii="Times New Roman" w:hAnsi="Times New Roman" w:cs="Times New Roman"/>
-                <w:sz w:val="24"/>
-                <w:szCs w:val="24"/>
-              </w:rPr>
-              <w:t xml:space="preserve"> Đã có</w:t>
-            </w:r>
-            <w:r>
-              <w:rPr>
-                <w:rFonts w:ascii="Times New Roman" w:hAnsi="Times New Roman" w:cs="Times New Roman"/>
-                <w:sz w:val="24"/>
-                <w:szCs w:val="24"/>
-              </w:rPr>
+              <w:t>{{ M_da_co }} ☐ Đã có</w:t>
               <w:br/>
+              <w:t>{{ M_chua_co }} ☐ Chưa có</w:t>
+            </w:r>
+            <w:r>
+              <w:rPr>
+                <w:rFonts w:ascii="Times New Roman" w:hAnsi="Times New Roman" w:cs="Times New Roman"/>
+                <w:sz w:val="24"/>
+                <w:szCs w:val="24"/>
+              </w:rPr>
+            </w:r>
+            <w:r>
+              <w:rPr>
+                <w:rFonts w:ascii="Times New Roman" w:hAnsi="Times New Roman" w:cs="Times New Roman"/>
+                <w:sz w:val="24"/>
+                <w:szCs w:val="24"/>
+              </w:rPr>
             </w:r>
             <w:r>
               <w:rPr>
@@ -22707,15 +22314,13 @@
                 <w:sz w:val="24"/>
                 <w:szCs w:val="24"/>
               </w:rPr>
-              <w:t>☐</w:t>
-            </w:r>
-            <w:r>
-              <w:rPr>
-                <w:rFonts w:ascii="Times New Roman" w:hAnsi="Times New Roman" w:cs="Times New Roman"/>
-                <w:sz w:val="24"/>
-                <w:szCs w:val="24"/>
-              </w:rPr>
-              <w:t xml:space="preserve"> Chưa có</w:t>
+            </w:r>
+            <w:r>
+              <w:rPr>
+                <w:rFonts w:ascii="Times New Roman" w:hAnsi="Times New Roman" w:cs="Times New Roman"/>
+                <w:sz w:val="24"/>
+                <w:szCs w:val="24"/>
+              </w:rPr>
             </w:r>
           </w:p>
         </w:tc>
@@ -22834,23 +22439,23 @@
                 <w:sz w:val="24"/>
                 <w:szCs w:val="24"/>
               </w:rPr>
-              <w:t>☐</w:t>
-            </w:r>
-            <w:r>
-              <w:rPr>
-                <w:rFonts w:ascii="Times New Roman" w:hAnsi="Times New Roman" w:cs="Times New Roman"/>
-                <w:sz w:val="24"/>
-                <w:szCs w:val="24"/>
-              </w:rPr>
-              <w:t xml:space="preserve"> Đã có</w:t>
-            </w:r>
-            <w:r>
-              <w:rPr>
-                <w:rFonts w:ascii="Times New Roman" w:hAnsi="Times New Roman" w:cs="Times New Roman"/>
-                <w:sz w:val="24"/>
-                <w:szCs w:val="24"/>
-              </w:rPr>
+              <w:t>{{ M_da_co }} ☐ Đã có</w:t>
               <w:br/>
+              <w:t>{{ M_chua_co }} ☐ Chưa có</w:t>
+            </w:r>
+            <w:r>
+              <w:rPr>
+                <w:rFonts w:ascii="Times New Roman" w:hAnsi="Times New Roman" w:cs="Times New Roman"/>
+                <w:sz w:val="24"/>
+                <w:szCs w:val="24"/>
+              </w:rPr>
+            </w:r>
+            <w:r>
+              <w:rPr>
+                <w:rFonts w:ascii="Times New Roman" w:hAnsi="Times New Roman" w:cs="Times New Roman"/>
+                <w:sz w:val="24"/>
+                <w:szCs w:val="24"/>
+              </w:rPr>
             </w:r>
             <w:r>
               <w:rPr>
@@ -22858,15 +22463,13 @@
                 <w:sz w:val="24"/>
                 <w:szCs w:val="24"/>
               </w:rPr>
-              <w:t>☐</w:t>
-            </w:r>
-            <w:r>
-              <w:rPr>
-                <w:rFonts w:ascii="Times New Roman" w:hAnsi="Times New Roman" w:cs="Times New Roman"/>
-                <w:sz w:val="24"/>
-                <w:szCs w:val="24"/>
-              </w:rPr>
-              <w:t xml:space="preserve"> Chưa có</w:t>
+            </w:r>
+            <w:r>
+              <w:rPr>
+                <w:rFonts w:ascii="Times New Roman" w:hAnsi="Times New Roman" w:cs="Times New Roman"/>
+                <w:sz w:val="24"/>
+                <w:szCs w:val="24"/>
+              </w:rPr>
             </w:r>
           </w:p>
         </w:tc>
@@ -22981,23 +22584,23 @@
                 <w:sz w:val="24"/>
                 <w:szCs w:val="24"/>
               </w:rPr>
-              <w:t>☐</w:t>
-            </w:r>
-            <w:r>
-              <w:rPr>
-                <w:rFonts w:ascii="Times New Roman" w:hAnsi="Times New Roman" w:cs="Times New Roman"/>
-                <w:sz w:val="24"/>
-                <w:szCs w:val="24"/>
-              </w:rPr>
-              <w:t xml:space="preserve"> Đã có</w:t>
-            </w:r>
-            <w:r>
-              <w:rPr>
-                <w:rFonts w:ascii="Times New Roman" w:hAnsi="Times New Roman" w:cs="Times New Roman"/>
-                <w:sz w:val="24"/>
-                <w:szCs w:val="24"/>
-              </w:rPr>
+              <w:t>{{ M_da_co }} ☐ Đã có</w:t>
               <w:br/>
+              <w:t>{{ M_chua_co }} ☐ Chưa có</w:t>
+            </w:r>
+            <w:r>
+              <w:rPr>
+                <w:rFonts w:ascii="Times New Roman" w:hAnsi="Times New Roman" w:cs="Times New Roman"/>
+                <w:sz w:val="24"/>
+                <w:szCs w:val="24"/>
+              </w:rPr>
+            </w:r>
+            <w:r>
+              <w:rPr>
+                <w:rFonts w:ascii="Times New Roman" w:hAnsi="Times New Roman" w:cs="Times New Roman"/>
+                <w:sz w:val="24"/>
+                <w:szCs w:val="24"/>
+              </w:rPr>
             </w:r>
             <w:r>
               <w:rPr>
@@ -23005,15 +22608,13 @@
                 <w:sz w:val="24"/>
                 <w:szCs w:val="24"/>
               </w:rPr>
-              <w:t>☐</w:t>
-            </w:r>
-            <w:r>
-              <w:rPr>
-                <w:rFonts w:ascii="Times New Roman" w:hAnsi="Times New Roman" w:cs="Times New Roman"/>
-                <w:sz w:val="24"/>
-                <w:szCs w:val="24"/>
-              </w:rPr>
-              <w:t xml:space="preserve"> Chưa có</w:t>
+            </w:r>
+            <w:r>
+              <w:rPr>
+                <w:rFonts w:ascii="Times New Roman" w:hAnsi="Times New Roman" w:cs="Times New Roman"/>
+                <w:sz w:val="24"/>
+                <w:szCs w:val="24"/>
+              </w:rPr>
             </w:r>
           </w:p>
         </w:tc>

--- a/Code/backend/templates/phieu_khao_sat_template.docx
+++ b/Code/backend/templates/phieu_khao_sat_template.docx
@@ -4057,7 +4057,7 @@
           <w:sz w:val="24"/>
           <w:szCs w:val="24"/>
         </w:rPr>
-        <w:t xml:space="preserve">{{ C4_du_lieu_ca_nhan_thuong }} ☒ Dữ liệu cá nhân thông thường     </w:t>
+        <w:t xml:space="preserve">{{ C4_du_lieu_ca_nhan_thuong }} Dữ liệu cá nhân thông thường     </w:t>
       </w:r>
       <w:r>
         <w:rPr>
@@ -4147,7 +4147,7 @@
           <w:sz w:val="24"/>
           <w:szCs w:val="24"/>
         </w:rPr>
-        <w:t xml:space="preserve">{{ C4_du_lieu_ca_nhan_nhay_cam }} ☐ Dữ liệu cá nhân nhạy cảm (sức khỏe, tôn giáo, tư pháp…)     </w:t>
+        <w:t xml:space="preserve">{{ C4_du_lieu_ca_nhan_nhay_cam }} Dữ liệu cá nhân nhạy cảm (sức khỏe, tôn giáo, tư pháp…)     </w:t>
       </w:r>
       <w:r>
         <w:rPr>
@@ -4173,7 +4173,7 @@
           <w:sz w:val="24"/>
           <w:szCs w:val="24"/>
         </w:rPr>
-        <w:t xml:space="preserve">{{ C4_du_lieu_cong }} ☐ Dữ liệu công (không bao gồm cá nhân)     </w:t>
+        <w:t xml:space="preserve">{{ C4_du_lieu_cong }} Dữ liệu công (không bao gồm cá nhân)     </w:t>
       </w:r>
       <w:r>
         <w:rPr>
@@ -4199,7 +4199,7 @@
           <w:sz w:val="24"/>
           <w:szCs w:val="24"/>
         </w:rPr>
-        <w:t>{{ C4_khong_xac_dinh }} ☐ Không xác định / Cần tư vấn</w:t>
+        <w:t>{{ C4_khong_xac_dinh }} Không xác định / Cần tư vấn</w:t>
       </w:r>
       <w:r>
         <w:rPr>
@@ -4580,7 +4580,7 @@
           <w:sz w:val="24"/>
           <w:szCs w:val="24"/>
         </w:rPr>
-        <w:t>{{ C7_co }} ☒ Có – Tên hệ thống: ___________________________     ☐ Không</w:t>
+        <w:t>{{ C7_co }} Có – Tên hệ thống: ___________________________     {{ R2_dao_tao_khong }} Không</w:t>
       </w:r>
       <w:r>
         <w:rPr>
@@ -4681,15 +4681,14 @@
           <w:sz w:val="24"/>
           <w:szCs w:val="24"/>
         </w:rPr>
-        <w:t>☐</w:t>
-      </w:r>
-      <w:r>
-        <w:rPr>
-          <w:rFonts w:ascii="Times New Roman" w:hAnsi="Times New Roman" w:cs="Times New Roman"/>
-          <w:sz w:val="24"/>
-          <w:szCs w:val="24"/>
-        </w:rPr>
-        <w:t xml:space="preserve"> </w:t>
+        <w:t xml:space="preserve">{{ R2_dao_tao_khong }} Không     </w:t>
+      </w:r>
+      <w:r>
+        <w:rPr>
+          <w:rFonts w:ascii="Times New Roman" w:hAnsi="Times New Roman" w:cs="Times New Roman"/>
+          <w:sz w:val="24"/>
+          <w:szCs w:val="24"/>
+        </w:rPr>
       </w:r>
       <w:proofErr w:type="spellStart"/>
       <w:r>
@@ -4698,7 +4697,6 @@
           <w:sz w:val="24"/>
           <w:szCs w:val="24"/>
         </w:rPr>
-        <w:t>Không</w:t>
       </w:r>
       <w:proofErr w:type="spellEnd"/>
       <w:r>
@@ -4707,7 +4705,6 @@
           <w:sz w:val="24"/>
           <w:szCs w:val="24"/>
         </w:rPr>
-        <w:t xml:space="preserve">     </w:t>
       </w:r>
     </w:p>
     <w:p>
@@ -4726,7 +4723,7 @@
           <w:sz w:val="24"/>
           <w:szCs w:val="24"/>
         </w:rPr>
-        <w:t>{{ C8_co }} ☒ Có – Độ mật: ___________  (Cần xin ý kiến riêng)</w:t>
+        <w:t>{{ C8_co }} Có – Độ mật: ___________  (Cần xin ý kiến riêng)</w:t>
       </w:r>
       <w:r>
         <w:rPr>
@@ -6489,7 +6486,7 @@
           <w:sz w:val="24"/>
           <w:szCs w:val="24"/>
         </w:rPr>
-        <w:t xml:space="preserve">{{ E2_firewall_router }} ☐ Không – Sử dụng tính năng firewall tích hợp trên Router/Switch     </w:t>
+        <w:t xml:space="preserve">{{ E2_firewall_router }} Không – Sử dụng tính năng firewall tích hợp trên Router/Switch     </w:t>
       </w:r>
       <w:r>
         <w:rPr>
@@ -6515,7 +6512,7 @@
           <w:sz w:val="24"/>
           <w:szCs w:val="24"/>
         </w:rPr>
-        <w:t>{{ E2_firewall_phan_mem }} ☐ Không – Sử dụng phần mềm firewall trên máy chủ</w:t>
+        <w:t>{{ E2_firewall_phan_mem }} Không – Sử dụng phần mềm firewall trên máy chủ</w:t>
       </w:r>
       <w:r>
         <w:rPr>
@@ -9123,15 +9120,14 @@
           <w:sz w:val="24"/>
           <w:szCs w:val="24"/>
         </w:rPr>
-        <w:t>☐</w:t>
-      </w:r>
-      <w:r>
-        <w:rPr>
-          <w:rFonts w:ascii="Times New Roman" w:hAnsi="Times New Roman" w:cs="Times New Roman"/>
-          <w:sz w:val="24"/>
-          <w:szCs w:val="24"/>
-        </w:rPr>
-        <w:t xml:space="preserve"> </w:t>
+        <w:t xml:space="preserve">{{ R2_dao_tao_khong }} Không     </w:t>
+      </w:r>
+      <w:r>
+        <w:rPr>
+          <w:rFonts w:ascii="Times New Roman" w:hAnsi="Times New Roman" w:cs="Times New Roman"/>
+          <w:sz w:val="24"/>
+          <w:szCs w:val="24"/>
+        </w:rPr>
       </w:r>
       <w:proofErr w:type="spellStart"/>
       <w:r>
@@ -9140,7 +9136,6 @@
           <w:sz w:val="24"/>
           <w:szCs w:val="24"/>
         </w:rPr>
-        <w:t>Không</w:t>
       </w:r>
       <w:proofErr w:type="spellEnd"/>
       <w:r>
@@ -9149,7 +9144,6 @@
           <w:sz w:val="24"/>
           <w:szCs w:val="24"/>
         </w:rPr>
-        <w:t xml:space="preserve">     </w:t>
       </w:r>
     </w:p>
     <w:p>
@@ -10419,7 +10413,7 @@
           <w:sz w:val="24"/>
           <w:szCs w:val="24"/>
         </w:rPr>
-        <w:t>{{ H4_vlan_co }} ☐ Có VLAN – Số lượng VLAN: ___   Mô tả: ___________________________</w:t>
+        <w:t>{{ H4_vlan_co }} Có VLAN – Số lượng VLAN: ___   Mô tả: ___________________________</w:t>
       </w:r>
       <w:r>
         <w:rPr>
@@ -12084,7 +12078,7 @@
           <w:sz w:val="24"/>
           <w:szCs w:val="24"/>
         </w:rPr>
-        <w:t xml:space="preserve">{{ L1_khoa_camera }} ☐ Có khóa cửa + camera giám sát     </w:t>
+        <w:t xml:space="preserve">{{ L1_khoa_camera }} Có khóa cửa + camera giám sát     </w:t>
       </w:r>
       <w:r>
         <w:rPr>
@@ -12110,7 +12104,7 @@
           <w:sz w:val="24"/>
           <w:szCs w:val="24"/>
         </w:rPr>
-        <w:t xml:space="preserve">{{ L1_the_tu }} ☐ Có thẻ từ / kiểm soát điện tử     </w:t>
+        <w:t xml:space="preserve">{{ L1_the_tu }} Có thẻ từ / kiểm soát điện tử     </w:t>
       </w:r>
       <w:r>
         <w:rPr>
@@ -12136,7 +12130,7 @@
           <w:sz w:val="24"/>
           <w:szCs w:val="24"/>
         </w:rPr>
-        <w:t>{{ L1_khong_kiem_soat }} ☐ Không có kiểm soát riêng</w:t>
+        <w:t>{{ L1_khong_kiem_soat }} Không có kiểm soát riêng</w:t>
       </w:r>
       <w:r>
         <w:rPr>
@@ -12213,15 +12207,14 @@
           <w:sz w:val="24"/>
           <w:szCs w:val="24"/>
         </w:rPr>
-        <w:t>☐</w:t>
-      </w:r>
-      <w:r>
-        <w:rPr>
-          <w:rFonts w:ascii="Times New Roman" w:hAnsi="Times New Roman" w:cs="Times New Roman"/>
-          <w:sz w:val="24"/>
-          <w:szCs w:val="24"/>
-        </w:rPr>
-        <w:t xml:space="preserve"> Có     </w:t>
+        <w:t xml:space="preserve">{{ L5_1_log_router_co }} Có     </w:t>
+      </w:r>
+      <w:r>
+        <w:rPr>
+          <w:rFonts w:ascii="Times New Roman" w:hAnsi="Times New Roman" w:cs="Times New Roman"/>
+          <w:sz w:val="24"/>
+          <w:szCs w:val="24"/>
+        </w:rPr>
       </w:r>
     </w:p>
     <w:p>
@@ -12329,7 +12322,7 @@
           <w:sz w:val="24"/>
           <w:szCs w:val="24"/>
         </w:rPr>
-        <w:t xml:space="preserve">{{ L2_pass_policy_co }} ☐ Có – Yêu cầu: độ dài tối thiểu _____ ký tự, đổi định kỳ _____ tháng     </w:t>
+        <w:t xml:space="preserve">{{ L2_pass_policy_co }} Có – Yêu cầu: độ dài tối thiểu _____ ký tự, đổi định kỳ _____ tháng     </w:t>
       </w:r>
       <w:r>
         <w:rPr>
@@ -12355,7 +12348,7 @@
           <w:sz w:val="24"/>
           <w:szCs w:val="24"/>
         </w:rPr>
-        <w:t>{{ L2_pass_policy_khong }} ☐ Không có chính sách thống nhất (mỗi người tự đặt)</w:t>
+        <w:t>{{ L2_pass_policy_khong }} Không có chính sách thống nhất (mỗi người tự đặt)</w:t>
       </w:r>
       <w:r>
         <w:rPr>
@@ -12442,7 +12435,7 @@
           <w:sz w:val="24"/>
           <w:szCs w:val="24"/>
         </w:rPr>
-        <w:t xml:space="preserve">{{ L2_account_rieng }} ☐ Mỗi cán bộ có tài khoản riêng     </w:t>
+        <w:t xml:space="preserve">{{ L2_account_rieng }} Mỗi cán bộ có tài khoản riêng     </w:t>
       </w:r>
       <w:r>
         <w:rPr>
@@ -12468,7 +12461,7 @@
           <w:sz w:val="24"/>
           <w:szCs w:val="24"/>
         </w:rPr>
-        <w:t xml:space="preserve">{{ L2_account_chung }} ☐ Dùng chung một tài khoản admin     </w:t>
+        <w:t xml:space="preserve">{{ L2_account_chung }} Dùng chung một tài khoản admin     </w:t>
       </w:r>
       <w:r>
         <w:rPr>
@@ -12494,7 +12487,7 @@
           <w:sz w:val="24"/>
           <w:szCs w:val="24"/>
         </w:rPr>
-        <w:t>{{ L2_account_both }} ☐ Cả hai hình thức</w:t>
+        <w:t>{{ L2_account_both }} Cả hai hình thức</w:t>
       </w:r>
       <w:r>
         <w:rPr>
@@ -12581,7 +12574,7 @@
           <w:sz w:val="24"/>
           <w:szCs w:val="24"/>
         </w:rPr>
-        <w:t xml:space="preserve">{{ L2_2fa_co }} ☐ Có – Áp dụng cho: ___________________________     </w:t>
+        <w:t xml:space="preserve">{{ L2_2fa_co }} Có – Áp dụng cho: ___________________________     </w:t>
       </w:r>
       <w:r>
         <w:rPr>
@@ -12607,15 +12600,14 @@
           <w:sz w:val="24"/>
           <w:szCs w:val="24"/>
         </w:rPr>
-        <w:t>☐</w:t>
-      </w:r>
-      <w:r>
-        <w:rPr>
-          <w:rFonts w:ascii="Times New Roman" w:hAnsi="Times New Roman" w:cs="Times New Roman"/>
-          <w:sz w:val="24"/>
-          <w:szCs w:val="24"/>
-        </w:rPr>
-        <w:t xml:space="preserve"> </w:t>
+        <w:t>{{ R2_dao_tao_khong }} Không</w:t>
+      </w:r>
+      <w:r>
+        <w:rPr>
+          <w:rFonts w:ascii="Times New Roman" w:hAnsi="Times New Roman" w:cs="Times New Roman"/>
+          <w:sz w:val="24"/>
+          <w:szCs w:val="24"/>
+        </w:rPr>
       </w:r>
       <w:proofErr w:type="spellStart"/>
       <w:r>
@@ -12624,7 +12616,6 @@
           <w:sz w:val="24"/>
           <w:szCs w:val="24"/>
         </w:rPr>
-        <w:t>Không</w:t>
       </w:r>
       <w:proofErr w:type="spellEnd"/>
     </w:p>
@@ -12696,7 +12687,7 @@
           <w:sz w:val="24"/>
           <w:szCs w:val="24"/>
         </w:rPr>
-        <w:t xml:space="preserve">{{ L3_antivirus_co }} ☐ Có – Tên phần mềm: _______________  Bản quyền: Có / Không / Miễn phí     </w:t>
+        <w:t xml:space="preserve">{{ L3_antivirus_co }} Có – Tên phần mềm: _______________  Bản quyền: Có / Không / Miễn phí     </w:t>
       </w:r>
       <w:r>
         <w:rPr>
@@ -12740,15 +12731,14 @@
           <w:sz w:val="24"/>
           <w:szCs w:val="24"/>
         </w:rPr>
-        <w:t>☐</w:t>
-      </w:r>
-      <w:r>
-        <w:rPr>
-          <w:rFonts w:ascii="Times New Roman" w:hAnsi="Times New Roman" w:cs="Times New Roman"/>
-          <w:sz w:val="24"/>
-          <w:szCs w:val="24"/>
-        </w:rPr>
-        <w:t xml:space="preserve"> Không</w:t>
+        <w:t>{{ R2_dao_tao_khong }} Không</w:t>
+      </w:r>
+      <w:r>
+        <w:rPr>
+          <w:rFonts w:ascii="Times New Roman" w:hAnsi="Times New Roman" w:cs="Times New Roman"/>
+          <w:sz w:val="24"/>
+          <w:szCs w:val="24"/>
+        </w:rPr>
       </w:r>
     </w:p>
     <w:p>
@@ -12919,7 +12909,7 @@
           <w:sz w:val="24"/>
           <w:szCs w:val="24"/>
         </w:rPr>
-        <w:t xml:space="preserve">{{ L4_1_tan_suat_co }} ☐ Có – Tần suất: Hàng ngày / Hàng tuần / Hàng tháng     </w:t>
+        <w:t xml:space="preserve">{{ L4_1_tan_suat_co }} Có – Tần suất: Hàng ngày / Hàng tuần / Hàng tháng     </w:t>
       </w:r>
       <w:r>
         <w:rPr>
@@ -12945,7 +12935,7 @@
           <w:sz w:val="24"/>
           <w:szCs w:val="24"/>
         </w:rPr>
-        <w:t xml:space="preserve">{{ L4_1_tan_suat_thu_cong }} ☐ Thực hiện thủ công khi nhớ     </w:t>
+        <w:t xml:space="preserve">{{ L4_1_tan_suat_thu_cong }} Thực hiện thủ công khi nhớ     </w:t>
       </w:r>
       <w:r>
         <w:rPr>
@@ -12971,7 +12961,7 @@
           <w:sz w:val="24"/>
           <w:szCs w:val="24"/>
         </w:rPr>
-        <w:t>{{ L4_1_tan_suat_khong }} ☐ Không sao lưu</w:t>
+        <w:t>{{ L4_1_tan_suat_khong }} Không sao lưu</w:t>
       </w:r>
       <w:r>
         <w:rPr>
@@ -13169,7 +13159,7 @@
           <w:sz w:val="24"/>
           <w:szCs w:val="24"/>
         </w:rPr>
-        <w:t xml:space="preserve">{{ L4_3_khac_vi_tri }} ☐ Có – Địa điểm: ___________________________     </w:t>
+        <w:t xml:space="preserve">{{ L4_3_khac_vi_tri }} Có – Địa điểm: ___________________________     </w:t>
       </w:r>
       <w:r>
         <w:rPr>
@@ -13195,7 +13185,7 @@
           <w:sz w:val="24"/>
           <w:szCs w:val="24"/>
         </w:rPr>
-        <w:t>{{ L4_3_khong_khac_vi_tri }} ☐ Không – Cùng vị trí với máy chủ</w:t>
+        <w:t>{{ L4_3_khong_khac_vi_tri }} Không – Cùng vị trí với máy chủ</w:t>
       </w:r>
       <w:r>
         <w:rPr>
@@ -13305,15 +13295,14 @@
           <w:sz w:val="24"/>
           <w:szCs w:val="24"/>
         </w:rPr>
-        <w:t>☐</w:t>
-      </w:r>
-      <w:r>
-        <w:rPr>
-          <w:rFonts w:ascii="Times New Roman" w:hAnsi="Times New Roman" w:cs="Times New Roman"/>
-          <w:sz w:val="24"/>
-          <w:szCs w:val="24"/>
-        </w:rPr>
-        <w:t xml:space="preserve"> Có     </w:t>
+        <w:t xml:space="preserve">{{ L5_1_log_router_co }} Có     </w:t>
+      </w:r>
+      <w:r>
+        <w:rPr>
+          <w:rFonts w:ascii="Times New Roman" w:hAnsi="Times New Roman" w:cs="Times New Roman"/>
+          <w:sz w:val="24"/>
+          <w:szCs w:val="24"/>
+        </w:rPr>
       </w:r>
     </w:p>
     <w:p>
@@ -13332,7 +13321,7 @@
           <w:sz w:val="24"/>
           <w:szCs w:val="24"/>
         </w:rPr>
-        <w:t xml:space="preserve">{{ L5_1_log_router_khong_biet }} ☐ Không biết / Chưa kiểm tra     </w:t>
+        <w:t xml:space="preserve">{{ L5_1_log_router_khong_biet }} Không biết / Chưa kiểm tra     </w:t>
       </w:r>
       <w:r>
         <w:rPr>
@@ -13358,15 +13347,14 @@
           <w:sz w:val="24"/>
           <w:szCs w:val="24"/>
         </w:rPr>
-        <w:t>{{ L5_1_log_router_khong }} ☐ Không</w:t>
-      </w:r>
-      <w:r>
-        <w:rPr>
-          <w:rFonts w:ascii="Times New Roman" w:hAnsi="Times New Roman" w:cs="Times New Roman"/>
-          <w:sz w:val="24"/>
-          <w:szCs w:val="24"/>
-        </w:rPr>
-        <w:t xml:space="preserve"> </w:t>
+        <w:t>{{ L5_1_log_router_khong }} Không</w:t>
+      </w:r>
+      <w:r>
+        <w:rPr>
+          <w:rFonts w:ascii="Times New Roman" w:hAnsi="Times New Roman" w:cs="Times New Roman"/>
+          <w:sz w:val="24"/>
+          <w:szCs w:val="24"/>
+        </w:rPr>
       </w:r>
       <w:proofErr w:type="spellStart"/>
       <w:r>
@@ -13375,7 +13363,6 @@
           <w:sz w:val="24"/>
           <w:szCs w:val="24"/>
         </w:rPr>
-        <w:t>Không</w:t>
       </w:r>
       <w:proofErr w:type="spellEnd"/>
     </w:p>
@@ -13414,7 +13401,7 @@
           <w:sz w:val="24"/>
           <w:szCs w:val="24"/>
         </w:rPr>
-        <w:t xml:space="preserve">{{ L5_2_thoi_gian_duoi_3 }} ☐ &lt; 3 tháng     </w:t>
+        <w:t xml:space="preserve">{{ L5_2_thoi_gian_duoi_3 }} &lt; 3 tháng     </w:t>
       </w:r>
       <w:r>
         <w:rPr>
@@ -13440,7 +13427,7 @@
           <w:sz w:val="24"/>
           <w:szCs w:val="24"/>
         </w:rPr>
-        <w:t xml:space="preserve">{{ L5_2_thoi_gian_3_6 }} ☐ 3 – 6 tháng     </w:t>
+        <w:t xml:space="preserve">{{ L5_2_thoi_gian_3_6 }} 3 – 6 tháng     </w:t>
       </w:r>
       <w:r>
         <w:rPr>
@@ -13466,7 +13453,7 @@
           <w:sz w:val="24"/>
           <w:szCs w:val="24"/>
         </w:rPr>
-        <w:t xml:space="preserve">{{ L5_2_thoi_gian_tren_6 }} ☐ &gt; 6 tháng     </w:t>
+        <w:t xml:space="preserve">{{ L5_2_thoi_gian_tren_6 }} &gt; 6 tháng     </w:t>
       </w:r>
       <w:r>
         <w:rPr>
@@ -13492,7 +13479,7 @@
           <w:sz w:val="24"/>
           <w:szCs w:val="24"/>
         </w:rPr>
-        <w:t>{{ L5_2_thoi_gian_khong }} ☐ Không lưu</w:t>
+        <w:t>{{ L5_2_thoi_gian_khong }} Không lưu</w:t>
       </w:r>
       <w:r>
         <w:rPr>
@@ -13572,7 +13559,7 @@
           <w:sz w:val="24"/>
           <w:szCs w:val="24"/>
         </w:rPr>
-        <w:t xml:space="preserve">{{ L5_3_siem_co }} ☐ Có – Tên/loại: ___________________________     </w:t>
+        <w:t xml:space="preserve">{{ L5_3_siem_co }} Có – Tên/loại: ___________________________     </w:t>
       </w:r>
       <w:r>
         <w:rPr>
@@ -13598,15 +13585,14 @@
           <w:sz w:val="24"/>
           <w:szCs w:val="24"/>
         </w:rPr>
-        <w:t>{{ L5_3_siem_khong }} ☐ Không</w:t>
-      </w:r>
-      <w:r>
-        <w:rPr>
-          <w:rFonts w:ascii="Times New Roman" w:hAnsi="Times New Roman" w:cs="Times New Roman"/>
-          <w:sz w:val="24"/>
-          <w:szCs w:val="24"/>
-        </w:rPr>
-        <w:t xml:space="preserve"> </w:t>
+        <w:t>{{ L5_3_siem_khong }} Không</w:t>
+      </w:r>
+      <w:r>
+        <w:rPr>
+          <w:rFonts w:ascii="Times New Roman" w:hAnsi="Times New Roman" w:cs="Times New Roman"/>
+          <w:sz w:val="24"/>
+          <w:szCs w:val="24"/>
+        </w:rPr>
       </w:r>
       <w:proofErr w:type="spellStart"/>
       <w:r>
@@ -13615,7 +13601,6 @@
           <w:sz w:val="24"/>
           <w:szCs w:val="24"/>
         </w:rPr>
-        <w:t>Không</w:t>
       </w:r>
       <w:proofErr w:type="spellEnd"/>
     </w:p>
@@ -13687,7 +13672,7 @@
           <w:sz w:val="24"/>
           <w:szCs w:val="24"/>
         </w:rPr>
-        <w:t xml:space="preserve">{{ L6_1_su_co_khong }} ☐ Không có sự cố nào     </w:t>
+        <w:t xml:space="preserve">{{ L6_1_su_co_khong }} Không có sự cố nào     </w:t>
       </w:r>
       <w:r>
         <w:rPr>
@@ -13713,7 +13698,7 @@
           <w:sz w:val="24"/>
           <w:szCs w:val="24"/>
         </w:rPr>
-        <w:t>{{ L6_1_su_co_co }} ☐ Có – Mô tả ngắn: ___________________________     {{ L6_1_su_co_khong_biet }} ☐ Không biết / Không ghi nhận</w:t>
+        <w:t>{{ L6_1_su_co_co }} Có – Mô tả ngắn: ___________________________     {{ L6_1_su_co_khong_biet }} Không biết / Không ghi nhận</w:t>
       </w:r>
       <w:r>
         <w:rPr>
@@ -14039,7 +14024,7 @@
           <w:sz w:val="24"/>
           <w:szCs w:val="24"/>
         </w:rPr>
-        <w:t xml:space="preserve">{{ L7_1_firewall_router }} ☐ Tường lửa tích hợp trên Router (SPI – Stateful Packet Inspection)     </w:t>
+        <w:t xml:space="preserve">{{ L7_1_firewall_router }} Tường lửa tích hợp trên Router (SPI – Stateful Packet Inspection)     </w:t>
       </w:r>
       <w:r>
         <w:rPr>
@@ -14065,7 +14050,7 @@
           <w:sz w:val="24"/>
           <w:szCs w:val="24"/>
         </w:rPr>
-        <w:t xml:space="preserve">{{ L7_1_firewall_phanh_cung }} ☐ Tường lửa phần cứng chuyên dụng (Firewall appliance)     </w:t>
+        <w:t xml:space="preserve">{{ L7_1_firewall_phanh_cung }} Tường lửa phần cứng chuyên dụng (Firewall appliance)     </w:t>
       </w:r>
       <w:r>
         <w:rPr>
@@ -14091,7 +14076,7 @@
           <w:sz w:val="24"/>
           <w:szCs w:val="24"/>
         </w:rPr>
-        <w:t>{{ L7_1_firewall_phan_mem }} ☐ Tường lửa phần mềm trên máy chủ (iptables, Windows Firewall…)</w:t>
+        <w:t>{{ L7_1_firewall_phan_mem }} Tường lửa phần mềm trên máy chủ (iptables, Windows Firewall…)</w:t>
       </w:r>
       <w:r>
         <w:rPr>
@@ -14194,7 +14179,7 @@
           <w:sz w:val="24"/>
           <w:szCs w:val="24"/>
         </w:rPr>
-        <w:t xml:space="preserve">{{ L7_2_policy_deny }} ☐ Chặn tất cả, chỉ cho phép những gì được khai báo (Default Deny – Khuyến nghị)     </w:t>
+        <w:t xml:space="preserve">{{ L7_2_policy_deny }} Chặn tất cả, chỉ cho phép những gì được khai báo (Default Deny – Khuyến nghị)     </w:t>
       </w:r>
       <w:r>
         <w:rPr>
@@ -14220,7 +14205,7 @@
           <w:sz w:val="24"/>
           <w:szCs w:val="24"/>
         </w:rPr>
-        <w:t xml:space="preserve">{{ L7_2_policy_allow }} ☐ Cho phép tất cả, chỉ chặn những gì bị cấm (Default Allow)     </w:t>
+        <w:t xml:space="preserve">{{ L7_2_policy_allow }} Cho phép tất cả, chỉ chặn những gì bị cấm (Default Allow)     </w:t>
       </w:r>
       <w:r>
         <w:rPr>
@@ -14246,7 +14231,7 @@
           <w:sz w:val="24"/>
           <w:szCs w:val="24"/>
         </w:rPr>
-        <w:t>{{ L7_2_policy_khong_biet }} ☐ Không biết / Chưa cấu hình</w:t>
+        <w:t>{{ L7_2_policy_khong_biet }} Không biết / Chưa cấu hình</w:t>
       </w:r>
       <w:r>
         <w:rPr>
@@ -14317,7 +14302,7 @@
           <w:sz w:val="24"/>
           <w:szCs w:val="24"/>
         </w:rPr>
-        <w:t xml:space="preserve">{{ L7_3_remote_vpn }} ☐ Có – qua VPN (SSL VPN / IPSec)     </w:t>
+        <w:t xml:space="preserve">{{ L7_3_remote_vpn }} Có – qua VPN (SSL VPN / IPSec)     </w:t>
       </w:r>
       <w:r>
         <w:rPr>
@@ -14343,7 +14328,7 @@
           <w:sz w:val="24"/>
           <w:szCs w:val="24"/>
         </w:rPr>
-        <w:t xml:space="preserve">{{ L7_3_remote_desktop }} ☐ Có – qua Remote Desktop / TeamViewer / AnyDesk     </w:t>
+        <w:t xml:space="preserve">{{ L7_3_remote_desktop }} Có – qua Remote Desktop / TeamViewer / AnyDesk     </w:t>
       </w:r>
       <w:r>
         <w:rPr>
@@ -14369,15 +14354,14 @@
           <w:sz w:val="24"/>
           <w:szCs w:val="24"/>
         </w:rPr>
-        <w:t>☐</w:t>
-      </w:r>
-      <w:r>
-        <w:rPr>
-          <w:rFonts w:ascii="Times New Roman" w:hAnsi="Times New Roman" w:cs="Times New Roman"/>
-          <w:sz w:val="24"/>
-          <w:szCs w:val="24"/>
-        </w:rPr>
-        <w:t xml:space="preserve"> </w:t>
+        <w:t>{{ R2_dao_tao_khong }} Không</w:t>
+      </w:r>
+      <w:r>
+        <w:rPr>
+          <w:rFonts w:ascii="Times New Roman" w:hAnsi="Times New Roman" w:cs="Times New Roman"/>
+          <w:sz w:val="24"/>
+          <w:szCs w:val="24"/>
+        </w:rPr>
       </w:r>
       <w:proofErr w:type="spellStart"/>
       <w:r>
@@ -14386,7 +14370,6 @@
           <w:sz w:val="24"/>
           <w:szCs w:val="24"/>
         </w:rPr>
-        <w:t>Không</w:t>
       </w:r>
       <w:proofErr w:type="spellEnd"/>
     </w:p>
@@ -14580,7 +14563,7 @@
           <w:sz w:val="24"/>
           <w:szCs w:val="24"/>
         </w:rPr>
-        <w:t xml:space="preserve">{{ L8_1_ups_co }} ☐ Có – Hãng/Model: _______________  Công suất: _______VA  Thời gian dự phòng: ~_____phút     </w:t>
+        <w:t xml:space="preserve">{{ L8_1_ups_co }} Có – Hãng/Model: _______________  Công suất: _______VA  Thời gian dự phòng: ~_____phút     </w:t>
       </w:r>
       <w:r>
         <w:rPr>
@@ -14622,7 +14605,7 @@
           <w:sz w:val="24"/>
           <w:szCs w:val="24"/>
         </w:rPr>
-        <w:t>{{ L8_1_ups_khong }} ☐ Không có UPS</w:t>
+        <w:t>{{ L8_1_ups_khong }} Không có UPS</w:t>
       </w:r>
       <w:r>
         <w:rPr>
@@ -14693,7 +14676,7 @@
           <w:sz w:val="24"/>
           <w:szCs w:val="24"/>
         </w:rPr>
-        <w:t xml:space="preserve">{{ L8_2_air_24_7 }} ☐ Có – Điều hòa hoạt động 24/7     </w:t>
+        <w:t xml:space="preserve">{{ L8_2_air_24_7 }} Có – Điều hòa hoạt động 24/7     </w:t>
       </w:r>
       <w:r>
         <w:rPr>
@@ -14719,7 +14702,7 @@
           <w:sz w:val="24"/>
           <w:szCs w:val="24"/>
         </w:rPr>
-        <w:t xml:space="preserve">{{ L8_2_air_hanh_chinh }} ☐ Có – Chỉ bật giờ hành chính     </w:t>
+        <w:t xml:space="preserve">{{ L8_2_air_hanh_chinh }} Có – Chỉ bật giờ hành chính     </w:t>
       </w:r>
       <w:r>
         <w:rPr>
@@ -14745,15 +14728,14 @@
           <w:sz w:val="24"/>
           <w:szCs w:val="24"/>
         </w:rPr>
-        <w:t>☐</w:t>
-      </w:r>
-      <w:r>
-        <w:rPr>
-          <w:rFonts w:ascii="Times New Roman" w:hAnsi="Times New Roman" w:cs="Times New Roman"/>
-          <w:sz w:val="24"/>
-          <w:szCs w:val="24"/>
-        </w:rPr>
-        <w:t xml:space="preserve"> </w:t>
+        <w:t>{{ R2_dao_tao_khong }} Không</w:t>
+      </w:r>
+      <w:r>
+        <w:rPr>
+          <w:rFonts w:ascii="Times New Roman" w:hAnsi="Times New Roman" w:cs="Times New Roman"/>
+          <w:sz w:val="24"/>
+          <w:szCs w:val="24"/>
+        </w:rPr>
       </w:r>
       <w:proofErr w:type="spellStart"/>
       <w:r>
@@ -14762,7 +14744,6 @@
           <w:sz w:val="24"/>
           <w:szCs w:val="24"/>
         </w:rPr>
-        <w:t>Không</w:t>
       </w:r>
       <w:proofErr w:type="spellEnd"/>
     </w:p>
@@ -14811,15 +14792,14 @@
           <w:sz w:val="24"/>
           <w:szCs w:val="24"/>
         </w:rPr>
-        <w:t>☐</w:t>
-      </w:r>
-      <w:r>
-        <w:rPr>
-          <w:rFonts w:ascii="Times New Roman" w:hAnsi="Times New Roman" w:cs="Times New Roman"/>
-          <w:sz w:val="24"/>
-          <w:szCs w:val="24"/>
-        </w:rPr>
-        <w:t xml:space="preserve"> Có – Loại: </w:t>
+        <w:t xml:space="preserve">{{ L8_3_chua_chay_co }} Có – Loại: </w:t>
+      </w:r>
+      <w:r>
+        <w:rPr>
+          <w:rFonts w:ascii="Times New Roman" w:hAnsi="Times New Roman" w:cs="Times New Roman"/>
+          <w:sz w:val="24"/>
+          <w:szCs w:val="24"/>
+        </w:rPr>
       </w:r>
     </w:p>
     <w:p>
@@ -14838,7 +14818,7 @@
           <w:sz w:val="24"/>
           <w:szCs w:val="24"/>
         </w:rPr>
-        <w:t xml:space="preserve">{{ L8_3_co2 }} ☐ CO₂  </w:t>
+        <w:t xml:space="preserve">{{ L8_3_co2 }} CO₂  </w:t>
       </w:r>
       <w:r>
         <w:rPr>
@@ -14864,7 +14844,7 @@
           <w:sz w:val="24"/>
           <w:szCs w:val="24"/>
         </w:rPr>
-        <w:t xml:space="preserve">{{ L8_3_bot_kho }} ☐ Bột khô  </w:t>
+        <w:t xml:space="preserve">{{ L8_3_bot_kho }} Bột khô  </w:t>
       </w:r>
       <w:r>
         <w:rPr>
@@ -14890,7 +14870,7 @@
           <w:sz w:val="24"/>
           <w:szCs w:val="24"/>
         </w:rPr>
-        <w:t xml:space="preserve">{{ L8_3_khac }} ☐ Khác: ___________     </w:t>
+        <w:t xml:space="preserve">{{ L8_3_khac }} Khác: ___________     </w:t>
       </w:r>
       <w:r>
         <w:rPr>
@@ -14916,15 +14896,14 @@
           <w:sz w:val="24"/>
           <w:szCs w:val="24"/>
         </w:rPr>
-        <w:t>☐</w:t>
-      </w:r>
-      <w:r>
-        <w:rPr>
-          <w:rFonts w:ascii="Times New Roman" w:hAnsi="Times New Roman" w:cs="Times New Roman"/>
-          <w:sz w:val="24"/>
-          <w:szCs w:val="24"/>
-        </w:rPr>
-        <w:t xml:space="preserve"> </w:t>
+        <w:t>{{ R2_dao_tao_khong }} Không</w:t>
+      </w:r>
+      <w:r>
+        <w:rPr>
+          <w:rFonts w:ascii="Times New Roman" w:hAnsi="Times New Roman" w:cs="Times New Roman"/>
+          <w:sz w:val="24"/>
+          <w:szCs w:val="24"/>
+        </w:rPr>
       </w:r>
       <w:proofErr w:type="spellStart"/>
       <w:r>
@@ -14933,7 +14912,6 @@
           <w:sz w:val="24"/>
           <w:szCs w:val="24"/>
         </w:rPr>
-        <w:t>Không</w:t>
       </w:r>
       <w:proofErr w:type="spellEnd"/>
     </w:p>
@@ -15224,7 +15202,7 @@
           <w:sz w:val="24"/>
           <w:szCs w:val="24"/>
         </w:rPr>
-        <w:t xml:space="preserve">{{ P1_https }} ☐ HTTPS (có chứng chỉ SSL/TLS) – Khuyến nghị     </w:t>
+        <w:t xml:space="preserve">{{ P1_https }} HTTPS (có chứng chỉ SSL/TLS) – Khuyến nghị     </w:t>
       </w:r>
       <w:r>
         <w:rPr>
@@ -15250,7 +15228,7 @@
           <w:sz w:val="24"/>
           <w:szCs w:val="24"/>
         </w:rPr>
-        <w:t xml:space="preserve">{{ P1_http }} ☐ HTTP (không mã hóa)     </w:t>
+        <w:t xml:space="preserve">{{ P1_http }} HTTP (không mã hóa)     </w:t>
       </w:r>
       <w:r>
         <w:rPr>
@@ -15276,7 +15254,7 @@
           <w:sz w:val="24"/>
           <w:szCs w:val="24"/>
         </w:rPr>
-        <w:t>{{ P1_both }} ☐ Cả hai (một số dùng HTTPS, một số dùng HTTP)</w:t>
+        <w:t>{{ T4_1_both }} Cả hai (một số dùng HTTPS, một số dùng HTTP)</w:t>
       </w:r>
       <w:r>
         <w:rPr>
@@ -15363,15 +15341,14 @@
           <w:sz w:val="24"/>
           <w:szCs w:val="24"/>
         </w:rPr>
-        <w:t>☐</w:t>
-      </w:r>
-      <w:r>
-        <w:rPr>
-          <w:rFonts w:ascii="Times New Roman" w:hAnsi="Times New Roman" w:cs="Times New Roman"/>
-          <w:sz w:val="24"/>
-          <w:szCs w:val="24"/>
-        </w:rPr>
-        <w:t xml:space="preserve"> Có – Loại VPN: </w:t>
+        <w:t xml:space="preserve">{{ L5_1_log_router_co }} Có – Loại VPN: </w:t>
+      </w:r>
+      <w:r>
+        <w:rPr>
+          <w:rFonts w:ascii="Times New Roman" w:hAnsi="Times New Roman" w:cs="Times New Roman"/>
+          <w:sz w:val="24"/>
+          <w:szCs w:val="24"/>
+        </w:rPr>
       </w:r>
     </w:p>
     <w:p>
@@ -15390,7 +15367,7 @@
           <w:sz w:val="24"/>
           <w:szCs w:val="24"/>
         </w:rPr>
-        <w:t xml:space="preserve">{{ P2_ssl_vpn }} ☐ SSL VPN  </w:t>
+        <w:t xml:space="preserve">{{ P2_ssl_vpn }} SSL VPN  </w:t>
       </w:r>
       <w:r>
         <w:rPr>
@@ -15416,7 +15393,7 @@
           <w:sz w:val="24"/>
           <w:szCs w:val="24"/>
         </w:rPr>
-        <w:t xml:space="preserve">{{ P2_ipsec }} ☐ IPSec  </w:t>
+        <w:t xml:space="preserve">{{ P2_ipsec }} IPSec  </w:t>
       </w:r>
       <w:r>
         <w:rPr>
@@ -15442,7 +15419,7 @@
           <w:sz w:val="24"/>
           <w:szCs w:val="24"/>
         </w:rPr>
-        <w:t xml:space="preserve">{{ P2_khac }} {{ L8_3_khac }} ☐ Khác: _____________     </w:t>
+        <w:t xml:space="preserve">{{ P2_khac }} Khác: _____________     </w:t>
       </w:r>
       <w:r>
         <w:rPr>
@@ -15468,7 +15445,7 @@
           <w:sz w:val="24"/>
           <w:szCs w:val="24"/>
         </w:rPr>
-        <w:t>{{ P2_khong }} ☐ Không có VPN</w:t>
+        <w:t>{{ P2_khong }} Không có VPN</w:t>
       </w:r>
       <w:r>
         <w:rPr>
@@ -15539,7 +15516,7 @@
           <w:sz w:val="24"/>
           <w:szCs w:val="24"/>
         </w:rPr>
-        <w:t xml:space="preserve">{{ P3_vpn_chuyen_dung }} ☐ VPN chuyên dụng (do Sở TTTT/tỉnh cấp)     </w:t>
+        <w:t xml:space="preserve">{{ P3_vpn_chuyen_dung }} VPN chuyên dụng (do Sở TTTT/tỉnh cấp)     </w:t>
       </w:r>
       <w:r>
         <w:rPr>
@@ -15565,7 +15542,7 @@
           <w:sz w:val="24"/>
           <w:szCs w:val="24"/>
         </w:rPr>
-        <w:t xml:space="preserve">{{ P3_internet_thuong }} ☐ Internet thường (HTTPS)     </w:t>
+        <w:t xml:space="preserve">{{ P3_internet_thuong }} Internet thường (HTTPS)     </w:t>
       </w:r>
       <w:r>
         <w:rPr>
@@ -15591,7 +15568,7 @@
           <w:sz w:val="24"/>
           <w:szCs w:val="24"/>
         </w:rPr>
-        <w:t xml:space="preserve">{{ P3_duong_truyen_so_lieu }} ☐ Đường truyền số liệu chuyên dụng (MPLS/Leased Line)     </w:t>
+        <w:t xml:space="preserve">{{ P3_duong_truyen_so_lieu }} Đường truyền số liệu chuyên dụng (MPLS/Leased Line)     </w:t>
       </w:r>
       <w:r>
         <w:rPr>
@@ -15617,7 +15594,7 @@
           <w:sz w:val="24"/>
           <w:szCs w:val="24"/>
         </w:rPr>
-        <w:t>{{ P3_khong_ket_noi }} ☐ Không kết nối trực tiếp</w:t>
+        <w:t>{{ P3_khong_ket_noi }} Không kết nối trực tiếp</w:t>
       </w:r>
       <w:r>
         <w:rPr>
@@ -15873,7 +15850,7 @@
           <w:sz w:val="24"/>
           <w:szCs w:val="24"/>
         </w:rPr>
-        <w:t xml:space="preserve">{{ P4_ma_hoa_co }} ☐ Có – Phần mềm/phương pháp: ___________________________     </w:t>
+        <w:t xml:space="preserve">{{ P4_ma_hoa_co }} Có – Phần mềm/phương pháp: ___________________________     </w:t>
       </w:r>
       <w:r>
         <w:rPr>
@@ -15899,7 +15876,7 @@
           <w:sz w:val="24"/>
           <w:szCs w:val="24"/>
         </w:rPr>
-        <w:t>{{ P4_ma_hoa_khong }} ☐ Không mã hóa dữ liệu lưu trữ</w:t>
+        <w:t>{{ P4_ma_hoa_khong }} Không mã hóa dữ liệu lưu trữ</w:t>
       </w:r>
       <w:r>
         <w:rPr>
@@ -15992,7 +15969,7 @@
           <w:sz w:val="24"/>
           <w:szCs w:val="24"/>
         </w:rPr>
-        <w:t xml:space="preserve">{{ P5_email_sec_co }} ☐ Có – TLS/SMTPS (qua email.gov.vn hoặc tương đương)     </w:t>
+        <w:t xml:space="preserve">{{ P5_email_sec_co }} Có – TLS/SMTPS (qua email.gov.vn hoặc tương đương)     </w:t>
       </w:r>
       <w:r>
         <w:rPr>
@@ -16018,15 +15995,14 @@
           <w:sz w:val="24"/>
           <w:szCs w:val="24"/>
         </w:rPr>
-        <w:t>☐</w:t>
-      </w:r>
-      <w:r>
-        <w:rPr>
-          <w:rFonts w:ascii="Times New Roman" w:hAnsi="Times New Roman" w:cs="Times New Roman"/>
-          <w:sz w:val="24"/>
-          <w:szCs w:val="24"/>
-        </w:rPr>
-        <w:t xml:space="preserve"> Không biết     </w:t>
+        <w:t xml:space="preserve">{{ T1_4_camera_khong_biet }} Không biết     </w:t>
+      </w:r>
+      <w:r>
+        <w:rPr>
+          <w:rFonts w:ascii="Times New Roman" w:hAnsi="Times New Roman" w:cs="Times New Roman"/>
+          <w:sz w:val="24"/>
+          <w:szCs w:val="24"/>
+        </w:rPr>
       </w:r>
     </w:p>
     <w:p>
@@ -16045,15 +16021,14 @@
           <w:sz w:val="24"/>
           <w:szCs w:val="24"/>
         </w:rPr>
-        <w:t>☐</w:t>
-      </w:r>
-      <w:r>
-        <w:rPr>
-          <w:rFonts w:ascii="Times New Roman" w:hAnsi="Times New Roman" w:cs="Times New Roman"/>
-          <w:sz w:val="24"/>
-          <w:szCs w:val="24"/>
-        </w:rPr>
-        <w:t xml:space="preserve"> </w:t>
+        <w:t>{{ R2_dao_tao_khong }} Không</w:t>
+      </w:r>
+      <w:r>
+        <w:rPr>
+          <w:rFonts w:ascii="Times New Roman" w:hAnsi="Times New Roman" w:cs="Times New Roman"/>
+          <w:sz w:val="24"/>
+          <w:szCs w:val="24"/>
+        </w:rPr>
       </w:r>
       <w:proofErr w:type="spellStart"/>
       <w:r>
@@ -16062,7 +16037,6 @@
           <w:sz w:val="24"/>
           <w:szCs w:val="24"/>
         </w:rPr>
-        <w:t>Không</w:t>
       </w:r>
       <w:proofErr w:type="spellEnd"/>
     </w:p>
@@ -16208,15 +16182,14 @@
           <w:sz w:val="24"/>
           <w:szCs w:val="24"/>
         </w:rPr>
-        <w:t>☐</w:t>
-      </w:r>
-      <w:r>
-        <w:rPr>
-          <w:rFonts w:ascii="Times New Roman" w:hAnsi="Times New Roman" w:cs="Times New Roman"/>
-          <w:sz w:val="24"/>
-          <w:szCs w:val="24"/>
-        </w:rPr>
-        <w:t xml:space="preserve"> Có – Tần suất: </w:t>
+        <w:t xml:space="preserve">{{ L5_1_log_router_co }} Có – Tần suất: </w:t>
+      </w:r>
+      <w:r>
+        <w:rPr>
+          <w:rFonts w:ascii="Times New Roman" w:hAnsi="Times New Roman" w:cs="Times New Roman"/>
+          <w:sz w:val="24"/>
+          <w:szCs w:val="24"/>
+        </w:rPr>
       </w:r>
     </w:p>
     <w:p>
@@ -16235,7 +16208,7 @@
           <w:sz w:val="24"/>
           <w:szCs w:val="24"/>
         </w:rPr>
-        <w:t xml:space="preserve">{{ Q1_thang }} ☐ Hàng tháng  </w:t>
+        <w:t xml:space="preserve">{{ Q1_thang }} Hàng tháng  </w:t>
       </w:r>
       <w:r>
         <w:rPr>
@@ -16261,7 +16234,7 @@
           <w:sz w:val="24"/>
           <w:szCs w:val="24"/>
         </w:rPr>
-        <w:t xml:space="preserve">{{ Q1_quy }} ☐ Hàng quý  </w:t>
+        <w:t xml:space="preserve">{{ Q1_quy }} Hàng quý  </w:t>
       </w:r>
       <w:r>
         <w:rPr>
@@ -16287,7 +16260,7 @@
           <w:sz w:val="24"/>
           <w:szCs w:val="24"/>
         </w:rPr>
-        <w:t xml:space="preserve">{{ Q1_canh_bao }} ☐ Khi có cảnh báo  </w:t>
+        <w:t xml:space="preserve">{{ Q1_canh_bao }} Khi có cảnh báo  </w:t>
       </w:r>
       <w:r>
         <w:rPr>
@@ -16313,15 +16286,14 @@
           <w:sz w:val="24"/>
           <w:szCs w:val="24"/>
         </w:rPr>
-        <w:t>☐</w:t>
-      </w:r>
-      <w:r>
-        <w:rPr>
-          <w:rFonts w:ascii="Times New Roman" w:hAnsi="Times New Roman" w:cs="Times New Roman"/>
-          <w:sz w:val="24"/>
-          <w:szCs w:val="24"/>
-        </w:rPr>
-        <w:t xml:space="preserve"> Khác     </w:t>
+        <w:t xml:space="preserve">{{ Q1_khac }} Khác     </w:t>
+      </w:r>
+      <w:r>
+        <w:rPr>
+          <w:rFonts w:ascii="Times New Roman" w:hAnsi="Times New Roman" w:cs="Times New Roman"/>
+          <w:sz w:val="24"/>
+          <w:szCs w:val="24"/>
+        </w:rPr>
       </w:r>
     </w:p>
     <w:p>
@@ -16340,7 +16312,7 @@
           <w:sz w:val="24"/>
           <w:szCs w:val="24"/>
         </w:rPr>
-        <w:t xml:space="preserve">{{ Q1_tuy_luc }} ☐ Không có quy trình – Cập nhật tùy lúc     </w:t>
+        <w:t xml:space="preserve">{{ Q1_tuy_luc }} Không có quy trình – Cập nhật tùy lúc     </w:t>
       </w:r>
       <w:r>
         <w:rPr>
@@ -16366,15 +16338,14 @@
           <w:sz w:val="24"/>
           <w:szCs w:val="24"/>
         </w:rPr>
-        <w:t>☐</w:t>
-      </w:r>
-      <w:r>
-        <w:rPr>
-          <w:rFonts w:ascii="Times New Roman" w:hAnsi="Times New Roman" w:cs="Times New Roman"/>
-          <w:sz w:val="24"/>
-          <w:szCs w:val="24"/>
-        </w:rPr>
-        <w:t xml:space="preserve"> </w:t>
+        <w:t>{{ Q2_khong }} Không cập nhật</w:t>
+      </w:r>
+      <w:r>
+        <w:rPr>
+          <w:rFonts w:ascii="Times New Roman" w:hAnsi="Times New Roman" w:cs="Times New Roman"/>
+          <w:sz w:val="24"/>
+          <w:szCs w:val="24"/>
+        </w:rPr>
       </w:r>
       <w:proofErr w:type="spellStart"/>
       <w:r>
@@ -16383,7 +16354,6 @@
           <w:sz w:val="24"/>
           <w:szCs w:val="24"/>
         </w:rPr>
-        <w:t>Không</w:t>
       </w:r>
       <w:proofErr w:type="spellEnd"/>
       <w:r>
@@ -16392,7 +16362,6 @@
           <w:sz w:val="24"/>
           <w:szCs w:val="24"/>
         </w:rPr>
-        <w:t xml:space="preserve"> </w:t>
       </w:r>
       <w:proofErr w:type="spellStart"/>
       <w:r>
@@ -16401,7 +16370,6 @@
           <w:sz w:val="24"/>
           <w:szCs w:val="24"/>
         </w:rPr>
-        <w:t>cập</w:t>
       </w:r>
       <w:proofErr w:type="spellEnd"/>
       <w:r>
@@ -16410,7 +16378,6 @@
           <w:sz w:val="24"/>
           <w:szCs w:val="24"/>
         </w:rPr>
-        <w:t xml:space="preserve"> nhật</w:t>
       </w:r>
     </w:p>
     <w:p>
@@ -16458,7 +16425,7 @@
           <w:sz w:val="24"/>
           <w:szCs w:val="24"/>
         </w:rPr>
-        <w:t xml:space="preserve">{{ Q2_tu_dong }} ☐ Có – Tự động     </w:t>
+        <w:t xml:space="preserve">{{ Q2_tu_dong }} Có – Tự động     </w:t>
       </w:r>
       <w:r>
         <w:rPr>
@@ -16484,7 +16451,7 @@
           <w:sz w:val="24"/>
           <w:szCs w:val="24"/>
         </w:rPr>
-        <w:t xml:space="preserve">{{ Q2_thu_cong }} ☐ Có – Thủ công (khi nhớ)     </w:t>
+        <w:t xml:space="preserve">{{ Q2_thu_cong }} Có – Thủ công (khi nhớ)     </w:t>
       </w:r>
       <w:r>
         <w:rPr>
@@ -16510,15 +16477,14 @@
           <w:sz w:val="24"/>
           <w:szCs w:val="24"/>
         </w:rPr>
-        <w:t>☐</w:t>
-      </w:r>
-      <w:r>
-        <w:rPr>
-          <w:rFonts w:ascii="Times New Roman" w:hAnsi="Times New Roman" w:cs="Times New Roman"/>
-          <w:sz w:val="24"/>
-          <w:szCs w:val="24"/>
-        </w:rPr>
-        <w:t xml:space="preserve"> </w:t>
+        <w:t>{{ Q2_khong }} Không cập nhật</w:t>
+      </w:r>
+      <w:r>
+        <w:rPr>
+          <w:rFonts w:ascii="Times New Roman" w:hAnsi="Times New Roman" w:cs="Times New Roman"/>
+          <w:sz w:val="24"/>
+          <w:szCs w:val="24"/>
+        </w:rPr>
       </w:r>
       <w:proofErr w:type="spellStart"/>
       <w:r>
@@ -16527,7 +16493,6 @@
           <w:sz w:val="24"/>
           <w:szCs w:val="24"/>
         </w:rPr>
-        <w:t>Không</w:t>
       </w:r>
       <w:proofErr w:type="spellEnd"/>
       <w:r>
@@ -16536,7 +16501,6 @@
           <w:sz w:val="24"/>
           <w:szCs w:val="24"/>
         </w:rPr>
-        <w:t xml:space="preserve"> </w:t>
       </w:r>
       <w:proofErr w:type="spellStart"/>
       <w:r>
@@ -16545,7 +16509,6 @@
           <w:sz w:val="24"/>
           <w:szCs w:val="24"/>
         </w:rPr>
-        <w:t>cập</w:t>
       </w:r>
       <w:proofErr w:type="spellEnd"/>
       <w:r>
@@ -16554,7 +16517,6 @@
           <w:sz w:val="24"/>
           <w:szCs w:val="24"/>
         </w:rPr>
-        <w:t xml:space="preserve"> nhật</w:t>
       </w:r>
     </w:p>
     <w:p>
@@ -16837,7 +16799,7 @@
           <w:sz w:val="24"/>
           <w:szCs w:val="24"/>
         </w:rPr>
-        <w:t xml:space="preserve">{{ Q5_canh_bao_co }} ☐ Có – Nhận cảnh báo qua email/văn bản và xử lý     </w:t>
+        <w:t xml:space="preserve">{{ Q5_canh_bao_co }} Có – Nhận cảnh báo qua email/văn bản và xử lý     </w:t>
       </w:r>
       <w:r>
         <w:rPr>
@@ -16863,7 +16825,7 @@
           <w:sz w:val="24"/>
           <w:szCs w:val="24"/>
         </w:rPr>
-        <w:t xml:space="preserve">{{ Q5_canh_bao_khong }} ☐ Không theo dõi thường xuyên     </w:t>
+        <w:t xml:space="preserve">{{ Q5_canh_bao_khong }} Không theo dõi thường xuyên     </w:t>
       </w:r>
       <w:r>
         <w:rPr>
@@ -16889,7 +16851,7 @@
           <w:sz w:val="24"/>
           <w:szCs w:val="24"/>
         </w:rPr>
-        <w:t>{{ Q5_canh_bao_chua_biet }} ☐ Chưa biết kênh nhận cảnh báo</w:t>
+        <w:t>{{ Q5_canh_bao_chua_biet }} Chưa biết kênh nhận cảnh báo</w:t>
       </w:r>
       <w:r>
         <w:rPr>
@@ -17518,7 +17480,7 @@
           <w:sz w:val="24"/>
           <w:szCs w:val="24"/>
         </w:rPr>
-        <w:t xml:space="preserve">{{ R2_dao_tao_co }} ☐ Có – Hình thức: ___________________________     </w:t>
+        <w:t xml:space="preserve">{{ R2_dao_tao_co }} Có – Hình thức: ___________________________     </w:t>
       </w:r>
       <w:r>
         <w:rPr>
@@ -17544,15 +17506,14 @@
           <w:sz w:val="24"/>
           <w:szCs w:val="24"/>
         </w:rPr>
-        <w:t>☐</w:t>
-      </w:r>
-      <w:r>
-        <w:rPr>
-          <w:rFonts w:ascii="Times New Roman" w:hAnsi="Times New Roman" w:cs="Times New Roman"/>
-          <w:sz w:val="24"/>
-          <w:szCs w:val="24"/>
-        </w:rPr>
-        <w:t xml:space="preserve"> </w:t>
+        <w:t>{{ R2_dao_tao_khong }} Không</w:t>
+      </w:r>
+      <w:r>
+        <w:rPr>
+          <w:rFonts w:ascii="Times New Roman" w:hAnsi="Times New Roman" w:cs="Times New Roman"/>
+          <w:sz w:val="24"/>
+          <w:szCs w:val="24"/>
+        </w:rPr>
       </w:r>
       <w:proofErr w:type="spellStart"/>
       <w:r>
@@ -17561,7 +17522,6 @@
           <w:sz w:val="24"/>
           <w:szCs w:val="24"/>
         </w:rPr>
-        <w:t>Không</w:t>
       </w:r>
       <w:proofErr w:type="spellEnd"/>
     </w:p>
@@ -18382,7 +18342,7 @@
           <w:sz w:val="24"/>
           <w:szCs w:val="24"/>
         </w:rPr>
-        <w:t xml:space="preserve">{{ T1_1_dmz_co }} ☐ Có – Máy chủ trong DMZ: ___________________________     </w:t>
+        <w:t xml:space="preserve">{{ T1_1_dmz_co }} Có – Máy chủ trong DMZ: ___________________________     </w:t>
       </w:r>
       <w:r>
         <w:rPr>
@@ -18408,7 +18368,7 @@
           <w:sz w:val="24"/>
           <w:szCs w:val="24"/>
         </w:rPr>
-        <w:t>{{ T1_1_dmz_khong }} ☐ Không có DMZ – Tất cả thiết bị cùng 1 vùng LAN</w:t>
+        <w:t>{{ T1_1_dmz_khong }} Không có DMZ – Tất cả thiết bị cùng 1 vùng LAN</w:t>
       </w:r>
       <w:r>
         <w:rPr>
@@ -18479,7 +18439,7 @@
           <w:sz w:val="24"/>
           <w:szCs w:val="24"/>
         </w:rPr>
-        <w:t xml:space="preserve">{{ T1_2_wifi_tach_rieng }} ☐ Có – WiFi trên VLAN riêng / Subnet riêng (không truy cập được LAN máy chủ)    </w:t>
+        <w:t xml:space="preserve">{{ T1_2_wifi_tach_rieng }} Có – WiFi trên VLAN riêng / Subnet riêng (không truy cập được LAN máy chủ)    </w:t>
       </w:r>
       <w:r>
         <w:rPr>
@@ -18505,7 +18465,7 @@
           <w:sz w:val="24"/>
           <w:szCs w:val="24"/>
         </w:rPr>
-        <w:t xml:space="preserve">{{ T1_2_wifi_chung }} ☐ Không – WiFi cùng dải IP với máy tính văn phòng     </w:t>
+        <w:t xml:space="preserve">{{ T1_2_wifi_chung }} Không – WiFi cùng dải IP với máy tính văn phòng     </w:t>
       </w:r>
       <w:r>
         <w:rPr>
@@ -18531,7 +18491,7 @@
           <w:sz w:val="24"/>
           <w:szCs w:val="24"/>
         </w:rPr>
-        <w:t>{{ T1_2_wifi_khong }} ☐ Không có WiFi</w:t>
+        <w:t>{{ T1_2_wifi_khong }} Không có WiFi</w:t>
       </w:r>
       <w:r>
         <w:rPr>
@@ -18721,7 +18681,7 @@
           <w:sz w:val="24"/>
           <w:szCs w:val="24"/>
         </w:rPr>
-        <w:t xml:space="preserve">{{ T1_4_camera_tach_rieng }} ☐ Có – Camera trên VLAN/subnet tách biệt khỏi mạng máy tính     </w:t>
+        <w:t xml:space="preserve">{{ T1_4_camera_tach_rieng }} Có – Camera trên VLAN/subnet tách biệt khỏi mạng máy tính     </w:t>
       </w:r>
       <w:r>
         <w:rPr>
@@ -18747,7 +18707,7 @@
           <w:sz w:val="24"/>
           <w:szCs w:val="24"/>
         </w:rPr>
-        <w:t xml:space="preserve">{{ T4_camera_chung }} ☐ Không – Camera cùng dải IP với máy tính văn phòng     </w:t>
+        <w:t xml:space="preserve">{{ T4_camera_chung }} Không – Camera cùng dải IP với máy tính văn phòng     </w:t>
       </w:r>
       <w:r>
         <w:rPr>
@@ -18773,15 +18733,14 @@
           <w:sz w:val="24"/>
           <w:szCs w:val="24"/>
         </w:rPr>
-        <w:t>☐</w:t>
-      </w:r>
-      <w:r>
-        <w:rPr>
-          <w:rFonts w:ascii="Times New Roman" w:hAnsi="Times New Roman" w:cs="Times New Roman"/>
-          <w:sz w:val="24"/>
-          <w:szCs w:val="24"/>
-        </w:rPr>
-        <w:t xml:space="preserve"> </w:t>
+        <w:t>{{ T1_4_camera_khong_biet }} Không biết</w:t>
+      </w:r>
+      <w:r>
+        <w:rPr>
+          <w:rFonts w:ascii="Times New Roman" w:hAnsi="Times New Roman" w:cs="Times New Roman"/>
+          <w:sz w:val="24"/>
+          <w:szCs w:val="24"/>
+        </w:rPr>
       </w:r>
       <w:proofErr w:type="spellStart"/>
       <w:r>
@@ -18790,7 +18749,6 @@
           <w:sz w:val="24"/>
           <w:szCs w:val="24"/>
         </w:rPr>
-        <w:t>Không</w:t>
       </w:r>
       <w:proofErr w:type="spellEnd"/>
       <w:r>
@@ -18799,7 +18757,6 @@
           <w:sz w:val="24"/>
           <w:szCs w:val="24"/>
         </w:rPr>
-        <w:t xml:space="preserve"> biết</w:t>
       </w:r>
     </w:p>
     <w:p>
@@ -19333,7 +19290,7 @@
           <w:sz w:val="24"/>
           <w:szCs w:val="24"/>
         </w:rPr>
-        <w:t xml:space="preserve">{{ T3_1_rack_co }} ☐ Có – Kích thước rack: ___U  Vị trí: Tầng ___ – Phòng ___     </w:t>
+        <w:t xml:space="preserve">{{ T3_1_rack_co }} Có – Kích thước rack: ___U  Vị trí: Tầng ___ – Phòng ___     </w:t>
       </w:r>
       <w:r>
         <w:rPr>
@@ -19375,7 +19332,7 @@
           <w:sz w:val="24"/>
           <w:szCs w:val="24"/>
         </w:rPr>
-        <w:t>{{ T3_1_khong_rack }} ☐ Không – Thiết bị để trực tiếp trên bàn/giá đỡ</w:t>
+        <w:t>{{ T3_1_khong_rack }} Không – Thiết bị để trực tiếp trên bàn/giá đỡ</w:t>
       </w:r>
       <w:r>
         <w:rPr>
@@ -19655,7 +19612,7 @@
           <w:sz w:val="24"/>
           <w:szCs w:val="24"/>
         </w:rPr>
-        <w:t xml:space="preserve">{{ T4_1_cap_dong }} ☐ Cáp đồng (UTP/STP Cat5e hoặc Cat6) – phổ biến nhất     </w:t>
+        <w:t xml:space="preserve">{{ T4_1_cap_dong }} Cáp đồng (UTP/STP Cat5e hoặc Cat6) – phổ biến nhất     </w:t>
       </w:r>
       <w:r>
         <w:rPr>
@@ -19681,7 +19638,7 @@
           <w:sz w:val="24"/>
           <w:szCs w:val="24"/>
         </w:rPr>
-        <w:t xml:space="preserve">{{ T4_1_cap_quang }} ☐ Cáp quang nội bộ (Fiber – nếu khoảng cách &gt; 100m)     </w:t>
+        <w:t xml:space="preserve">{{ T4_1_cap_quang }} Cáp quang nội bộ (Fiber – nếu khoảng cách &gt; 100m)     </w:t>
       </w:r>
       <w:r>
         <w:rPr>
@@ -19707,7 +19664,7 @@
           <w:sz w:val="24"/>
           <w:szCs w:val="24"/>
         </w:rPr>
-        <w:t>{{ T4_1_both }} ☐ Cả hai (cáp đồng trong phòng, cáp quang giữa tầng/tòa nhà)</w:t>
+        <w:t>{{ T4_1_both }} Cả hai (cáp đồng trong phòng, cáp quang giữa tầng/tòa nhà)</w:t>
       </w:r>
       <w:r>
         <w:rPr>
@@ -20654,7 +20611,7 @@
               </w:rPr>
               <w:t xml:space="preserve"> Đã có</w:t>
               <w:br/>
-              <w:t>{{ M_chua_co }} ☐ Chưa có</w:t>
+              <w:t>{{ M_chua_co }} Chưa có</w:t>
             </w:r>
             <w:r>
               <w:rPr>
@@ -20799,7 +20756,7 @@
                 <w:sz w:val="24"/>
                 <w:szCs w:val="24"/>
               </w:rPr>
-              <w:t>{{ M_da_co }} ☐ Đã có</w:t>
+              <w:t>{{ M_da_co }} Đã có</w:t>
               <w:br/>
               <w:t xml:space="preserve"> Chưa có</w:t>
             </w:r>
@@ -20950,9 +20907,9 @@
                 <w:sz w:val="24"/>
                 <w:szCs w:val="24"/>
               </w:rPr>
-              <w:t>{{ M_da_co }} ☐ Đã có</w:t>
+              <w:t>{{ M_da_co }} Đã có</w:t>
               <w:br/>
-              <w:t>{{ M_chua_co }} ☐ Chưa có</w:t>
+              <w:t>{{ M_chua_co }} Chưa có</w:t>
             </w:r>
             <w:r>
               <w:rPr>
@@ -21109,7 +21066,7 @@
               </w:rPr>
               <w:t>Đã có</w:t>
               <w:br/>
-              <w:t>{{ M_chua_co }} ☐ Chưa có</w:t>
+              <w:t>{{ M_chua_co }} Chưa có</w:t>
             </w:r>
             <w:r>
               <w:rPr>
@@ -21257,9 +21214,9 @@
                 <w:sz w:val="24"/>
                 <w:szCs w:val="24"/>
               </w:rPr>
-              <w:t>{{ M_da_co }} ☐ Đã có</w:t>
+              <w:t>{{ M_da_co }} Đã có</w:t>
               <w:br/>
-              <w:t>{{ M_chua_co }} ☐ Chưa có</w:t>
+              <w:t>{{ M_chua_co }} Chưa có</w:t>
             </w:r>
             <w:r>
               <w:rPr>
@@ -21402,9 +21359,9 @@
                 <w:sz w:val="24"/>
                 <w:szCs w:val="24"/>
               </w:rPr>
-              <w:t>{{ M_da_co }} ☐ Đã có</w:t>
+              <w:t>{{ M_da_co }} Đã có</w:t>
               <w:br/>
-              <w:t>{{ M_chua_co }} ☐ Chưa có</w:t>
+              <w:t>{{ M_chua_co }} Chưa có</w:t>
             </w:r>
             <w:r>
               <w:rPr>
@@ -21551,9 +21508,9 @@
                 <w:sz w:val="24"/>
                 <w:szCs w:val="24"/>
               </w:rPr>
-              <w:t>{{ M_da_co }} ☐ Đã có</w:t>
+              <w:t>{{ M_da_co }} Đã có</w:t>
               <w:br/>
-              <w:t>{{ M_chua_co }} ☐ Chưa có</w:t>
+              <w:t>{{ M_chua_co }} Chưa có</w:t>
             </w:r>
             <w:r>
               <w:rPr>
@@ -21696,9 +21653,9 @@
                 <w:sz w:val="24"/>
                 <w:szCs w:val="24"/>
               </w:rPr>
-              <w:t>{{ M_da_co }} ☐ Đã có</w:t>
+              <w:t>{{ M_da_co }} Đã có</w:t>
               <w:br/>
-              <w:t>{{ M_chua_co }} ☐ Chưa có</w:t>
+              <w:t>{{ M_chua_co }} Chưa có</w:t>
             </w:r>
             <w:r>
               <w:rPr>
@@ -21847,9 +21804,9 @@
                 <w:sz w:val="24"/>
                 <w:szCs w:val="24"/>
               </w:rPr>
-              <w:t>{{ M_da_co }} ☐ Đã có</w:t>
+              <w:t>{{ M_da_co }} Đã có</w:t>
               <w:br/>
-              <w:t>{{ M_chua_co }} ☐ Chưa có</w:t>
+              <w:t>{{ M_chua_co }} Chưa có</w:t>
             </w:r>
             <w:r>
               <w:rPr>
@@ -21994,9 +21951,9 @@
                 <w:sz w:val="24"/>
                 <w:szCs w:val="24"/>
               </w:rPr>
-              <w:t>{{ M_da_co }} ☐ Đã có</w:t>
+              <w:t>{{ M_da_co }} Đã có</w:t>
               <w:br/>
-              <w:t>{{ M_chua_co }} ☐ Chưa có</w:t>
+              <w:t>{{ M_chua_co }} Chưa có</w:t>
             </w:r>
             <w:r>
               <w:rPr>
@@ -22145,9 +22102,9 @@
                 <w:sz w:val="24"/>
                 <w:szCs w:val="24"/>
               </w:rPr>
-              <w:t>{{ M_da_co }} ☐ Đã có</w:t>
+              <w:t>{{ M_da_co }} Đã có</w:t>
               <w:br/>
-              <w:t>{{ M_chua_co }} ☐ Chưa có</w:t>
+              <w:t>{{ M_chua_co }} Chưa có</w:t>
             </w:r>
             <w:r>
               <w:rPr>
@@ -22290,9 +22247,9 @@
                 <w:sz w:val="24"/>
                 <w:szCs w:val="24"/>
               </w:rPr>
-              <w:t>{{ M_da_co }} ☐ Đã có</w:t>
+              <w:t>{{ M_da_co }} Đã có</w:t>
               <w:br/>
-              <w:t>{{ M_chua_co }} ☐ Chưa có</w:t>
+              <w:t>{{ M_chua_co }} Chưa có</w:t>
             </w:r>
             <w:r>
               <w:rPr>
@@ -22439,9 +22396,9 @@
                 <w:sz w:val="24"/>
                 <w:szCs w:val="24"/>
               </w:rPr>
-              <w:t>{{ M_da_co }} ☐ Đã có</w:t>
+              <w:t>{{ M_da_co }} Đã có</w:t>
               <w:br/>
-              <w:t>{{ M_chua_co }} ☐ Chưa có</w:t>
+              <w:t>{{ M_chua_co }} Chưa có</w:t>
             </w:r>
             <w:r>
               <w:rPr>
@@ -22584,9 +22541,9 @@
                 <w:sz w:val="24"/>
                 <w:szCs w:val="24"/>
               </w:rPr>
-              <w:t>{{ M_da_co }} ☐ Đã có</w:t>
+              <w:t>{{ M_da_co }} Đã có</w:t>
               <w:br/>
-              <w:t>{{ M_chua_co }} ☐ Chưa có</w:t>
+              <w:t>{{ M_chua_co }} Chưa có</w:t>
             </w:r>
             <w:r>
               <w:rPr>
